--- a/Устав/_документы/С выделением — Положение ЦАКФ.docx
+++ b/Устав/_документы/С выделением — Положение ЦАКФ.docx
@@ -8,7 +8,7 @@
       </w:pPr>
       <w:bookmarkStart w:id="0" w:name="_GoBack"/>
       <w:bookmarkEnd w:id="0"/>
-      <w:ins w:id="1" w:author="Проект новой редакции" w:date="2026-10-05T12:54:00Z">
+      <w:ins w:id="1" w:author="Проект новой редакции" w:date="2026-10-14T11:21:00Z">
         <w:r>
           <w:rPr>
             <w:b/>
@@ -59,13 +59,27 @@
         </w:rPr>
         <w:t>УТВЕРЖДЕНО: Решением № 2 от «24» марта 2024 года</w:t>
       </w:r>
-      <w:ins w:id="2" w:author="Проект новой редакции" w:date="2026-10-05T12:54:00Z">
+      <w:ins w:id="2" w:author="Проект новой редакции" w:date="2026-10-14T11:21:00Z">
         <w:r>
           <w:rPr>
             <w:b/>
             <w:bCs/>
           </w:rPr>
-          <w:t>; новая редакция — письменным уведомлением Учредителя № ___ от «___» __________ 2026 года с письменного согласия Верховного попечителя</w:t>
+          <w:t xml:space="preserve">; новая редакция </w:t>
+        </w:r>
+        <w:r>
+          <w:rPr>
+            <w:b/>
+            <w:bCs/>
+          </w:rPr>
+          <w:t>–</w:t>
+        </w:r>
+        <w:r>
+          <w:rPr>
+            <w:b/>
+            <w:bCs/>
+          </w:rPr>
+          <w:t xml:space="preserve"> письменным уведомлением Учредителя № ___ от «___» __________ 2026 года с письменного согласия Верховного попечителя</w:t>
         </w:r>
       </w:ins>
     </w:p>
@@ -81,12 +95,12 @@
       <w:r>
         <w:t>Дата утверждения</w:t>
       </w:r>
-      <w:ins w:id="3" w:author="Проект новой редакции" w:date="2026-10-05T12:54:00Z">
+      <w:ins w:id="3" w:author="Проект новой редакции" w:date="2026-10-14T11:21:00Z">
         <w:r>
           <w:t xml:space="preserve"> новой редакции: «___» __________ 2026</w:t>
         </w:r>
       </w:ins>
-      <w:del w:id="4" w:author="Проект новой редакции" w:date="2026-10-05T12:54:00Z">
+      <w:del w:id="4" w:author="Проект новой редакции" w:date="2026-10-14T11:21:00Z">
         <w:r>
           <w:delText>: 24 марта 2024</w:delText>
         </w:r>
@@ -99,12 +113,12 @@
       <w:pPr>
         <w:spacing w:after="160"/>
       </w:pPr>
-      <w:ins w:id="5" w:author="Проект новой редакции" w:date="2026-10-05T12:54:00Z">
+      <w:ins w:id="5" w:author="Проект новой редакции" w:date="2026-10-14T11:21:00Z">
         <w:r>
           <w:t>Первоначальная редакция утверждена</w:t>
         </w:r>
       </w:ins>
-      <w:del w:id="6" w:author="Проект новой редакции" w:date="2026-10-05T12:54:00Z">
+      <w:del w:id="6" w:author="Проект новой редакции" w:date="2026-10-14T11:21:00Z">
         <w:r>
           <w:delText>Утверждено</w:delText>
         </w:r>
@@ -187,12 +201,12 @@
       <w:r>
         <w:t xml:space="preserve">4. ЗАСЕДАНИЯ ПОПЕЧИТЕЛЬСКОГО СОВЕТА ............................. </w:t>
       </w:r>
-      <w:ins w:id="7" w:author="Проект новой редакции" w:date="2026-10-05T12:54:00Z">
+      <w:ins w:id="7" w:author="Проект новой редакции" w:date="2026-10-14T11:21:00Z">
         <w:r>
           <w:t>6</w:t>
         </w:r>
       </w:ins>
-      <w:del w:id="8" w:author="Проект новой редакции" w:date="2026-10-05T12:54:00Z">
+      <w:del w:id="8" w:author="Проект новой редакции" w:date="2026-10-14T11:21:00Z">
         <w:r>
           <w:delText>5</w:delText>
         </w:r>
@@ -204,8 +218,18 @@
         <w:ind w:left="567"/>
       </w:pPr>
       <w:r>
-        <w:t>5. НАЗНАЧЕНИЕ И ПРЕКРАЩЕНИЕ ПОЛНОМОЧИЙ ЧЛЕНОВ ПОПЕЧИТЕЛЬСКОГО СОВЕТА .................................................... 6</w:t>
-      </w:r>
+        <w:t xml:space="preserve">5. НАЗНАЧЕНИЕ И ПРЕКРАЩЕНИЕ ПОЛНОМОЧИЙ ЧЛЕНОВ ПОПЕЧИТЕЛЬСКОГО СОВЕТА .................................................... </w:t>
+      </w:r>
+      <w:ins w:id="9" w:author="Проект новой редакции" w:date="2026-10-14T11:21:00Z">
+        <w:r>
+          <w:t>7</w:t>
+        </w:r>
+      </w:ins>
+      <w:del w:id="10" w:author="Проект новой редакции" w:date="2026-10-14T11:21:00Z">
+        <w:r>
+          <w:delText>6</w:delText>
+        </w:r>
+      </w:del>
     </w:p>
     <w:p>
       <w:pPr>
@@ -215,12 +239,12 @@
       <w:r>
         <w:t xml:space="preserve">6. УПРАВЛЯЮЩИЙ СОВЕТ .............................................................. </w:t>
       </w:r>
-      <w:ins w:id="9" w:author="Проект новой редакции" w:date="2026-10-05T12:54:00Z">
+      <w:ins w:id="11" w:author="Проект новой редакции" w:date="2026-10-14T11:21:00Z">
         <w:r>
           <w:t>7</w:t>
         </w:r>
       </w:ins>
-      <w:del w:id="10" w:author="Проект новой редакции" w:date="2026-10-05T12:54:00Z">
+      <w:del w:id="12" w:author="Проект новой редакции" w:date="2026-10-14T11:21:00Z">
         <w:r>
           <w:delText>6</w:delText>
         </w:r>
@@ -232,38 +256,46 @@
         <w:ind w:left="567"/>
       </w:pPr>
       <w:r>
-        <w:t>7. НАЗНАЧЕНИЕ И ПРЕКРАЩЕНИЕ ПОЛНОМОЧИЙ ЧЛЕНОВ СОВЕТА ......................................................................................... 7</w:t>
-      </w:r>
+        <w:t xml:space="preserve">7. НАЗНАЧЕНИЕ И ПРЕКРАЩЕНИЕ ПОЛНОМОЧИЙ ЧЛЕНОВ СОВЕТА ......................................................................................... </w:t>
+      </w:r>
+      <w:ins w:id="13" w:author="Проект новой редакции" w:date="2026-10-14T11:21:00Z">
+        <w:r>
+          <w:t>8</w:t>
+        </w:r>
+      </w:ins>
+      <w:del w:id="14" w:author="Проект новой редакции" w:date="2026-10-14T11:21:00Z">
+        <w:r>
+          <w:delText>7</w:delText>
+        </w:r>
+      </w:del>
     </w:p>
     <w:p>
       <w:pPr>
         <w:spacing w:after="100"/>
         <w:ind w:left="567"/>
-      </w:pPr>
-      <w:r>
-        <w:t>8. ПОЛНОМОЧИЯ И ФУНКЦИИ УПРАВЛЯЮЩЕГО СОВЕТА ....... 8</w:t>
-      </w:r>
+        <w:rPr>
+          <w:del w:id="15" w:author="Проект новой редакции" w:date="2026-10-14T11:21:00Z"/>
+        </w:rPr>
+      </w:pPr>
+      <w:r>
+        <w:t xml:space="preserve">8. ПОЛНОМОЧИЯ И ФУНКЦИИ УПРАВЛЯЮЩЕГО СОВЕТА ....... </w:t>
+      </w:r>
+      <w:del w:id="16" w:author="Проект новой редакции" w:date="2026-10-14T11:21:00Z">
+        <w:r>
+          <w:delText>8</w:delText>
+        </w:r>
+      </w:del>
     </w:p>
     <w:p>
       <w:pPr>
         <w:spacing w:after="100"/>
         <w:ind w:left="567"/>
-      </w:pPr>
-      <w:r>
-        <w:t xml:space="preserve">9. ВОЗНАГРАЖДЕНИЕ И РАСХОДЫ ЧЛЕНОВ </w:t>
-      </w:r>
-      <w:ins w:id="11" w:author="Проект новой редакции" w:date="2026-10-05T12:54:00Z">
-        <w:r>
-          <w:t>СОВЕТОВ .............</w:t>
-        </w:r>
-      </w:ins>
-      <w:del w:id="12" w:author="Проект новой редакции" w:date="2026-10-05T12:54:00Z">
-        <w:r>
-          <w:delText>СОВЕТА ...............</w:delText>
-        </w:r>
-      </w:del>
-      <w:r>
-        <w:t xml:space="preserve"> 10</w:t>
+        <w:rPr>
+          <w:ins w:id="17" w:author="Проект новой редакции" w:date="2026-10-14T11:21:00Z"/>
+        </w:rPr>
+      </w:pPr>
+      <w:r>
+        <w:t>9</w:t>
       </w:r>
     </w:p>
     <w:p>
@@ -271,19 +303,27 @@
         <w:spacing w:after="100"/>
         <w:ind w:left="567"/>
       </w:pPr>
-      <w:r>
-        <w:t xml:space="preserve">10. ЗАСЕДАНИЯ УПРАВЛЯЮЩЕГО СОВЕТА ................................. </w:t>
-      </w:r>
-      <w:ins w:id="13" w:author="Проект новой редакции" w:date="2026-10-05T12:54:00Z">
-        <w:r>
-          <w:t>10</w:t>
-        </w:r>
-      </w:ins>
-      <w:del w:id="14" w:author="Проект новой редакции" w:date="2026-10-05T12:54:00Z">
-        <w:r>
-          <w:delText>9</w:delText>
-        </w:r>
-      </w:del>
+      <w:ins w:id="18" w:author="Проект новой редакции" w:date="2026-10-14T11:21:00Z">
+        <w:r>
+          <w:t>9</w:t>
+        </w:r>
+      </w:ins>
+      <w:r>
+        <w:t xml:space="preserve">. ВОЗНАГРАЖДЕНИЕ И РАСХОДЫ ЧЛЕНОВ </w:t>
+      </w:r>
+      <w:ins w:id="19" w:author="Проект новой редакции" w:date="2026-10-14T11:21:00Z">
+        <w:r>
+          <w:t>СОВЕТОВ .............</w:t>
+        </w:r>
+      </w:ins>
+      <w:del w:id="20" w:author="Проект новой редакции" w:date="2026-10-14T11:21:00Z">
+        <w:r>
+          <w:delText>СОВЕТА ...............</w:delText>
+        </w:r>
+      </w:del>
+      <w:r>
+        <w:t xml:space="preserve"> 10</w:t>
+      </w:r>
     </w:p>
     <w:p>
       <w:pPr>
@@ -291,8 +331,18 @@
         <w:ind w:left="567"/>
       </w:pPr>
       <w:r>
-        <w:t>11. ПОРЯДОК РАБОТЫ СОВЕТА ....................................................... 10</w:t>
-      </w:r>
+        <w:t xml:space="preserve">10. ЗАСЕДАНИЯ УПРАВЛЯЮЩЕГО СОВЕТА ................................. </w:t>
+      </w:r>
+      <w:ins w:id="21" w:author="Проект новой редакции" w:date="2026-10-14T11:21:00Z">
+        <w:r>
+          <w:t>10</w:t>
+        </w:r>
+      </w:ins>
+      <w:del w:id="22" w:author="Проект новой редакции" w:date="2026-10-14T11:21:00Z">
+        <w:r>
+          <w:delText>9</w:delText>
+        </w:r>
+      </w:del>
     </w:p>
     <w:p>
       <w:pPr>
@@ -300,8 +350,18 @@
         <w:ind w:left="567"/>
       </w:pPr>
       <w:r>
-        <w:t>12. ПРОТОКОЛЫ ................................................................................ 11</w:t>
-      </w:r>
+        <w:t xml:space="preserve">11. ПОРЯДОК РАБОТЫ СОВЕТА ....................................................... </w:t>
+      </w:r>
+      <w:ins w:id="23" w:author="Проект новой редакции" w:date="2026-10-14T11:21:00Z">
+        <w:r>
+          <w:t>11</w:t>
+        </w:r>
+      </w:ins>
+      <w:del w:id="24" w:author="Проект новой редакции" w:date="2026-10-14T11:21:00Z">
+        <w:r>
+          <w:delText>10</w:delText>
+        </w:r>
+      </w:del>
     </w:p>
     <w:p>
       <w:pPr>
@@ -309,7 +369,7 @@
         <w:ind w:left="567"/>
       </w:pPr>
       <w:r>
-        <w:t>13. СЕКРЕТАРЬ .................................................................................. 11</w:t>
+        <w:t>12. ПРОТОКОЛЫ ................................................................................ 11</w:t>
       </w:r>
     </w:p>
     <w:p>
@@ -318,8 +378,18 @@
         <w:ind w:left="567"/>
       </w:pPr>
       <w:r>
-        <w:t>14. ИМУЩЕСТВО И ДОХОД ФОНДА ................................................ 11</w:t>
-      </w:r>
+        <w:t xml:space="preserve">13. СЕКРЕТАРЬ .................................................................................. </w:t>
+      </w:r>
+      <w:ins w:id="25" w:author="Проект новой редакции" w:date="2026-10-14T11:21:00Z">
+        <w:r>
+          <w:t>12</w:t>
+        </w:r>
+      </w:ins>
+      <w:del w:id="26" w:author="Проект новой редакции" w:date="2026-10-14T11:21:00Z">
+        <w:r>
+          <w:delText>11</w:delText>
+        </w:r>
+      </w:del>
     </w:p>
     <w:p>
       <w:pPr>
@@ -327,16 +397,16 @@
         <w:ind w:left="567"/>
       </w:pPr>
       <w:r>
-        <w:t xml:space="preserve">15. ВНЕСЕНИЕ ИЗМЕНЕНИЙ </w:t>
-      </w:r>
-      <w:ins w:id="15" w:author="Проект новой редакции" w:date="2026-10-05T12:54:00Z">
-        <w:r>
-          <w:t>В НАСТОЯЩЕЕ ПОЛОЖЕНИЕ .............. 11</w:t>
-        </w:r>
-      </w:ins>
-      <w:del w:id="16" w:author="Проект новой редакции" w:date="2026-10-05T12:54:00Z">
-        <w:r>
-          <w:delText>И ОТМЕНА ........................................ 12</w:delText>
+        <w:t xml:space="preserve">14. ИМУЩЕСТВО И ДОХОД ФОНДА ................................................ </w:t>
+      </w:r>
+      <w:ins w:id="27" w:author="Проект новой редакции" w:date="2026-10-14T11:21:00Z">
+        <w:r>
+          <w:t>12</w:t>
+        </w:r>
+      </w:ins>
+      <w:del w:id="28" w:author="Проект новой редакции" w:date="2026-10-14T11:21:00Z">
+        <w:r>
+          <w:delText>11</w:delText>
         </w:r>
       </w:del>
     </w:p>
@@ -346,20 +416,42 @@
         <w:ind w:left="567"/>
       </w:pPr>
       <w:r>
-        <w:t>16. ЗАЯВЛЕНИЕ ................................................................................. 12</w:t>
+        <w:t xml:space="preserve">15. ВНЕСЕНИЕ ИЗМЕНЕНИЙ </w:t>
+      </w:r>
+      <w:ins w:id="29" w:author="Проект новой редакции" w:date="2026-10-14T11:21:00Z">
+        <w:r>
+          <w:t>В НАСТОЯЩЕЕ ПОЛОЖЕНИЕ ..............</w:t>
+        </w:r>
+      </w:ins>
+      <w:del w:id="30" w:author="Проект новой редакции" w:date="2026-10-14T11:21:00Z">
+        <w:r>
+          <w:delText>И ОТМЕНА ........................................</w:delText>
+        </w:r>
+      </w:del>
+      <w:r>
+        <w:t xml:space="preserve"> 12</w:t>
       </w:r>
     </w:p>
     <w:p>
       <w:pPr>
         <w:spacing w:after="100"/>
         <w:ind w:left="567"/>
-        <w:rPr>
-          <w:ins w:id="17" w:author="Проект новой редакции" w:date="2026-10-05T12:54:00Z"/>
-        </w:rPr>
-      </w:pPr>
-      <w:ins w:id="18" w:author="Проект новой редакции" w:date="2026-10-05T12:54:00Z">
-        <w:r>
-          <w:t>ПРИЛОЖЕНИЯ 1–3 ...................................................................... 13</w:t>
+      </w:pPr>
+      <w:r>
+        <w:t>16. ЗАЯВЛЕНИЕ ................................................................................. 12</w:t>
+      </w:r>
+    </w:p>
+    <w:p>
+      <w:pPr>
+        <w:spacing w:after="100"/>
+        <w:ind w:left="567"/>
+        <w:rPr>
+          <w:ins w:id="31" w:author="Проект новой редакции" w:date="2026-10-14T11:21:00Z"/>
+        </w:rPr>
+      </w:pPr>
+      <w:ins w:id="32" w:author="Проект новой редакции" w:date="2026-10-14T11:21:00Z">
+        <w:r>
+          <w:t>ПРИЛОЖЕНИЯ 1–3 ...................................................................... 14</w:t>
         </w:r>
       </w:ins>
     </w:p>
@@ -398,18 +490,24 @@
         <w:spacing w:after="160"/>
         <w:ind w:firstLine="567"/>
       </w:pPr>
-      <w:ins w:id="19" w:author="Проект новой редакции" w:date="2026-10-05T12:54:00Z">
+      <w:ins w:id="33" w:author="Проект новой редакции" w:date="2026-10-14T11:21:00Z">
         <w:r>
           <w:t>1) «ЦАКФ», «Проектный офис для Центральной Азии по изменению климата и зеленой энергетике» либо</w:t>
         </w:r>
       </w:ins>
-      <w:del w:id="20" w:author="Проект новой редакции" w:date="2026-10-05T12:54:00Z">
+      <w:del w:id="34" w:author="Проект новой редакции" w:date="2026-10-14T11:21:00Z">
         <w:r>
           <w:delText>1)</w:delText>
         </w:r>
       </w:del>
       <w:r>
-        <w:t xml:space="preserve"> «Фонд» означает «Центрально-Азиатский климатический Фонд», далее — Фонд;</w:t>
+        <w:t xml:space="preserve"> «Фонд» означает «Центрально-Азиатский климатический Фонд», далее </w:t>
+      </w:r>
+      <w:r>
+        <w:t>–</w:t>
+      </w:r>
+      <w:r>
+        <w:t xml:space="preserve"> Фонд;</w:t>
       </w:r>
     </w:p>
     <w:p>
@@ -456,7 +554,7 @@
       <w:r>
         <w:t xml:space="preserve">6) «Попечительский совет» означает высший орган управления Фонда, </w:t>
       </w:r>
-      <w:ins w:id="21" w:author="Проект новой редакции" w:date="2026-10-05T12:54:00Z">
+      <w:ins w:id="35" w:author="Проект новой редакции" w:date="2026-10-14T11:21:00Z">
         <w:r>
           <w:t xml:space="preserve">возглавляемый Верховным попечителем и </w:t>
         </w:r>
@@ -464,7 +562,7 @@
       <w:r>
         <w:t>состоящий из</w:t>
       </w:r>
-      <w:del w:id="22" w:author="Проект новой редакции" w:date="2026-10-05T12:54:00Z">
+      <w:del w:id="36" w:author="Проект новой редакции" w:date="2026-10-14T11:21:00Z">
         <w:r>
           <w:delText xml:space="preserve"> Верховного попечителя и</w:delText>
         </w:r>
@@ -481,12 +579,12 @@
       <w:r>
         <w:t>7) «Верховный попечитель» означает физическое лицо, назначенное Учредителем</w:t>
       </w:r>
-      <w:ins w:id="23" w:author="Проект новой редакции" w:date="2026-10-05T12:54:00Z">
+      <w:ins w:id="37" w:author="Проект новой редакции" w:date="2026-10-14T11:21:00Z">
         <w:r>
           <w:t>, являющееся высшим должностным лицом Фонда и осуществляющее свои функции в соответствии с</w:t>
         </w:r>
       </w:ins>
-      <w:del w:id="24" w:author="Проект новой редакции" w:date="2026-10-05T12:54:00Z">
+      <w:del w:id="38" w:author="Проект новой редакции" w:date="2026-10-14T11:21:00Z">
         <w:r>
           <w:delText xml:space="preserve"> для целей, предусмотренных</w:delText>
         </w:r>
@@ -503,12 +601,12 @@
       <w:r>
         <w:t xml:space="preserve">8) «Попечитель» означает физическое лицо, назначенное </w:t>
       </w:r>
-      <w:ins w:id="25" w:author="Проект новой редакции" w:date="2026-10-05T12:54:00Z">
+      <w:ins w:id="39" w:author="Проект новой редакции" w:date="2026-10-14T11:21:00Z">
         <w:r>
           <w:t>Верховным попечителем</w:t>
         </w:r>
       </w:ins>
-      <w:del w:id="26" w:author="Проект новой редакции" w:date="2026-10-05T12:54:00Z">
+      <w:del w:id="40" w:author="Проект новой редакции" w:date="2026-10-14T11:21:00Z">
         <w:r>
           <w:delText>Учредителем</w:delText>
         </w:r>
@@ -541,7 +639,13 @@
         <w:ind w:firstLine="567"/>
       </w:pPr>
       <w:r>
-        <w:t>11) «Совет» означает физическое и/или юридическое лицо — члена Управляющего совета, осуществляющего свои обязанности в соответствии с настоящим Положением;</w:t>
+        <w:t xml:space="preserve">11) «Совет» означает физическое и/или юридическое лицо </w:t>
+      </w:r>
+      <w:r>
+        <w:t>–</w:t>
+      </w:r>
+      <w:r>
+        <w:t xml:space="preserve"> члена Управляющего совета, осуществляющего свои обязанности в соответствии с настоящим Положением;</w:t>
       </w:r>
     </w:p>
     <w:p>
@@ -615,12 +719,12 @@
       <w:r>
         <w:t>19) «Контрибьютор» означает юридическое и/или физическое лицо, вносящее в Фонд пожертвования, гранты, имущество и иные средства, которые являются законными, «чистыми», свободными от каких-либо залогов и обременений</w:t>
       </w:r>
-      <w:ins w:id="27" w:author="Проект новой редакции" w:date="2026-10-05T12:54:00Z">
+      <w:ins w:id="41" w:author="Проект новой редакции" w:date="2026-10-14T11:21:00Z">
         <w:r>
           <w:t>;</w:t>
         </w:r>
       </w:ins>
-      <w:del w:id="28" w:author="Проект новой редакции" w:date="2026-10-05T12:54:00Z">
+      <w:del w:id="42" w:author="Проект новой редакции" w:date="2026-10-14T11:21:00Z">
         <w:r>
           <w:delText>.</w:delText>
         </w:r>
@@ -631,10 +735,10 @@
         <w:spacing w:after="160"/>
         <w:ind w:firstLine="567"/>
         <w:rPr>
-          <w:ins w:id="29" w:author="Проект новой редакции" w:date="2026-10-05T12:54:00Z"/>
-        </w:rPr>
-      </w:pPr>
-      <w:ins w:id="30" w:author="Проект новой редакции" w:date="2026-10-05T12:54:00Z">
+          <w:ins w:id="43" w:author="Проект новой редакции" w:date="2026-10-14T11:21:00Z"/>
+        </w:rPr>
+      </w:pPr>
+      <w:ins w:id="44" w:author="Проект новой редакции" w:date="2026-10-14T11:21:00Z">
         <w:r>
           <w:t>20) «Основные средства» означает имущество Фонда, используемое в его деятельности более одного года и учитываемое в качестве основных средств в соответствии с Международными стандартами финансовой отчетности.</w:t>
         </w:r>
@@ -706,7 +810,13 @@
         <w:ind w:firstLine="567"/>
       </w:pPr>
       <w:r>
-        <w:t>2.1. Учредитель — юридическое лицо, учредившее Фонд, за которым закрепляются следующие полномочия:</w:t>
+        <w:t xml:space="preserve">2.1. Учредитель </w:t>
+      </w:r>
+      <w:r>
+        <w:t>–</w:t>
+      </w:r>
+      <w:r>
+        <w:t xml:space="preserve"> юридическое лицо, учредившее Фонд, за которым закрепляются следующие полномочия:</w:t>
       </w:r>
     </w:p>
     <w:p>
@@ -717,12 +827,12 @@
       <w:r>
         <w:t>а) полномочие назначать и переназначать Верховного попечителя</w:t>
       </w:r>
-      <w:ins w:id="31" w:author="Проект новой редакции" w:date="2026-10-05T12:54:00Z">
+      <w:ins w:id="45" w:author="Проект новой редакции" w:date="2026-10-14T11:21:00Z">
         <w:r>
           <w:t>; Попечители</w:t>
         </w:r>
       </w:ins>
-      <w:del w:id="32" w:author="Проект новой редакции" w:date="2026-10-05T12:54:00Z">
+      <w:del w:id="46" w:author="Проект новой редакции" w:date="2026-10-14T11:21:00Z">
         <w:r>
           <w:delText xml:space="preserve"> и Попечителей</w:delText>
         </w:r>
@@ -730,7 +840,7 @@
       <w:r>
         <w:t xml:space="preserve"> Попечительского совета</w:t>
       </w:r>
-      <w:ins w:id="33" w:author="Проект новой редакции" w:date="2026-10-05T12:54:00Z">
+      <w:ins w:id="47" w:author="Проект новой редакции" w:date="2026-10-14T11:21:00Z">
         <w:r>
           <w:t xml:space="preserve"> назначаются Верховным попечителем</w:t>
         </w:r>
@@ -747,12 +857,12 @@
       <w:r>
         <w:t xml:space="preserve">б) полномочие отстранять Верховного попечителя </w:t>
       </w:r>
-      <w:ins w:id="34" w:author="Проект новой редакции" w:date="2026-10-05T12:54:00Z">
+      <w:ins w:id="48" w:author="Проект новой редакции" w:date="2026-10-14T11:21:00Z">
         <w:r>
           <w:t>с одновременным назначением нового Верховного попечителя</w:t>
         </w:r>
       </w:ins>
-      <w:del w:id="35" w:author="Проект новой редакции" w:date="2026-10-05T12:54:00Z">
+      <w:del w:id="49" w:author="Проект новой редакции" w:date="2026-10-14T11:21:00Z">
         <w:r>
           <w:delText>и Попечителей Попечительского совета в случае существенного нарушения положений раздела 3 настоящего Положения</w:delText>
         </w:r>
@@ -811,12 +921,12 @@
       <w:r>
         <w:t>3.1. Попечительский совет является высшим органом управления Фонда и</w:t>
       </w:r>
-      <w:ins w:id="36" w:author="Проект новой редакции" w:date="2026-10-05T12:54:00Z">
+      <w:ins w:id="50" w:author="Проект новой редакции" w:date="2026-10-14T11:21:00Z">
         <w:r>
           <w:t xml:space="preserve"> возглавляется Верховным попечителем. При отсутствии Попечителей полномочия</w:t>
         </w:r>
       </w:ins>
-      <w:del w:id="37" w:author="Проект новой редакции" w:date="2026-10-05T12:54:00Z">
+      <w:del w:id="51" w:author="Проект новой редакции" w:date="2026-10-14T11:21:00Z">
         <w:r>
           <w:delText>, действуя индивидуально в лице Верховного попечителя либо коллегиально в качестве</w:delText>
         </w:r>
@@ -824,12 +934,12 @@
       <w:r>
         <w:t xml:space="preserve"> Попечительского совета</w:t>
       </w:r>
-      <w:ins w:id="38" w:author="Проект новой редакции" w:date="2026-10-05T12:54:00Z">
+      <w:ins w:id="52" w:author="Проект новой редакции" w:date="2026-10-14T11:21:00Z">
         <w:r>
           <w:t xml:space="preserve"> осуществляются Верховным попечителем единолично. Попечительский совет</w:t>
         </w:r>
       </w:ins>
-      <w:del w:id="39" w:author="Проект новой редакции" w:date="2026-10-05T12:54:00Z">
+      <w:del w:id="53" w:author="Проект новой редакции" w:date="2026-10-14T11:21:00Z">
         <w:r>
           <w:delText>,</w:delText>
         </w:r>
@@ -855,7 +965,7 @@
       <w:r>
         <w:t>б) обязан соблюдать положения Устава, Положения и Регламента</w:t>
       </w:r>
-      <w:ins w:id="40" w:author="Проект новой редакции" w:date="2026-10-05T12:54:00Z">
+      <w:ins w:id="54" w:author="Проект новой редакции" w:date="2026-10-14T11:21:00Z">
         <w:r>
           <w:t xml:space="preserve"> фондов МФЦА</w:t>
         </w:r>
@@ -923,40 +1033,29 @@
         <w:spacing w:after="160"/>
         <w:ind w:firstLine="567"/>
         <w:rPr>
-          <w:del w:id="41" w:author="Проект новой редакции" w:date="2026-10-05T12:54:00Z"/>
-        </w:rPr>
-      </w:pPr>
-      <w:r>
-        <w:t xml:space="preserve">а) </w:t>
-      </w:r>
-      <w:del w:id="42" w:author="Проект новой редакции" w:date="2026-10-05T12:54:00Z">
-        <w:r>
-          <w:delText xml:space="preserve">определяет и </w:delText>
-        </w:r>
-      </w:del>
-      <w:r>
-        <w:t xml:space="preserve">утверждает </w:t>
-      </w:r>
-      <w:ins w:id="43" w:author="Проект новой редакции" w:date="2026-10-05T12:54:00Z">
-        <w:r>
-          <w:t>приобретение</w:t>
-        </w:r>
-      </w:ins>
-      <w:del w:id="44" w:author="Проект новой редакции" w:date="2026-10-05T12:54:00Z">
-        <w:r>
-          <w:delText>стратегии развития Фонда;</w:delText>
-        </w:r>
-      </w:del>
-    </w:p>
-    <w:p>
-      <w:pPr>
-        <w:spacing w:after="160"/>
-        <w:ind w:firstLine="567"/>
-        <w:rPr>
-          <w:del w:id="45" w:author="Проект новой редакции" w:date="2026-10-05T12:54:00Z"/>
-        </w:rPr>
-      </w:pPr>
-      <w:del w:id="46" w:author="Проект новой редакции" w:date="2026-10-05T12:54:00Z">
+          <w:del w:id="55" w:author="Проект новой редакции" w:date="2026-10-14T11:21:00Z"/>
+        </w:rPr>
+      </w:pPr>
+      <w:ins w:id="56" w:author="Проект новой редакции" w:date="2026-10-14T11:21:00Z">
+        <w:r>
+          <w:t>а</w:t>
+        </w:r>
+      </w:ins>
+      <w:del w:id="57" w:author="Проект новой редакции" w:date="2026-10-14T11:21:00Z">
+        <w:r>
+          <w:delText>а) определяет и утверждает стратегии развития Фонда;</w:delText>
+        </w:r>
+      </w:del>
+    </w:p>
+    <w:p>
+      <w:pPr>
+        <w:spacing w:after="160"/>
+        <w:ind w:firstLine="567"/>
+        <w:rPr>
+          <w:del w:id="58" w:author="Проект новой редакции" w:date="2026-10-14T11:21:00Z"/>
+        </w:rPr>
+      </w:pPr>
+      <w:del w:id="59" w:author="Проект новой редакции" w:date="2026-10-14T11:21:00Z">
         <w:r>
           <w:delText>б) определяет официальные оклады и условия вознаграждения и премирования членов Попечительского и Управляющего советов по предложению Управляющего совета;</w:delText>
         </w:r>
@@ -966,252 +1065,218 @@
       <w:pPr>
         <w:spacing w:after="160"/>
         <w:ind w:firstLine="567"/>
-      </w:pPr>
-      <w:del w:id="47" w:author="Проект новой редакции" w:date="2026-10-05T12:54:00Z">
-        <w:r>
-          <w:delText>в) утверждает получение</w:delText>
-        </w:r>
-      </w:del>
-      <w:r>
-        <w:t xml:space="preserve">, распоряжение и использование </w:t>
-      </w:r>
-      <w:ins w:id="48" w:author="Проект новой редакции" w:date="2026-10-05T12:54:00Z">
-        <w:r>
-          <w:t>основных средств Фонда стоимостью свыше восьмитысячекратного размера месячного расчетного показателя, установленного на соответствующий финансовый год</w:t>
-        </w:r>
-      </w:ins>
-      <w:del w:id="49" w:author="Проект новой редакции" w:date="2026-10-05T12:54:00Z">
-        <w:r>
-          <w:delText>имущества Фонда в целях достижения целей Фонда и для его операционной деятельности</w:delText>
-        </w:r>
-      </w:del>
-      <w:r>
-        <w:t>;</w:t>
-      </w:r>
-    </w:p>
-    <w:p>
-      <w:pPr>
-        <w:spacing w:after="160"/>
-        <w:ind w:firstLine="567"/>
-      </w:pPr>
-      <w:ins w:id="50" w:author="Проект новой редакции" w:date="2026-10-05T12:54:00Z">
+        <w:rPr>
+          <w:del w:id="60" w:author="Проект новой редакции" w:date="2026-10-14T11:21:00Z"/>
+        </w:rPr>
+      </w:pPr>
+      <w:del w:id="61" w:author="Проект новой редакции" w:date="2026-10-14T11:21:00Z">
+        <w:r>
+          <w:delText>в) утверждает получение, распоряжение и использование имущества Фонда в целях достижения целей Фонда и для его операционной деятельности;</w:delText>
+        </w:r>
+      </w:del>
+    </w:p>
+    <w:p>
+      <w:pPr>
+        <w:spacing w:after="160"/>
+        <w:ind w:firstLine="567"/>
+      </w:pPr>
+      <w:del w:id="62" w:author="Проект новой редакции" w:date="2026-10-14T11:21:00Z">
+        <w:r>
+          <w:delText>г</w:delText>
+        </w:r>
+      </w:del>
+      <w:r>
+        <w:t>) утверждает годовые отчеты о деятельности Фонда, представляемые Управляющим советом;</w:t>
+      </w:r>
+    </w:p>
+    <w:p>
+      <w:pPr>
+        <w:spacing w:after="160"/>
+        <w:ind w:firstLine="567"/>
+      </w:pPr>
+      <w:ins w:id="63" w:author="Проект новой редакции" w:date="2026-10-14T11:21:00Z">
         <w:r>
           <w:t>б</w:t>
         </w:r>
       </w:ins>
-      <w:del w:id="51" w:author="Проект новой редакции" w:date="2026-10-05T12:54:00Z">
-        <w:r>
-          <w:delText>г</w:delText>
-        </w:r>
-      </w:del>
-      <w:r>
-        <w:t>) утверждает годовые отчеты о деятельности Фонда, представляемые Управляющим советом;</w:t>
-      </w:r>
-    </w:p>
-    <w:p>
-      <w:pPr>
-        <w:spacing w:after="160"/>
-        <w:ind w:firstLine="567"/>
-      </w:pPr>
-      <w:ins w:id="52" w:author="Проект новой редакции" w:date="2026-10-05T12:54:00Z">
+      <w:del w:id="64" w:author="Проект новой редакции" w:date="2026-10-14T11:21:00Z">
+        <w:r>
+          <w:delText>д</w:delText>
+        </w:r>
+      </w:del>
+      <w:r>
+        <w:t>) определяет стратегических партнеров Фонда, международные организации, учреждения либо иных юридических и физических лиц применительно к целям Фонда;</w:t>
+      </w:r>
+    </w:p>
+    <w:p>
+      <w:pPr>
+        <w:spacing w:after="160"/>
+        <w:ind w:firstLine="567"/>
+      </w:pPr>
+      <w:ins w:id="65" w:author="Проект новой редакции" w:date="2026-10-14T11:21:00Z">
         <w:r>
           <w:t>в</w:t>
         </w:r>
       </w:ins>
-      <w:del w:id="53" w:author="Проект новой редакции" w:date="2026-10-05T12:54:00Z">
-        <w:r>
-          <w:delText>д</w:delText>
-        </w:r>
-      </w:del>
-      <w:r>
-        <w:t>) определяет стратегических партнеров Фонда, международные организации, учреждения либо иных юридических и физических лиц применительно к целям Фонда;</w:t>
-      </w:r>
-    </w:p>
-    <w:p>
-      <w:pPr>
-        <w:spacing w:after="160"/>
-        <w:ind w:firstLine="567"/>
-        <w:rPr>
-          <w:ins w:id="54" w:author="Проект новой редакции" w:date="2026-10-05T12:54:00Z"/>
-        </w:rPr>
-      </w:pPr>
-      <w:ins w:id="55" w:author="Проект новой редакции" w:date="2026-10-05T12:54:00Z">
-        <w:r>
-          <w:t>г</w:t>
-        </w:r>
-      </w:ins>
-      <w:del w:id="56" w:author="Проект новой редакции" w:date="2026-10-05T12:54:00Z">
+      <w:del w:id="66" w:author="Проект новой редакции" w:date="2026-10-14T11:21:00Z">
         <w:r>
           <w:delText>е</w:delText>
         </w:r>
       </w:del>
       <w:r>
-        <w:t>) определяет приоритетные направления целей и деятельности Фонда</w:t>
-      </w:r>
-      <w:ins w:id="57" w:author="Проект новой редакции" w:date="2026-10-05T12:54:00Z">
+        <w:t>) определяет приоритетные направления целей и деятельности Фонда.</w:t>
+      </w:r>
+    </w:p>
+    <w:p>
+      <w:pPr>
+        <w:spacing w:after="160"/>
+        <w:ind w:firstLine="567"/>
+        <w:rPr>
+          <w:ins w:id="67" w:author="Проект новой редакции" w:date="2026-10-14T11:21:00Z"/>
+        </w:rPr>
+      </w:pPr>
+      <w:ins w:id="68" w:author="Проект новой редакции" w:date="2026-10-14T11:21:00Z">
+        <w:r>
+          <w:t>Утверждение бюджета и политик Фонда, решения о приобретении, распоряжении и использовании основных средств Фонда, а также расходы на операционную деятельность Фонда одобрения Попечительского совета не требуют и осуществляются в порядке пунктов 3.11, 8.4, 8.7 и 14.1.</w:t>
+        </w:r>
+      </w:ins>
+    </w:p>
+    <w:p>
+      <w:pPr>
+        <w:spacing w:after="160"/>
+        <w:ind w:firstLine="567"/>
+      </w:pPr>
+      <w:r>
+        <w:t>3.3. Попечительский совет вправе требовать от Управляющего совета отчитываться перед Попечительским советом о том, каким образом Управляющий совет:</w:t>
+      </w:r>
+    </w:p>
+    <w:p>
+      <w:pPr>
+        <w:spacing w:after="160"/>
+        <w:ind w:firstLine="567"/>
+      </w:pPr>
+      <w:r>
+        <w:t>а) управлял имуществом Фонда; и</w:t>
+      </w:r>
+    </w:p>
+    <w:p>
+      <w:pPr>
+        <w:spacing w:after="160"/>
+        <w:ind w:firstLine="567"/>
+      </w:pPr>
+      <w:r>
+        <w:t>б) действовал в целях достижения целей Фонда.</w:t>
+      </w:r>
+    </w:p>
+    <w:p>
+      <w:pPr>
+        <w:spacing w:after="160"/>
+        <w:ind w:firstLine="567"/>
+      </w:pPr>
+      <w:r>
+        <w:t>3.4. Попечительский совет не вправе принимать решения по вопросам, которые в соответствии с настоящим Положением относятся к полномочиям Управляющего совета.</w:t>
+      </w:r>
+    </w:p>
+    <w:p>
+      <w:pPr>
+        <w:spacing w:after="160"/>
+        <w:ind w:firstLine="567"/>
+      </w:pPr>
+      <w:r>
+        <w:t>3.5. Верховный попечитель обладает следующими исключительными полномочиями в отношении Фонда:</w:t>
+      </w:r>
+    </w:p>
+    <w:p>
+      <w:pPr>
+        <w:spacing w:after="160"/>
+        <w:ind w:firstLine="567"/>
+      </w:pPr>
+      <w:r>
+        <w:t>а) назначать и отстранять членов Управляющего совета;</w:t>
+      </w:r>
+    </w:p>
+    <w:p>
+      <w:pPr>
+        <w:spacing w:after="160"/>
+        <w:ind w:firstLine="567"/>
+        <w:rPr>
+          <w:ins w:id="69" w:author="Проект новой редакции" w:date="2026-10-14T11:21:00Z"/>
+        </w:rPr>
+      </w:pPr>
+      <w:ins w:id="70" w:author="Проект новой редакции" w:date="2026-10-14T11:21:00Z">
+        <w:r>
+          <w:t>б) получать уведомления об утверждении и изменении бюджета и политик Фонда, а также о решениях, указанных в подпункте а) пункта 14.1, и возражать против них в порядке пункта 3.11;</w:t>
+        </w:r>
+      </w:ins>
+    </w:p>
+    <w:p>
+      <w:pPr>
+        <w:spacing w:after="160"/>
+        <w:ind w:firstLine="567"/>
+        <w:rPr>
+          <w:del w:id="71" w:author="Проект новой редакции" w:date="2026-10-14T11:21:00Z"/>
+        </w:rPr>
+      </w:pPr>
+      <w:del w:id="72" w:author="Проект новой редакции" w:date="2026-10-14T11:21:00Z">
+        <w:r>
+          <w:delText>б) утверждать Средства Фонда по предложению Управляющего совета и с учетом приоритетных направлений, определенных Попечительским советом;</w:delText>
+        </w:r>
+      </w:del>
+    </w:p>
+    <w:p>
+      <w:pPr>
+        <w:spacing w:after="160"/>
+        <w:ind w:firstLine="567"/>
+      </w:pPr>
+      <w:r>
+        <w:t>в) представлять Фонд на всех уровнях либо делегировать данное полномочие членам Попечительского совета и/или Управляющему совету;</w:t>
+      </w:r>
+    </w:p>
+    <w:p>
+      <w:pPr>
+        <w:spacing w:after="160"/>
+        <w:ind w:firstLine="567"/>
+      </w:pPr>
+      <w:r>
+        <w:t>г) принимать решение о созыве ежегодных заседаний Попечительского совета</w:t>
+      </w:r>
+      <w:ins w:id="73" w:author="Проект новой редакции" w:date="2026-10-14T11:21:00Z">
         <w:r>
           <w:t>;</w:t>
         </w:r>
       </w:ins>
-    </w:p>
-    <w:p>
-      <w:pPr>
-        <w:spacing w:after="160"/>
-        <w:ind w:firstLine="567"/>
-        <w:rPr>
-          <w:ins w:id="58" w:author="Проект новой редакции" w:date="2026-10-05T12:54:00Z"/>
-        </w:rPr>
-      </w:pPr>
-      <w:ins w:id="59" w:author="Проект новой редакции" w:date="2026-10-05T12:54:00Z">
-        <w:r>
-          <w:t>д) утверждает политики Фонда (в том числе кадровую, антикоррупционную, по противодействию отмыванию денег и финансированию терроризма, раскрытия информации, взаимодействия с заинтересованными сторонами, по проектам) по представлению Управляющего совета.</w:t>
-        </w:r>
-      </w:ins>
-    </w:p>
-    <w:p>
-      <w:pPr>
-        <w:spacing w:after="160"/>
-        <w:ind w:firstLine="567"/>
-      </w:pPr>
-      <w:ins w:id="60" w:author="Проект новой редакции" w:date="2026-10-05T12:54:00Z">
-        <w:r>
-          <w:t>Расходы на операционную деятельность Фонда, а также приобретение, распоряжение и использование основных средств стоимостью до размера, указанного в подпункте а) настоящего пункта, в пределах утвержденного бюджета Фонда согласования с Верховным попечителем и одобрения Попечительского совета не требуют</w:t>
-        </w:r>
-      </w:ins>
-      <w:r>
-        <w:t>.</w:t>
-      </w:r>
-    </w:p>
-    <w:p>
-      <w:pPr>
-        <w:spacing w:after="160"/>
-        <w:ind w:firstLine="567"/>
-      </w:pPr>
-      <w:r>
-        <w:t>3.3. Попечительский совет вправе требовать от Управляющего совета отчитываться перед Попечительским советом о том, каким образом Управляющий совет:</w:t>
-      </w:r>
-    </w:p>
-    <w:p>
-      <w:pPr>
-        <w:spacing w:after="160"/>
-        <w:ind w:firstLine="567"/>
-      </w:pPr>
-      <w:r>
-        <w:t>а) управлял имуществом Фонда; и</w:t>
-      </w:r>
-    </w:p>
-    <w:p>
-      <w:pPr>
-        <w:spacing w:after="160"/>
-        <w:ind w:firstLine="567"/>
-      </w:pPr>
-      <w:r>
-        <w:t>б) действовал в целях достижения целей Фонда.</w:t>
-      </w:r>
-    </w:p>
-    <w:p>
-      <w:pPr>
-        <w:spacing w:after="160"/>
-        <w:ind w:firstLine="567"/>
-      </w:pPr>
-      <w:r>
-        <w:t>3.4. Попечительский совет не вправе принимать решения по вопросам, которые в соответствии с настоящим Положением относятся к полномочиям Управляющего совета.</w:t>
-      </w:r>
-    </w:p>
-    <w:p>
-      <w:pPr>
-        <w:spacing w:after="160"/>
-        <w:ind w:firstLine="567"/>
-      </w:pPr>
-      <w:r>
-        <w:t>3.5. Верховный попечитель обладает следующими исключительными полномочиями в отношении Фонда:</w:t>
-      </w:r>
-    </w:p>
-    <w:p>
-      <w:pPr>
-        <w:spacing w:after="160"/>
-        <w:ind w:firstLine="567"/>
-      </w:pPr>
-      <w:r>
-        <w:t>а) назначать и отстранять членов Управляющего совета;</w:t>
-      </w:r>
-    </w:p>
-    <w:p>
-      <w:pPr>
-        <w:spacing w:after="160"/>
-        <w:ind w:firstLine="567"/>
-      </w:pPr>
-      <w:r>
-        <w:t xml:space="preserve">б) утверждать </w:t>
-      </w:r>
-      <w:ins w:id="61" w:author="Проект новой редакции" w:date="2026-10-05T12:54:00Z">
-        <w:r>
-          <w:t>бюджет</w:t>
-        </w:r>
-      </w:ins>
-      <w:del w:id="62" w:author="Проект новой редакции" w:date="2026-10-05T12:54:00Z">
-        <w:r>
-          <w:delText>Средства</w:delText>
-        </w:r>
-      </w:del>
-      <w:r>
-        <w:t xml:space="preserve"> Фонда по предложению Управляющего совета и с учетом приоритетных направлений, определенных Попечительским советом;</w:t>
-      </w:r>
-    </w:p>
-    <w:p>
-      <w:pPr>
-        <w:spacing w:after="160"/>
-        <w:ind w:firstLine="567"/>
-      </w:pPr>
-      <w:r>
-        <w:t>в) представлять Фонд на всех уровнях либо делегировать данное полномочие членам Попечительского совета и/или Управляющему совету;</w:t>
-      </w:r>
-    </w:p>
-    <w:p>
-      <w:pPr>
-        <w:spacing w:after="160"/>
-        <w:ind w:firstLine="567"/>
-      </w:pPr>
-      <w:r>
-        <w:t>г) принимать решение о созыве ежегодных заседаний Попечительского совета</w:t>
-      </w:r>
-      <w:ins w:id="63" w:author="Проект новой редакции" w:date="2026-10-05T12:54:00Z">
+      <w:del w:id="74" w:author="Проект новой редакции" w:date="2026-10-14T11:21:00Z">
+        <w:r>
+          <w:delText xml:space="preserve"> и/или Управляющего совета;</w:delText>
+        </w:r>
+      </w:del>
+    </w:p>
+    <w:p>
+      <w:pPr>
+        <w:spacing w:after="160"/>
+        <w:ind w:firstLine="567"/>
+        <w:rPr>
+          <w:ins w:id="75" w:author="Проект новой редакции" w:date="2026-10-14T11:21:00Z"/>
+        </w:rPr>
+      </w:pPr>
+      <w:r>
+        <w:t>д) осуществлять контроль за эффективностью практик корпоративного управления в Фонде</w:t>
+      </w:r>
+      <w:ins w:id="76" w:author="Проект новой редакции" w:date="2026-10-14T11:21:00Z">
         <w:r>
           <w:t>;</w:t>
         </w:r>
       </w:ins>
-      <w:del w:id="64" w:author="Проект новой редакции" w:date="2026-10-05T12:54:00Z">
-        <w:r>
-          <w:delText xml:space="preserve"> и/или Управляющего совета;</w:delText>
-        </w:r>
-      </w:del>
-    </w:p>
-    <w:p>
-      <w:pPr>
-        <w:spacing w:after="160"/>
-        <w:ind w:firstLine="567"/>
-        <w:rPr>
-          <w:ins w:id="65" w:author="Проект новой редакции" w:date="2026-10-05T12:54:00Z"/>
-        </w:rPr>
-      </w:pPr>
-      <w:r>
-        <w:t>д) осуществлять контроль за эффективностью практик корпоративного управления в Фонде</w:t>
-      </w:r>
-      <w:ins w:id="66" w:author="Проект новой редакции" w:date="2026-10-05T12:54:00Z">
-        <w:r>
-          <w:t>;</w:t>
-        </w:r>
-      </w:ins>
-    </w:p>
-    <w:p>
-      <w:pPr>
-        <w:spacing w:after="160"/>
-        <w:ind w:firstLine="567"/>
-        <w:rPr>
-          <w:ins w:id="67" w:author="Проект новой редакции" w:date="2026-10-05T12:54:00Z"/>
-        </w:rPr>
-      </w:pPr>
-      <w:ins w:id="68" w:author="Проект новой редакции" w:date="2026-10-05T12:54:00Z">
+    </w:p>
+    <w:p>
+      <w:pPr>
+        <w:spacing w:after="160"/>
+        <w:ind w:firstLine="567"/>
+        <w:rPr>
+          <w:ins w:id="77" w:author="Проект новой редакции" w:date="2026-10-14T11:21:00Z"/>
+        </w:rPr>
+      </w:pPr>
+      <w:ins w:id="78" w:author="Проект новой редакции" w:date="2026-10-14T11:21:00Z">
         <w:r>
           <w:t>е) определять и утверждать стратегии развития Фонда;</w:t>
         </w:r>
@@ -1222,10 +1287,10 @@
         <w:spacing w:after="160"/>
         <w:ind w:firstLine="567"/>
         <w:rPr>
-          <w:ins w:id="69" w:author="Проект новой редакции" w:date="2026-10-05T12:54:00Z"/>
-        </w:rPr>
-      </w:pPr>
-      <w:ins w:id="70" w:author="Проект новой редакции" w:date="2026-10-05T12:54:00Z">
+          <w:ins w:id="79" w:author="Проект новой редакции" w:date="2026-10-14T11:21:00Z"/>
+        </w:rPr>
+      </w:pPr>
+      <w:ins w:id="80" w:author="Проект новой редакции" w:date="2026-10-14T11:21:00Z">
         <w:r>
           <w:t>ж) определять оклады и условия вознаграждения и премирования членов Управляющего совета по предложению Управляющего совета;</w:t>
         </w:r>
@@ -1236,10 +1301,10 @@
         <w:spacing w:after="160"/>
         <w:ind w:firstLine="567"/>
         <w:rPr>
-          <w:ins w:id="71" w:author="Проект новой редакции" w:date="2026-10-05T12:54:00Z"/>
-        </w:rPr>
-      </w:pPr>
-      <w:ins w:id="72" w:author="Проект новой редакции" w:date="2026-10-05T12:54:00Z">
+          <w:ins w:id="81" w:author="Проект новой редакции" w:date="2026-10-14T11:21:00Z"/>
+        </w:rPr>
+      </w:pPr>
+      <w:ins w:id="82" w:author="Проект новой редакции" w:date="2026-10-14T11:21:00Z">
         <w:r>
           <w:t>з) назначать и отстранять Попечителей Попечительского совета.</w:t>
         </w:r>
@@ -1250,10 +1315,10 @@
         <w:spacing w:after="160"/>
         <w:ind w:firstLine="567"/>
         <w:rPr>
-          <w:ins w:id="73" w:author="Проект новой редакции" w:date="2026-10-05T12:54:00Z"/>
-        </w:rPr>
-      </w:pPr>
-      <w:ins w:id="74" w:author="Проект новой редакции" w:date="2026-10-05T12:54:00Z">
+          <w:ins w:id="83" w:author="Проект новой редакции" w:date="2026-10-14T11:21:00Z"/>
+        </w:rPr>
+      </w:pPr>
+      <w:ins w:id="84" w:author="Проект новой редакции" w:date="2026-10-14T11:21:00Z">
         <w:r>
           <w:t>3.6. Деятельность Попечительского совета обеспечивается за счет средств Фонда.</w:t>
         </w:r>
@@ -1264,24 +1329,30 @@
         <w:spacing w:after="160"/>
         <w:ind w:firstLine="567"/>
         <w:rPr>
-          <w:ins w:id="75" w:author="Проект новой редакции" w:date="2026-10-05T12:54:00Z"/>
-        </w:rPr>
-      </w:pPr>
-      <w:ins w:id="76" w:author="Проект новой редакции" w:date="2026-10-05T12:54:00Z">
-        <w:r>
-          <w:t>3.7. Оклады, вознаграждение и премии Верховного попечителя и Попечителей определяются коллегиально Попечительским советом и утверждаются на его заседании, а при отсутствии Попечителей — Верховным попечителем единолично. Попечительский совет уведомляет Учредителя о принятом решении путем направления протокола заседания.</w:t>
-        </w:r>
-      </w:ins>
-    </w:p>
-    <w:p>
-      <w:pPr>
-        <w:spacing w:after="160"/>
-        <w:ind w:firstLine="567"/>
-        <w:rPr>
-          <w:ins w:id="77" w:author="Проект новой редакции" w:date="2026-10-05T12:54:00Z"/>
-        </w:rPr>
-      </w:pPr>
-      <w:ins w:id="78" w:author="Проект новой редакции" w:date="2026-10-05T12:54:00Z">
+          <w:ins w:id="85" w:author="Проект новой редакции" w:date="2026-10-14T11:21:00Z"/>
+        </w:rPr>
+      </w:pPr>
+      <w:ins w:id="86" w:author="Проект новой редакции" w:date="2026-10-14T11:21:00Z">
+        <w:r>
+          <w:t xml:space="preserve">3.7. Оклады, вознаграждение и премии Верховного попечителя и Попечителей определяются коллегиально Попечительским советом и утверждаются на его заседании, а при отсутствии Попечителей </w:t>
+        </w:r>
+        <w:r>
+          <w:t>–</w:t>
+        </w:r>
+        <w:r>
+          <w:t xml:space="preserve"> Верховным попечителем единолично. Попечительский совет уведомляет Учредителя о принятом решении путем направления протокола заседания.</w:t>
+        </w:r>
+      </w:ins>
+    </w:p>
+    <w:p>
+      <w:pPr>
+        <w:spacing w:after="160"/>
+        <w:ind w:firstLine="567"/>
+        <w:rPr>
+          <w:ins w:id="87" w:author="Проект новой редакции" w:date="2026-10-14T11:21:00Z"/>
+        </w:rPr>
+      </w:pPr>
+      <w:ins w:id="88" w:author="Проект новой редакции" w:date="2026-10-14T11:21:00Z">
         <w:r>
           <w:t>3.8. Пункт 3.7 не распространяется на Верховного попечителя и Попечителей, являющихся политическими или государственными служащими.</w:t>
         </w:r>
@@ -1291,10 +1362,52 @@
       <w:pPr>
         <w:spacing w:after="160"/>
         <w:ind w:firstLine="567"/>
-      </w:pPr>
-      <w:ins w:id="79" w:author="Проект новой редакции" w:date="2026-10-05T12:54:00Z">
-        <w:r>
-          <w:t>3.9. Попечительский совет по решению Верховного попечителя может иметь секретаря и (или) рабочий орган, обеспечивающий его деятельность</w:t>
+        <w:rPr>
+          <w:ins w:id="89" w:author="Проект новой редакции" w:date="2026-10-14T11:21:00Z"/>
+        </w:rPr>
+      </w:pPr>
+      <w:ins w:id="90" w:author="Проект новой редакции" w:date="2026-10-14T11:21:00Z">
+        <w:r>
+          <w:t>3.9. Попечительский совет по решению Верховного попечителя может иметь секретаря и (или) рабочий орган, обеспечивающий его деятельность.</w:t>
+        </w:r>
+      </w:ins>
+    </w:p>
+    <w:p>
+      <w:pPr>
+        <w:spacing w:after="160"/>
+        <w:ind w:firstLine="567"/>
+        <w:rPr>
+          <w:ins w:id="91" w:author="Проект новой редакции" w:date="2026-10-14T11:21:00Z"/>
+        </w:rPr>
+      </w:pPr>
+      <w:ins w:id="92" w:author="Проект новой редакции" w:date="2026-10-14T11:21:00Z">
+        <w:r>
+          <w:t>3.10. Вопросы, требующие одобрения, утверждения или согласования Верховного попечителя (Попечительского совета), вносятся Управляющим советом в письменной форме, в том числе по электронной почте, с приложением необходимых материалов. Если в течение 10 (десяти) рабочих дней со дня получения материалов Верховный попечитель (Попечительский совет) не сообщил Управляющему совету о своем решении или о продлении срока рассмотрения, вопрос считается одобренным (утвержденным, согласованным). Срок рассмотрения может быть однократно продлен не более чем на 10 (десять) рабочих дней с письменным уведомлением Управляющего совета. Настоящий пункт не применяется к согласию на внесение изменений в Устав и Положение (подпункт в) пункта 2.1, раздел 15) и к назначению и отстранению членов Управляющего совета (подпункт а) пункта 3.5).</w:t>
+        </w:r>
+      </w:ins>
+    </w:p>
+    <w:p>
+      <w:pPr>
+        <w:spacing w:after="160"/>
+        <w:ind w:firstLine="567"/>
+        <w:rPr>
+          <w:ins w:id="93" w:author="Проект новой редакции" w:date="2026-10-14T11:21:00Z"/>
+        </w:rPr>
+      </w:pPr>
+      <w:ins w:id="94" w:author="Проект новой редакции" w:date="2026-10-14T11:21:00Z">
+        <w:r>
+          <w:t>3.11. Об утверждении и изменении бюджета и политик Фонда, а также о решениях, указанных в подпункте а) пункта 14.1, Управляющий совет уведомляет Верховного попечителя в течение 5 (пяти) рабочих дней со дня принятия решения с приложением утвержденного документа. Верховный попечитель вправе в течение 10 (десяти) рабочих дней со дня получения уведомления направить Управляющему совету мотивированное письменное возражение. Решение исполняется по истечении указанного срока, если возражение не направлено, либо ранее – при письменном подтверждении Верховного попечителя. При направлении возражения Управляющий совет повторно рассматривает вопрос с учетом возражения и уведомляет Верховного попечителя о принятом решении в том же порядке.</w:t>
+        </w:r>
+      </w:ins>
+    </w:p>
+    <w:p>
+      <w:pPr>
+        <w:spacing w:after="160"/>
+        <w:ind w:firstLine="567"/>
+      </w:pPr>
+      <w:ins w:id="95" w:author="Проект новой редакции" w:date="2026-10-14T11:21:00Z">
+        <w:r>
+          <w:t>3.12. На период временного отсутствия Верховный попечитель вправе письменно поручить рассмотрение вопросов, указанных в пунктах 3.10 и 3.11, одному из Попечителей. При вакансии должности Верховного попечителя материалы и уведомления, указанные в пунктах 3.10 и 3.11, направляются Попечительскому совету, а при отсутствии Попечителей – Учредителю; сроки и последствия их нерассмотрения определяются пунктами 3.10 и 3.11</w:t>
         </w:r>
       </w:ins>
       <w:r>
@@ -1322,7 +1435,13 @@
         <w:ind w:firstLine="567"/>
       </w:pPr>
       <w:r>
-        <w:t>4.1. Любой член Попечительского совета вправе созвать заседание. Заседание не может состояться, если на нем не присутствует кворум в размере 2/3 членов Попечительского совета (в случае, если члены Попечительского совета еще не назначены, — единолично Верховным попечителем).</w:t>
+        <w:t xml:space="preserve">4.1. Любой член Попечительского совета вправе созвать заседание. Заседание не может состояться, если на нем не присутствует кворум в размере 2/3 членов Попечительского совета (в случае, если члены Попечительского совета еще не назначены, </w:t>
+      </w:r>
+      <w:r>
+        <w:t>–</w:t>
+      </w:r>
+      <w:r>
+        <w:t xml:space="preserve"> единолично Верховным попечителем).</w:t>
       </w:r>
     </w:p>
     <w:p>
@@ -1400,16 +1519,28 @@
         <w:ind w:firstLine="567"/>
       </w:pPr>
       <w:r>
-        <w:t>а) Верховный попечитель — на срок «6» лет с даты назначения и письменного согласия;</w:t>
-      </w:r>
-    </w:p>
-    <w:p>
-      <w:pPr>
-        <w:spacing w:after="160"/>
-        <w:ind w:firstLine="567"/>
-      </w:pPr>
-      <w:r>
-        <w:t>б) Попечитель — на срок «3» года с даты назначения и письменного согласия.</w:t>
+        <w:t xml:space="preserve">а) Верховный попечитель </w:t>
+      </w:r>
+      <w:r>
+        <w:t>–</w:t>
+      </w:r>
+      <w:r>
+        <w:t xml:space="preserve"> на срок «6» лет с даты назначения и письменного согласия;</w:t>
+      </w:r>
+    </w:p>
+    <w:p>
+      <w:pPr>
+        <w:spacing w:after="160"/>
+        <w:ind w:firstLine="567"/>
+      </w:pPr>
+      <w:r>
+        <w:t xml:space="preserve">б) Попечитель </w:t>
+      </w:r>
+      <w:r>
+        <w:t>–</w:t>
+      </w:r>
+      <w:r>
+        <w:t xml:space="preserve"> на срок «3» года с даты назначения и письменного согласия.</w:t>
       </w:r>
     </w:p>
     <w:p>
@@ -1429,7 +1560,7 @@
       <w:r>
         <w:t>а) в связи с истечением срока назначения Попечителя</w:t>
       </w:r>
-      <w:ins w:id="80" w:author="Проект новой редакции" w:date="2026-10-05T12:54:00Z">
+      <w:ins w:id="96" w:author="Проект новой редакции" w:date="2026-10-14T11:21:00Z">
         <w:r>
           <w:t>, в том числе Верховного попечителя</w:t>
         </w:r>
@@ -1446,7 +1577,7 @@
       <w:r>
         <w:t xml:space="preserve">б) в соответствии с подпунктом (б) раздела 2.1 </w:t>
       </w:r>
-      <w:ins w:id="81" w:author="Проект новой редакции" w:date="2026-10-05T12:54:00Z">
+      <w:ins w:id="97" w:author="Проект новой редакции" w:date="2026-10-14T11:21:00Z">
         <w:r>
           <w:t xml:space="preserve">(Верховный попечитель) либо подпунктом (з) раздела 3.5 (Попечитель) </w:t>
         </w:r>
@@ -1463,12 +1594,18 @@
       <w:r>
         <w:t xml:space="preserve">в) вследствие письменной отставки </w:t>
       </w:r>
-      <w:ins w:id="82" w:author="Проект новой редакции" w:date="2026-10-05T12:54:00Z">
-        <w:r>
-          <w:t xml:space="preserve">Верховного попечителя — </w:t>
-        </w:r>
-      </w:ins>
-      <w:del w:id="83" w:author="Проект новой редакции" w:date="2026-10-05T12:54:00Z">
+      <w:ins w:id="98" w:author="Проект новой редакции" w:date="2026-10-14T11:21:00Z">
+        <w:r>
+          <w:t xml:space="preserve">Верховного попечителя </w:t>
+        </w:r>
+        <w:r>
+          <w:t>–</w:t>
+        </w:r>
+        <w:r>
+          <w:t xml:space="preserve"> </w:t>
+        </w:r>
+      </w:ins>
+      <w:del w:id="99" w:author="Проект новой редакции" w:date="2026-10-14T11:21:00Z">
         <w:r>
           <w:delText xml:space="preserve">Попечителя </w:delText>
         </w:r>
@@ -1476,20 +1613,26 @@
       <w:r>
         <w:t>путем направления уведомления Учредителю</w:t>
       </w:r>
-      <w:ins w:id="84" w:author="Проект новой редакции" w:date="2026-10-05T12:54:00Z">
-        <w:r>
-          <w:t>, Попечителя — путем направления уведомления Верховному попечителю,</w:t>
+      <w:ins w:id="100" w:author="Проект новой редакции" w:date="2026-10-14T11:21:00Z">
+        <w:r>
+          <w:t xml:space="preserve">, Попечителя </w:t>
+        </w:r>
+        <w:r>
+          <w:t>–</w:t>
+        </w:r>
+        <w:r>
+          <w:t xml:space="preserve"> путем направления уведомления Верховному попечителю,</w:t>
         </w:r>
       </w:ins>
       <w:r>
         <w:t xml:space="preserve"> при условии, что </w:t>
       </w:r>
-      <w:ins w:id="85" w:author="Проект новой редакции" w:date="2026-10-05T12:54:00Z">
+      <w:ins w:id="101" w:author="Проект новой редакции" w:date="2026-10-14T11:21:00Z">
         <w:r>
           <w:t>замещающее лицо</w:t>
         </w:r>
       </w:ins>
-      <w:del w:id="86" w:author="Проект новой редакции" w:date="2026-10-05T12:54:00Z">
+      <w:del w:id="102" w:author="Проект новой редакции" w:date="2026-10-14T11:21:00Z">
         <w:r>
           <w:delText>замещающий Попечитель</w:delText>
         </w:r>
@@ -1497,12 +1640,12 @@
       <w:r>
         <w:t xml:space="preserve"> будет </w:t>
       </w:r>
-      <w:ins w:id="87" w:author="Проект новой редакции" w:date="2026-10-05T12:54:00Z">
+      <w:ins w:id="103" w:author="Проект новой редакции" w:date="2026-10-14T11:21:00Z">
         <w:r>
           <w:t>назначено</w:t>
         </w:r>
       </w:ins>
-      <w:del w:id="88" w:author="Проект новой редакции" w:date="2026-10-05T12:54:00Z">
+      <w:del w:id="104" w:author="Проект новой редакции" w:date="2026-10-14T11:21:00Z">
         <w:r>
           <w:delText>назначен</w:delText>
         </w:r>
@@ -1537,12 +1680,12 @@
       <w:r>
         <w:t xml:space="preserve">5.3. </w:t>
       </w:r>
-      <w:ins w:id="89" w:author="Проект новой редакции" w:date="2026-10-05T12:54:00Z">
+      <w:ins w:id="105" w:author="Проект новой редакции" w:date="2026-10-14T11:21:00Z">
         <w:r>
           <w:t>Верховный попечитель</w:t>
         </w:r>
       </w:ins>
-      <w:del w:id="90" w:author="Проект новой редакции" w:date="2026-10-05T12:54:00Z">
+      <w:del w:id="106" w:author="Проект новой редакции" w:date="2026-10-14T11:21:00Z">
         <w:r>
           <w:delText>Член Попечительского совета</w:delText>
         </w:r>
@@ -1550,9 +1693,15 @@
       <w:r>
         <w:t xml:space="preserve"> может быть автоматически переназначен на новый срок при наличии письменного одобрения Учредителя</w:t>
       </w:r>
-      <w:ins w:id="91" w:author="Проект новой редакции" w:date="2026-10-05T12:54:00Z">
-        <w:r>
-          <w:t>, Попечитель — при наличии письменного одобрения Верховного попечителя</w:t>
+      <w:ins w:id="107" w:author="Проект новой редакции" w:date="2026-10-14T11:21:00Z">
+        <w:r>
+          <w:t xml:space="preserve">, Попечитель </w:t>
+        </w:r>
+        <w:r>
+          <w:t>–</w:t>
+        </w:r>
+        <w:r>
+          <w:t xml:space="preserve"> при наличии письменного одобрения Верховного попечителя</w:t>
         </w:r>
       </w:ins>
       <w:r>
@@ -1582,12 +1731,12 @@
         <w:spacing w:after="160"/>
         <w:ind w:firstLine="567"/>
         <w:rPr>
-          <w:ins w:id="92" w:author="Проект новой редакции" w:date="2026-10-05T12:54:00Z"/>
-        </w:rPr>
-      </w:pPr>
-      <w:ins w:id="93" w:author="Проект новой редакции" w:date="2026-10-05T12:54:00Z">
-        <w:r>
-          <w:t>5.6. Освобождение Верховного попечителя от полномочий не прекращает полномочий Попечителей. До назначения нового Верховного попечителя Попечительский совет действует коллегиально под председательством Попечителя, избранного его членами; исключительные полномочия Верховного попечителя, предусмотренные пунктом 3.5, не осуществляются.</w:t>
+          <w:ins w:id="108" w:author="Проект новой редакции" w:date="2026-10-14T11:21:00Z"/>
+        </w:rPr>
+      </w:pPr>
+      <w:ins w:id="109" w:author="Проект новой редакции" w:date="2026-10-14T11:21:00Z">
+        <w:r>
+          <w:t>5.6. Освобождение Верховного попечителя от полномочий не прекращает полномочий Попечителей. До назначения нового Верховного попечителя Попечительский совет действует коллегиально под председательством Попечителя, избранного его членами; исключительные полномочия Верховного попечителя, предусмотренные подпунктами а), е) и з) пункта 3.5, не осуществляются, по остальным вопросам применяется пункт 3.12.</w:t>
         </w:r>
       </w:ins>
     </w:p>
@@ -1611,10 +1760,10 @@
         <w:spacing w:after="160"/>
         <w:ind w:firstLine="567"/>
         <w:rPr>
-          <w:ins w:id="94" w:author="Проект новой редакции" w:date="2026-10-05T12:54:00Z"/>
-        </w:rPr>
-      </w:pPr>
-      <w:ins w:id="95" w:author="Проект новой редакции" w:date="2026-10-05T12:54:00Z">
+          <w:ins w:id="110" w:author="Проект новой редакции" w:date="2026-10-14T11:21:00Z"/>
+        </w:rPr>
+      </w:pPr>
+      <w:ins w:id="111" w:author="Проект новой редакции" w:date="2026-10-14T11:21:00Z">
         <w:r>
           <w:t>6.1. В состав Управляющего совета должны входить как минимум:</w:t>
         </w:r>
@@ -1625,10 +1774,10 @@
         <w:spacing w:after="160"/>
         <w:ind w:firstLine="567"/>
         <w:rPr>
-          <w:del w:id="96" w:author="Проект новой редакции" w:date="2026-10-05T12:54:00Z"/>
-        </w:rPr>
-      </w:pPr>
-      <w:del w:id="97" w:author="Проект новой редакции" w:date="2026-10-05T12:54:00Z">
+          <w:del w:id="112" w:author="Проект новой редакции" w:date="2026-10-14T11:21:00Z"/>
+        </w:rPr>
+      </w:pPr>
+      <w:del w:id="113" w:author="Проект новой редакции" w:date="2026-10-14T11:21:00Z">
         <w:r>
           <w:delText>6.1. Управляющий совет должен включать не менее:</w:delText>
         </w:r>
@@ -1639,18 +1788,18 @@
         <w:spacing w:after="160"/>
         <w:ind w:firstLine="567"/>
         <w:rPr>
-          <w:ins w:id="98" w:author="Проект новой редакции" w:date="2026-10-05T12:54:00Z"/>
+          <w:ins w:id="114" w:author="Проект новой редакции" w:date="2026-10-14T11:21:00Z"/>
         </w:rPr>
       </w:pPr>
       <w:r>
         <w:t xml:space="preserve">а) </w:t>
       </w:r>
-      <w:ins w:id="99" w:author="Проект новой редакции" w:date="2026-10-05T12:54:00Z">
+      <w:ins w:id="115" w:author="Проект новой редакции" w:date="2026-10-14T11:21:00Z">
         <w:r>
           <w:t>Председатель</w:t>
         </w:r>
       </w:ins>
-      <w:del w:id="100" w:author="Проект новой редакции" w:date="2026-10-05T12:54:00Z">
+      <w:del w:id="116" w:author="Проект новой редакции" w:date="2026-10-14T11:21:00Z">
         <w:r>
           <w:delText>Председателя</w:delText>
         </w:r>
@@ -1658,7 +1807,7 @@
       <w:r>
         <w:t xml:space="preserve"> Управляющего совета в должности Главного </w:t>
       </w:r>
-      <w:ins w:id="101" w:author="Проект новой редакции" w:date="2026-10-05T12:54:00Z">
+      <w:ins w:id="117" w:author="Проект новой редакции" w:date="2026-10-14T11:21:00Z">
         <w:r>
           <w:t>исполнительного директора, Руководителя Проектного офиса;</w:t>
         </w:r>
@@ -1669,7 +1818,7 @@
         <w:spacing w:after="160"/>
         <w:ind w:firstLine="567"/>
       </w:pPr>
-      <w:ins w:id="102" w:author="Проект новой редакции" w:date="2026-10-05T12:54:00Z">
+      <w:ins w:id="118" w:author="Проект новой редакции" w:date="2026-10-14T11:21:00Z">
         <w:r>
           <w:t xml:space="preserve">б) Член Управляющего совета в должности Заместителя </w:t>
         </w:r>
@@ -1677,12 +1826,12 @@
       <w:r>
         <w:t>Главного исполнительного директора</w:t>
       </w:r>
-      <w:ins w:id="103" w:author="Проект новой редакции" w:date="2026-10-05T12:54:00Z">
+      <w:ins w:id="119" w:author="Проект новой редакции" w:date="2026-10-14T11:21:00Z">
         <w:r>
           <w:t>;</w:t>
         </w:r>
       </w:ins>
-      <w:del w:id="104" w:author="Проект новой редакции" w:date="2026-10-05T12:54:00Z">
+      <w:del w:id="120" w:author="Проект новой редакции" w:date="2026-10-14T11:21:00Z">
         <w:r>
           <w:delText xml:space="preserve"> (CEO);</w:delText>
         </w:r>
@@ -1693,15 +1842,15 @@
         <w:spacing w:after="160"/>
         <w:ind w:firstLine="567"/>
         <w:rPr>
-          <w:del w:id="105" w:author="Проект новой редакции" w:date="2026-10-05T12:54:00Z"/>
-        </w:rPr>
-      </w:pPr>
-      <w:ins w:id="106" w:author="Проект новой редакции" w:date="2026-10-05T12:54:00Z">
+          <w:del w:id="121" w:author="Проект новой редакции" w:date="2026-10-14T11:21:00Z"/>
+        </w:rPr>
+      </w:pPr>
+      <w:ins w:id="122" w:author="Проект новой редакции" w:date="2026-10-14T11:21:00Z">
         <w:r>
           <w:t>в) Член Управляющего совета</w:t>
         </w:r>
       </w:ins>
-      <w:del w:id="107" w:author="Проект новой редакции" w:date="2026-10-05T12:54:00Z">
+      <w:del w:id="123" w:author="Проект новой редакции" w:date="2026-10-14T11:21:00Z">
         <w:r>
           <w:delText>б) Члена Совета</w:delText>
         </w:r>
@@ -1709,7 +1858,7 @@
       <w:r>
         <w:t xml:space="preserve"> в должности </w:t>
       </w:r>
-      <w:ins w:id="108" w:author="Проект новой редакции" w:date="2026-10-05T12:54:00Z">
+      <w:ins w:id="124" w:author="Проект новой редакции" w:date="2026-10-14T11:21:00Z">
         <w:r>
           <w:t xml:space="preserve">Заместителя </w:t>
         </w:r>
@@ -1717,12 +1866,12 @@
       <w:r>
         <w:t xml:space="preserve">Главного </w:t>
       </w:r>
-      <w:ins w:id="109" w:author="Проект новой редакции" w:date="2026-10-05T12:54:00Z">
+      <w:ins w:id="125" w:author="Проект новой редакции" w:date="2026-10-14T11:21:00Z">
         <w:r>
           <w:t>исполнительного</w:t>
         </w:r>
       </w:ins>
-      <w:del w:id="110" w:author="Проект новой редакции" w:date="2026-10-05T12:54:00Z">
+      <w:del w:id="126" w:author="Проект новой редакции" w:date="2026-10-14T11:21:00Z">
         <w:r>
           <w:delText>юрисконсульта (Chief Legal Officer);</w:delText>
         </w:r>
@@ -1733,7 +1882,7 @@
         <w:spacing w:after="160"/>
         <w:ind w:firstLine="567"/>
       </w:pPr>
-      <w:del w:id="111" w:author="Проект новой редакции" w:date="2026-10-05T12:54:00Z">
+      <w:del w:id="127" w:author="Проект новой редакции" w:date="2026-10-14T11:21:00Z">
         <w:r>
           <w:delText>в) Члена Совета в должности Главного финансового</w:delText>
         </w:r>
@@ -1741,12 +1890,12 @@
       <w:r>
         <w:t xml:space="preserve"> директора </w:t>
       </w:r>
-      <w:ins w:id="112" w:author="Проект новой редакции" w:date="2026-10-05T12:54:00Z">
+      <w:ins w:id="128" w:author="Проект новой редакции" w:date="2026-10-14T11:21:00Z">
         <w:r>
           <w:t>по административным вопросам.</w:t>
         </w:r>
       </w:ins>
-      <w:del w:id="113" w:author="Проект новой редакции" w:date="2026-10-05T12:54:00Z">
+      <w:del w:id="129" w:author="Проект новой редакции" w:date="2026-10-14T11:21:00Z">
         <w:r>
           <w:delText>(Chief Financial Officer);</w:delText>
         </w:r>
@@ -1757,10 +1906,10 @@
         <w:spacing w:after="160"/>
         <w:ind w:firstLine="567"/>
         <w:rPr>
-          <w:del w:id="114" w:author="Проект новой редакции" w:date="2026-10-05T12:54:00Z"/>
-        </w:rPr>
-      </w:pPr>
-      <w:del w:id="115" w:author="Проект новой редакции" w:date="2026-10-05T12:54:00Z">
+          <w:del w:id="130" w:author="Проект новой редакции" w:date="2026-10-14T11:21:00Z"/>
+        </w:rPr>
+      </w:pPr>
+      <w:del w:id="131" w:author="Проект новой редакции" w:date="2026-10-14T11:21:00Z">
         <w:r>
           <w:delText>г) Члена Совета в должности Руководителя проектного офиса (Head of Project Office).</w:delText>
         </w:r>
@@ -1789,12 +1938,12 @@
       <w:r>
         <w:t xml:space="preserve">7.1. В соответствии с </w:t>
       </w:r>
-      <w:ins w:id="116" w:author="Проект новой редакции" w:date="2026-10-05T12:54:00Z">
+      <w:ins w:id="132" w:author="Проект новой редакции" w:date="2026-10-14T11:21:00Z">
         <w:r>
           <w:t>подпунктом (а) раздела 3.</w:t>
         </w:r>
       </w:ins>
-      <w:del w:id="117" w:author="Проект новой редакции" w:date="2026-10-05T12:54:00Z">
+      <w:del w:id="133" w:author="Проект новой редакции" w:date="2026-10-14T11:21:00Z">
         <w:r>
           <w:delText xml:space="preserve">разделом </w:delText>
         </w:r>
@@ -1802,7 +1951,7 @@
       <w:r>
         <w:t>5</w:t>
       </w:r>
-      <w:del w:id="118" w:author="Проект новой редакции" w:date="2026-10-05T12:54:00Z">
+      <w:del w:id="134" w:author="Проект новой редакции" w:date="2026-10-14T11:21:00Z">
         <w:r>
           <w:delText>.1</w:delText>
         </w:r>
@@ -1815,9 +1964,6 @@
       <w:pPr>
         <w:spacing w:after="160"/>
         <w:ind w:firstLine="567"/>
-        <w:rPr>
-          <w:del w:id="119" w:author="Проект новой редакции" w:date="2026-10-05T12:54:00Z"/>
-        </w:rPr>
       </w:pPr>
       <w:r>
         <w:t xml:space="preserve">а) Председатель Управляющего совета в должности </w:t>
@@ -1825,50 +1971,43 @@
       <w:r>
         <w:t>Главного исполнительного директора</w:t>
       </w:r>
-      <w:ins w:id="120" w:author="Проект новой редакции" w:date="2026-10-05T12:54:00Z">
+      <w:ins w:id="135" w:author="Проект новой редакции" w:date="2026-10-14T11:21:00Z">
         <w:r>
           <w:t>, Руководителя Проектного офиса</w:t>
         </w:r>
       </w:ins>
-      <w:del w:id="121" w:author="Проект новой редакции" w:date="2026-10-05T12:54:00Z">
-        <w:r>
-          <w:delText xml:space="preserve"> — на срок «5» лет с даты назначения и письменного согласия;</w:delText>
-        </w:r>
-      </w:del>
-    </w:p>
-    <w:p>
-      <w:pPr>
-        <w:spacing w:after="160"/>
-        <w:ind w:firstLine="567"/>
-      </w:pPr>
-      <w:del w:id="122" w:author="Проект новой редакции" w:date="2026-10-05T12:54:00Z">
-        <w:r>
-          <w:delText>б) Член Совета в должности Главного юрисконсульта</w:delText>
-        </w:r>
-      </w:del>
-      <w:r>
-        <w:t xml:space="preserve"> — на срок «4» года с даты назначения и письменного согласия;</w:t>
-      </w:r>
-    </w:p>
-    <w:p>
-      <w:pPr>
-        <w:spacing w:after="160"/>
-        <w:ind w:firstLine="567"/>
-      </w:pPr>
-      <w:ins w:id="123" w:author="Проект новой редакции" w:date="2026-10-05T12:54:00Z">
-        <w:r>
-          <w:t>б</w:t>
-        </w:r>
-      </w:ins>
-      <w:del w:id="124" w:author="Проект новой редакции" w:date="2026-10-05T12:54:00Z">
-        <w:r>
-          <w:delText>в</w:delText>
-        </w:r>
-      </w:del>
-      <w:r>
-        <w:t xml:space="preserve">) Член Совета в должности </w:t>
-      </w:r>
-      <w:ins w:id="125" w:author="Проект новой редакции" w:date="2026-10-05T12:54:00Z">
+      <w:r>
+        <w:t xml:space="preserve"> </w:t>
+      </w:r>
+      <w:r>
+        <w:t>–</w:t>
+      </w:r>
+      <w:r>
+        <w:t xml:space="preserve"> на срок «</w:t>
+      </w:r>
+      <w:ins w:id="136" w:author="Проект новой редакции" w:date="2026-10-14T11:21:00Z">
+        <w:r>
+          <w:t>4» года</w:t>
+        </w:r>
+      </w:ins>
+      <w:del w:id="137" w:author="Проект новой редакции" w:date="2026-10-14T11:21:00Z">
+        <w:r>
+          <w:delText>5» лет</w:delText>
+        </w:r>
+      </w:del>
+      <w:r>
+        <w:t xml:space="preserve"> с даты назначения и письменного согласия;</w:t>
+      </w:r>
+    </w:p>
+    <w:p>
+      <w:pPr>
+        <w:spacing w:after="160"/>
+        <w:ind w:firstLine="567"/>
+      </w:pPr>
+      <w:r>
+        <w:t xml:space="preserve">б) Член Совета в должности </w:t>
+      </w:r>
+      <w:ins w:id="138" w:author="Проект новой редакции" w:date="2026-10-14T11:21:00Z">
         <w:r>
           <w:t xml:space="preserve">Заместителя </w:t>
         </w:r>
@@ -1876,72 +2015,107 @@
       <w:r>
         <w:t xml:space="preserve">Главного </w:t>
       </w:r>
-      <w:ins w:id="126" w:author="Проект новой редакции" w:date="2026-10-05T12:54:00Z">
+      <w:ins w:id="139" w:author="Проект новой редакции" w:date="2026-10-14T11:21:00Z">
+        <w:r>
+          <w:t>исполнительного директора</w:t>
+        </w:r>
+      </w:ins>
+      <w:del w:id="140" w:author="Проект новой редакции" w:date="2026-10-14T11:21:00Z">
+        <w:r>
+          <w:delText>юрисконсульта</w:delText>
+        </w:r>
+      </w:del>
+      <w:r>
+        <w:t xml:space="preserve"> </w:t>
+      </w:r>
+      <w:r>
+        <w:t>–</w:t>
+      </w:r>
+      <w:r>
+        <w:t xml:space="preserve"> на срок «</w:t>
+      </w:r>
+      <w:ins w:id="141" w:author="Проект новой редакции" w:date="2026-10-14T11:21:00Z">
+        <w:r>
+          <w:t>2</w:t>
+        </w:r>
+      </w:ins>
+      <w:del w:id="142" w:author="Проект новой редакции" w:date="2026-10-14T11:21:00Z">
+        <w:r>
+          <w:delText>4</w:delText>
+        </w:r>
+      </w:del>
+      <w:r>
+        <w:t>» года с даты назначения и письменного согласия;</w:t>
+      </w:r>
+    </w:p>
+    <w:p>
+      <w:pPr>
+        <w:spacing w:after="160"/>
+        <w:ind w:firstLine="567"/>
+        <w:rPr>
+          <w:del w:id="143" w:author="Проект новой редакции" w:date="2026-10-14T11:21:00Z"/>
+        </w:rPr>
+      </w:pPr>
+      <w:r>
+        <w:t xml:space="preserve">в) Член Совета в должности </w:t>
+      </w:r>
+      <w:ins w:id="144" w:author="Проект новой редакции" w:date="2026-10-14T11:21:00Z">
+        <w:r>
+          <w:t xml:space="preserve">Заместителя </w:t>
+        </w:r>
+      </w:ins>
+      <w:r>
+        <w:t xml:space="preserve">Главного </w:t>
+      </w:r>
+      <w:ins w:id="145" w:author="Проект новой редакции" w:date="2026-10-14T11:21:00Z">
         <w:r>
           <w:t>исполнительного</w:t>
         </w:r>
       </w:ins>
-      <w:del w:id="127" w:author="Проект новой редакции" w:date="2026-10-05T12:54:00Z">
+      <w:del w:id="146" w:author="Проект новой редакции" w:date="2026-10-14T11:21:00Z">
         <w:r>
           <w:delText>финансового</w:delText>
         </w:r>
       </w:del>
       <w:r>
-        <w:t xml:space="preserve"> директора — на срок «</w:t>
-      </w:r>
-      <w:ins w:id="128" w:author="Проект новой редакции" w:date="2026-10-05T12:54:00Z">
+        <w:t xml:space="preserve"> директора </w:t>
+      </w:r>
+      <w:ins w:id="147" w:author="Проект новой редакции" w:date="2026-10-14T11:21:00Z">
+        <w:r>
+          <w:t xml:space="preserve">по административным вопросам </w:t>
+        </w:r>
+      </w:ins>
+      <w:r>
+        <w:t>–</w:t>
+      </w:r>
+      <w:r>
+        <w:t xml:space="preserve"> на срок «</w:t>
+      </w:r>
+      <w:ins w:id="148" w:author="Проект новой редакции" w:date="2026-10-14T11:21:00Z">
         <w:r>
           <w:t>2</w:t>
         </w:r>
       </w:ins>
-      <w:del w:id="129" w:author="Проект новой редакции" w:date="2026-10-05T12:54:00Z">
-        <w:r>
-          <w:delText>4</w:delText>
-        </w:r>
-      </w:del>
-      <w:r>
-        <w:t>» года с даты назначения и письменного согласия;</w:t>
-      </w:r>
-    </w:p>
-    <w:p>
-      <w:pPr>
-        <w:spacing w:after="160"/>
-        <w:ind w:firstLine="567"/>
-      </w:pPr>
-      <w:ins w:id="130" w:author="Проект новой редакции" w:date="2026-10-05T12:54:00Z">
-        <w:r>
-          <w:t>в</w:t>
-        </w:r>
-      </w:ins>
-      <w:del w:id="131" w:author="Проект новой редакции" w:date="2026-10-05T12:54:00Z">
-        <w:r>
-          <w:delText>г</w:delText>
-        </w:r>
-      </w:del>
-      <w:r>
-        <w:t xml:space="preserve">) Член Совета в должности </w:t>
-      </w:r>
-      <w:ins w:id="132" w:author="Проект новой редакции" w:date="2026-10-05T12:54:00Z">
-        <w:r>
-          <w:t>Заместителя Главного исполнительного директора по административным вопросам</w:t>
-        </w:r>
-      </w:ins>
-      <w:del w:id="133" w:author="Проект новой редакции" w:date="2026-10-05T12:54:00Z">
-        <w:r>
-          <w:delText>Руководителя проектного офиса</w:delText>
-        </w:r>
-      </w:del>
-      <w:r>
-        <w:t xml:space="preserve"> — на срок «</w:t>
-      </w:r>
-      <w:ins w:id="134" w:author="Проект новой редакции" w:date="2026-10-05T12:54:00Z">
-        <w:r>
-          <w:t>2</w:t>
-        </w:r>
-      </w:ins>
-      <w:del w:id="135" w:author="Проект новой редакции" w:date="2026-10-05T12:54:00Z">
-        <w:r>
-          <w:delText>4</w:delText>
+      <w:del w:id="149" w:author="Проект новой редакции" w:date="2026-10-14T11:21:00Z">
+        <w:r>
+          <w:delText>4» года с даты назначения и письменного согласия;</w:delText>
+        </w:r>
+      </w:del>
+    </w:p>
+    <w:p>
+      <w:pPr>
+        <w:spacing w:after="160"/>
+        <w:ind w:firstLine="567"/>
+      </w:pPr>
+      <w:del w:id="150" w:author="Проект новой редакции" w:date="2026-10-14T11:21:00Z">
+        <w:r>
+          <w:delText xml:space="preserve">г) Член Совета в должности Руководителя проектного офиса </w:delText>
+        </w:r>
+        <w:r>
+          <w:delText>–</w:delText>
+        </w:r>
+        <w:r>
+          <w:delText xml:space="preserve"> на срок «4</w:delText>
         </w:r>
       </w:del>
       <w:r>
@@ -2028,12 +2202,12 @@
       <w:r>
         <w:t xml:space="preserve">г) вследствие отстранения в соответствии с подпунктом (а) раздела 3.5 Верховным попечителем либо в соответствии с разделом 7.2 Председателем Управляющего совета в случае существенного нарушения положений раздела </w:t>
       </w:r>
-      <w:ins w:id="136" w:author="Проект новой редакции" w:date="2026-10-05T12:54:00Z">
+      <w:ins w:id="151" w:author="Проект новой редакции" w:date="2026-10-14T11:21:00Z">
         <w:r>
           <w:t>8</w:t>
         </w:r>
       </w:ins>
-      <w:del w:id="137" w:author="Проект новой редакции" w:date="2026-10-05T12:54:00Z">
+      <w:del w:id="152" w:author="Проект новой редакции" w:date="2026-10-14T11:21:00Z">
         <w:r>
           <w:delText>7</w:delText>
         </w:r>
@@ -2128,7 +2302,7 @@
       <w:r>
         <w:t>б) обязаны соблюдать положения Регламента</w:t>
       </w:r>
-      <w:ins w:id="138" w:author="Проект новой редакции" w:date="2026-10-05T12:54:00Z">
+      <w:ins w:id="153" w:author="Проект новой редакции" w:date="2026-10-14T11:21:00Z">
         <w:r>
           <w:t xml:space="preserve"> фондов МФЦА</w:t>
         </w:r>
@@ -2214,12 +2388,12 @@
         <w:spacing w:after="100"/>
         <w:ind w:left="867"/>
       </w:pPr>
-      <w:ins w:id="139" w:author="Проект новой редакции" w:date="2026-10-05T12:54:00Z">
+      <w:ins w:id="154" w:author="Проект новой редакции" w:date="2026-10-14T11:21:00Z">
         <w:r>
           <w:t>(iii) утверждать штатное расписание работников Фонда,</w:t>
         </w:r>
       </w:ins>
-      <w:del w:id="140" w:author="Проект новой редакции" w:date="2026-10-05T12:54:00Z">
+      <w:del w:id="155" w:author="Проект новой редакции" w:date="2026-10-14T11:21:00Z">
         <w:r>
           <w:delText>(iii)</w:delText>
         </w:r>
@@ -2227,7 +2401,7 @@
       <w:r>
         <w:t xml:space="preserve"> нанимать всех работников, консультантов, необходимых Фонду, определять их оклады, льготы, вознаграждения</w:t>
       </w:r>
-      <w:ins w:id="141" w:author="Проект новой редакции" w:date="2026-10-05T12:54:00Z">
+      <w:ins w:id="156" w:author="Проект новой редакции" w:date="2026-10-14T11:21:00Z">
         <w:r>
           <w:t>, премии</w:t>
         </w:r>
@@ -2235,7 +2409,7 @@
       <w:r>
         <w:t xml:space="preserve"> и условия трудоустройства, а также право прекращать их услуги</w:t>
       </w:r>
-      <w:ins w:id="142" w:author="Проект новой редакции" w:date="2026-10-05T12:54:00Z">
+      <w:ins w:id="157" w:author="Проект новой редакции" w:date="2026-10-14T11:21:00Z">
         <w:r>
           <w:t>. Указанные решения в отношении работников, не являющихся членами Управляющего совета, принимаются Председателем Управляющего совета единолично в пределах утвержденного бюджета Фонда и не требуют одобрения Верховного попечителя или Попечительского совета</w:t>
         </w:r>
@@ -2249,13 +2423,13 @@
         <w:spacing w:after="100"/>
         <w:ind w:left="867"/>
         <w:rPr>
-          <w:ins w:id="143" w:author="Проект новой редакции" w:date="2026-10-05T12:54:00Z"/>
+          <w:ins w:id="158" w:author="Проект новой редакции" w:date="2026-10-14T11:21:00Z"/>
         </w:rPr>
       </w:pPr>
       <w:r>
         <w:t xml:space="preserve">(iv) подписывать </w:t>
       </w:r>
-      <w:ins w:id="144" w:author="Проект новой редакции" w:date="2026-10-05T12:54:00Z">
+      <w:ins w:id="159" w:author="Проект новой редакции" w:date="2026-10-14T11:21:00Z">
         <w:r>
           <w:t>трудовые договоры с Верховным попечителем и Попечителями Попечительского совета;</w:t>
         </w:r>
@@ -2266,7 +2440,7 @@
         <w:spacing w:after="100"/>
         <w:ind w:left="867"/>
       </w:pPr>
-      <w:ins w:id="145" w:author="Проект новой редакции" w:date="2026-10-05T12:54:00Z">
+      <w:ins w:id="160" w:author="Проект новой редакции" w:date="2026-10-14T11:21:00Z">
         <w:r>
           <w:t xml:space="preserve">(v) подписывать </w:t>
         </w:r>
@@ -2283,12 +2457,12 @@
       <w:r>
         <w:t>(</w:t>
       </w:r>
-      <w:ins w:id="146" w:author="Проект новой редакции" w:date="2026-10-05T12:54:00Z">
+      <w:ins w:id="161" w:author="Проект новой редакции" w:date="2026-10-14T11:21:00Z">
         <w:r>
           <w:t>vi</w:t>
         </w:r>
       </w:ins>
-      <w:del w:id="147" w:author="Проект новой редакции" w:date="2026-10-05T12:54:00Z">
+      <w:del w:id="162" w:author="Проект новой редакции" w:date="2026-10-14T11:21:00Z">
         <w:r>
           <w:delText>v</w:delText>
         </w:r>
@@ -2305,12 +2479,12 @@
       <w:r>
         <w:t>(</w:t>
       </w:r>
-      <w:ins w:id="148" w:author="Проект новой редакции" w:date="2026-10-05T12:54:00Z">
+      <w:ins w:id="163" w:author="Проект новой редакции" w:date="2026-10-14T11:21:00Z">
         <w:r>
           <w:t>vii</w:t>
         </w:r>
       </w:ins>
-      <w:del w:id="149" w:author="Проект новой редакции" w:date="2026-10-05T12:54:00Z">
+      <w:del w:id="164" w:author="Проект новой редакции" w:date="2026-10-14T11:21:00Z">
         <w:r>
           <w:delText>vi</w:delText>
         </w:r>
@@ -2325,59 +2499,62 @@
         <w:ind w:firstLine="567"/>
       </w:pPr>
       <w:r>
-        <w:t>8.4. В соответствии с подпунктами (б) и (</w:t>
-      </w:r>
-      <w:ins w:id="150" w:author="Проект новой редакции" w:date="2026-10-05T12:54:00Z">
-        <w:r>
-          <w:t>ж</w:t>
-        </w:r>
-      </w:ins>
-      <w:del w:id="151" w:author="Проект новой редакции" w:date="2026-10-05T12:54:00Z">
-        <w:r>
-          <w:delText>е</w:delText>
-        </w:r>
-      </w:del>
-      <w:r>
-        <w:t>) раздела 3.</w:t>
-      </w:r>
-      <w:ins w:id="152" w:author="Проект новой редакции" w:date="2026-10-05T12:54:00Z">
-        <w:r>
-          <w:t>5</w:t>
-        </w:r>
-      </w:ins>
-      <w:del w:id="153" w:author="Проект новой редакции" w:date="2026-10-05T12:54:00Z">
-        <w:r>
-          <w:delText>3</w:delText>
-        </w:r>
-      </w:del>
-      <w:r>
-        <w:t xml:space="preserve"> Управляющий совет предлагает Верховному попечителю на утверждение </w:t>
-      </w:r>
-      <w:ins w:id="154" w:author="Проект новой редакции" w:date="2026-10-05T12:54:00Z">
-        <w:r>
-          <w:t>бюджет</w:t>
-        </w:r>
-      </w:ins>
-      <w:del w:id="155" w:author="Проект новой редакции" w:date="2026-10-05T12:54:00Z">
-        <w:r>
-          <w:delText>Средства</w:delText>
+        <w:t xml:space="preserve">8.4. </w:t>
+      </w:r>
+      <w:del w:id="165" w:author="Проект новой редакции" w:date="2026-10-14T11:21:00Z">
+        <w:r>
+          <w:delText xml:space="preserve">В соответствии с подпунктами (б) и (е) раздела 3.3 </w:delText>
+        </w:r>
+      </w:del>
+      <w:r>
+        <w:t xml:space="preserve">Управляющий совет </w:t>
+      </w:r>
+      <w:ins w:id="166" w:author="Проект новой редакции" w:date="2026-10-14T11:21:00Z">
+        <w:r>
+          <w:t>утверждает бюджет</w:t>
+        </w:r>
+      </w:ins>
+      <w:del w:id="167" w:author="Проект новой редакции" w:date="2026-10-14T11:21:00Z">
+        <w:r>
+          <w:delText>предлагает Верховному попечителю на утверждение Средства</w:delText>
         </w:r>
       </w:del>
       <w:r>
         <w:t xml:space="preserve"> Фонда, </w:t>
       </w:r>
-      <w:ins w:id="156" w:author="Проект новой редакции" w:date="2026-10-05T12:54:00Z">
+      <w:ins w:id="168" w:author="Проект новой редакции" w:date="2026-10-14T11:21:00Z">
         <w:r>
           <w:t>необходимый</w:t>
         </w:r>
       </w:ins>
-      <w:del w:id="157" w:author="Проект новой редакции" w:date="2026-10-05T12:54:00Z">
+      <w:del w:id="169" w:author="Проект новой редакции" w:date="2026-10-14T11:21:00Z">
         <w:r>
           <w:delText>необходимые</w:delText>
         </w:r>
       </w:del>
       <w:r>
-        <w:t xml:space="preserve"> для его деятельности и достижения его целей, а также оклады членов Управляющего совета.</w:t>
+        <w:t xml:space="preserve"> для его деятельности и достижения его целей, </w:t>
+      </w:r>
+      <w:ins w:id="170" w:author="Проект новой редакции" w:date="2026-10-14T11:21:00Z">
+        <w:r>
+          <w:t>с учетом приоритетных направлений, определенных Попечительским советом, и уведомляет Верховного попечителя в порядке пункта 3.11. До вступления в силу бюджета Фонда на очередной финансовый год расходы осуществляются в пределах бюджета предыдущего года. Оклады</w:t>
+        </w:r>
+      </w:ins>
+      <w:del w:id="171" w:author="Проект новой редакции" w:date="2026-10-14T11:21:00Z">
+        <w:r>
+          <w:delText>а также оклады</w:delText>
+        </w:r>
+      </w:del>
+      <w:r>
+        <w:t xml:space="preserve"> членов Управляющего совета</w:t>
+      </w:r>
+      <w:ins w:id="172" w:author="Проект новой редакции" w:date="2026-10-14T11:21:00Z">
+        <w:r>
+          <w:t xml:space="preserve"> Управляющий совет предлагает Верховному попечителю на утверждение в соответствии с подпунктом (ж) раздела 3.5</w:t>
+        </w:r>
+      </w:ins>
+      <w:r>
+        <w:t>.</w:t>
       </w:r>
     </w:p>
     <w:p>
@@ -2403,39 +2580,24 @@
         <w:spacing w:after="160"/>
         <w:ind w:firstLine="567"/>
         <w:rPr>
-          <w:ins w:id="158" w:author="Проект новой редакции" w:date="2026-10-05T12:54:00Z"/>
-        </w:rPr>
-      </w:pPr>
-      <w:ins w:id="159" w:author="Проект новой редакции" w:date="2026-10-05T12:54:00Z">
-        <w:r>
-          <w:t xml:space="preserve">8.7. Управляющий совет утверждает правила, порядки, инструкции и иные внутренние документы Фонда, за исключением стратегии развития Фонда, утверждаемой Верховным попечителем в соответствии с подпунктом (е) пункта 3.5, и </w:t>
-        </w:r>
-        <w:r>
-          <w:t>политик Фонда, утверждаемых Верховным попечителем / Попечительским советом в соответствии</w:t>
-        </w:r>
-        <w:r>
-          <w:t xml:space="preserve"> с подпунктом (д) пункта 3.2. Проекты политик Фонда и изменений в них вносятся Управляющим советом </w:t>
-        </w:r>
-        <w:r>
-          <w:t>на утверждение Верховному попечителю / Попечительскому совету.</w:t>
-        </w:r>
-        <w:r>
-          <w:t xml:space="preserve"> Политики Фонда, утвержденные Управляющим советом до вступления в силу настоящей редакции Положения, </w:t>
-        </w:r>
-        <w:r>
-          <w:t>действуют до их утверждения Верховным попечителем / Попечительским советом.</w:t>
-        </w:r>
-      </w:ins>
-    </w:p>
-    <w:p>
-      <w:pPr>
-        <w:spacing w:after="160"/>
-        <w:ind w:firstLine="567"/>
-        <w:rPr>
-          <w:ins w:id="160" w:author="Проект новой редакции" w:date="2026-10-05T12:54:00Z"/>
-        </w:rPr>
-      </w:pPr>
-      <w:ins w:id="161" w:author="Проект новой редакции" w:date="2026-10-05T12:54:00Z">
+          <w:ins w:id="173" w:author="Проект новой редакции" w:date="2026-10-14T11:21:00Z"/>
+        </w:rPr>
+      </w:pPr>
+      <w:ins w:id="174" w:author="Проект новой редакции" w:date="2026-10-14T11:21:00Z">
+        <w:r>
+          <w:t>8.7. Управляющий совет утверждает политики, правила, порядки, инструкции и иные внутренние документы Фонда, за исключением стратегии развития Фонда, утверждаемой Верховным попечителем в соответствии с подпунктом (е) пункта 3.5. Об утверждении и изменении политик Фонда Управляющий совет уведомляет Верховного попечителя в порядке пункта 3.11.</w:t>
+        </w:r>
+      </w:ins>
+    </w:p>
+    <w:p>
+      <w:pPr>
+        <w:spacing w:after="160"/>
+        <w:ind w:firstLine="567"/>
+        <w:rPr>
+          <w:ins w:id="175" w:author="Проект новой редакции" w:date="2026-10-14T11:21:00Z"/>
+        </w:rPr>
+      </w:pPr>
+      <w:ins w:id="176" w:author="Проект новой редакции" w:date="2026-10-14T11:21:00Z">
         <w:r>
           <w:t>8.8. Управляющий совет принимает решения о включении в структуру Фонда подразделений и консультативно-совещательных органов, в том числе Учебного центра и Экспертного совета, и утверждает положения о них.</w:t>
         </w:r>
@@ -2446,12 +2608,18 @@
         <w:spacing w:after="160"/>
         <w:ind w:firstLine="567"/>
         <w:rPr>
-          <w:ins w:id="162" w:author="Проект новой редакции" w:date="2026-10-05T12:54:00Z"/>
-        </w:rPr>
-      </w:pPr>
-      <w:ins w:id="163" w:author="Проект новой редакции" w:date="2026-10-05T12:54:00Z">
-        <w:r>
-          <w:t>8.9. В период временного отсутствия Председателя Управляющего совета (отпуск, болезнь, командировка и иные случаи) его обязанности исполняет член Управляющего совета, назначенный приказом Председателя Управляющего совета, а при отсутствии такого приказа — Заместитель Главного исполнительного директора (подпункт б) пункта 6.1). Полномочия по распоряжению банковскими счетами и подписанию договоров осуществляются исполняющим обязанности на основании доверенности.</w:t>
+          <w:ins w:id="177" w:author="Проект новой редакции" w:date="2026-10-14T11:21:00Z"/>
+        </w:rPr>
+      </w:pPr>
+      <w:ins w:id="178" w:author="Проект новой редакции" w:date="2026-10-14T11:21:00Z">
+        <w:r>
+          <w:t xml:space="preserve">8.9. В период временного отсутствия Председателя Управляющего совета (отпуск, болезнь, командировка и иные случаи) его обязанности исполняет член Управляющего совета, назначенный приказом Председателя Управляющего совета, а при отсутствии такого приказа </w:t>
+        </w:r>
+        <w:r>
+          <w:t>–</w:t>
+        </w:r>
+        <w:r>
+          <w:t xml:space="preserve"> Заместитель Главного исполнительного директора (подпункт б) пункта 6.1). Полномочия по распоряжению банковскими счетами и подписанию договоров осуществляются исполняющим обязанности на основании доверенности.</w:t>
         </w:r>
       </w:ins>
     </w:p>
@@ -2469,7 +2637,7 @@
         </w:rPr>
         <w:t xml:space="preserve">9. ВОЗНАГРАЖДЕНИЕ И РАСХОДЫ ЧЛЕНОВ </w:t>
       </w:r>
-      <w:ins w:id="164" w:author="Проект новой редакции" w:date="2026-10-05T12:54:00Z">
+      <w:ins w:id="179" w:author="Проект новой редакции" w:date="2026-10-14T11:21:00Z">
         <w:r>
           <w:rPr>
             <w:b/>
@@ -2480,7 +2648,7 @@
           <w:t>СОВЕТОВ</w:t>
         </w:r>
       </w:ins>
-      <w:del w:id="165" w:author="Проект новой редакции" w:date="2026-10-05T12:54:00Z">
+      <w:del w:id="180" w:author="Проект новой редакции" w:date="2026-10-14T11:21:00Z">
         <w:r>
           <w:rPr>
             <w:b/>
@@ -2500,7 +2668,7 @@
       <w:r>
         <w:t>Члены</w:t>
       </w:r>
-      <w:del w:id="166" w:author="Проект новой редакции" w:date="2026-10-05T12:54:00Z">
+      <w:del w:id="181" w:author="Проект новой редакции" w:date="2026-10-14T11:21:00Z">
         <w:r>
           <w:delText xml:space="preserve"> Попечительского совета и</w:delText>
         </w:r>
@@ -2508,7 +2676,7 @@
       <w:r>
         <w:t xml:space="preserve"> Управляющего совета получают оклады и вознаграждение с одобрения Верховного попечителя</w:t>
       </w:r>
-      <w:ins w:id="167" w:author="Проект новой редакции" w:date="2026-10-05T12:54:00Z">
+      <w:ins w:id="182" w:author="Проект новой редакции" w:date="2026-10-14T11:21:00Z">
         <w:r>
           <w:t xml:space="preserve"> в соответствии с подпунктом (ж) раздела 3.5</w:t>
         </w:r>
@@ -2516,12 +2684,12 @@
       <w:r>
         <w:t xml:space="preserve">, за исключением случая, предусмотренного разделом </w:t>
       </w:r>
-      <w:ins w:id="168" w:author="Проект новой редакции" w:date="2026-10-05T12:54:00Z">
+      <w:ins w:id="183" w:author="Проект новой редакции" w:date="2026-10-14T11:21:00Z">
         <w:r>
           <w:t>7</w:t>
         </w:r>
       </w:ins>
-      <w:del w:id="169" w:author="Проект новой редакции" w:date="2026-10-05T12:54:00Z">
+      <w:del w:id="184" w:author="Проект новой редакции" w:date="2026-10-14T11:21:00Z">
         <w:r>
           <w:delText>6</w:delText>
         </w:r>
@@ -2529,12 +2697,12 @@
       <w:r>
         <w:t>.2, оформленного в письменном виде соответствующим решением</w:t>
       </w:r>
-      <w:ins w:id="170" w:author="Проект новой редакции" w:date="2026-10-05T12:54:00Z">
+      <w:ins w:id="185" w:author="Проект новой редакции" w:date="2026-10-14T11:21:00Z">
         <w:r>
           <w:t>. Вознаграждение членов Попечительского совета определяется в соответствии с пунктами 3.7 и 3.8. Членам Попечительского и Управляющего советов</w:t>
         </w:r>
       </w:ins>
-      <w:del w:id="171" w:author="Проект новой редакции" w:date="2026-10-05T12:54:00Z">
+      <w:del w:id="186" w:author="Проект новой редакции" w:date="2026-10-14T11:21:00Z">
         <w:r>
           <w:delText>, и им</w:delText>
         </w:r>
@@ -2626,7 +2794,7 @@
       <w:r>
         <w:t>11.1. С учетом положений настоящего Положения члены Управляющего совета вправе самостоятельно регулировать порядок своей работы по своему усмотрению. Заседание не может состояться при отсутствии кворума (2/3 членов Управляющего совета).</w:t>
       </w:r>
-      <w:del w:id="172" w:author="Проект новой редакции" w:date="2026-10-05T12:54:00Z">
+      <w:del w:id="187" w:author="Проект новой редакции" w:date="2026-10-14T11:21:00Z">
         <w:r>
           <w:delText xml:space="preserve"> Кворум составляет большинство лиц, имеющих право голоса.</w:delText>
         </w:r>
@@ -2656,7 +2824,13 @@
         <w:ind w:firstLine="567"/>
       </w:pPr>
       <w:r>
-        <w:t>11.4. Председатель вправе объявить перерыв в заседании с согласия большинства голосов присутствующих на заседании. На возобновленном заседании не рассматриваются вопросы, помимо тех, которые могли быть рассмотрены на заседании, если бы перерыв не был объявлен. Уведомление о возобновленном заседании не требуется, за исключением случая, когда перерыв составляет четырнадцать дней или более, — в таком случае уведомление направляется не менее чем за семь дней с указанием времени и места возобновленного заседания и общего характера вопросов, подлежащих рассмотрению.</w:t>
+        <w:t xml:space="preserve">11.4. Председатель вправе объявить перерыв в заседании с согласия большинства голосов присутствующих на заседании. На возобновленном заседании не рассматриваются вопросы, помимо тех, которые могли быть рассмотрены на заседании, если бы перерыв не был объявлен. Уведомление о возобновленном заседании не требуется, за исключением случая, когда перерыв составляет четырнадцать дней или более, </w:t>
+      </w:r>
+      <w:r>
+        <w:t>–</w:t>
+      </w:r>
+      <w:r>
+        <w:t xml:space="preserve"> в таком случае уведомление направляется не менее чем за семь дней с указанием времени и места возобновленного заседания и общего характера вопросов, подлежащих рассмотрению.</w:t>
       </w:r>
     </w:p>
     <w:p>
@@ -2775,7 +2949,7 @@
       <w:r>
         <w:t>14.1. Средства и Имущество Фонда находятся под контролем Управляющего совета. Управляющий совет вправе</w:t>
       </w:r>
-      <w:del w:id="173" w:author="Проект новой редакции" w:date="2026-10-05T12:54:00Z">
+      <w:del w:id="188" w:author="Проект новой редакции" w:date="2026-10-14T11:21:00Z">
         <w:r>
           <w:delText>, с одобрения Верховного попечителя</w:delText>
         </w:r>
@@ -2792,23 +2966,23 @@
       <w:r>
         <w:t>а) определять порядок применения и использования имущества Фонда;</w:t>
       </w:r>
-      <w:ins w:id="174" w:author="Проект новой редакции" w:date="2026-10-05T12:54:00Z">
-        <w:r>
-          <w:t xml:space="preserve"> приобретение, распоряжение и использование основных средств Фонда стоимостью свыше размера, указанного в подпункте (а) пункта 3.2, осуществляется с одобрения Попечительского совета;</w:t>
-        </w:r>
-      </w:ins>
-    </w:p>
-    <w:p>
-      <w:pPr>
-        <w:spacing w:after="160"/>
-        <w:ind w:firstLine="567"/>
-      </w:pPr>
-      <w:ins w:id="175" w:author="Проект новой редакции" w:date="2026-10-05T12:54:00Z">
+      <w:ins w:id="189" w:author="Проект новой редакции" w:date="2026-10-14T11:21:00Z">
+        <w:r>
+          <w:t xml:space="preserve"> решения о приобретении, распоряжении и использовании основных средств Фонда стоимостью свыше восьмитысячекратного размера месячного расчетного показателя, установленного на соответствующий финансовый год, принимаются Управляющим советом с уведомлением Верховного попечителя в порядке пункта 3.11;</w:t>
+        </w:r>
+      </w:ins>
+    </w:p>
+    <w:p>
+      <w:pPr>
+        <w:spacing w:after="160"/>
+        <w:ind w:firstLine="567"/>
+      </w:pPr>
+      <w:ins w:id="190" w:author="Проект новой редакции" w:date="2026-10-14T11:21:00Z">
         <w:r>
           <w:t>б) с одобрения Верховного попечителя</w:t>
         </w:r>
       </w:ins>
-      <w:del w:id="176" w:author="Проект новой редакции" w:date="2026-10-05T12:54:00Z">
+      <w:del w:id="191" w:author="Проект новой редакции" w:date="2026-10-14T11:21:00Z">
         <w:r>
           <w:delText>б)</w:delText>
         </w:r>
@@ -2822,12 +2996,12 @@
         <w:spacing w:after="160"/>
         <w:ind w:firstLine="567"/>
         <w:rPr>
-          <w:ins w:id="177" w:author="Проект новой редакции" w:date="2026-10-05T12:54:00Z"/>
-        </w:rPr>
-      </w:pPr>
-      <w:ins w:id="178" w:author="Проект новой редакции" w:date="2026-10-05T12:54:00Z">
-        <w:r>
-          <w:t>Расходы на операционную деятельность Фонда, а также приобретение, распоряжение и использование основных средств стоимостью до размера, указанного в подпункте (а) пункта 3.2, в пределах утвержденного бюджета Фонда производятся по решению Председателя Управляющего совета без согласования с Верховным попечителем.</w:t>
+          <w:ins w:id="192" w:author="Проект новой редакции" w:date="2026-10-14T11:21:00Z"/>
+        </w:rPr>
+      </w:pPr>
+      <w:ins w:id="193" w:author="Проект новой редакции" w:date="2026-10-14T11:21:00Z">
+        <w:r>
+          <w:t>Расходы на операционную деятельность Фонда, а также приобретение, распоряжение и использование основных средств стоимостью до размера, указанного в подпункте а) настоящего пункта, в пределах утвержденного бюджета Фонда производятся по решению Председателя Управляющего совета без согласования с Верховным попечителем.</w:t>
         </w:r>
       </w:ins>
     </w:p>
@@ -2998,12 +3172,12 @@
       <w:r>
         <w:t xml:space="preserve">1. </w:t>
       </w:r>
-      <w:ins w:id="179" w:author="Проект новой редакции" w:date="2026-10-05T12:54:00Z">
+      <w:ins w:id="194" w:author="Проект новой редакции" w:date="2026-10-14T11:21:00Z">
         <w:r>
           <w:t>Частная компания «Climate Action Company Limited» в лице директора Е. Н. Қаражана</w:t>
         </w:r>
       </w:ins>
-      <w:del w:id="180" w:author="Проект новой редакции" w:date="2026-10-05T12:54:00Z">
+      <w:del w:id="195" w:author="Проект новой редакции" w:date="2026-10-14T11:21:00Z">
         <w:r>
           <w:delText>Нуралин Рамазан</w:delText>
         </w:r>
@@ -3079,12 +3253,18 @@
       <w:r>
         <w:t xml:space="preserve">1. </w:t>
       </w:r>
-      <w:ins w:id="181" w:author="Проект новой редакции" w:date="2026-10-05T12:54:00Z">
-        <w:r>
-          <w:t>Верховный попечитель — Е. Нысанбаев</w:t>
-        </w:r>
-      </w:ins>
-      <w:del w:id="182" w:author="Проект новой редакции" w:date="2026-10-05T12:54:00Z">
+      <w:ins w:id="196" w:author="Проект новой редакции" w:date="2026-10-14T11:21:00Z">
+        <w:r>
+          <w:t xml:space="preserve">Верховный попечитель </w:t>
+        </w:r>
+        <w:r>
+          <w:t>–</w:t>
+        </w:r>
+        <w:r>
+          <w:t xml:space="preserve"> Е. Нысанбаев</w:t>
+        </w:r>
+      </w:ins>
+      <w:del w:id="197" w:author="Проект новой редакции" w:date="2026-10-14T11:21:00Z">
         <w:r>
           <w:delText>Аманбаев Кайсар</w:delText>
         </w:r>
@@ -3160,12 +3340,18 @@
       <w:r>
         <w:t xml:space="preserve">1. </w:t>
       </w:r>
-      <w:ins w:id="183" w:author="Проект новой редакции" w:date="2026-10-05T12:54:00Z">
-        <w:r>
-          <w:t>Главный исполнительный директор, Руководитель Проектного офиса — Е. Н. Қаражан</w:t>
-        </w:r>
-      </w:ins>
-      <w:del w:id="184" w:author="Проект новой редакции" w:date="2026-10-05T12:54:00Z">
+      <w:ins w:id="198" w:author="Проект новой редакции" w:date="2026-10-14T11:21:00Z">
+        <w:r>
+          <w:t xml:space="preserve">Главный исполнительный директор, Руководитель Проектного офиса </w:t>
+        </w:r>
+        <w:r>
+          <w:t>–</w:t>
+        </w:r>
+        <w:r>
+          <w:t xml:space="preserve"> Е. Н. Қаражан</w:t>
+        </w:r>
+      </w:ins>
+      <w:del w:id="199" w:author="Проект новой редакции" w:date="2026-10-14T11:21:00Z">
         <w:r>
           <w:delText>Джангарашев Ролан</w:delText>
         </w:r>
@@ -3178,28 +3364,40 @@
       <w:pPr>
         <w:spacing w:after="160"/>
         <w:rPr>
-          <w:ins w:id="185" w:author="Проект новой редакции" w:date="2026-10-05T12:54:00Z"/>
+          <w:ins w:id="200" w:author="Проект новой редакции" w:date="2026-10-14T11:21:00Z"/>
         </w:rPr>
       </w:pPr>
       <w:r>
         <w:t xml:space="preserve">2. </w:t>
       </w:r>
-      <w:ins w:id="186" w:author="Проект новой редакции" w:date="2026-10-05T12:54:00Z">
-        <w:r>
-          <w:t>Заместитель Главного исполнительного директора — А. В. Кононец ____________________ (подпись)</w:t>
-        </w:r>
-      </w:ins>
-    </w:p>
-    <w:p>
-      <w:pPr>
-        <w:spacing w:after="160"/>
-      </w:pPr>
-      <w:ins w:id="187" w:author="Проект новой редакции" w:date="2026-10-05T12:54:00Z">
-        <w:r>
-          <w:t>3. Заместитель Главного исполнительного директора по административным вопросам — М. Темирбеков</w:t>
-        </w:r>
-      </w:ins>
-      <w:del w:id="188" w:author="Проект новой редакции" w:date="2026-10-05T12:54:00Z">
+      <w:ins w:id="201" w:author="Проект новой редакции" w:date="2026-10-14T11:21:00Z">
+        <w:r>
+          <w:t xml:space="preserve">Заместитель Главного исполнительного директора </w:t>
+        </w:r>
+        <w:r>
+          <w:t>–</w:t>
+        </w:r>
+        <w:r>
+          <w:t xml:space="preserve"> А. В. Кононец ____________________ (подпись)</w:t>
+        </w:r>
+      </w:ins>
+    </w:p>
+    <w:p>
+      <w:pPr>
+        <w:spacing w:after="160"/>
+      </w:pPr>
+      <w:ins w:id="202" w:author="Проект новой редакции" w:date="2026-10-14T11:21:00Z">
+        <w:r>
+          <w:t xml:space="preserve">3. Заместитель Главного исполнительного директора по административным вопросам </w:t>
+        </w:r>
+        <w:r>
+          <w:t>–</w:t>
+        </w:r>
+        <w:r>
+          <w:t xml:space="preserve"> М. Темирбеков</w:t>
+        </w:r>
+      </w:ins>
+      <w:del w:id="203" w:author="Проект новой редакции" w:date="2026-10-14T11:21:00Z">
         <w:r>
           <w:delText>Бейсенгазин Куаныш</w:delText>
         </w:r>
@@ -3911,7 +4109,7 @@
     <w:hidden/>
     <w:uiPriority w:val="99"/>
     <w:semiHidden/>
-    <w:rsid w:val="00284EA7"/>
+    <w:rsid w:val="001300C2"/>
   </w:style>
   <w:style w:type="paragraph" w:styleId="ad">
     <w:name w:val="Balloon Text"/>
@@ -3920,7 +4118,7 @@
     <w:uiPriority w:val="99"/>
     <w:semiHidden/>
     <w:unhideWhenUsed/>
-    <w:rsid w:val="00284EA7"/>
+    <w:rsid w:val="001300C2"/>
     <w:rPr>
       <w:rFonts w:ascii="Segoe UI" w:hAnsi="Segoe UI" w:cs="Segoe UI"/>
       <w:sz w:val="18"/>
@@ -3933,7 +4131,7 @@
     <w:link w:val="ad"/>
     <w:uiPriority w:val="99"/>
     <w:semiHidden/>
-    <w:rsid w:val="00284EA7"/>
+    <w:rsid w:val="001300C2"/>
     <w:rPr>
       <w:rFonts w:ascii="Segoe UI" w:hAnsi="Segoe UI" w:cs="Segoe UI"/>
       <w:sz w:val="18"/>

--- a/Устав/_документы/С выделением — Положение ЦАКФ.docx
+++ b/Устав/_документы/С выделением — Положение ЦАКФ.docx
@@ -8,7 +8,7 @@
       </w:pPr>
       <w:bookmarkStart w:id="0" w:name="_GoBack"/>
       <w:bookmarkEnd w:id="0"/>
-      <w:ins w:id="1" w:author="Проект новой редакции" w:date="2026-10-14T11:21:00Z">
+      <w:ins w:id="1" w:author="Проект новой редакции" w:date="2026-10-14T13:28:00Z">
         <w:r>
           <w:rPr>
             <w:b/>
@@ -59,7 +59,7 @@
         </w:rPr>
         <w:t>УТВЕРЖДЕНО: Решением № 2 от «24» марта 2024 года</w:t>
       </w:r>
-      <w:ins w:id="2" w:author="Проект новой редакции" w:date="2026-10-14T11:21:00Z">
+      <w:ins w:id="2" w:author="Проект новой редакции" w:date="2026-10-14T13:28:00Z">
         <w:r>
           <w:rPr>
             <w:b/>
@@ -95,12 +95,12 @@
       <w:r>
         <w:t>Дата утверждения</w:t>
       </w:r>
-      <w:ins w:id="3" w:author="Проект новой редакции" w:date="2026-10-14T11:21:00Z">
+      <w:ins w:id="3" w:author="Проект новой редакции" w:date="2026-10-14T13:28:00Z">
         <w:r>
           <w:t xml:space="preserve"> новой редакции: «___» __________ 2026</w:t>
         </w:r>
       </w:ins>
-      <w:del w:id="4" w:author="Проект новой редакции" w:date="2026-10-14T11:21:00Z">
+      <w:del w:id="4" w:author="Проект новой редакции" w:date="2026-10-14T13:28:00Z">
         <w:r>
           <w:delText>: 24 марта 2024</w:delText>
         </w:r>
@@ -113,12 +113,12 @@
       <w:pPr>
         <w:spacing w:after="160"/>
       </w:pPr>
-      <w:ins w:id="5" w:author="Проект новой редакции" w:date="2026-10-14T11:21:00Z">
+      <w:ins w:id="5" w:author="Проект новой редакции" w:date="2026-10-14T13:28:00Z">
         <w:r>
           <w:t>Первоначальная редакция утверждена</w:t>
         </w:r>
       </w:ins>
-      <w:del w:id="6" w:author="Проект новой редакции" w:date="2026-10-14T11:21:00Z">
+      <w:del w:id="6" w:author="Проект новой редакции" w:date="2026-10-14T13:28:00Z">
         <w:r>
           <w:delText>Утверждено</w:delText>
         </w:r>
@@ -201,12 +201,12 @@
       <w:r>
         <w:t xml:space="preserve">4. ЗАСЕДАНИЯ ПОПЕЧИТЕЛЬСКОГО СОВЕТА ............................. </w:t>
       </w:r>
-      <w:ins w:id="7" w:author="Проект новой редакции" w:date="2026-10-14T11:21:00Z">
+      <w:ins w:id="7" w:author="Проект новой редакции" w:date="2026-10-14T13:28:00Z">
         <w:r>
           <w:t>6</w:t>
         </w:r>
       </w:ins>
-      <w:del w:id="8" w:author="Проект новой редакции" w:date="2026-10-14T11:21:00Z">
+      <w:del w:id="8" w:author="Проект новой редакции" w:date="2026-10-14T13:28:00Z">
         <w:r>
           <w:delText>5</w:delText>
         </w:r>
@@ -220,12 +220,12 @@
       <w:r>
         <w:t xml:space="preserve">5. НАЗНАЧЕНИЕ И ПРЕКРАЩЕНИЕ ПОЛНОМОЧИЙ ЧЛЕНОВ ПОПЕЧИТЕЛЬСКОГО СОВЕТА .................................................... </w:t>
       </w:r>
-      <w:ins w:id="9" w:author="Проект новой редакции" w:date="2026-10-14T11:21:00Z">
+      <w:ins w:id="9" w:author="Проект новой редакции" w:date="2026-10-14T13:28:00Z">
         <w:r>
           <w:t>7</w:t>
         </w:r>
       </w:ins>
-      <w:del w:id="10" w:author="Проект новой редакции" w:date="2026-10-14T11:21:00Z">
+      <w:del w:id="10" w:author="Проект новой редакции" w:date="2026-10-14T13:28:00Z">
         <w:r>
           <w:delText>6</w:delText>
         </w:r>
@@ -239,12 +239,12 @@
       <w:r>
         <w:t xml:space="preserve">6. УПРАВЛЯЮЩИЙ СОВЕТ .............................................................. </w:t>
       </w:r>
-      <w:ins w:id="11" w:author="Проект новой редакции" w:date="2026-10-14T11:21:00Z">
+      <w:ins w:id="11" w:author="Проект новой редакции" w:date="2026-10-14T13:28:00Z">
         <w:r>
           <w:t>7</w:t>
         </w:r>
       </w:ins>
-      <w:del w:id="12" w:author="Проект новой редакции" w:date="2026-10-14T11:21:00Z">
+      <w:del w:id="12" w:author="Проект новой редакции" w:date="2026-10-14T13:28:00Z">
         <w:r>
           <w:delText>6</w:delText>
         </w:r>
@@ -258,12 +258,12 @@
       <w:r>
         <w:t xml:space="preserve">7. НАЗНАЧЕНИЕ И ПРЕКРАЩЕНИЕ ПОЛНОМОЧИЙ ЧЛЕНОВ СОВЕТА ......................................................................................... </w:t>
       </w:r>
-      <w:ins w:id="13" w:author="Проект новой редакции" w:date="2026-10-14T11:21:00Z">
+      <w:ins w:id="13" w:author="Проект новой редакции" w:date="2026-10-14T13:28:00Z">
         <w:r>
           <w:t>8</w:t>
         </w:r>
       </w:ins>
-      <w:del w:id="14" w:author="Проект новой редакции" w:date="2026-10-14T11:21:00Z">
+      <w:del w:id="14" w:author="Проект новой редакции" w:date="2026-10-14T13:28:00Z">
         <w:r>
           <w:delText>7</w:delText>
         </w:r>
@@ -274,13 +274,13 @@
         <w:spacing w:after="100"/>
         <w:ind w:left="567"/>
         <w:rPr>
-          <w:del w:id="15" w:author="Проект новой редакции" w:date="2026-10-14T11:21:00Z"/>
+          <w:del w:id="15" w:author="Проект новой редакции" w:date="2026-10-14T13:28:00Z"/>
         </w:rPr>
       </w:pPr>
       <w:r>
         <w:t xml:space="preserve">8. ПОЛНОМОЧИЯ И ФУНКЦИИ УПРАВЛЯЮЩЕГО СОВЕТА ....... </w:t>
       </w:r>
-      <w:del w:id="16" w:author="Проект новой редакции" w:date="2026-10-14T11:21:00Z">
+      <w:del w:id="16" w:author="Проект новой редакции" w:date="2026-10-14T13:28:00Z">
         <w:r>
           <w:delText>8</w:delText>
         </w:r>
@@ -291,7 +291,7 @@
         <w:spacing w:after="100"/>
         <w:ind w:left="567"/>
         <w:rPr>
-          <w:ins w:id="17" w:author="Проект новой редакции" w:date="2026-10-14T11:21:00Z"/>
+          <w:ins w:id="17" w:author="Проект новой редакции" w:date="2026-10-14T13:28:00Z"/>
         </w:rPr>
       </w:pPr>
       <w:r>
@@ -303,7 +303,7 @@
         <w:spacing w:after="100"/>
         <w:ind w:left="567"/>
       </w:pPr>
-      <w:ins w:id="18" w:author="Проект новой редакции" w:date="2026-10-14T11:21:00Z">
+      <w:ins w:id="18" w:author="Проект новой редакции" w:date="2026-10-14T13:28:00Z">
         <w:r>
           <w:t>9</w:t>
         </w:r>
@@ -311,12 +311,12 @@
       <w:r>
         <w:t xml:space="preserve">. ВОЗНАГРАЖДЕНИЕ И РАСХОДЫ ЧЛЕНОВ </w:t>
       </w:r>
-      <w:ins w:id="19" w:author="Проект новой редакции" w:date="2026-10-14T11:21:00Z">
+      <w:ins w:id="19" w:author="Проект новой редакции" w:date="2026-10-14T13:28:00Z">
         <w:r>
           <w:t>СОВЕТОВ .............</w:t>
         </w:r>
       </w:ins>
-      <w:del w:id="20" w:author="Проект новой редакции" w:date="2026-10-14T11:21:00Z">
+      <w:del w:id="20" w:author="Проект новой редакции" w:date="2026-10-14T13:28:00Z">
         <w:r>
           <w:delText>СОВЕТА ...............</w:delText>
         </w:r>
@@ -333,12 +333,12 @@
       <w:r>
         <w:t xml:space="preserve">10. ЗАСЕДАНИЯ УПРАВЛЯЮЩЕГО СОВЕТА ................................. </w:t>
       </w:r>
-      <w:ins w:id="21" w:author="Проект новой редакции" w:date="2026-10-14T11:21:00Z">
+      <w:ins w:id="21" w:author="Проект новой редакции" w:date="2026-10-14T13:28:00Z">
         <w:r>
           <w:t>10</w:t>
         </w:r>
       </w:ins>
-      <w:del w:id="22" w:author="Проект новой редакции" w:date="2026-10-14T11:21:00Z">
+      <w:del w:id="22" w:author="Проект новой редакции" w:date="2026-10-14T13:28:00Z">
         <w:r>
           <w:delText>9</w:delText>
         </w:r>
@@ -352,12 +352,12 @@
       <w:r>
         <w:t xml:space="preserve">11. ПОРЯДОК РАБОТЫ СОВЕТА ....................................................... </w:t>
       </w:r>
-      <w:ins w:id="23" w:author="Проект новой редакции" w:date="2026-10-14T11:21:00Z">
+      <w:ins w:id="23" w:author="Проект новой редакции" w:date="2026-10-14T13:28:00Z">
         <w:r>
           <w:t>11</w:t>
         </w:r>
       </w:ins>
-      <w:del w:id="24" w:author="Проект новой редакции" w:date="2026-10-14T11:21:00Z">
+      <w:del w:id="24" w:author="Проект новой редакции" w:date="2026-10-14T13:28:00Z">
         <w:r>
           <w:delText>10</w:delText>
         </w:r>
@@ -380,12 +380,12 @@
       <w:r>
         <w:t xml:space="preserve">13. СЕКРЕТАРЬ .................................................................................. </w:t>
       </w:r>
-      <w:ins w:id="25" w:author="Проект новой редакции" w:date="2026-10-14T11:21:00Z">
+      <w:ins w:id="25" w:author="Проект новой редакции" w:date="2026-10-14T13:28:00Z">
         <w:r>
           <w:t>12</w:t>
         </w:r>
       </w:ins>
-      <w:del w:id="26" w:author="Проект новой редакции" w:date="2026-10-14T11:21:00Z">
+      <w:del w:id="26" w:author="Проект новой редакции" w:date="2026-10-14T13:28:00Z">
         <w:r>
           <w:delText>11</w:delText>
         </w:r>
@@ -399,12 +399,12 @@
       <w:r>
         <w:t xml:space="preserve">14. ИМУЩЕСТВО И ДОХОД ФОНДА ................................................ </w:t>
       </w:r>
-      <w:ins w:id="27" w:author="Проект новой редакции" w:date="2026-10-14T11:21:00Z">
+      <w:ins w:id="27" w:author="Проект новой редакции" w:date="2026-10-14T13:28:00Z">
         <w:r>
           <w:t>12</w:t>
         </w:r>
       </w:ins>
-      <w:del w:id="28" w:author="Проект новой редакции" w:date="2026-10-14T11:21:00Z">
+      <w:del w:id="28" w:author="Проект новой редакции" w:date="2026-10-14T13:28:00Z">
         <w:r>
           <w:delText>11</w:delText>
         </w:r>
@@ -418,12 +418,12 @@
       <w:r>
         <w:t xml:space="preserve">15. ВНЕСЕНИЕ ИЗМЕНЕНИЙ </w:t>
       </w:r>
-      <w:ins w:id="29" w:author="Проект новой редакции" w:date="2026-10-14T11:21:00Z">
+      <w:ins w:id="29" w:author="Проект новой редакции" w:date="2026-10-14T13:28:00Z">
         <w:r>
           <w:t>В НАСТОЯЩЕЕ ПОЛОЖЕНИЕ ..............</w:t>
         </w:r>
       </w:ins>
-      <w:del w:id="30" w:author="Проект новой редакции" w:date="2026-10-14T11:21:00Z">
+      <w:del w:id="30" w:author="Проект новой редакции" w:date="2026-10-14T13:28:00Z">
         <w:r>
           <w:delText>И ОТМЕНА ........................................</w:delText>
         </w:r>
@@ -446,10 +446,10 @@
         <w:spacing w:after="100"/>
         <w:ind w:left="567"/>
         <w:rPr>
-          <w:ins w:id="31" w:author="Проект новой редакции" w:date="2026-10-14T11:21:00Z"/>
-        </w:rPr>
-      </w:pPr>
-      <w:ins w:id="32" w:author="Проект новой редакции" w:date="2026-10-14T11:21:00Z">
+          <w:ins w:id="31" w:author="Проект новой редакции" w:date="2026-10-14T13:28:00Z"/>
+        </w:rPr>
+      </w:pPr>
+      <w:ins w:id="32" w:author="Проект новой редакции" w:date="2026-10-14T13:28:00Z">
         <w:r>
           <w:t>ПРИЛОЖЕНИЯ 1–3 ...................................................................... 14</w:t>
         </w:r>
@@ -490,12 +490,12 @@
         <w:spacing w:after="160"/>
         <w:ind w:firstLine="567"/>
       </w:pPr>
-      <w:ins w:id="33" w:author="Проект новой редакции" w:date="2026-10-14T11:21:00Z">
+      <w:ins w:id="33" w:author="Проект новой редакции" w:date="2026-10-14T13:28:00Z">
         <w:r>
           <w:t>1) «ЦАКФ», «Проектный офис для Центральной Азии по изменению климата и зеленой энергетике» либо</w:t>
         </w:r>
       </w:ins>
-      <w:del w:id="34" w:author="Проект новой редакции" w:date="2026-10-14T11:21:00Z">
+      <w:del w:id="34" w:author="Проект новой редакции" w:date="2026-10-14T13:28:00Z">
         <w:r>
           <w:delText>1)</w:delText>
         </w:r>
@@ -554,7 +554,7 @@
       <w:r>
         <w:t xml:space="preserve">6) «Попечительский совет» означает высший орган управления Фонда, </w:t>
       </w:r>
-      <w:ins w:id="35" w:author="Проект новой редакции" w:date="2026-10-14T11:21:00Z">
+      <w:ins w:id="35" w:author="Проект новой редакции" w:date="2026-10-14T13:28:00Z">
         <w:r>
           <w:t xml:space="preserve">возглавляемый Верховным попечителем и </w:t>
         </w:r>
@@ -562,7 +562,7 @@
       <w:r>
         <w:t>состоящий из</w:t>
       </w:r>
-      <w:del w:id="36" w:author="Проект новой редакции" w:date="2026-10-14T11:21:00Z">
+      <w:del w:id="36" w:author="Проект новой редакции" w:date="2026-10-14T13:28:00Z">
         <w:r>
           <w:delText xml:space="preserve"> Верховного попечителя и</w:delText>
         </w:r>
@@ -579,12 +579,12 @@
       <w:r>
         <w:t>7) «Верховный попечитель» означает физическое лицо, назначенное Учредителем</w:t>
       </w:r>
-      <w:ins w:id="37" w:author="Проект новой редакции" w:date="2026-10-14T11:21:00Z">
+      <w:ins w:id="37" w:author="Проект новой редакции" w:date="2026-10-14T13:28:00Z">
         <w:r>
           <w:t>, являющееся высшим должностным лицом Фонда и осуществляющее свои функции в соответствии с</w:t>
         </w:r>
       </w:ins>
-      <w:del w:id="38" w:author="Проект новой редакции" w:date="2026-10-14T11:21:00Z">
+      <w:del w:id="38" w:author="Проект новой редакции" w:date="2026-10-14T13:28:00Z">
         <w:r>
           <w:delText xml:space="preserve"> для целей, предусмотренных</w:delText>
         </w:r>
@@ -601,12 +601,12 @@
       <w:r>
         <w:t xml:space="preserve">8) «Попечитель» означает физическое лицо, назначенное </w:t>
       </w:r>
-      <w:ins w:id="39" w:author="Проект новой редакции" w:date="2026-10-14T11:21:00Z">
+      <w:ins w:id="39" w:author="Проект новой редакции" w:date="2026-10-14T13:28:00Z">
         <w:r>
           <w:t>Верховным попечителем</w:t>
         </w:r>
       </w:ins>
-      <w:del w:id="40" w:author="Проект новой редакции" w:date="2026-10-14T11:21:00Z">
+      <w:del w:id="40" w:author="Проект новой редакции" w:date="2026-10-14T13:28:00Z">
         <w:r>
           <w:delText>Учредителем</w:delText>
         </w:r>
@@ -717,14 +717,15 @@
         <w:ind w:firstLine="567"/>
       </w:pPr>
       <w:r>
+        <w:lastRenderedPageBreak/>
         <w:t>19) «Контрибьютор» означает юридическое и/или физическое лицо, вносящее в Фонд пожертвования, гранты, имущество и иные средства, которые являются законными, «чистыми», свободными от каких-либо залогов и обременений</w:t>
       </w:r>
-      <w:ins w:id="41" w:author="Проект новой редакции" w:date="2026-10-14T11:21:00Z">
+      <w:ins w:id="41" w:author="Проект новой редакции" w:date="2026-10-14T13:28:00Z">
         <w:r>
           <w:t>;</w:t>
         </w:r>
       </w:ins>
-      <w:del w:id="42" w:author="Проект новой редакции" w:date="2026-10-14T11:21:00Z">
+      <w:del w:id="42" w:author="Проект новой редакции" w:date="2026-10-14T13:28:00Z">
         <w:r>
           <w:delText>.</w:delText>
         </w:r>
@@ -735,10 +736,10 @@
         <w:spacing w:after="160"/>
         <w:ind w:firstLine="567"/>
         <w:rPr>
-          <w:ins w:id="43" w:author="Проект новой редакции" w:date="2026-10-14T11:21:00Z"/>
-        </w:rPr>
-      </w:pPr>
-      <w:ins w:id="44" w:author="Проект новой редакции" w:date="2026-10-14T11:21:00Z">
+          <w:ins w:id="43" w:author="Проект новой редакции" w:date="2026-10-14T13:28:00Z"/>
+        </w:rPr>
+      </w:pPr>
+      <w:ins w:id="44" w:author="Проект новой редакции" w:date="2026-10-14T13:28:00Z">
         <w:r>
           <w:t>20) «Основные средства» означает имущество Фонда, используемое в его деятельности более одного года и учитываемое в качестве основных средств в соответствии с Международными стандартами финансовой отчетности.</w:t>
         </w:r>
@@ -827,12 +828,12 @@
       <w:r>
         <w:t>а) полномочие назначать и переназначать Верховного попечителя</w:t>
       </w:r>
-      <w:ins w:id="45" w:author="Проект новой редакции" w:date="2026-10-14T11:21:00Z">
+      <w:ins w:id="45" w:author="Проект новой редакции" w:date="2026-10-14T13:28:00Z">
         <w:r>
           <w:t>; Попечители</w:t>
         </w:r>
       </w:ins>
-      <w:del w:id="46" w:author="Проект новой редакции" w:date="2026-10-14T11:21:00Z">
+      <w:del w:id="46" w:author="Проект новой редакции" w:date="2026-10-14T13:28:00Z">
         <w:r>
           <w:delText xml:space="preserve"> и Попечителей</w:delText>
         </w:r>
@@ -840,7 +841,7 @@
       <w:r>
         <w:t xml:space="preserve"> Попечительского совета</w:t>
       </w:r>
-      <w:ins w:id="47" w:author="Проект новой редакции" w:date="2026-10-14T11:21:00Z">
+      <w:ins w:id="47" w:author="Проект новой редакции" w:date="2026-10-14T13:28:00Z">
         <w:r>
           <w:t xml:space="preserve"> назначаются Верховным попечителем</w:t>
         </w:r>
@@ -857,12 +858,12 @@
       <w:r>
         <w:t xml:space="preserve">б) полномочие отстранять Верховного попечителя </w:t>
       </w:r>
-      <w:ins w:id="48" w:author="Проект новой редакции" w:date="2026-10-14T11:21:00Z">
+      <w:ins w:id="48" w:author="Проект новой редакции" w:date="2026-10-14T13:28:00Z">
         <w:r>
           <w:t>с одновременным назначением нового Верховного попечителя</w:t>
         </w:r>
       </w:ins>
-      <w:del w:id="49" w:author="Проект новой редакции" w:date="2026-10-14T11:21:00Z">
+      <w:del w:id="49" w:author="Проект новой редакции" w:date="2026-10-14T13:28:00Z">
         <w:r>
           <w:delText>и Попечителей Попечительского совета в случае существенного нарушения положений раздела 3 настоящего Положения</w:delText>
         </w:r>
@@ -921,12 +922,12 @@
       <w:r>
         <w:t>3.1. Попечительский совет является высшим органом управления Фонда и</w:t>
       </w:r>
-      <w:ins w:id="50" w:author="Проект новой редакции" w:date="2026-10-14T11:21:00Z">
+      <w:ins w:id="50" w:author="Проект новой редакции" w:date="2026-10-14T13:28:00Z">
         <w:r>
           <w:t xml:space="preserve"> возглавляется Верховным попечителем. При отсутствии Попечителей полномочия</w:t>
         </w:r>
       </w:ins>
-      <w:del w:id="51" w:author="Проект новой редакции" w:date="2026-10-14T11:21:00Z">
+      <w:del w:id="51" w:author="Проект новой редакции" w:date="2026-10-14T13:28:00Z">
         <w:r>
           <w:delText>, действуя индивидуально в лице Верховного попечителя либо коллегиально в качестве</w:delText>
         </w:r>
@@ -934,12 +935,12 @@
       <w:r>
         <w:t xml:space="preserve"> Попечительского совета</w:t>
       </w:r>
-      <w:ins w:id="52" w:author="Проект новой редакции" w:date="2026-10-14T11:21:00Z">
+      <w:ins w:id="52" w:author="Проект новой редакции" w:date="2026-10-14T13:28:00Z">
         <w:r>
           <w:t xml:space="preserve"> осуществляются Верховным попечителем единолично. Попечительский совет</w:t>
         </w:r>
       </w:ins>
-      <w:del w:id="53" w:author="Проект новой редакции" w:date="2026-10-14T11:21:00Z">
+      <w:del w:id="53" w:author="Проект новой редакции" w:date="2026-10-14T13:28:00Z">
         <w:r>
           <w:delText>,</w:delText>
         </w:r>
@@ -954,6 +955,7 @@
         <w:ind w:firstLine="567"/>
       </w:pPr>
       <w:r>
+        <w:lastRenderedPageBreak/>
         <w:t>а) обязан вести и хранить точные счета и записи, относящиеся к его попечительской деятельности, в течение всего срока действия попечительства и в течение шести (6) лет после его прекращения;</w:t>
       </w:r>
     </w:p>
@@ -965,7 +967,7 @@
       <w:r>
         <w:t>б) обязан соблюдать положения Устава, Положения и Регламента</w:t>
       </w:r>
-      <w:ins w:id="54" w:author="Проект новой редакции" w:date="2026-10-14T11:21:00Z">
+      <w:ins w:id="54" w:author="Проект новой редакции" w:date="2026-10-14T13:28:00Z">
         <w:r>
           <w:t xml:space="preserve"> фондов МФЦА</w:t>
         </w:r>
@@ -1033,15 +1035,15 @@
         <w:spacing w:after="160"/>
         <w:ind w:firstLine="567"/>
         <w:rPr>
-          <w:del w:id="55" w:author="Проект новой редакции" w:date="2026-10-14T11:21:00Z"/>
-        </w:rPr>
-      </w:pPr>
-      <w:ins w:id="56" w:author="Проект новой редакции" w:date="2026-10-14T11:21:00Z">
+          <w:del w:id="55" w:author="Проект новой редакции" w:date="2026-10-14T13:28:00Z"/>
+        </w:rPr>
+      </w:pPr>
+      <w:ins w:id="56" w:author="Проект новой редакции" w:date="2026-10-14T13:28:00Z">
         <w:r>
           <w:t>а</w:t>
         </w:r>
       </w:ins>
-      <w:del w:id="57" w:author="Проект новой редакции" w:date="2026-10-14T11:21:00Z">
+      <w:del w:id="57" w:author="Проект новой редакции" w:date="2026-10-14T13:28:00Z">
         <w:r>
           <w:delText>а) определяет и утверждает стратегии развития Фонда;</w:delText>
         </w:r>
@@ -1052,10 +1054,10 @@
         <w:spacing w:after="160"/>
         <w:ind w:firstLine="567"/>
         <w:rPr>
-          <w:del w:id="58" w:author="Проект новой редакции" w:date="2026-10-14T11:21:00Z"/>
-        </w:rPr>
-      </w:pPr>
-      <w:del w:id="59" w:author="Проект новой редакции" w:date="2026-10-14T11:21:00Z">
+          <w:del w:id="58" w:author="Проект новой редакции" w:date="2026-10-14T13:28:00Z"/>
+        </w:rPr>
+      </w:pPr>
+      <w:del w:id="59" w:author="Проект новой редакции" w:date="2026-10-14T13:28:00Z">
         <w:r>
           <w:delText>б) определяет официальные оклады и условия вознаграждения и премирования членов Попечительского и Управляющего советов по предложению Управляющего совета;</w:delText>
         </w:r>
@@ -1066,10 +1068,10 @@
         <w:spacing w:after="160"/>
         <w:ind w:firstLine="567"/>
         <w:rPr>
-          <w:del w:id="60" w:author="Проект новой редакции" w:date="2026-10-14T11:21:00Z"/>
-        </w:rPr>
-      </w:pPr>
-      <w:del w:id="61" w:author="Проект новой редакции" w:date="2026-10-14T11:21:00Z">
+          <w:del w:id="60" w:author="Проект новой редакции" w:date="2026-10-14T13:28:00Z"/>
+        </w:rPr>
+      </w:pPr>
+      <w:del w:id="61" w:author="Проект новой редакции" w:date="2026-10-14T13:28:00Z">
         <w:r>
           <w:delText>в) утверждает получение, распоряжение и использование имущества Фонда в целях достижения целей Фонда и для его операционной деятельности;</w:delText>
         </w:r>
@@ -1080,7 +1082,7 @@
         <w:spacing w:after="160"/>
         <w:ind w:firstLine="567"/>
       </w:pPr>
-      <w:del w:id="62" w:author="Проект новой редакции" w:date="2026-10-14T11:21:00Z">
+      <w:del w:id="62" w:author="Проект новой редакции" w:date="2026-10-14T13:28:00Z">
         <w:r>
           <w:delText>г</w:delText>
         </w:r>
@@ -1094,12 +1096,12 @@
         <w:spacing w:after="160"/>
         <w:ind w:firstLine="567"/>
       </w:pPr>
-      <w:ins w:id="63" w:author="Проект новой редакции" w:date="2026-10-14T11:21:00Z">
+      <w:ins w:id="63" w:author="Проект новой редакции" w:date="2026-10-14T13:28:00Z">
         <w:r>
           <w:t>б</w:t>
         </w:r>
       </w:ins>
-      <w:del w:id="64" w:author="Проект новой редакции" w:date="2026-10-14T11:21:00Z">
+      <w:del w:id="64" w:author="Проект новой редакции" w:date="2026-10-14T13:28:00Z">
         <w:r>
           <w:delText>д</w:delText>
         </w:r>
@@ -1113,12 +1115,12 @@
         <w:spacing w:after="160"/>
         <w:ind w:firstLine="567"/>
       </w:pPr>
-      <w:ins w:id="65" w:author="Проект новой редакции" w:date="2026-10-14T11:21:00Z">
+      <w:ins w:id="65" w:author="Проект новой редакции" w:date="2026-10-14T13:28:00Z">
         <w:r>
           <w:t>в</w:t>
         </w:r>
       </w:ins>
-      <w:del w:id="66" w:author="Проект новой редакции" w:date="2026-10-14T11:21:00Z">
+      <w:del w:id="66" w:author="Проект новой редакции" w:date="2026-10-14T13:28:00Z">
         <w:r>
           <w:delText>е</w:delText>
         </w:r>
@@ -1132,10 +1134,10 @@
         <w:spacing w:after="160"/>
         <w:ind w:firstLine="567"/>
         <w:rPr>
-          <w:ins w:id="67" w:author="Проект новой редакции" w:date="2026-10-14T11:21:00Z"/>
-        </w:rPr>
-      </w:pPr>
-      <w:ins w:id="68" w:author="Проект новой редакции" w:date="2026-10-14T11:21:00Z">
+          <w:ins w:id="67" w:author="Проект новой редакции" w:date="2026-10-14T13:28:00Z"/>
+        </w:rPr>
+      </w:pPr>
+      <w:ins w:id="68" w:author="Проект новой редакции" w:date="2026-10-14T13:28:00Z">
         <w:r>
           <w:t>Утверждение бюджета и политик Фонда, решения о приобретении, распоряжении и использовании основных средств Фонда, а также расходы на операционную деятельность Фонда одобрения Попечительского совета не требуют и осуществляются в порядке пунктов 3.11, 8.4, 8.7 и 14.1.</w:t>
         </w:r>
@@ -1200,11 +1202,12 @@
         <w:spacing w:after="160"/>
         <w:ind w:firstLine="567"/>
         <w:rPr>
-          <w:ins w:id="69" w:author="Проект новой редакции" w:date="2026-10-14T11:21:00Z"/>
-        </w:rPr>
-      </w:pPr>
-      <w:ins w:id="70" w:author="Проект новой редакции" w:date="2026-10-14T11:21:00Z">
-        <w:r>
+          <w:ins w:id="69" w:author="Проект новой редакции" w:date="2026-10-14T13:28:00Z"/>
+        </w:rPr>
+      </w:pPr>
+      <w:ins w:id="70" w:author="Проект новой редакции" w:date="2026-10-14T13:28:00Z">
+        <w:r>
+          <w:lastRenderedPageBreak/>
           <w:t>б) получать уведомления об утверждении и изменении бюджета и политик Фонда, а также о решениях, указанных в подпункте а) пункта 14.1, и возражать против них в порядке пункта 3.11;</w:t>
         </w:r>
       </w:ins>
@@ -1214,10 +1217,10 @@
         <w:spacing w:after="160"/>
         <w:ind w:firstLine="567"/>
         <w:rPr>
-          <w:del w:id="71" w:author="Проект новой редакции" w:date="2026-10-14T11:21:00Z"/>
-        </w:rPr>
-      </w:pPr>
-      <w:del w:id="72" w:author="Проект новой редакции" w:date="2026-10-14T11:21:00Z">
+          <w:del w:id="71" w:author="Проект новой редакции" w:date="2026-10-14T13:28:00Z"/>
+        </w:rPr>
+      </w:pPr>
+      <w:del w:id="72" w:author="Проект новой редакции" w:date="2026-10-14T13:28:00Z">
         <w:r>
           <w:delText>б) утверждать Средства Фонда по предложению Управляющего совета и с учетом приоритетных направлений, определенных Попечительским советом;</w:delText>
         </w:r>
@@ -1240,12 +1243,12 @@
       <w:r>
         <w:t>г) принимать решение о созыве ежегодных заседаний Попечительского совета</w:t>
       </w:r>
-      <w:ins w:id="73" w:author="Проект новой редакции" w:date="2026-10-14T11:21:00Z">
+      <w:ins w:id="73" w:author="Проект новой редакции" w:date="2026-10-14T13:28:00Z">
         <w:r>
           <w:t>;</w:t>
         </w:r>
       </w:ins>
-      <w:del w:id="74" w:author="Проект новой редакции" w:date="2026-10-14T11:21:00Z">
+      <w:del w:id="74" w:author="Проект новой редакции" w:date="2026-10-14T13:28:00Z">
         <w:r>
           <w:delText xml:space="preserve"> и/или Управляющего совета;</w:delText>
         </w:r>
@@ -1256,13 +1259,13 @@
         <w:spacing w:after="160"/>
         <w:ind w:firstLine="567"/>
         <w:rPr>
-          <w:ins w:id="75" w:author="Проект новой редакции" w:date="2026-10-14T11:21:00Z"/>
+          <w:ins w:id="75" w:author="Проект новой редакции" w:date="2026-10-14T13:28:00Z"/>
         </w:rPr>
       </w:pPr>
       <w:r>
         <w:t>д) осуществлять контроль за эффективностью практик корпоративного управления в Фонде</w:t>
       </w:r>
-      <w:ins w:id="76" w:author="Проект новой редакции" w:date="2026-10-14T11:21:00Z">
+      <w:ins w:id="76" w:author="Проект новой редакции" w:date="2026-10-14T13:28:00Z">
         <w:r>
           <w:t>;</w:t>
         </w:r>
@@ -1273,10 +1276,10 @@
         <w:spacing w:after="160"/>
         <w:ind w:firstLine="567"/>
         <w:rPr>
-          <w:ins w:id="77" w:author="Проект новой редакции" w:date="2026-10-14T11:21:00Z"/>
-        </w:rPr>
-      </w:pPr>
-      <w:ins w:id="78" w:author="Проект новой редакции" w:date="2026-10-14T11:21:00Z">
+          <w:ins w:id="77" w:author="Проект новой редакции" w:date="2026-10-14T13:28:00Z"/>
+        </w:rPr>
+      </w:pPr>
+      <w:ins w:id="78" w:author="Проект новой редакции" w:date="2026-10-14T13:28:00Z">
         <w:r>
           <w:t>е) определять и утверждать стратегии развития Фонда;</w:t>
         </w:r>
@@ -1287,10 +1290,10 @@
         <w:spacing w:after="160"/>
         <w:ind w:firstLine="567"/>
         <w:rPr>
-          <w:ins w:id="79" w:author="Проект новой редакции" w:date="2026-10-14T11:21:00Z"/>
-        </w:rPr>
-      </w:pPr>
-      <w:ins w:id="80" w:author="Проект новой редакции" w:date="2026-10-14T11:21:00Z">
+          <w:ins w:id="79" w:author="Проект новой редакции" w:date="2026-10-14T13:28:00Z"/>
+        </w:rPr>
+      </w:pPr>
+      <w:ins w:id="80" w:author="Проект новой редакции" w:date="2026-10-14T13:28:00Z">
         <w:r>
           <w:t>ж) определять оклады и условия вознаграждения и премирования членов Управляющего совета по предложению Управляющего совета;</w:t>
         </w:r>
@@ -1301,10 +1304,10 @@
         <w:spacing w:after="160"/>
         <w:ind w:firstLine="567"/>
         <w:rPr>
-          <w:ins w:id="81" w:author="Проект новой редакции" w:date="2026-10-14T11:21:00Z"/>
-        </w:rPr>
-      </w:pPr>
-      <w:ins w:id="82" w:author="Проект новой редакции" w:date="2026-10-14T11:21:00Z">
+          <w:ins w:id="81" w:author="Проект новой редакции" w:date="2026-10-14T13:28:00Z"/>
+        </w:rPr>
+      </w:pPr>
+      <w:ins w:id="82" w:author="Проект новой редакции" w:date="2026-10-14T13:28:00Z">
         <w:r>
           <w:t>з) назначать и отстранять Попечителей Попечительского совета.</w:t>
         </w:r>
@@ -1315,10 +1318,10 @@
         <w:spacing w:after="160"/>
         <w:ind w:firstLine="567"/>
         <w:rPr>
-          <w:ins w:id="83" w:author="Проект новой редакции" w:date="2026-10-14T11:21:00Z"/>
-        </w:rPr>
-      </w:pPr>
-      <w:ins w:id="84" w:author="Проект новой редакции" w:date="2026-10-14T11:21:00Z">
+          <w:ins w:id="83" w:author="Проект новой редакции" w:date="2026-10-14T13:28:00Z"/>
+        </w:rPr>
+      </w:pPr>
+      <w:ins w:id="84" w:author="Проект новой редакции" w:date="2026-10-14T13:28:00Z">
         <w:r>
           <w:t>3.6. Деятельность Попечительского совета обеспечивается за счет средств Фонда.</w:t>
         </w:r>
@@ -1329,10 +1332,10 @@
         <w:spacing w:after="160"/>
         <w:ind w:firstLine="567"/>
         <w:rPr>
-          <w:ins w:id="85" w:author="Проект новой редакции" w:date="2026-10-14T11:21:00Z"/>
-        </w:rPr>
-      </w:pPr>
-      <w:ins w:id="86" w:author="Проект новой редакции" w:date="2026-10-14T11:21:00Z">
+          <w:ins w:id="85" w:author="Проект новой редакции" w:date="2026-10-14T13:28:00Z"/>
+        </w:rPr>
+      </w:pPr>
+      <w:ins w:id="86" w:author="Проект новой редакции" w:date="2026-10-14T13:28:00Z">
         <w:r>
           <w:t xml:space="preserve">3.7. Оклады, вознаграждение и премии Верховного попечителя и Попечителей определяются коллегиально Попечительским советом и утверждаются на его заседании, а при отсутствии Попечителей </w:t>
         </w:r>
@@ -1349,10 +1352,10 @@
         <w:spacing w:after="160"/>
         <w:ind w:firstLine="567"/>
         <w:rPr>
-          <w:ins w:id="87" w:author="Проект новой редакции" w:date="2026-10-14T11:21:00Z"/>
-        </w:rPr>
-      </w:pPr>
-      <w:ins w:id="88" w:author="Проект новой редакции" w:date="2026-10-14T11:21:00Z">
+          <w:ins w:id="87" w:author="Проект новой редакции" w:date="2026-10-14T13:28:00Z"/>
+        </w:rPr>
+      </w:pPr>
+      <w:ins w:id="88" w:author="Проект новой редакции" w:date="2026-10-14T13:28:00Z">
         <w:r>
           <w:t>3.8. Пункт 3.7 не распространяется на Верховного попечителя и Попечителей, являющихся политическими или государственными служащими.</w:t>
         </w:r>
@@ -1363,10 +1366,10 @@
         <w:spacing w:after="160"/>
         <w:ind w:firstLine="567"/>
         <w:rPr>
-          <w:ins w:id="89" w:author="Проект новой редакции" w:date="2026-10-14T11:21:00Z"/>
-        </w:rPr>
-      </w:pPr>
-      <w:ins w:id="90" w:author="Проект новой редакции" w:date="2026-10-14T11:21:00Z">
+          <w:ins w:id="89" w:author="Проект новой редакции" w:date="2026-10-14T13:28:00Z"/>
+        </w:rPr>
+      </w:pPr>
+      <w:ins w:id="90" w:author="Проект новой редакции" w:date="2026-10-14T13:28:00Z">
         <w:r>
           <w:t>3.9. Попечительский совет по решению Верховного попечителя может иметь секретаря и (или) рабочий орган, обеспечивающий его деятельность.</w:t>
         </w:r>
@@ -1377,10 +1380,10 @@
         <w:spacing w:after="160"/>
         <w:ind w:firstLine="567"/>
         <w:rPr>
-          <w:ins w:id="91" w:author="Проект новой редакции" w:date="2026-10-14T11:21:00Z"/>
-        </w:rPr>
-      </w:pPr>
-      <w:ins w:id="92" w:author="Проект новой редакции" w:date="2026-10-14T11:21:00Z">
+          <w:ins w:id="91" w:author="Проект новой редакции" w:date="2026-10-14T13:28:00Z"/>
+        </w:rPr>
+      </w:pPr>
+      <w:ins w:id="92" w:author="Проект новой редакции" w:date="2026-10-14T13:28:00Z">
         <w:r>
           <w:t>3.10. Вопросы, требующие одобрения, утверждения или согласования Верховного попечителя (Попечительского совета), вносятся Управляющим советом в письменной форме, в том числе по электронной почте, с приложением необходимых материалов. Если в течение 10 (десяти) рабочих дней со дня получения материалов Верховный попечитель (Попечительский совет) не сообщил Управляющему совету о своем решении или о продлении срока рассмотрения, вопрос считается одобренным (утвержденным, согласованным). Срок рассмотрения может быть однократно продлен не более чем на 10 (десять) рабочих дней с письменным уведомлением Управляющего совета. Настоящий пункт не применяется к согласию на внесение изменений в Устав и Положение (подпункт в) пункта 2.1, раздел 15) и к назначению и отстранению членов Управляющего совета (подпункт а) пункта 3.5).</w:t>
         </w:r>
@@ -1391,21 +1394,25 @@
         <w:spacing w:after="160"/>
         <w:ind w:firstLine="567"/>
         <w:rPr>
-          <w:ins w:id="93" w:author="Проект новой редакции" w:date="2026-10-14T11:21:00Z"/>
-        </w:rPr>
-      </w:pPr>
-      <w:ins w:id="94" w:author="Проект новой редакции" w:date="2026-10-14T11:21:00Z">
-        <w:r>
-          <w:t>3.11. Об утверждении и изменении бюджета и политик Фонда, а также о решениях, указанных в подпункте а) пункта 14.1, Управляющий совет уведомляет Верховного попечителя в течение 5 (пяти) рабочих дней со дня принятия решения с приложением утвержденного документа. Верховный попечитель вправе в течение 10 (десяти) рабочих дней со дня получения уведомления направить Управляющему совету мотивированное письменное возражение. Решение исполняется по истечении указанного срока, если возражение не направлено, либо ранее – при письменном подтверждении Верховного попечителя. При направлении возражения Управляющий совет повторно рассматривает вопрос с учетом возражения и уведомляет Верховного попечителя о принятом решении в том же порядке.</w:t>
-        </w:r>
-      </w:ins>
-    </w:p>
-    <w:p>
-      <w:pPr>
-        <w:spacing w:after="160"/>
-        <w:ind w:firstLine="567"/>
-      </w:pPr>
-      <w:ins w:id="95" w:author="Проект новой редакции" w:date="2026-10-14T11:21:00Z">
+          <w:ins w:id="93" w:author="Проект новой редакции" w:date="2026-10-14T13:28:00Z"/>
+        </w:rPr>
+      </w:pPr>
+      <w:ins w:id="94" w:author="Проект новой редакции" w:date="2026-10-14T13:28:00Z">
+        <w:r>
+          <w:t xml:space="preserve">3.11. Об утверждении и изменении бюджета и политик Фонда, а также о решениях, указанных в подпункте а) пункта 14.1, Управляющий совет уведомляет Верховного попечителя в течение 5 (пяти) рабочих дней со дня принятия решения с приложением утвержденного документа. Верховный попечитель вправе в течение 10 (десяти) рабочих дней со дня получения уведомления направить Управляющему совету мотивированное письменное возражение. Решение исполняется по истечении указанного срока, если возражение не направлено, либо ранее – при письменном подтверждении Верховного попечителя. При направлении возражения Управляющий совет повторно рассматривает </w:t>
+        </w:r>
+        <w:r>
+          <w:lastRenderedPageBreak/>
+          <w:t>вопрос с учетом возражения и уведомляет Верховного попечителя о принятом решении в том же порядке.</w:t>
+        </w:r>
+      </w:ins>
+    </w:p>
+    <w:p>
+      <w:pPr>
+        <w:spacing w:after="160"/>
+        <w:ind w:firstLine="567"/>
+      </w:pPr>
+      <w:ins w:id="95" w:author="Проект новой редакции" w:date="2026-10-14T13:28:00Z">
         <w:r>
           <w:t>3.12. На период временного отсутствия Верховный попечитель вправе письменно поручить рассмотрение вопросов, указанных в пунктах 3.10 и 3.11, одному из Попечителей. При вакансии должности Верховного попечителя материалы и уведомления, указанные в пунктах 3.10 и 3.11, направляются Попечительскому совету, а при отсутствии Попечителей – Учредителю; сроки и последствия их нерассмотрения определяются пунктами 3.10 и 3.11</w:t>
         </w:r>
@@ -1560,7 +1567,7 @@
       <w:r>
         <w:t>а) в связи с истечением срока назначения Попечителя</w:t>
       </w:r>
-      <w:ins w:id="96" w:author="Проект новой редакции" w:date="2026-10-14T11:21:00Z">
+      <w:ins w:id="96" w:author="Проект новой редакции" w:date="2026-10-14T13:28:00Z">
         <w:r>
           <w:t>, в том числе Верховного попечителя</w:t>
         </w:r>
@@ -1577,7 +1584,7 @@
       <w:r>
         <w:t xml:space="preserve">б) в соответствии с подпунктом (б) раздела 2.1 </w:t>
       </w:r>
-      <w:ins w:id="97" w:author="Проект новой редакции" w:date="2026-10-14T11:21:00Z">
+      <w:ins w:id="97" w:author="Проект новой редакции" w:date="2026-10-14T13:28:00Z">
         <w:r>
           <w:t xml:space="preserve">(Верховный попечитель) либо подпунктом (з) раздела 3.5 (Попечитель) </w:t>
         </w:r>
@@ -1594,7 +1601,7 @@
       <w:r>
         <w:t xml:space="preserve">в) вследствие письменной отставки </w:t>
       </w:r>
-      <w:ins w:id="98" w:author="Проект новой редакции" w:date="2026-10-14T11:21:00Z">
+      <w:ins w:id="98" w:author="Проект новой редакции" w:date="2026-10-14T13:28:00Z">
         <w:r>
           <w:t xml:space="preserve">Верховного попечителя </w:t>
         </w:r>
@@ -1605,7 +1612,7 @@
           <w:t xml:space="preserve"> </w:t>
         </w:r>
       </w:ins>
-      <w:del w:id="99" w:author="Проект новой редакции" w:date="2026-10-14T11:21:00Z">
+      <w:del w:id="99" w:author="Проект новой редакции" w:date="2026-10-14T13:28:00Z">
         <w:r>
           <w:delText xml:space="preserve">Попечителя </w:delText>
         </w:r>
@@ -1613,7 +1620,7 @@
       <w:r>
         <w:t>путем направления уведомления Учредителю</w:t>
       </w:r>
-      <w:ins w:id="100" w:author="Проект новой редакции" w:date="2026-10-14T11:21:00Z">
+      <w:ins w:id="100" w:author="Проект новой редакции" w:date="2026-10-14T13:28:00Z">
         <w:r>
           <w:t xml:space="preserve">, Попечителя </w:t>
         </w:r>
@@ -1627,12 +1634,12 @@
       <w:r>
         <w:t xml:space="preserve"> при условии, что </w:t>
       </w:r>
-      <w:ins w:id="101" w:author="Проект новой редакции" w:date="2026-10-14T11:21:00Z">
+      <w:ins w:id="101" w:author="Проект новой редакции" w:date="2026-10-14T13:28:00Z">
         <w:r>
           <w:t>замещающее лицо</w:t>
         </w:r>
       </w:ins>
-      <w:del w:id="102" w:author="Проект новой редакции" w:date="2026-10-14T11:21:00Z">
+      <w:del w:id="102" w:author="Проект новой редакции" w:date="2026-10-14T13:28:00Z">
         <w:r>
           <w:delText>замещающий Попечитель</w:delText>
         </w:r>
@@ -1640,12 +1647,12 @@
       <w:r>
         <w:t xml:space="preserve"> будет </w:t>
       </w:r>
-      <w:ins w:id="103" w:author="Проект новой редакции" w:date="2026-10-14T11:21:00Z">
+      <w:ins w:id="103" w:author="Проект новой редакции" w:date="2026-10-14T13:28:00Z">
         <w:r>
           <w:t>назначено</w:t>
         </w:r>
       </w:ins>
-      <w:del w:id="104" w:author="Проект новой редакции" w:date="2026-10-14T11:21:00Z">
+      <w:del w:id="104" w:author="Проект новой редакции" w:date="2026-10-14T13:28:00Z">
         <w:r>
           <w:delText>назначен</w:delText>
         </w:r>
@@ -1669,6 +1676,7 @@
         <w:ind w:firstLine="567"/>
       </w:pPr>
       <w:r>
+        <w:lastRenderedPageBreak/>
         <w:t>д) вследствие наличия запрета, установленного Регламентом, на исполнение обязанностей Попечителя.</w:t>
       </w:r>
     </w:p>
@@ -1680,12 +1688,12 @@
       <w:r>
         <w:t xml:space="preserve">5.3. </w:t>
       </w:r>
-      <w:ins w:id="105" w:author="Проект новой редакции" w:date="2026-10-14T11:21:00Z">
+      <w:ins w:id="105" w:author="Проект новой редакции" w:date="2026-10-14T13:28:00Z">
         <w:r>
           <w:t>Верховный попечитель</w:t>
         </w:r>
       </w:ins>
-      <w:del w:id="106" w:author="Проект новой редакции" w:date="2026-10-14T11:21:00Z">
+      <w:del w:id="106" w:author="Проект новой редакции" w:date="2026-10-14T13:28:00Z">
         <w:r>
           <w:delText>Член Попечительского совета</w:delText>
         </w:r>
@@ -1693,7 +1701,7 @@
       <w:r>
         <w:t xml:space="preserve"> может быть автоматически переназначен на новый срок при наличии письменного одобрения Учредителя</w:t>
       </w:r>
-      <w:ins w:id="107" w:author="Проект новой редакции" w:date="2026-10-14T11:21:00Z">
+      <w:ins w:id="107" w:author="Проект новой редакции" w:date="2026-10-14T13:28:00Z">
         <w:r>
           <w:t xml:space="preserve">, Попечитель </w:t>
         </w:r>
@@ -1731,10 +1739,10 @@
         <w:spacing w:after="160"/>
         <w:ind w:firstLine="567"/>
         <w:rPr>
-          <w:ins w:id="108" w:author="Проект новой редакции" w:date="2026-10-14T11:21:00Z"/>
-        </w:rPr>
-      </w:pPr>
-      <w:ins w:id="109" w:author="Проект новой редакции" w:date="2026-10-14T11:21:00Z">
+          <w:ins w:id="108" w:author="Проект новой редакции" w:date="2026-10-14T13:28:00Z"/>
+        </w:rPr>
+      </w:pPr>
+      <w:ins w:id="109" w:author="Проект новой редакции" w:date="2026-10-14T13:28:00Z">
         <w:r>
           <w:t>5.6. Освобождение Верховного попечителя от полномочий не прекращает полномочий Попечителей. До назначения нового Верховного попечителя Попечительский совет действует коллегиально под председательством Попечителя, избранного его членами; исключительные полномочия Верховного попечителя, предусмотренные подпунктами а), е) и з) пункта 3.5, не осуществляются, по остальным вопросам применяется пункт 3.12.</w:t>
         </w:r>
@@ -1760,10 +1768,10 @@
         <w:spacing w:after="160"/>
         <w:ind w:firstLine="567"/>
         <w:rPr>
-          <w:ins w:id="110" w:author="Проект новой редакции" w:date="2026-10-14T11:21:00Z"/>
-        </w:rPr>
-      </w:pPr>
-      <w:ins w:id="111" w:author="Проект новой редакции" w:date="2026-10-14T11:21:00Z">
+          <w:ins w:id="110" w:author="Проект новой редакции" w:date="2026-10-14T13:28:00Z"/>
+        </w:rPr>
+      </w:pPr>
+      <w:ins w:id="111" w:author="Проект новой редакции" w:date="2026-10-14T13:28:00Z">
         <w:r>
           <w:t>6.1. В состав Управляющего совета должны входить как минимум:</w:t>
         </w:r>
@@ -1774,10 +1782,10 @@
         <w:spacing w:after="160"/>
         <w:ind w:firstLine="567"/>
         <w:rPr>
-          <w:del w:id="112" w:author="Проект новой редакции" w:date="2026-10-14T11:21:00Z"/>
-        </w:rPr>
-      </w:pPr>
-      <w:del w:id="113" w:author="Проект новой редакции" w:date="2026-10-14T11:21:00Z">
+          <w:del w:id="112" w:author="Проект новой редакции" w:date="2026-10-14T13:28:00Z"/>
+        </w:rPr>
+      </w:pPr>
+      <w:del w:id="113" w:author="Проект новой редакции" w:date="2026-10-14T13:28:00Z">
         <w:r>
           <w:delText>6.1. Управляющий совет должен включать не менее:</w:delText>
         </w:r>
@@ -1788,18 +1796,18 @@
         <w:spacing w:after="160"/>
         <w:ind w:firstLine="567"/>
         <w:rPr>
-          <w:ins w:id="114" w:author="Проект новой редакции" w:date="2026-10-14T11:21:00Z"/>
+          <w:ins w:id="114" w:author="Проект новой редакции" w:date="2026-10-14T13:28:00Z"/>
         </w:rPr>
       </w:pPr>
       <w:r>
         <w:t xml:space="preserve">а) </w:t>
       </w:r>
-      <w:ins w:id="115" w:author="Проект новой редакции" w:date="2026-10-14T11:21:00Z">
+      <w:ins w:id="115" w:author="Проект новой редакции" w:date="2026-10-14T13:28:00Z">
         <w:r>
           <w:t>Председатель</w:t>
         </w:r>
       </w:ins>
-      <w:del w:id="116" w:author="Проект новой редакции" w:date="2026-10-14T11:21:00Z">
+      <w:del w:id="116" w:author="Проект новой редакции" w:date="2026-10-14T13:28:00Z">
         <w:r>
           <w:delText>Председателя</w:delText>
         </w:r>
@@ -1807,50 +1815,56 @@
       <w:r>
         <w:t xml:space="preserve"> Управляющего совета в должности Главного </w:t>
       </w:r>
-      <w:ins w:id="117" w:author="Проект новой редакции" w:date="2026-10-14T11:21:00Z">
-        <w:r>
-          <w:t>исполнительного директора, Руководителя Проектного офиса;</w:t>
-        </w:r>
-      </w:ins>
-    </w:p>
-    <w:p>
-      <w:pPr>
-        <w:spacing w:after="160"/>
-        <w:ind w:firstLine="567"/>
-      </w:pPr>
-      <w:ins w:id="118" w:author="Проект новой редакции" w:date="2026-10-14T11:21:00Z">
-        <w:r>
-          <w:t xml:space="preserve">б) Член Управляющего совета в должности Заместителя </w:t>
-        </w:r>
-      </w:ins>
-      <w:r>
-        <w:t>Главного исполнительного директора</w:t>
-      </w:r>
-      <w:ins w:id="119" w:author="Проект новой редакции" w:date="2026-10-14T11:21:00Z">
+      <w:ins w:id="117" w:author="Проект новой редакции" w:date="2026-10-14T13:28:00Z">
+        <w:r>
+          <w:t>исполнительного директора</w:t>
+        </w:r>
         <w:r>
           <w:t>;</w:t>
         </w:r>
       </w:ins>
-      <w:del w:id="120" w:author="Проект новой редакции" w:date="2026-10-14T11:21:00Z">
-        <w:r>
-          <w:delText xml:space="preserve"> (CEO);</w:delText>
-        </w:r>
-      </w:del>
-    </w:p>
-    <w:p>
-      <w:pPr>
-        <w:spacing w:after="160"/>
-        <w:ind w:firstLine="567"/>
-        <w:rPr>
-          <w:del w:id="121" w:author="Проект новой редакции" w:date="2026-10-14T11:21:00Z"/>
-        </w:rPr>
-      </w:pPr>
-      <w:ins w:id="122" w:author="Проект новой редакции" w:date="2026-10-14T11:21:00Z">
+    </w:p>
+    <w:p>
+      <w:pPr>
+        <w:spacing w:after="160"/>
+        <w:ind w:firstLine="567"/>
+      </w:pPr>
+      <w:ins w:id="118" w:author="Проект новой редакции" w:date="2026-10-14T13:28:00Z">
+        <w:r>
+          <w:t xml:space="preserve">б) Член Управляющего совета </w:t>
+        </w:r>
+        <w:r>
+          <w:t xml:space="preserve">в должности Заместителя </w:t>
+        </w:r>
+      </w:ins>
+      <w:r>
+        <w:t xml:space="preserve">Главного исполнительного директора </w:t>
+      </w:r>
+      <w:ins w:id="119" w:author="Проект новой редакции" w:date="2026-10-14T13:28:00Z">
+        <w:r>
+          <w:t>по стратегии и проектам;</w:t>
+        </w:r>
+      </w:ins>
+      <w:del w:id="120" w:author="Проект новой редакции" w:date="2026-10-14T13:28:00Z">
+        <w:r>
+          <w:delText>(CEO);</w:delText>
+        </w:r>
+      </w:del>
+    </w:p>
+    <w:p>
+      <w:pPr>
+        <w:spacing w:after="160"/>
+        <w:ind w:firstLine="567"/>
+        <w:rPr>
+          <w:del w:id="121" w:author="Проект новой редакции" w:date="2026-10-14T13:28:00Z"/>
+        </w:rPr>
+      </w:pPr>
+      <w:ins w:id="122" w:author="Проект новой редакции" w:date="2026-10-14T13:28:00Z">
         <w:r>
           <w:t>в) Член Управляющего совета</w:t>
         </w:r>
       </w:ins>
-      <w:del w:id="123" w:author="Проект новой редакции" w:date="2026-10-14T11:21:00Z">
+      <w:del w:id="123" w:author="Проект новой редакции" w:date="2026-10-14T13:28:00Z">
         <w:r>
           <w:delText>б) Члена Совета</w:delText>
         </w:r>
@@ -1858,7 +1872,7 @@
       <w:r>
         <w:t xml:space="preserve"> в должности </w:t>
       </w:r>
-      <w:ins w:id="124" w:author="Проект новой редакции" w:date="2026-10-14T11:21:00Z">
+      <w:ins w:id="124" w:author="Проект новой редакции" w:date="2026-10-14T13:28:00Z">
         <w:r>
           <w:t xml:space="preserve">Заместителя </w:t>
         </w:r>
@@ -1866,12 +1880,12 @@
       <w:r>
         <w:t xml:space="preserve">Главного </w:t>
       </w:r>
-      <w:ins w:id="125" w:author="Проект новой редакции" w:date="2026-10-14T11:21:00Z">
+      <w:ins w:id="125" w:author="Проект новой редакции" w:date="2026-10-14T13:28:00Z">
         <w:r>
           <w:t>исполнительного</w:t>
         </w:r>
       </w:ins>
-      <w:del w:id="126" w:author="Проект новой редакции" w:date="2026-10-14T11:21:00Z">
+      <w:del w:id="126" w:author="Проект новой редакции" w:date="2026-10-14T13:28:00Z">
         <w:r>
           <w:delText>юрисконсульта (Chief Legal Officer);</w:delText>
         </w:r>
@@ -1882,7 +1896,7 @@
         <w:spacing w:after="160"/>
         <w:ind w:firstLine="567"/>
       </w:pPr>
-      <w:del w:id="127" w:author="Проект новой редакции" w:date="2026-10-14T11:21:00Z">
+      <w:del w:id="127" w:author="Проект новой редакции" w:date="2026-10-14T13:28:00Z">
         <w:r>
           <w:delText>в) Члена Совета в должности Главного финансового</w:delText>
         </w:r>
@@ -1890,12 +1904,12 @@
       <w:r>
         <w:t xml:space="preserve"> директора </w:t>
       </w:r>
-      <w:ins w:id="128" w:author="Проект новой редакции" w:date="2026-10-14T11:21:00Z">
+      <w:ins w:id="128" w:author="Проект новой редакции" w:date="2026-10-14T13:28:00Z">
         <w:r>
           <w:t>по административным вопросам.</w:t>
         </w:r>
       </w:ins>
-      <w:del w:id="129" w:author="Проект новой редакции" w:date="2026-10-14T11:21:00Z">
+      <w:del w:id="129" w:author="Проект новой редакции" w:date="2026-10-14T13:28:00Z">
         <w:r>
           <w:delText>(Chief Financial Officer);</w:delText>
         </w:r>
@@ -1906,10 +1920,10 @@
         <w:spacing w:after="160"/>
         <w:ind w:firstLine="567"/>
         <w:rPr>
-          <w:del w:id="130" w:author="Проект новой редакции" w:date="2026-10-14T11:21:00Z"/>
-        </w:rPr>
-      </w:pPr>
-      <w:del w:id="131" w:author="Проект новой редакции" w:date="2026-10-14T11:21:00Z">
+          <w:del w:id="130" w:author="Проект новой редакции" w:date="2026-10-14T13:28:00Z"/>
+        </w:rPr>
+      </w:pPr>
+      <w:del w:id="131" w:author="Проект новой редакции" w:date="2026-10-14T13:28:00Z">
         <w:r>
           <w:delText>г) Члена Совета в должности Руководителя проектного офиса (Head of Project Office).</w:delText>
         </w:r>
@@ -1938,12 +1952,12 @@
       <w:r>
         <w:t xml:space="preserve">7.1. В соответствии с </w:t>
       </w:r>
-      <w:ins w:id="132" w:author="Проект новой редакции" w:date="2026-10-14T11:21:00Z">
+      <w:ins w:id="132" w:author="Проект новой редакции" w:date="2026-10-14T13:28:00Z">
         <w:r>
           <w:t>подпунктом (а) раздела 3.</w:t>
         </w:r>
       </w:ins>
-      <w:del w:id="133" w:author="Проект новой редакции" w:date="2026-10-14T11:21:00Z">
+      <w:del w:id="133" w:author="Проект новой редакции" w:date="2026-10-14T13:28:00Z">
         <w:r>
           <w:delText xml:space="preserve">разделом </w:delText>
         </w:r>
@@ -1951,7 +1965,7 @@
       <w:r>
         <w:t>5</w:t>
       </w:r>
-      <w:del w:id="134" w:author="Проект новой редакции" w:date="2026-10-14T11:21:00Z">
+      <w:del w:id="134" w:author="Проект новой редакции" w:date="2026-10-14T13:28:00Z">
         <w:r>
           <w:delText>.1</w:delText>
         </w:r>
@@ -1971,11 +1985,6 @@
       <w:r>
         <w:t>Главного исполнительного директора</w:t>
       </w:r>
-      <w:ins w:id="135" w:author="Проект новой редакции" w:date="2026-10-14T11:21:00Z">
-        <w:r>
-          <w:t>, Руководителя Проектного офиса</w:t>
-        </w:r>
-      </w:ins>
       <w:r>
         <w:t xml:space="preserve"> </w:t>
       </w:r>
@@ -1985,12 +1994,12 @@
       <w:r>
         <w:t xml:space="preserve"> на срок «</w:t>
       </w:r>
-      <w:ins w:id="136" w:author="Проект новой редакции" w:date="2026-10-14T11:21:00Z">
+      <w:ins w:id="135" w:author="Проект новой редакции" w:date="2026-10-14T13:28:00Z">
         <w:r>
           <w:t>4» года</w:t>
         </w:r>
       </w:ins>
-      <w:del w:id="137" w:author="Проект новой редакции" w:date="2026-10-14T11:21:00Z">
+      <w:del w:id="136" w:author="Проект новой редакции" w:date="2026-10-14T13:28:00Z">
         <w:r>
           <w:delText>5» лет</w:delText>
         </w:r>
@@ -2003,11 +2012,14 @@
       <w:pPr>
         <w:spacing w:after="160"/>
         <w:ind w:firstLine="567"/>
+        <w:rPr>
+          <w:del w:id="137" w:author="Проект новой редакции" w:date="2026-10-14T13:28:00Z"/>
+        </w:rPr>
       </w:pPr>
       <w:r>
         <w:t xml:space="preserve">б) Член Совета в должности </w:t>
       </w:r>
-      <w:ins w:id="138" w:author="Проект новой редакции" w:date="2026-10-14T11:21:00Z">
+      <w:ins w:id="138" w:author="Проект новой редакции" w:date="2026-10-14T13:28:00Z">
         <w:r>
           <w:t xml:space="preserve">Заместителя </w:t>
         </w:r>
@@ -2015,12 +2027,12 @@
       <w:r>
         <w:t xml:space="preserve">Главного </w:t>
       </w:r>
-      <w:ins w:id="139" w:author="Проект новой редакции" w:date="2026-10-14T11:21:00Z">
-        <w:r>
-          <w:t>исполнительного директора</w:t>
-        </w:r>
-      </w:ins>
-      <w:del w:id="140" w:author="Проект новой редакции" w:date="2026-10-14T11:21:00Z">
+      <w:ins w:id="139" w:author="Проект новой редакции" w:date="2026-10-14T13:28:00Z">
+        <w:r>
+          <w:t>исполнительного директора по стратегии и проектам</w:t>
+        </w:r>
+      </w:ins>
+      <w:del w:id="140" w:author="Проект новой редакции" w:date="2026-10-14T13:28:00Z">
         <w:r>
           <w:delText>юрисконсульта</w:delText>
         </w:r>
@@ -2034,91 +2046,86 @@
       <w:r>
         <w:t xml:space="preserve"> на срок «</w:t>
       </w:r>
-      <w:ins w:id="141" w:author="Проект новой редакции" w:date="2026-10-14T11:21:00Z">
+      <w:ins w:id="141" w:author="Проект новой редакции" w:date="2026-10-14T13:28:00Z">
         <w:r>
           <w:t>2</w:t>
         </w:r>
       </w:ins>
-      <w:del w:id="142" w:author="Проект новой редакции" w:date="2026-10-14T11:21:00Z">
+      <w:del w:id="142" w:author="Проект новой редакции" w:date="2026-10-14T13:28:00Z">
+        <w:r>
+          <w:delText>4» года с даты назначения и письменного согласия;</w:delText>
+        </w:r>
+      </w:del>
+    </w:p>
+    <w:p>
+      <w:pPr>
+        <w:spacing w:after="160"/>
+        <w:ind w:firstLine="567"/>
+      </w:pPr>
+      <w:del w:id="143" w:author="Проект новой редакции" w:date="2026-10-14T13:28:00Z">
+        <w:r>
+          <w:delText xml:space="preserve">в) Член Совета в должности Главного финансового директора </w:delText>
+        </w:r>
+        <w:r>
+          <w:delText>–</w:delText>
+        </w:r>
+        <w:r>
+          <w:delText xml:space="preserve"> на срок «4</w:delText>
+        </w:r>
+      </w:del>
+      <w:r>
+        <w:t>» года с даты назначения и письменного согласия;</w:t>
+      </w:r>
+    </w:p>
+    <w:p>
+      <w:pPr>
+        <w:spacing w:after="160"/>
+        <w:ind w:firstLine="567"/>
+      </w:pPr>
+      <w:ins w:id="144" w:author="Проект новой редакции" w:date="2026-10-14T13:28:00Z">
+        <w:r>
+          <w:lastRenderedPageBreak/>
+          <w:t>в</w:t>
+        </w:r>
+      </w:ins>
+      <w:del w:id="145" w:author="Проект новой редакции" w:date="2026-10-14T13:28:00Z">
+        <w:r>
+          <w:delText>г</w:delText>
+        </w:r>
+      </w:del>
+      <w:r>
+        <w:t xml:space="preserve">) Член Совета в должности </w:t>
+      </w:r>
+      <w:ins w:id="146" w:author="Проект новой редакции" w:date="2026-10-14T13:28:00Z">
+        <w:r>
+          <w:t>Заместителя Главного исполнительного директора по административным вопросам</w:t>
+        </w:r>
+      </w:ins>
+      <w:del w:id="147" w:author="Проект новой редакции" w:date="2026-10-14T13:28:00Z">
+        <w:r>
+          <w:delText>Руководителя проектного офиса</w:delText>
+        </w:r>
+      </w:del>
+      <w:r>
+        <w:t xml:space="preserve"> </w:t>
+      </w:r>
+      <w:r>
+        <w:t>–</w:t>
+      </w:r>
+      <w:r>
+        <w:t xml:space="preserve"> на срок «</w:t>
+      </w:r>
+      <w:ins w:id="148" w:author="Проект новой редакции" w:date="2026-10-14T13:28:00Z">
+        <w:r>
+          <w:t>2</w:t>
+        </w:r>
+      </w:ins>
+      <w:del w:id="149" w:author="Проект новой редакции" w:date="2026-10-14T13:28:00Z">
         <w:r>
           <w:delText>4</w:delText>
         </w:r>
       </w:del>
       <w:r>
-        <w:t>» года с даты назначения и письменного согласия;</w:t>
-      </w:r>
-    </w:p>
-    <w:p>
-      <w:pPr>
-        <w:spacing w:after="160"/>
-        <w:ind w:firstLine="567"/>
-        <w:rPr>
-          <w:del w:id="143" w:author="Проект новой редакции" w:date="2026-10-14T11:21:00Z"/>
-        </w:rPr>
-      </w:pPr>
-      <w:r>
-        <w:t xml:space="preserve">в) Член Совета в должности </w:t>
-      </w:r>
-      <w:ins w:id="144" w:author="Проект новой редакции" w:date="2026-10-14T11:21:00Z">
-        <w:r>
-          <w:t xml:space="preserve">Заместителя </w:t>
-        </w:r>
-      </w:ins>
-      <w:r>
-        <w:t xml:space="preserve">Главного </w:t>
-      </w:r>
-      <w:ins w:id="145" w:author="Проект новой редакции" w:date="2026-10-14T11:21:00Z">
-        <w:r>
-          <w:t>исполнительного</w:t>
-        </w:r>
-      </w:ins>
-      <w:del w:id="146" w:author="Проект новой редакции" w:date="2026-10-14T11:21:00Z">
-        <w:r>
-          <w:delText>финансового</w:delText>
-        </w:r>
-      </w:del>
-      <w:r>
-        <w:t xml:space="preserve"> директора </w:t>
-      </w:r>
-      <w:ins w:id="147" w:author="Проект новой редакции" w:date="2026-10-14T11:21:00Z">
-        <w:r>
-          <w:t xml:space="preserve">по административным вопросам </w:t>
-        </w:r>
-      </w:ins>
-      <w:r>
-        <w:t>–</w:t>
-      </w:r>
-      <w:r>
-        <w:t xml:space="preserve"> на срок «</w:t>
-      </w:r>
-      <w:ins w:id="148" w:author="Проект новой редакции" w:date="2026-10-14T11:21:00Z">
-        <w:r>
-          <w:t>2</w:t>
-        </w:r>
-      </w:ins>
-      <w:del w:id="149" w:author="Проект новой редакции" w:date="2026-10-14T11:21:00Z">
-        <w:r>
-          <w:delText>4» года с даты назначения и письменного согласия;</w:delText>
-        </w:r>
-      </w:del>
-    </w:p>
-    <w:p>
-      <w:pPr>
-        <w:spacing w:after="160"/>
-        <w:ind w:firstLine="567"/>
-      </w:pPr>
-      <w:del w:id="150" w:author="Проект новой редакции" w:date="2026-10-14T11:21:00Z">
-        <w:r>
-          <w:delText xml:space="preserve">г) Член Совета в должности Руководителя проектного офиса </w:delText>
-        </w:r>
-        <w:r>
-          <w:delText>–</w:delText>
-        </w:r>
-        <w:r>
-          <w:delText xml:space="preserve"> на срок «4</w:delText>
-        </w:r>
-      </w:del>
-      <w:r>
         <w:t>» года с даты назначения и письменного согласия.</w:t>
       </w:r>
     </w:p>
@@ -2202,12 +2209,12 @@
       <w:r>
         <w:t xml:space="preserve">г) вследствие отстранения в соответствии с подпунктом (а) раздела 3.5 Верховным попечителем либо в соответствии с разделом 7.2 Председателем Управляющего совета в случае существенного нарушения положений раздела </w:t>
       </w:r>
-      <w:ins w:id="151" w:author="Проект новой редакции" w:date="2026-10-14T11:21:00Z">
+      <w:ins w:id="150" w:author="Проект новой редакции" w:date="2026-10-14T13:28:00Z">
         <w:r>
           <w:t>8</w:t>
         </w:r>
       </w:ins>
-      <w:del w:id="152" w:author="Проект новой редакции" w:date="2026-10-14T11:21:00Z">
+      <w:del w:id="151" w:author="Проект новой редакции" w:date="2026-10-14T13:28:00Z">
         <w:r>
           <w:delText>7</w:delText>
         </w:r>
@@ -2302,7 +2309,7 @@
       <w:r>
         <w:t>б) обязаны соблюдать положения Регламента</w:t>
       </w:r>
-      <w:ins w:id="153" w:author="Проект новой редакции" w:date="2026-10-14T11:21:00Z">
+      <w:ins w:id="152" w:author="Проект новой редакции" w:date="2026-10-14T13:28:00Z">
         <w:r>
           <w:t xml:space="preserve"> фондов МФЦА</w:t>
         </w:r>
@@ -2317,6 +2324,7 @@
         <w:ind w:firstLine="567"/>
       </w:pPr>
       <w:r>
+        <w:lastRenderedPageBreak/>
         <w:t>в) обязаны вести дела Фонда в соответствии с его Уставом и Положением, настоящим Регламентом и иным применимым законодательством;</w:t>
       </w:r>
     </w:p>
@@ -2388,12 +2396,12 @@
         <w:spacing w:after="100"/>
         <w:ind w:left="867"/>
       </w:pPr>
-      <w:ins w:id="154" w:author="Проект новой редакции" w:date="2026-10-14T11:21:00Z">
+      <w:ins w:id="153" w:author="Проект новой редакции" w:date="2026-10-14T13:28:00Z">
         <w:r>
           <w:t>(iii) утверждать штатное расписание работников Фонда,</w:t>
         </w:r>
       </w:ins>
-      <w:del w:id="155" w:author="Проект новой редакции" w:date="2026-10-14T11:21:00Z">
+      <w:del w:id="154" w:author="Проект новой редакции" w:date="2026-10-14T13:28:00Z">
         <w:r>
           <w:delText>(iii)</w:delText>
         </w:r>
@@ -2401,7 +2409,7 @@
       <w:r>
         <w:t xml:space="preserve"> нанимать всех работников, консультантов, необходимых Фонду, определять их оклады, льготы, вознаграждения</w:t>
       </w:r>
-      <w:ins w:id="156" w:author="Проект новой редакции" w:date="2026-10-14T11:21:00Z">
+      <w:ins w:id="155" w:author="Проект новой редакции" w:date="2026-10-14T13:28:00Z">
         <w:r>
           <w:t>, премии</w:t>
         </w:r>
@@ -2409,7 +2417,7 @@
       <w:r>
         <w:t xml:space="preserve"> и условия трудоустройства, а также право прекращать их услуги</w:t>
       </w:r>
-      <w:ins w:id="157" w:author="Проект новой редакции" w:date="2026-10-14T11:21:00Z">
+      <w:ins w:id="156" w:author="Проект новой редакции" w:date="2026-10-14T13:28:00Z">
         <w:r>
           <w:t>. Указанные решения в отношении работников, не являющихся членами Управляющего совета, принимаются Председателем Управляющего совета единолично в пределах утвержденного бюджета Фонда и не требуют одобрения Верховного попечителя или Попечительского совета</w:t>
         </w:r>
@@ -2423,13 +2431,13 @@
         <w:spacing w:after="100"/>
         <w:ind w:left="867"/>
         <w:rPr>
-          <w:ins w:id="158" w:author="Проект новой редакции" w:date="2026-10-14T11:21:00Z"/>
+          <w:ins w:id="157" w:author="Проект новой редакции" w:date="2026-10-14T13:28:00Z"/>
         </w:rPr>
       </w:pPr>
       <w:r>
         <w:t xml:space="preserve">(iv) подписывать </w:t>
       </w:r>
-      <w:ins w:id="159" w:author="Проект новой редакции" w:date="2026-10-14T11:21:00Z">
+      <w:ins w:id="158" w:author="Проект новой редакции" w:date="2026-10-14T13:28:00Z">
         <w:r>
           <w:t>трудовые договоры с Верховным попечителем и Попечителями Попечительского совета;</w:t>
         </w:r>
@@ -2440,7 +2448,7 @@
         <w:spacing w:after="100"/>
         <w:ind w:left="867"/>
       </w:pPr>
-      <w:ins w:id="160" w:author="Проект новой редакции" w:date="2026-10-14T11:21:00Z">
+      <w:ins w:id="159" w:author="Проект новой редакции" w:date="2026-10-14T13:28:00Z">
         <w:r>
           <w:t xml:space="preserve">(v) подписывать </w:t>
         </w:r>
@@ -2457,12 +2465,12 @@
       <w:r>
         <w:t>(</w:t>
       </w:r>
-      <w:ins w:id="161" w:author="Проект новой редакции" w:date="2026-10-14T11:21:00Z">
+      <w:ins w:id="160" w:author="Проект новой редакции" w:date="2026-10-14T13:28:00Z">
         <w:r>
           <w:t>vi</w:t>
         </w:r>
       </w:ins>
-      <w:del w:id="162" w:author="Проект новой редакции" w:date="2026-10-14T11:21:00Z">
+      <w:del w:id="161" w:author="Проект новой редакции" w:date="2026-10-14T13:28:00Z">
         <w:r>
           <w:delText>v</w:delText>
         </w:r>
@@ -2479,12 +2487,12 @@
       <w:r>
         <w:t>(</w:t>
       </w:r>
-      <w:ins w:id="163" w:author="Проект новой редакции" w:date="2026-10-14T11:21:00Z">
+      <w:ins w:id="162" w:author="Проект новой редакции" w:date="2026-10-14T13:28:00Z">
         <w:r>
           <w:t>vii</w:t>
         </w:r>
       </w:ins>
-      <w:del w:id="164" w:author="Проект новой редакции" w:date="2026-10-14T11:21:00Z">
+      <w:del w:id="163" w:author="Проект новой редакции" w:date="2026-10-14T13:28:00Z">
         <w:r>
           <w:delText>vi</w:delText>
         </w:r>
@@ -2501,7 +2509,7 @@
       <w:r>
         <w:t xml:space="preserve">8.4. </w:t>
       </w:r>
-      <w:del w:id="165" w:author="Проект новой редакции" w:date="2026-10-14T11:21:00Z">
+      <w:del w:id="164" w:author="Проект новой редакции" w:date="2026-10-14T13:28:00Z">
         <w:r>
           <w:delText xml:space="preserve">В соответствии с подпунктами (б) и (е) раздела 3.3 </w:delText>
         </w:r>
@@ -2509,12 +2517,12 @@
       <w:r>
         <w:t xml:space="preserve">Управляющий совет </w:t>
       </w:r>
-      <w:ins w:id="166" w:author="Проект новой редакции" w:date="2026-10-14T11:21:00Z">
+      <w:ins w:id="165" w:author="Проект новой редакции" w:date="2026-10-14T13:28:00Z">
         <w:r>
           <w:t>утверждает бюджет</w:t>
         </w:r>
       </w:ins>
-      <w:del w:id="167" w:author="Проект новой редакции" w:date="2026-10-14T11:21:00Z">
+      <w:del w:id="166" w:author="Проект новой редакции" w:date="2026-10-14T13:28:00Z">
         <w:r>
           <w:delText>предлагает Верховному попечителю на утверждение Средства</w:delText>
         </w:r>
@@ -2522,12 +2530,12 @@
       <w:r>
         <w:t xml:space="preserve"> Фонда, </w:t>
       </w:r>
-      <w:ins w:id="168" w:author="Проект новой редакции" w:date="2026-10-14T11:21:00Z">
+      <w:ins w:id="167" w:author="Проект новой редакции" w:date="2026-10-14T13:28:00Z">
         <w:r>
           <w:t>необходимый</w:t>
         </w:r>
       </w:ins>
-      <w:del w:id="169" w:author="Проект новой редакции" w:date="2026-10-14T11:21:00Z">
+      <w:del w:id="168" w:author="Проект новой редакции" w:date="2026-10-14T13:28:00Z">
         <w:r>
           <w:delText>необходимые</w:delText>
         </w:r>
@@ -2535,12 +2543,12 @@
       <w:r>
         <w:t xml:space="preserve"> для его деятельности и достижения его целей, </w:t>
       </w:r>
-      <w:ins w:id="170" w:author="Проект новой редакции" w:date="2026-10-14T11:21:00Z">
+      <w:ins w:id="169" w:author="Проект новой редакции" w:date="2026-10-14T13:28:00Z">
         <w:r>
           <w:t>с учетом приоритетных направлений, определенных Попечительским советом, и уведомляет Верховного попечителя в порядке пункта 3.11. До вступления в силу бюджета Фонда на очередной финансовый год расходы осуществляются в пределах бюджета предыдущего года. Оклады</w:t>
         </w:r>
       </w:ins>
-      <w:del w:id="171" w:author="Проект новой редакции" w:date="2026-10-14T11:21:00Z">
+      <w:del w:id="170" w:author="Проект новой редакции" w:date="2026-10-14T13:28:00Z">
         <w:r>
           <w:delText>а также оклады</w:delText>
         </w:r>
@@ -2548,9 +2556,13 @@
       <w:r>
         <w:t xml:space="preserve"> членов Управляющего совета</w:t>
       </w:r>
-      <w:ins w:id="172" w:author="Проект новой редакции" w:date="2026-10-14T11:21:00Z">
-        <w:r>
-          <w:t xml:space="preserve"> Управляющий совет предлагает Верховному попечителю на утверждение в соответствии с подпунктом (ж) раздела 3.5</w:t>
+      <w:ins w:id="171" w:author="Проект новой редакции" w:date="2026-10-14T13:28:00Z">
+        <w:r>
+          <w:t xml:space="preserve"> Управляющий совет </w:t>
+        </w:r>
+        <w:r>
+          <w:lastRenderedPageBreak/>
+          <w:t>предлагает Верховному попечителю на утверждение в соответствии с подпунктом (ж) раздела 3.5</w:t>
         </w:r>
       </w:ins>
       <w:r>
@@ -2580,10 +2592,10 @@
         <w:spacing w:after="160"/>
         <w:ind w:firstLine="567"/>
         <w:rPr>
-          <w:ins w:id="173" w:author="Проект новой редакции" w:date="2026-10-14T11:21:00Z"/>
-        </w:rPr>
-      </w:pPr>
-      <w:ins w:id="174" w:author="Проект новой редакции" w:date="2026-10-14T11:21:00Z">
+          <w:ins w:id="172" w:author="Проект новой редакции" w:date="2026-10-14T13:28:00Z"/>
+        </w:rPr>
+      </w:pPr>
+      <w:ins w:id="173" w:author="Проект новой редакции" w:date="2026-10-14T13:28:00Z">
         <w:r>
           <w:t>8.7. Управляющий совет утверждает политики, правила, порядки, инструкции и иные внутренние документы Фонда, за исключением стратегии развития Фонда, утверждаемой Верховным попечителем в соответствии с подпунктом (е) пункта 3.5. Об утверждении и изменении политик Фонда Управляющий совет уведомляет Верховного попечителя в порядке пункта 3.11.</w:t>
         </w:r>
@@ -2594,10 +2606,10 @@
         <w:spacing w:after="160"/>
         <w:ind w:firstLine="567"/>
         <w:rPr>
-          <w:ins w:id="175" w:author="Проект новой редакции" w:date="2026-10-14T11:21:00Z"/>
-        </w:rPr>
-      </w:pPr>
-      <w:ins w:id="176" w:author="Проект новой редакции" w:date="2026-10-14T11:21:00Z">
+          <w:ins w:id="174" w:author="Проект новой редакции" w:date="2026-10-14T13:28:00Z"/>
+        </w:rPr>
+      </w:pPr>
+      <w:ins w:id="175" w:author="Проект новой редакции" w:date="2026-10-14T13:28:00Z">
         <w:r>
           <w:t>8.8. Управляющий совет принимает решения о включении в структуру Фонда подразделений и консультативно-совещательных органов, в том числе Учебного центра и Экспертного совета, и утверждает положения о них.</w:t>
         </w:r>
@@ -2608,10 +2620,10 @@
         <w:spacing w:after="160"/>
         <w:ind w:firstLine="567"/>
         <w:rPr>
-          <w:ins w:id="177" w:author="Проект новой редакции" w:date="2026-10-14T11:21:00Z"/>
-        </w:rPr>
-      </w:pPr>
-      <w:ins w:id="178" w:author="Проект новой редакции" w:date="2026-10-14T11:21:00Z">
+          <w:ins w:id="176" w:author="Проект новой редакции" w:date="2026-10-14T13:28:00Z"/>
+        </w:rPr>
+      </w:pPr>
+      <w:ins w:id="177" w:author="Проект новой редакции" w:date="2026-10-14T13:28:00Z">
         <w:r>
           <w:t xml:space="preserve">8.9. В период временного отсутствия Председателя Управляющего совета (отпуск, болезнь, командировка и иные случаи) его обязанности исполняет член Управляющего совета, назначенный приказом Председателя Управляющего совета, а при отсутствии такого приказа </w:t>
         </w:r>
@@ -2619,7 +2631,13 @@
           <w:t>–</w:t>
         </w:r>
         <w:r>
-          <w:t xml:space="preserve"> Заместитель Главного исполнительного директора (подпункт б) пункта 6.1). Полномочия по распоряжению банковскими счетами и подписанию договоров осуществляются исполняющим обязанности на основании доверенности.</w:t>
+          <w:t xml:space="preserve"> </w:t>
+        </w:r>
+        <w:r>
+          <w:t>Заместитель Главного исполнительного директора по стратегии и проектам (подпункт б) пункта 6.1)</w:t>
+        </w:r>
+        <w:r>
+          <w:t>. Полномочия по распоряжению банковскими счетами и подписанию договоров осуществляются исполняющим обязанности на основании доверенности.</w:t>
         </w:r>
       </w:ins>
     </w:p>
@@ -2637,7 +2655,7 @@
         </w:rPr>
         <w:t xml:space="preserve">9. ВОЗНАГРАЖДЕНИЕ И РАСХОДЫ ЧЛЕНОВ </w:t>
       </w:r>
-      <w:ins w:id="179" w:author="Проект новой редакции" w:date="2026-10-14T11:21:00Z">
+      <w:ins w:id="178" w:author="Проект новой редакции" w:date="2026-10-14T13:28:00Z">
         <w:r>
           <w:rPr>
             <w:b/>
@@ -2648,7 +2666,7 @@
           <w:t>СОВЕТОВ</w:t>
         </w:r>
       </w:ins>
-      <w:del w:id="180" w:author="Проект новой редакции" w:date="2026-10-14T11:21:00Z">
+      <w:del w:id="179" w:author="Проект новой редакции" w:date="2026-10-14T13:28:00Z">
         <w:r>
           <w:rPr>
             <w:b/>
@@ -2668,7 +2686,7 @@
       <w:r>
         <w:t>Члены</w:t>
       </w:r>
-      <w:del w:id="181" w:author="Проект новой редакции" w:date="2026-10-14T11:21:00Z">
+      <w:del w:id="180" w:author="Проект новой редакции" w:date="2026-10-14T13:28:00Z">
         <w:r>
           <w:delText xml:space="preserve"> Попечительского совета и</w:delText>
         </w:r>
@@ -2676,7 +2694,7 @@
       <w:r>
         <w:t xml:space="preserve"> Управляющего совета получают оклады и вознаграждение с одобрения Верховного попечителя</w:t>
       </w:r>
-      <w:ins w:id="182" w:author="Проект новой редакции" w:date="2026-10-14T11:21:00Z">
+      <w:ins w:id="181" w:author="Проект новой редакции" w:date="2026-10-14T13:28:00Z">
         <w:r>
           <w:t xml:space="preserve"> в соответствии с подпунктом (ж) раздела 3.5</w:t>
         </w:r>
@@ -2684,12 +2702,12 @@
       <w:r>
         <w:t xml:space="preserve">, за исключением случая, предусмотренного разделом </w:t>
       </w:r>
-      <w:ins w:id="183" w:author="Проект новой редакции" w:date="2026-10-14T11:21:00Z">
+      <w:ins w:id="182" w:author="Проект новой редакции" w:date="2026-10-14T13:28:00Z">
         <w:r>
           <w:t>7</w:t>
         </w:r>
       </w:ins>
-      <w:del w:id="184" w:author="Проект новой редакции" w:date="2026-10-14T11:21:00Z">
+      <w:del w:id="183" w:author="Проект новой редакции" w:date="2026-10-14T13:28:00Z">
         <w:r>
           <w:delText>6</w:delText>
         </w:r>
@@ -2697,12 +2715,12 @@
       <w:r>
         <w:t>.2, оформленного в письменном виде соответствующим решением</w:t>
       </w:r>
-      <w:ins w:id="185" w:author="Проект новой редакции" w:date="2026-10-14T11:21:00Z">
+      <w:ins w:id="184" w:author="Проект новой редакции" w:date="2026-10-14T13:28:00Z">
         <w:r>
           <w:t>. Вознаграждение членов Попечительского совета определяется в соответствии с пунктами 3.7 и 3.8. Членам Попечительского и Управляющего советов</w:t>
         </w:r>
       </w:ins>
-      <w:del w:id="186" w:author="Проект новой редакции" w:date="2026-10-14T11:21:00Z">
+      <w:del w:id="185" w:author="Проект новой редакции" w:date="2026-10-14T13:28:00Z">
         <w:r>
           <w:delText>, и им</w:delText>
         </w:r>
@@ -2794,7 +2812,7 @@
       <w:r>
         <w:t>11.1. С учетом положений настоящего Положения члены Управляющего совета вправе самостоятельно регулировать порядок своей работы по своему усмотрению. Заседание не может состояться при отсутствии кворума (2/3 членов Управляющего совета).</w:t>
       </w:r>
-      <w:del w:id="187" w:author="Проект новой редакции" w:date="2026-10-14T11:21:00Z">
+      <w:del w:id="186" w:author="Проект новой редакции" w:date="2026-10-14T13:28:00Z">
         <w:r>
           <w:delText xml:space="preserve"> Кворум составляет большинство лиц, имеющих право голоса.</w:delText>
         </w:r>
@@ -2949,7 +2967,7 @@
       <w:r>
         <w:t>14.1. Средства и Имущество Фонда находятся под контролем Управляющего совета. Управляющий совет вправе</w:t>
       </w:r>
-      <w:del w:id="188" w:author="Проект новой редакции" w:date="2026-10-14T11:21:00Z">
+      <w:del w:id="187" w:author="Проект новой редакции" w:date="2026-10-14T13:28:00Z">
         <w:r>
           <w:delText>, с одобрения Верховного попечителя</w:delText>
         </w:r>
@@ -2966,7 +2984,7 @@
       <w:r>
         <w:t>а) определять порядок применения и использования имущества Фонда;</w:t>
       </w:r>
-      <w:ins w:id="189" w:author="Проект новой редакции" w:date="2026-10-14T11:21:00Z">
+      <w:ins w:id="188" w:author="Проект новой редакции" w:date="2026-10-14T13:28:00Z">
         <w:r>
           <w:t xml:space="preserve"> решения о приобретении, распоряжении и использовании основных средств Фонда стоимостью свыше восьмитысячекратного размера месячного расчетного показателя, установленного на соответствующий финансовый год, принимаются Управляющим советом с уведомлением Верховного попечителя в порядке пункта 3.11;</w:t>
         </w:r>
@@ -2977,12 +2995,12 @@
         <w:spacing w:after="160"/>
         <w:ind w:firstLine="567"/>
       </w:pPr>
-      <w:ins w:id="190" w:author="Проект новой редакции" w:date="2026-10-14T11:21:00Z">
+      <w:ins w:id="189" w:author="Проект новой редакции" w:date="2026-10-14T13:28:00Z">
         <w:r>
           <w:t>б) с одобрения Верховного попечителя</w:t>
         </w:r>
       </w:ins>
-      <w:del w:id="191" w:author="Проект новой редакции" w:date="2026-10-14T11:21:00Z">
+      <w:del w:id="190" w:author="Проект новой редакции" w:date="2026-10-14T13:28:00Z">
         <w:r>
           <w:delText>б)</w:delText>
         </w:r>
@@ -2996,10 +3014,10 @@
         <w:spacing w:after="160"/>
         <w:ind w:firstLine="567"/>
         <w:rPr>
-          <w:ins w:id="192" w:author="Проект новой редакции" w:date="2026-10-14T11:21:00Z"/>
-        </w:rPr>
-      </w:pPr>
-      <w:ins w:id="193" w:author="Проект новой редакции" w:date="2026-10-14T11:21:00Z">
+          <w:ins w:id="191" w:author="Проект новой редакции" w:date="2026-10-14T13:28:00Z"/>
+        </w:rPr>
+      </w:pPr>
+      <w:ins w:id="192" w:author="Проект новой редакции" w:date="2026-10-14T13:28:00Z">
         <w:r>
           <w:t>Расходы на операционную деятельность Фонда, а также приобретение, распоряжение и использование основных средств стоимостью до размера, указанного в подпункте а) настоящего пункта, в пределах утвержденного бюджета Фонда производятся по решению Председателя Управляющего совета без согласования с Верховным попечителем.</w:t>
         </w:r>
@@ -3172,12 +3190,12 @@
       <w:r>
         <w:t xml:space="preserve">1. </w:t>
       </w:r>
-      <w:ins w:id="194" w:author="Проект новой редакции" w:date="2026-10-14T11:21:00Z">
+      <w:ins w:id="193" w:author="Проект новой редакции" w:date="2026-10-14T13:28:00Z">
         <w:r>
           <w:t>Частная компания «Climate Action Company Limited» в лице директора Е. Н. Қаражана</w:t>
         </w:r>
       </w:ins>
-      <w:del w:id="195" w:author="Проект новой редакции" w:date="2026-10-14T11:21:00Z">
+      <w:del w:id="194" w:author="Проект новой редакции" w:date="2026-10-14T13:28:00Z">
         <w:r>
           <w:delText>Нуралин Рамазан</w:delText>
         </w:r>
@@ -3253,7 +3271,7 @@
       <w:r>
         <w:t xml:space="preserve">1. </w:t>
       </w:r>
-      <w:ins w:id="196" w:author="Проект новой редакции" w:date="2026-10-14T11:21:00Z">
+      <w:ins w:id="195" w:author="Проект новой редакции" w:date="2026-10-14T13:28:00Z">
         <w:r>
           <w:t xml:space="preserve">Верховный попечитель </w:t>
         </w:r>
@@ -3264,7 +3282,7 @@
           <w:t xml:space="preserve"> Е. Нысанбаев</w:t>
         </w:r>
       </w:ins>
-      <w:del w:id="197" w:author="Проект новой редакции" w:date="2026-10-14T11:21:00Z">
+      <w:del w:id="196" w:author="Проект новой редакции" w:date="2026-10-14T13:28:00Z">
         <w:r>
           <w:delText>Аманбаев Кайсар</w:delText>
         </w:r>
@@ -3340,9 +3358,12 @@
       <w:r>
         <w:t xml:space="preserve">1. </w:t>
       </w:r>
-      <w:ins w:id="198" w:author="Проект новой редакции" w:date="2026-10-14T11:21:00Z">
-        <w:r>
-          <w:t xml:space="preserve">Главный исполнительный директор, Руководитель Проектного офиса </w:t>
+      <w:ins w:id="197" w:author="Проект новой редакции" w:date="2026-10-14T13:28:00Z">
+        <w:r>
+          <w:t>Главный исполнительный директор</w:t>
+        </w:r>
+        <w:r>
+          <w:t xml:space="preserve"> </w:t>
         </w:r>
         <w:r>
           <w:t>–</w:t>
@@ -3351,7 +3372,7 @@
           <w:t xml:space="preserve"> Е. Н. Қаражан</w:t>
         </w:r>
       </w:ins>
-      <w:del w:id="199" w:author="Проект новой редакции" w:date="2026-10-14T11:21:00Z">
+      <w:del w:id="198" w:author="Проект новой редакции" w:date="2026-10-14T13:28:00Z">
         <w:r>
           <w:delText>Джангарашев Ролан</w:delText>
         </w:r>
@@ -3364,40 +3385,37 @@
       <w:pPr>
         <w:spacing w:after="160"/>
         <w:rPr>
-          <w:ins w:id="200" w:author="Проект новой редакции" w:date="2026-10-14T11:21:00Z"/>
+          <w:ins w:id="199" w:author="Проект новой редакции" w:date="2026-10-14T13:28:00Z"/>
         </w:rPr>
       </w:pPr>
       <w:r>
         <w:t xml:space="preserve">2. </w:t>
       </w:r>
-      <w:ins w:id="201" w:author="Проект новой редакции" w:date="2026-10-14T11:21:00Z">
-        <w:r>
-          <w:t xml:space="preserve">Заместитель Главного исполнительного директора </w:t>
+      <w:ins w:id="200" w:author="Проект новой редакции" w:date="2026-10-14T13:28:00Z">
+        <w:r>
+          <w:t>Заместитель Главного исполнительного директора по стратегии и проектам – А. В. Кононец</w:t>
+        </w:r>
+        <w:r>
+          <w:t xml:space="preserve"> ____________________ (подпись)</w:t>
+        </w:r>
+      </w:ins>
+    </w:p>
+    <w:p>
+      <w:pPr>
+        <w:spacing w:after="160"/>
+      </w:pPr>
+      <w:ins w:id="201" w:author="Проект новой редакции" w:date="2026-10-14T13:28:00Z">
+        <w:r>
+          <w:t xml:space="preserve">3. Заместитель Главного исполнительного директора по административным вопросам </w:t>
         </w:r>
         <w:r>
           <w:t>–</w:t>
         </w:r>
         <w:r>
-          <w:t xml:space="preserve"> А. В. Кононец ____________________ (подпись)</w:t>
-        </w:r>
-      </w:ins>
-    </w:p>
-    <w:p>
-      <w:pPr>
-        <w:spacing w:after="160"/>
-      </w:pPr>
-      <w:ins w:id="202" w:author="Проект новой редакции" w:date="2026-10-14T11:21:00Z">
-        <w:r>
-          <w:t xml:space="preserve">3. Заместитель Главного исполнительного директора по административным вопросам </w:t>
-        </w:r>
-        <w:r>
-          <w:t>–</w:t>
-        </w:r>
-        <w:r>
           <w:t xml:space="preserve"> М. Темирбеков</w:t>
         </w:r>
       </w:ins>
-      <w:del w:id="203" w:author="Проект новой редакции" w:date="2026-10-14T11:21:00Z">
+      <w:del w:id="202" w:author="Проект новой редакции" w:date="2026-10-14T13:28:00Z">
         <w:r>
           <w:delText>Бейсенгазин Куаныш</w:delText>
         </w:r>
@@ -4109,7 +4127,7 @@
     <w:hidden/>
     <w:uiPriority w:val="99"/>
     <w:semiHidden/>
-    <w:rsid w:val="001300C2"/>
+    <w:rsid w:val="00A845F4"/>
   </w:style>
   <w:style w:type="paragraph" w:styleId="ad">
     <w:name w:val="Balloon Text"/>
@@ -4118,7 +4136,7 @@
     <w:uiPriority w:val="99"/>
     <w:semiHidden/>
     <w:unhideWhenUsed/>
-    <w:rsid w:val="001300C2"/>
+    <w:rsid w:val="00A845F4"/>
     <w:rPr>
       <w:rFonts w:ascii="Segoe UI" w:hAnsi="Segoe UI" w:cs="Segoe UI"/>
       <w:sz w:val="18"/>
@@ -4131,7 +4149,7 @@
     <w:link w:val="ad"/>
     <w:uiPriority w:val="99"/>
     <w:semiHidden/>
-    <w:rsid w:val="001300C2"/>
+    <w:rsid w:val="00A845F4"/>
     <w:rPr>
       <w:rFonts w:ascii="Segoe UI" w:hAnsi="Segoe UI" w:cs="Segoe UI"/>
       <w:sz w:val="18"/>

--- a/Устав/_документы/С выделением — Положение ЦАКФ.docx
+++ b/Устав/_документы/С выделением — Положение ЦАКФ.docx
@@ -8,7 +8,7 @@
       </w:pPr>
       <w:bookmarkStart w:id="0" w:name="_GoBack"/>
       <w:bookmarkEnd w:id="0"/>
-      <w:ins w:id="1" w:author="Проект новой редакции" w:date="2026-10-14T13:28:00Z">
+      <w:ins w:id="1" w:author="Проект новой редакции" w:date="2026-10-19T16:31:00Z">
         <w:r>
           <w:rPr>
             <w:b/>
@@ -59,7 +59,7 @@
         </w:rPr>
         <w:t>УТВЕРЖДЕНО: Решением № 2 от «24» марта 2024 года</w:t>
       </w:r>
-      <w:ins w:id="2" w:author="Проект новой редакции" w:date="2026-10-14T13:28:00Z">
+      <w:ins w:id="2" w:author="Проект новой редакции" w:date="2026-10-19T16:31:00Z">
         <w:r>
           <w:rPr>
             <w:b/>
@@ -95,12 +95,12 @@
       <w:r>
         <w:t>Дата утверждения</w:t>
       </w:r>
-      <w:ins w:id="3" w:author="Проект новой редакции" w:date="2026-10-14T13:28:00Z">
+      <w:ins w:id="3" w:author="Проект новой редакции" w:date="2026-10-19T16:31:00Z">
         <w:r>
           <w:t xml:space="preserve"> новой редакции: «___» __________ 2026</w:t>
         </w:r>
       </w:ins>
-      <w:del w:id="4" w:author="Проект новой редакции" w:date="2026-10-14T13:28:00Z">
+      <w:del w:id="4" w:author="Проект новой редакции" w:date="2026-10-19T16:31:00Z">
         <w:r>
           <w:delText>: 24 марта 2024</w:delText>
         </w:r>
@@ -113,12 +113,12 @@
       <w:pPr>
         <w:spacing w:after="160"/>
       </w:pPr>
-      <w:ins w:id="5" w:author="Проект новой редакции" w:date="2026-10-14T13:28:00Z">
+      <w:ins w:id="5" w:author="Проект новой редакции" w:date="2026-10-19T16:31:00Z">
         <w:r>
           <w:t>Первоначальная редакция утверждена</w:t>
         </w:r>
       </w:ins>
-      <w:del w:id="6" w:author="Проект новой редакции" w:date="2026-10-14T13:28:00Z">
+      <w:del w:id="6" w:author="Проект новой редакции" w:date="2026-10-19T16:31:00Z">
         <w:r>
           <w:delText>Утверждено</w:delText>
         </w:r>
@@ -201,12 +201,12 @@
       <w:r>
         <w:t xml:space="preserve">4. ЗАСЕДАНИЯ ПОПЕЧИТЕЛЬСКОГО СОВЕТА ............................. </w:t>
       </w:r>
-      <w:ins w:id="7" w:author="Проект новой редакции" w:date="2026-10-14T13:28:00Z">
+      <w:ins w:id="7" w:author="Проект новой редакции" w:date="2026-10-19T16:31:00Z">
         <w:r>
           <w:t>6</w:t>
         </w:r>
       </w:ins>
-      <w:del w:id="8" w:author="Проект новой редакции" w:date="2026-10-14T13:28:00Z">
+      <w:del w:id="8" w:author="Проект новой редакции" w:date="2026-10-19T16:31:00Z">
         <w:r>
           <w:delText>5</w:delText>
         </w:r>
@@ -220,12 +220,12 @@
       <w:r>
         <w:t xml:space="preserve">5. НАЗНАЧЕНИЕ И ПРЕКРАЩЕНИЕ ПОЛНОМОЧИЙ ЧЛЕНОВ ПОПЕЧИТЕЛЬСКОГО СОВЕТА .................................................... </w:t>
       </w:r>
-      <w:ins w:id="9" w:author="Проект новой редакции" w:date="2026-10-14T13:28:00Z">
+      <w:ins w:id="9" w:author="Проект новой редакции" w:date="2026-10-19T16:31:00Z">
         <w:r>
           <w:t>7</w:t>
         </w:r>
       </w:ins>
-      <w:del w:id="10" w:author="Проект новой редакции" w:date="2026-10-14T13:28:00Z">
+      <w:del w:id="10" w:author="Проект новой редакции" w:date="2026-10-19T16:31:00Z">
         <w:r>
           <w:delText>6</w:delText>
         </w:r>
@@ -239,12 +239,12 @@
       <w:r>
         <w:t xml:space="preserve">6. УПРАВЛЯЮЩИЙ СОВЕТ .............................................................. </w:t>
       </w:r>
-      <w:ins w:id="11" w:author="Проект новой редакции" w:date="2026-10-14T13:28:00Z">
+      <w:ins w:id="11" w:author="Проект новой редакции" w:date="2026-10-19T16:31:00Z">
         <w:r>
           <w:t>7</w:t>
         </w:r>
       </w:ins>
-      <w:del w:id="12" w:author="Проект новой редакции" w:date="2026-10-14T13:28:00Z">
+      <w:del w:id="12" w:author="Проект новой редакции" w:date="2026-10-19T16:31:00Z">
         <w:r>
           <w:delText>6</w:delText>
         </w:r>
@@ -258,12 +258,12 @@
       <w:r>
         <w:t xml:space="preserve">7. НАЗНАЧЕНИЕ И ПРЕКРАЩЕНИЕ ПОЛНОМОЧИЙ ЧЛЕНОВ СОВЕТА ......................................................................................... </w:t>
       </w:r>
-      <w:ins w:id="13" w:author="Проект новой редакции" w:date="2026-10-14T13:28:00Z">
+      <w:ins w:id="13" w:author="Проект новой редакции" w:date="2026-10-19T16:31:00Z">
         <w:r>
           <w:t>8</w:t>
         </w:r>
       </w:ins>
-      <w:del w:id="14" w:author="Проект новой редакции" w:date="2026-10-14T13:28:00Z">
+      <w:del w:id="14" w:author="Проект новой редакции" w:date="2026-10-19T16:31:00Z">
         <w:r>
           <w:delText>7</w:delText>
         </w:r>
@@ -274,13 +274,13 @@
         <w:spacing w:after="100"/>
         <w:ind w:left="567"/>
         <w:rPr>
-          <w:del w:id="15" w:author="Проект новой редакции" w:date="2026-10-14T13:28:00Z"/>
+          <w:del w:id="15" w:author="Проект новой редакции" w:date="2026-10-19T16:31:00Z"/>
         </w:rPr>
       </w:pPr>
       <w:r>
         <w:t xml:space="preserve">8. ПОЛНОМОЧИЯ И ФУНКЦИИ УПРАВЛЯЮЩЕГО СОВЕТА ....... </w:t>
       </w:r>
-      <w:del w:id="16" w:author="Проект новой редакции" w:date="2026-10-14T13:28:00Z">
+      <w:del w:id="16" w:author="Проект новой редакции" w:date="2026-10-19T16:31:00Z">
         <w:r>
           <w:delText>8</w:delText>
         </w:r>
@@ -291,7 +291,7 @@
         <w:spacing w:after="100"/>
         <w:ind w:left="567"/>
         <w:rPr>
-          <w:ins w:id="17" w:author="Проект новой редакции" w:date="2026-10-14T13:28:00Z"/>
+          <w:ins w:id="17" w:author="Проект новой редакции" w:date="2026-10-19T16:31:00Z"/>
         </w:rPr>
       </w:pPr>
       <w:r>
@@ -303,7 +303,7 @@
         <w:spacing w:after="100"/>
         <w:ind w:left="567"/>
       </w:pPr>
-      <w:ins w:id="18" w:author="Проект новой редакции" w:date="2026-10-14T13:28:00Z">
+      <w:ins w:id="18" w:author="Проект новой редакции" w:date="2026-10-19T16:31:00Z">
         <w:r>
           <w:t>9</w:t>
         </w:r>
@@ -311,12 +311,12 @@
       <w:r>
         <w:t xml:space="preserve">. ВОЗНАГРАЖДЕНИЕ И РАСХОДЫ ЧЛЕНОВ </w:t>
       </w:r>
-      <w:ins w:id="19" w:author="Проект новой редакции" w:date="2026-10-14T13:28:00Z">
+      <w:ins w:id="19" w:author="Проект новой редакции" w:date="2026-10-19T16:31:00Z">
         <w:r>
           <w:t>СОВЕТОВ .............</w:t>
         </w:r>
       </w:ins>
-      <w:del w:id="20" w:author="Проект новой редакции" w:date="2026-10-14T13:28:00Z">
+      <w:del w:id="20" w:author="Проект новой редакции" w:date="2026-10-19T16:31:00Z">
         <w:r>
           <w:delText>СОВЕТА ...............</w:delText>
         </w:r>
@@ -333,12 +333,12 @@
       <w:r>
         <w:t xml:space="preserve">10. ЗАСЕДАНИЯ УПРАВЛЯЮЩЕГО СОВЕТА ................................. </w:t>
       </w:r>
-      <w:ins w:id="21" w:author="Проект новой редакции" w:date="2026-10-14T13:28:00Z">
+      <w:ins w:id="21" w:author="Проект новой редакции" w:date="2026-10-19T16:31:00Z">
         <w:r>
           <w:t>10</w:t>
         </w:r>
       </w:ins>
-      <w:del w:id="22" w:author="Проект новой редакции" w:date="2026-10-14T13:28:00Z">
+      <w:del w:id="22" w:author="Проект новой редакции" w:date="2026-10-19T16:31:00Z">
         <w:r>
           <w:delText>9</w:delText>
         </w:r>
@@ -352,12 +352,12 @@
       <w:r>
         <w:t xml:space="preserve">11. ПОРЯДОК РАБОТЫ СОВЕТА ....................................................... </w:t>
       </w:r>
-      <w:ins w:id="23" w:author="Проект новой редакции" w:date="2026-10-14T13:28:00Z">
+      <w:ins w:id="23" w:author="Проект новой редакции" w:date="2026-10-19T16:31:00Z">
         <w:r>
           <w:t>11</w:t>
         </w:r>
       </w:ins>
-      <w:del w:id="24" w:author="Проект новой редакции" w:date="2026-10-14T13:28:00Z">
+      <w:del w:id="24" w:author="Проект новой редакции" w:date="2026-10-19T16:31:00Z">
         <w:r>
           <w:delText>10</w:delText>
         </w:r>
@@ -380,12 +380,12 @@
       <w:r>
         <w:t xml:space="preserve">13. СЕКРЕТАРЬ .................................................................................. </w:t>
       </w:r>
-      <w:ins w:id="25" w:author="Проект новой редакции" w:date="2026-10-14T13:28:00Z">
+      <w:ins w:id="25" w:author="Проект новой редакции" w:date="2026-10-19T16:31:00Z">
         <w:r>
           <w:t>12</w:t>
         </w:r>
       </w:ins>
-      <w:del w:id="26" w:author="Проект новой редакции" w:date="2026-10-14T13:28:00Z">
+      <w:del w:id="26" w:author="Проект новой редакции" w:date="2026-10-19T16:31:00Z">
         <w:r>
           <w:delText>11</w:delText>
         </w:r>
@@ -399,12 +399,12 @@
       <w:r>
         <w:t xml:space="preserve">14. ИМУЩЕСТВО И ДОХОД ФОНДА ................................................ </w:t>
       </w:r>
-      <w:ins w:id="27" w:author="Проект новой редакции" w:date="2026-10-14T13:28:00Z">
+      <w:ins w:id="27" w:author="Проект новой редакции" w:date="2026-10-19T16:31:00Z">
         <w:r>
           <w:t>12</w:t>
         </w:r>
       </w:ins>
-      <w:del w:id="28" w:author="Проект новой редакции" w:date="2026-10-14T13:28:00Z">
+      <w:del w:id="28" w:author="Проект новой редакции" w:date="2026-10-19T16:31:00Z">
         <w:r>
           <w:delText>11</w:delText>
         </w:r>
@@ -418,12 +418,12 @@
       <w:r>
         <w:t xml:space="preserve">15. ВНЕСЕНИЕ ИЗМЕНЕНИЙ </w:t>
       </w:r>
-      <w:ins w:id="29" w:author="Проект новой редакции" w:date="2026-10-14T13:28:00Z">
+      <w:ins w:id="29" w:author="Проект новой редакции" w:date="2026-10-19T16:31:00Z">
         <w:r>
           <w:t>В НАСТОЯЩЕЕ ПОЛОЖЕНИЕ ..............</w:t>
         </w:r>
       </w:ins>
-      <w:del w:id="30" w:author="Проект новой редакции" w:date="2026-10-14T13:28:00Z">
+      <w:del w:id="30" w:author="Проект новой редакции" w:date="2026-10-19T16:31:00Z">
         <w:r>
           <w:delText>И ОТМЕНА ........................................</w:delText>
         </w:r>
@@ -446,10 +446,10 @@
         <w:spacing w:after="100"/>
         <w:ind w:left="567"/>
         <w:rPr>
-          <w:ins w:id="31" w:author="Проект новой редакции" w:date="2026-10-14T13:28:00Z"/>
-        </w:rPr>
-      </w:pPr>
-      <w:ins w:id="32" w:author="Проект новой редакции" w:date="2026-10-14T13:28:00Z">
+          <w:ins w:id="31" w:author="Проект новой редакции" w:date="2026-10-19T16:31:00Z"/>
+        </w:rPr>
+      </w:pPr>
+      <w:ins w:id="32" w:author="Проект новой редакции" w:date="2026-10-19T16:31:00Z">
         <w:r>
           <w:t>ПРИЛОЖЕНИЯ 1–3 ...................................................................... 14</w:t>
         </w:r>
@@ -490,12 +490,12 @@
         <w:spacing w:after="160"/>
         <w:ind w:firstLine="567"/>
       </w:pPr>
-      <w:ins w:id="33" w:author="Проект новой редакции" w:date="2026-10-14T13:28:00Z">
+      <w:ins w:id="33" w:author="Проект новой редакции" w:date="2026-10-19T16:31:00Z">
         <w:r>
           <w:t>1) «ЦАКФ», «Проектный офис для Центральной Азии по изменению климата и зеленой энергетике» либо</w:t>
         </w:r>
       </w:ins>
-      <w:del w:id="34" w:author="Проект новой редакции" w:date="2026-10-14T13:28:00Z">
+      <w:del w:id="34" w:author="Проект новой редакции" w:date="2026-10-19T16:31:00Z">
         <w:r>
           <w:delText>1)</w:delText>
         </w:r>
@@ -554,7 +554,7 @@
       <w:r>
         <w:t xml:space="preserve">6) «Попечительский совет» означает высший орган управления Фонда, </w:t>
       </w:r>
-      <w:ins w:id="35" w:author="Проект новой редакции" w:date="2026-10-14T13:28:00Z">
+      <w:ins w:id="35" w:author="Проект новой редакции" w:date="2026-10-19T16:31:00Z">
         <w:r>
           <w:t xml:space="preserve">возглавляемый Верховным попечителем и </w:t>
         </w:r>
@@ -562,7 +562,7 @@
       <w:r>
         <w:t>состоящий из</w:t>
       </w:r>
-      <w:del w:id="36" w:author="Проект новой редакции" w:date="2026-10-14T13:28:00Z">
+      <w:del w:id="36" w:author="Проект новой редакции" w:date="2026-10-19T16:31:00Z">
         <w:r>
           <w:delText xml:space="preserve"> Верховного попечителя и</w:delText>
         </w:r>
@@ -579,12 +579,12 @@
       <w:r>
         <w:t>7) «Верховный попечитель» означает физическое лицо, назначенное Учредителем</w:t>
       </w:r>
-      <w:ins w:id="37" w:author="Проект новой редакции" w:date="2026-10-14T13:28:00Z">
+      <w:ins w:id="37" w:author="Проект новой редакции" w:date="2026-10-19T16:31:00Z">
         <w:r>
           <w:t>, являющееся высшим должностным лицом Фонда и осуществляющее свои функции в соответствии с</w:t>
         </w:r>
       </w:ins>
-      <w:del w:id="38" w:author="Проект новой редакции" w:date="2026-10-14T13:28:00Z">
+      <w:del w:id="38" w:author="Проект новой редакции" w:date="2026-10-19T16:31:00Z">
         <w:r>
           <w:delText xml:space="preserve"> для целей, предусмотренных</w:delText>
         </w:r>
@@ -601,12 +601,12 @@
       <w:r>
         <w:t xml:space="preserve">8) «Попечитель» означает физическое лицо, назначенное </w:t>
       </w:r>
-      <w:ins w:id="39" w:author="Проект новой редакции" w:date="2026-10-14T13:28:00Z">
+      <w:ins w:id="39" w:author="Проект новой редакции" w:date="2026-10-19T16:31:00Z">
         <w:r>
           <w:t>Верховным попечителем</w:t>
         </w:r>
       </w:ins>
-      <w:del w:id="40" w:author="Проект новой редакции" w:date="2026-10-14T13:28:00Z">
+      <w:del w:id="40" w:author="Проект новой редакции" w:date="2026-10-19T16:31:00Z">
         <w:r>
           <w:delText>Учредителем</w:delText>
         </w:r>
@@ -720,12 +720,12 @@
         <w:lastRenderedPageBreak/>
         <w:t>19) «Контрибьютор» означает юридическое и/или физическое лицо, вносящее в Фонд пожертвования, гранты, имущество и иные средства, которые являются законными, «чистыми», свободными от каких-либо залогов и обременений</w:t>
       </w:r>
-      <w:ins w:id="41" w:author="Проект новой редакции" w:date="2026-10-14T13:28:00Z">
+      <w:ins w:id="41" w:author="Проект новой редакции" w:date="2026-10-19T16:31:00Z">
         <w:r>
           <w:t>;</w:t>
         </w:r>
       </w:ins>
-      <w:del w:id="42" w:author="Проект новой редакции" w:date="2026-10-14T13:28:00Z">
+      <w:del w:id="42" w:author="Проект новой редакции" w:date="2026-10-19T16:31:00Z">
         <w:r>
           <w:delText>.</w:delText>
         </w:r>
@@ -736,10 +736,10 @@
         <w:spacing w:after="160"/>
         <w:ind w:firstLine="567"/>
         <w:rPr>
-          <w:ins w:id="43" w:author="Проект новой редакции" w:date="2026-10-14T13:28:00Z"/>
-        </w:rPr>
-      </w:pPr>
-      <w:ins w:id="44" w:author="Проект новой редакции" w:date="2026-10-14T13:28:00Z">
+          <w:ins w:id="43" w:author="Проект новой редакции" w:date="2026-10-19T16:31:00Z"/>
+        </w:rPr>
+      </w:pPr>
+      <w:ins w:id="44" w:author="Проект новой редакции" w:date="2026-10-19T16:31:00Z">
         <w:r>
           <w:t>20) «Основные средства» означает имущество Фонда, используемое в его деятельности более одного года и учитываемое в качестве основных средств в соответствии с Международными стандартами финансовой отчетности.</w:t>
         </w:r>
@@ -828,12 +828,12 @@
       <w:r>
         <w:t>а) полномочие назначать и переназначать Верховного попечителя</w:t>
       </w:r>
-      <w:ins w:id="45" w:author="Проект новой редакции" w:date="2026-10-14T13:28:00Z">
+      <w:ins w:id="45" w:author="Проект новой редакции" w:date="2026-10-19T16:31:00Z">
         <w:r>
           <w:t>; Попечители</w:t>
         </w:r>
       </w:ins>
-      <w:del w:id="46" w:author="Проект новой редакции" w:date="2026-10-14T13:28:00Z">
+      <w:del w:id="46" w:author="Проект новой редакции" w:date="2026-10-19T16:31:00Z">
         <w:r>
           <w:delText xml:space="preserve"> и Попечителей</w:delText>
         </w:r>
@@ -841,7 +841,7 @@
       <w:r>
         <w:t xml:space="preserve"> Попечительского совета</w:t>
       </w:r>
-      <w:ins w:id="47" w:author="Проект новой редакции" w:date="2026-10-14T13:28:00Z">
+      <w:ins w:id="47" w:author="Проект новой редакции" w:date="2026-10-19T16:31:00Z">
         <w:r>
           <w:t xml:space="preserve"> назначаются Верховным попечителем</w:t>
         </w:r>
@@ -858,12 +858,12 @@
       <w:r>
         <w:t xml:space="preserve">б) полномочие отстранять Верховного попечителя </w:t>
       </w:r>
-      <w:ins w:id="48" w:author="Проект новой редакции" w:date="2026-10-14T13:28:00Z">
+      <w:ins w:id="48" w:author="Проект новой редакции" w:date="2026-10-19T16:31:00Z">
         <w:r>
           <w:t>с одновременным назначением нового Верховного попечителя</w:t>
         </w:r>
       </w:ins>
-      <w:del w:id="49" w:author="Проект новой редакции" w:date="2026-10-14T13:28:00Z">
+      <w:del w:id="49" w:author="Проект новой редакции" w:date="2026-10-19T16:31:00Z">
         <w:r>
           <w:delText>и Попечителей Попечительского совета в случае существенного нарушения положений раздела 3 настоящего Положения</w:delText>
         </w:r>
@@ -922,12 +922,12 @@
       <w:r>
         <w:t>3.1. Попечительский совет является высшим органом управления Фонда и</w:t>
       </w:r>
-      <w:ins w:id="50" w:author="Проект новой редакции" w:date="2026-10-14T13:28:00Z">
+      <w:ins w:id="50" w:author="Проект новой редакции" w:date="2026-10-19T16:31:00Z">
         <w:r>
           <w:t xml:space="preserve"> возглавляется Верховным попечителем. При отсутствии Попечителей полномочия</w:t>
         </w:r>
       </w:ins>
-      <w:del w:id="51" w:author="Проект новой редакции" w:date="2026-10-14T13:28:00Z">
+      <w:del w:id="51" w:author="Проект новой редакции" w:date="2026-10-19T16:31:00Z">
         <w:r>
           <w:delText>, действуя индивидуально в лице Верховного попечителя либо коллегиально в качестве</w:delText>
         </w:r>
@@ -935,12 +935,12 @@
       <w:r>
         <w:t xml:space="preserve"> Попечительского совета</w:t>
       </w:r>
-      <w:ins w:id="52" w:author="Проект новой редакции" w:date="2026-10-14T13:28:00Z">
+      <w:ins w:id="52" w:author="Проект новой редакции" w:date="2026-10-19T16:31:00Z">
         <w:r>
           <w:t xml:space="preserve"> осуществляются Верховным попечителем единолично. Попечительский совет</w:t>
         </w:r>
       </w:ins>
-      <w:del w:id="53" w:author="Проект новой редакции" w:date="2026-10-14T13:28:00Z">
+      <w:del w:id="53" w:author="Проект новой редакции" w:date="2026-10-19T16:31:00Z">
         <w:r>
           <w:delText>,</w:delText>
         </w:r>
@@ -967,7 +967,7 @@
       <w:r>
         <w:t>б) обязан соблюдать положения Устава, Положения и Регламента</w:t>
       </w:r>
-      <w:ins w:id="54" w:author="Проект новой редакции" w:date="2026-10-14T13:28:00Z">
+      <w:ins w:id="54" w:author="Проект новой редакции" w:date="2026-10-19T16:31:00Z">
         <w:r>
           <w:t xml:space="preserve"> фондов МФЦА</w:t>
         </w:r>
@@ -1035,15 +1035,15 @@
         <w:spacing w:after="160"/>
         <w:ind w:firstLine="567"/>
         <w:rPr>
-          <w:del w:id="55" w:author="Проект новой редакции" w:date="2026-10-14T13:28:00Z"/>
-        </w:rPr>
-      </w:pPr>
-      <w:ins w:id="56" w:author="Проект новой редакции" w:date="2026-10-14T13:28:00Z">
+          <w:del w:id="55" w:author="Проект новой редакции" w:date="2026-10-19T16:31:00Z"/>
+        </w:rPr>
+      </w:pPr>
+      <w:ins w:id="56" w:author="Проект новой редакции" w:date="2026-10-19T16:31:00Z">
         <w:r>
           <w:t>а</w:t>
         </w:r>
       </w:ins>
-      <w:del w:id="57" w:author="Проект новой редакции" w:date="2026-10-14T13:28:00Z">
+      <w:del w:id="57" w:author="Проект новой редакции" w:date="2026-10-19T16:31:00Z">
         <w:r>
           <w:delText>а) определяет и утверждает стратегии развития Фонда;</w:delText>
         </w:r>
@@ -1054,10 +1054,10 @@
         <w:spacing w:after="160"/>
         <w:ind w:firstLine="567"/>
         <w:rPr>
-          <w:del w:id="58" w:author="Проект новой редакции" w:date="2026-10-14T13:28:00Z"/>
-        </w:rPr>
-      </w:pPr>
-      <w:del w:id="59" w:author="Проект новой редакции" w:date="2026-10-14T13:28:00Z">
+          <w:del w:id="58" w:author="Проект новой редакции" w:date="2026-10-19T16:31:00Z"/>
+        </w:rPr>
+      </w:pPr>
+      <w:del w:id="59" w:author="Проект новой редакции" w:date="2026-10-19T16:31:00Z">
         <w:r>
           <w:delText>б) определяет официальные оклады и условия вознаграждения и премирования членов Попечительского и Управляющего советов по предложению Управляющего совета;</w:delText>
         </w:r>
@@ -1068,10 +1068,10 @@
         <w:spacing w:after="160"/>
         <w:ind w:firstLine="567"/>
         <w:rPr>
-          <w:del w:id="60" w:author="Проект новой редакции" w:date="2026-10-14T13:28:00Z"/>
-        </w:rPr>
-      </w:pPr>
-      <w:del w:id="61" w:author="Проект новой редакции" w:date="2026-10-14T13:28:00Z">
+          <w:del w:id="60" w:author="Проект новой редакции" w:date="2026-10-19T16:31:00Z"/>
+        </w:rPr>
+      </w:pPr>
+      <w:del w:id="61" w:author="Проект новой редакции" w:date="2026-10-19T16:31:00Z">
         <w:r>
           <w:delText>в) утверждает получение, распоряжение и использование имущества Фонда в целях достижения целей Фонда и для его операционной деятельности;</w:delText>
         </w:r>
@@ -1082,7 +1082,7 @@
         <w:spacing w:after="160"/>
         <w:ind w:firstLine="567"/>
       </w:pPr>
-      <w:del w:id="62" w:author="Проект новой редакции" w:date="2026-10-14T13:28:00Z">
+      <w:del w:id="62" w:author="Проект новой редакции" w:date="2026-10-19T16:31:00Z">
         <w:r>
           <w:delText>г</w:delText>
         </w:r>
@@ -1096,12 +1096,12 @@
         <w:spacing w:after="160"/>
         <w:ind w:firstLine="567"/>
       </w:pPr>
-      <w:ins w:id="63" w:author="Проект новой редакции" w:date="2026-10-14T13:28:00Z">
+      <w:ins w:id="63" w:author="Проект новой редакции" w:date="2026-10-19T16:31:00Z">
         <w:r>
           <w:t>б</w:t>
         </w:r>
       </w:ins>
-      <w:del w:id="64" w:author="Проект новой редакции" w:date="2026-10-14T13:28:00Z">
+      <w:del w:id="64" w:author="Проект новой редакции" w:date="2026-10-19T16:31:00Z">
         <w:r>
           <w:delText>д</w:delText>
         </w:r>
@@ -1115,12 +1115,12 @@
         <w:spacing w:after="160"/>
         <w:ind w:firstLine="567"/>
       </w:pPr>
-      <w:ins w:id="65" w:author="Проект новой редакции" w:date="2026-10-14T13:28:00Z">
+      <w:ins w:id="65" w:author="Проект новой редакции" w:date="2026-10-19T16:31:00Z">
         <w:r>
           <w:t>в</w:t>
         </w:r>
       </w:ins>
-      <w:del w:id="66" w:author="Проект новой редакции" w:date="2026-10-14T13:28:00Z">
+      <w:del w:id="66" w:author="Проект новой редакции" w:date="2026-10-19T16:31:00Z">
         <w:r>
           <w:delText>е</w:delText>
         </w:r>
@@ -1134,10 +1134,10 @@
         <w:spacing w:after="160"/>
         <w:ind w:firstLine="567"/>
         <w:rPr>
-          <w:ins w:id="67" w:author="Проект новой редакции" w:date="2026-10-14T13:28:00Z"/>
-        </w:rPr>
-      </w:pPr>
-      <w:ins w:id="68" w:author="Проект новой редакции" w:date="2026-10-14T13:28:00Z">
+          <w:ins w:id="67" w:author="Проект новой редакции" w:date="2026-10-19T16:31:00Z"/>
+        </w:rPr>
+      </w:pPr>
+      <w:ins w:id="68" w:author="Проект новой редакции" w:date="2026-10-19T16:31:00Z">
         <w:r>
           <w:t>Утверждение бюджета и политик Фонда, решения о приобретении, распоряжении и использовании основных средств Фонда, а также расходы на операционную деятельность Фонда одобрения Попечительского совета не требуют и осуществляются в порядке пунктов 3.11, 8.4, 8.7 и 14.1.</w:t>
         </w:r>
@@ -1202,10 +1202,10 @@
         <w:spacing w:after="160"/>
         <w:ind w:firstLine="567"/>
         <w:rPr>
-          <w:ins w:id="69" w:author="Проект новой редакции" w:date="2026-10-14T13:28:00Z"/>
-        </w:rPr>
-      </w:pPr>
-      <w:ins w:id="70" w:author="Проект новой редакции" w:date="2026-10-14T13:28:00Z">
+          <w:ins w:id="69" w:author="Проект новой редакции" w:date="2026-10-19T16:31:00Z"/>
+        </w:rPr>
+      </w:pPr>
+      <w:ins w:id="70" w:author="Проект новой редакции" w:date="2026-10-19T16:31:00Z">
         <w:r>
           <w:lastRenderedPageBreak/>
           <w:t>б) получать уведомления об утверждении и изменении бюджета и политик Фонда, а также о решениях, указанных в подпункте а) пункта 14.1, и возражать против них в порядке пункта 3.11;</w:t>
@@ -1217,10 +1217,10 @@
         <w:spacing w:after="160"/>
         <w:ind w:firstLine="567"/>
         <w:rPr>
-          <w:del w:id="71" w:author="Проект новой редакции" w:date="2026-10-14T13:28:00Z"/>
-        </w:rPr>
-      </w:pPr>
-      <w:del w:id="72" w:author="Проект новой редакции" w:date="2026-10-14T13:28:00Z">
+          <w:del w:id="71" w:author="Проект новой редакции" w:date="2026-10-19T16:31:00Z"/>
+        </w:rPr>
+      </w:pPr>
+      <w:del w:id="72" w:author="Проект новой редакции" w:date="2026-10-19T16:31:00Z">
         <w:r>
           <w:delText>б) утверждать Средства Фонда по предложению Управляющего совета и с учетом приоритетных направлений, определенных Попечительским советом;</w:delText>
         </w:r>
@@ -1243,12 +1243,12 @@
       <w:r>
         <w:t>г) принимать решение о созыве ежегодных заседаний Попечительского совета</w:t>
       </w:r>
-      <w:ins w:id="73" w:author="Проект новой редакции" w:date="2026-10-14T13:28:00Z">
+      <w:ins w:id="73" w:author="Проект новой редакции" w:date="2026-10-19T16:31:00Z">
         <w:r>
           <w:t>;</w:t>
         </w:r>
       </w:ins>
-      <w:del w:id="74" w:author="Проект новой редакции" w:date="2026-10-14T13:28:00Z">
+      <w:del w:id="74" w:author="Проект новой редакции" w:date="2026-10-19T16:31:00Z">
         <w:r>
           <w:delText xml:space="preserve"> и/или Управляющего совета;</w:delText>
         </w:r>
@@ -1259,13 +1259,13 @@
         <w:spacing w:after="160"/>
         <w:ind w:firstLine="567"/>
         <w:rPr>
-          <w:ins w:id="75" w:author="Проект новой редакции" w:date="2026-10-14T13:28:00Z"/>
+          <w:ins w:id="75" w:author="Проект новой редакции" w:date="2026-10-19T16:31:00Z"/>
         </w:rPr>
       </w:pPr>
       <w:r>
         <w:t>д) осуществлять контроль за эффективностью практик корпоративного управления в Фонде</w:t>
       </w:r>
-      <w:ins w:id="76" w:author="Проект новой редакции" w:date="2026-10-14T13:28:00Z">
+      <w:ins w:id="76" w:author="Проект новой редакции" w:date="2026-10-19T16:31:00Z">
         <w:r>
           <w:t>;</w:t>
         </w:r>
@@ -1276,10 +1276,10 @@
         <w:spacing w:after="160"/>
         <w:ind w:firstLine="567"/>
         <w:rPr>
-          <w:ins w:id="77" w:author="Проект новой редакции" w:date="2026-10-14T13:28:00Z"/>
-        </w:rPr>
-      </w:pPr>
-      <w:ins w:id="78" w:author="Проект новой редакции" w:date="2026-10-14T13:28:00Z">
+          <w:ins w:id="77" w:author="Проект новой редакции" w:date="2026-10-19T16:31:00Z"/>
+        </w:rPr>
+      </w:pPr>
+      <w:ins w:id="78" w:author="Проект новой редакции" w:date="2026-10-19T16:31:00Z">
         <w:r>
           <w:t>е) определять и утверждать стратегии развития Фонда;</w:t>
         </w:r>
@@ -1290,10 +1290,10 @@
         <w:spacing w:after="160"/>
         <w:ind w:firstLine="567"/>
         <w:rPr>
-          <w:ins w:id="79" w:author="Проект новой редакции" w:date="2026-10-14T13:28:00Z"/>
-        </w:rPr>
-      </w:pPr>
-      <w:ins w:id="80" w:author="Проект новой редакции" w:date="2026-10-14T13:28:00Z">
+          <w:ins w:id="79" w:author="Проект новой редакции" w:date="2026-10-19T16:31:00Z"/>
+        </w:rPr>
+      </w:pPr>
+      <w:ins w:id="80" w:author="Проект новой редакции" w:date="2026-10-19T16:31:00Z">
         <w:r>
           <w:t>ж) определять оклады и условия вознаграждения и премирования членов Управляющего совета по предложению Управляющего совета;</w:t>
         </w:r>
@@ -1304,10 +1304,10 @@
         <w:spacing w:after="160"/>
         <w:ind w:firstLine="567"/>
         <w:rPr>
-          <w:ins w:id="81" w:author="Проект новой редакции" w:date="2026-10-14T13:28:00Z"/>
-        </w:rPr>
-      </w:pPr>
-      <w:ins w:id="82" w:author="Проект новой редакции" w:date="2026-10-14T13:28:00Z">
+          <w:ins w:id="81" w:author="Проект новой редакции" w:date="2026-10-19T16:31:00Z"/>
+        </w:rPr>
+      </w:pPr>
+      <w:ins w:id="82" w:author="Проект новой редакции" w:date="2026-10-19T16:31:00Z">
         <w:r>
           <w:t>з) назначать и отстранять Попечителей Попечительского совета.</w:t>
         </w:r>
@@ -1318,10 +1318,10 @@
         <w:spacing w:after="160"/>
         <w:ind w:firstLine="567"/>
         <w:rPr>
-          <w:ins w:id="83" w:author="Проект новой редакции" w:date="2026-10-14T13:28:00Z"/>
-        </w:rPr>
-      </w:pPr>
-      <w:ins w:id="84" w:author="Проект новой редакции" w:date="2026-10-14T13:28:00Z">
+          <w:ins w:id="83" w:author="Проект новой редакции" w:date="2026-10-19T16:31:00Z"/>
+        </w:rPr>
+      </w:pPr>
+      <w:ins w:id="84" w:author="Проект новой редакции" w:date="2026-10-19T16:31:00Z">
         <w:r>
           <w:t>3.6. Деятельность Попечительского совета обеспечивается за счет средств Фонда.</w:t>
         </w:r>
@@ -1332,10 +1332,10 @@
         <w:spacing w:after="160"/>
         <w:ind w:firstLine="567"/>
         <w:rPr>
-          <w:ins w:id="85" w:author="Проект новой редакции" w:date="2026-10-14T13:28:00Z"/>
-        </w:rPr>
-      </w:pPr>
-      <w:ins w:id="86" w:author="Проект новой редакции" w:date="2026-10-14T13:28:00Z">
+          <w:ins w:id="85" w:author="Проект новой редакции" w:date="2026-10-19T16:31:00Z"/>
+        </w:rPr>
+      </w:pPr>
+      <w:ins w:id="86" w:author="Проект новой редакции" w:date="2026-10-19T16:31:00Z">
         <w:r>
           <w:t xml:space="preserve">3.7. Оклады, вознаграждение и премии Верховного попечителя и Попечителей определяются коллегиально Попечительским советом и утверждаются на его заседании, а при отсутствии Попечителей </w:t>
         </w:r>
@@ -1352,10 +1352,10 @@
         <w:spacing w:after="160"/>
         <w:ind w:firstLine="567"/>
         <w:rPr>
-          <w:ins w:id="87" w:author="Проект новой редакции" w:date="2026-10-14T13:28:00Z"/>
-        </w:rPr>
-      </w:pPr>
-      <w:ins w:id="88" w:author="Проект новой редакции" w:date="2026-10-14T13:28:00Z">
+          <w:ins w:id="87" w:author="Проект новой редакции" w:date="2026-10-19T16:31:00Z"/>
+        </w:rPr>
+      </w:pPr>
+      <w:ins w:id="88" w:author="Проект новой редакции" w:date="2026-10-19T16:31:00Z">
         <w:r>
           <w:t>3.8. Пункт 3.7 не распространяется на Верховного попечителя и Попечителей, являющихся политическими или государственными служащими.</w:t>
         </w:r>
@@ -1366,10 +1366,10 @@
         <w:spacing w:after="160"/>
         <w:ind w:firstLine="567"/>
         <w:rPr>
-          <w:ins w:id="89" w:author="Проект новой редакции" w:date="2026-10-14T13:28:00Z"/>
-        </w:rPr>
-      </w:pPr>
-      <w:ins w:id="90" w:author="Проект новой редакции" w:date="2026-10-14T13:28:00Z">
+          <w:ins w:id="89" w:author="Проект новой редакции" w:date="2026-10-19T16:31:00Z"/>
+        </w:rPr>
+      </w:pPr>
+      <w:ins w:id="90" w:author="Проект новой редакции" w:date="2026-10-19T16:31:00Z">
         <w:r>
           <w:t>3.9. Попечительский совет по решению Верховного попечителя может иметь секретаря и (или) рабочий орган, обеспечивающий его деятельность.</w:t>
         </w:r>
@@ -1380,10 +1380,10 @@
         <w:spacing w:after="160"/>
         <w:ind w:firstLine="567"/>
         <w:rPr>
-          <w:ins w:id="91" w:author="Проект новой редакции" w:date="2026-10-14T13:28:00Z"/>
-        </w:rPr>
-      </w:pPr>
-      <w:ins w:id="92" w:author="Проект новой редакции" w:date="2026-10-14T13:28:00Z">
+          <w:ins w:id="91" w:author="Проект новой редакции" w:date="2026-10-19T16:31:00Z"/>
+        </w:rPr>
+      </w:pPr>
+      <w:ins w:id="92" w:author="Проект новой редакции" w:date="2026-10-19T16:31:00Z">
         <w:r>
           <w:t>3.10. Вопросы, требующие одобрения, утверждения или согласования Верховного попечителя (Попечительского совета), вносятся Управляющим советом в письменной форме, в том числе по электронной почте, с приложением необходимых материалов. Если в течение 10 (десяти) рабочих дней со дня получения материалов Верховный попечитель (Попечительский совет) не сообщил Управляющему совету о своем решении или о продлении срока рассмотрения, вопрос считается одобренным (утвержденным, согласованным). Срок рассмотрения может быть однократно продлен не более чем на 10 (десять) рабочих дней с письменным уведомлением Управляющего совета. Настоящий пункт не применяется к согласию на внесение изменений в Устав и Положение (подпункт в) пункта 2.1, раздел 15) и к назначению и отстранению членов Управляющего совета (подпункт а) пункта 3.5).</w:t>
         </w:r>
@@ -1394,10 +1394,10 @@
         <w:spacing w:after="160"/>
         <w:ind w:firstLine="567"/>
         <w:rPr>
-          <w:ins w:id="93" w:author="Проект новой редакции" w:date="2026-10-14T13:28:00Z"/>
-        </w:rPr>
-      </w:pPr>
-      <w:ins w:id="94" w:author="Проект новой редакции" w:date="2026-10-14T13:28:00Z">
+          <w:ins w:id="93" w:author="Проект новой редакции" w:date="2026-10-19T16:31:00Z"/>
+        </w:rPr>
+      </w:pPr>
+      <w:ins w:id="94" w:author="Проект новой редакции" w:date="2026-10-19T16:31:00Z">
         <w:r>
           <w:t xml:space="preserve">3.11. Об утверждении и изменении бюджета и политик Фонда, а также о решениях, указанных в подпункте а) пункта 14.1, Управляющий совет уведомляет Верховного попечителя в течение 5 (пяти) рабочих дней со дня принятия решения с приложением утвержденного документа. Верховный попечитель вправе в течение 10 (десяти) рабочих дней со дня получения уведомления направить Управляющему совету мотивированное письменное возражение. Решение исполняется по истечении указанного срока, если возражение не направлено, либо ранее – при письменном подтверждении Верховного попечителя. При направлении возражения Управляющий совет повторно рассматривает </w:t>
         </w:r>
@@ -1412,7 +1412,7 @@
         <w:spacing w:after="160"/>
         <w:ind w:firstLine="567"/>
       </w:pPr>
-      <w:ins w:id="95" w:author="Проект новой редакции" w:date="2026-10-14T13:28:00Z">
+      <w:ins w:id="95" w:author="Проект новой редакции" w:date="2026-10-19T16:31:00Z">
         <w:r>
           <w:t>3.12. На период временного отсутствия Верховный попечитель вправе письменно поручить рассмотрение вопросов, указанных в пунктах 3.10 и 3.11, одному из Попечителей. При вакансии должности Верховного попечителя материалы и уведомления, указанные в пунктах 3.10 и 3.11, направляются Попечительскому совету, а при отсутствии Попечителей – Учредителю; сроки и последствия их нерассмотрения определяются пунктами 3.10 и 3.11</w:t>
         </w:r>
@@ -1567,7 +1567,7 @@
       <w:r>
         <w:t>а) в связи с истечением срока назначения Попечителя</w:t>
       </w:r>
-      <w:ins w:id="96" w:author="Проект новой редакции" w:date="2026-10-14T13:28:00Z">
+      <w:ins w:id="96" w:author="Проект новой редакции" w:date="2026-10-19T16:31:00Z">
         <w:r>
           <w:t>, в том числе Верховного попечителя</w:t>
         </w:r>
@@ -1584,7 +1584,7 @@
       <w:r>
         <w:t xml:space="preserve">б) в соответствии с подпунктом (б) раздела 2.1 </w:t>
       </w:r>
-      <w:ins w:id="97" w:author="Проект новой редакции" w:date="2026-10-14T13:28:00Z">
+      <w:ins w:id="97" w:author="Проект новой редакции" w:date="2026-10-19T16:31:00Z">
         <w:r>
           <w:t xml:space="preserve">(Верховный попечитель) либо подпунктом (з) раздела 3.5 (Попечитель) </w:t>
         </w:r>
@@ -1601,7 +1601,7 @@
       <w:r>
         <w:t xml:space="preserve">в) вследствие письменной отставки </w:t>
       </w:r>
-      <w:ins w:id="98" w:author="Проект новой редакции" w:date="2026-10-14T13:28:00Z">
+      <w:ins w:id="98" w:author="Проект новой редакции" w:date="2026-10-19T16:31:00Z">
         <w:r>
           <w:t xml:space="preserve">Верховного попечителя </w:t>
         </w:r>
@@ -1612,7 +1612,7 @@
           <w:t xml:space="preserve"> </w:t>
         </w:r>
       </w:ins>
-      <w:del w:id="99" w:author="Проект новой редакции" w:date="2026-10-14T13:28:00Z">
+      <w:del w:id="99" w:author="Проект новой редакции" w:date="2026-10-19T16:31:00Z">
         <w:r>
           <w:delText xml:space="preserve">Попечителя </w:delText>
         </w:r>
@@ -1620,7 +1620,7 @@
       <w:r>
         <w:t>путем направления уведомления Учредителю</w:t>
       </w:r>
-      <w:ins w:id="100" w:author="Проект новой редакции" w:date="2026-10-14T13:28:00Z">
+      <w:ins w:id="100" w:author="Проект новой редакции" w:date="2026-10-19T16:31:00Z">
         <w:r>
           <w:t xml:space="preserve">, Попечителя </w:t>
         </w:r>
@@ -1634,12 +1634,12 @@
       <w:r>
         <w:t xml:space="preserve"> при условии, что </w:t>
       </w:r>
-      <w:ins w:id="101" w:author="Проект новой редакции" w:date="2026-10-14T13:28:00Z">
+      <w:ins w:id="101" w:author="Проект новой редакции" w:date="2026-10-19T16:31:00Z">
         <w:r>
           <w:t>замещающее лицо</w:t>
         </w:r>
       </w:ins>
-      <w:del w:id="102" w:author="Проект новой редакции" w:date="2026-10-14T13:28:00Z">
+      <w:del w:id="102" w:author="Проект новой редакции" w:date="2026-10-19T16:31:00Z">
         <w:r>
           <w:delText>замещающий Попечитель</w:delText>
         </w:r>
@@ -1647,12 +1647,12 @@
       <w:r>
         <w:t xml:space="preserve"> будет </w:t>
       </w:r>
-      <w:ins w:id="103" w:author="Проект новой редакции" w:date="2026-10-14T13:28:00Z">
+      <w:ins w:id="103" w:author="Проект новой редакции" w:date="2026-10-19T16:31:00Z">
         <w:r>
           <w:t>назначено</w:t>
         </w:r>
       </w:ins>
-      <w:del w:id="104" w:author="Проект новой редакции" w:date="2026-10-14T13:28:00Z">
+      <w:del w:id="104" w:author="Проект новой редакции" w:date="2026-10-19T16:31:00Z">
         <w:r>
           <w:delText>назначен</w:delText>
         </w:r>
@@ -1688,12 +1688,12 @@
       <w:r>
         <w:t xml:space="preserve">5.3. </w:t>
       </w:r>
-      <w:ins w:id="105" w:author="Проект новой редакции" w:date="2026-10-14T13:28:00Z">
+      <w:ins w:id="105" w:author="Проект новой редакции" w:date="2026-10-19T16:31:00Z">
         <w:r>
           <w:t>Верховный попечитель</w:t>
         </w:r>
       </w:ins>
-      <w:del w:id="106" w:author="Проект новой редакции" w:date="2026-10-14T13:28:00Z">
+      <w:del w:id="106" w:author="Проект новой редакции" w:date="2026-10-19T16:31:00Z">
         <w:r>
           <w:delText>Член Попечительского совета</w:delText>
         </w:r>
@@ -1701,7 +1701,7 @@
       <w:r>
         <w:t xml:space="preserve"> может быть автоматически переназначен на новый срок при наличии письменного одобрения Учредителя</w:t>
       </w:r>
-      <w:ins w:id="107" w:author="Проект новой редакции" w:date="2026-10-14T13:28:00Z">
+      <w:ins w:id="107" w:author="Проект новой редакции" w:date="2026-10-19T16:31:00Z">
         <w:r>
           <w:t xml:space="preserve">, Попечитель </w:t>
         </w:r>
@@ -1739,10 +1739,10 @@
         <w:spacing w:after="160"/>
         <w:ind w:firstLine="567"/>
         <w:rPr>
-          <w:ins w:id="108" w:author="Проект новой редакции" w:date="2026-10-14T13:28:00Z"/>
-        </w:rPr>
-      </w:pPr>
-      <w:ins w:id="109" w:author="Проект новой редакции" w:date="2026-10-14T13:28:00Z">
+          <w:ins w:id="108" w:author="Проект новой редакции" w:date="2026-10-19T16:31:00Z"/>
+        </w:rPr>
+      </w:pPr>
+      <w:ins w:id="109" w:author="Проект новой редакции" w:date="2026-10-19T16:31:00Z">
         <w:r>
           <w:t>5.6. Освобождение Верховного попечителя от полномочий не прекращает полномочий Попечителей. До назначения нового Верховного попечителя Попечительский совет действует коллегиально под председательством Попечителя, избранного его членами; исключительные полномочия Верховного попечителя, предусмотренные подпунктами а), е) и з) пункта 3.5, не осуществляются, по остальным вопросам применяется пункт 3.12.</w:t>
         </w:r>
@@ -1768,10 +1768,10 @@
         <w:spacing w:after="160"/>
         <w:ind w:firstLine="567"/>
         <w:rPr>
-          <w:ins w:id="110" w:author="Проект новой редакции" w:date="2026-10-14T13:28:00Z"/>
-        </w:rPr>
-      </w:pPr>
-      <w:ins w:id="111" w:author="Проект новой редакции" w:date="2026-10-14T13:28:00Z">
+          <w:ins w:id="110" w:author="Проект новой редакции" w:date="2026-10-19T16:31:00Z"/>
+        </w:rPr>
+      </w:pPr>
+      <w:ins w:id="111" w:author="Проект новой редакции" w:date="2026-10-19T16:31:00Z">
         <w:r>
           <w:t>6.1. В состав Управляющего совета должны входить как минимум:</w:t>
         </w:r>
@@ -1782,10 +1782,10 @@
         <w:spacing w:after="160"/>
         <w:ind w:firstLine="567"/>
         <w:rPr>
-          <w:del w:id="112" w:author="Проект новой редакции" w:date="2026-10-14T13:28:00Z"/>
-        </w:rPr>
-      </w:pPr>
-      <w:del w:id="113" w:author="Проект новой редакции" w:date="2026-10-14T13:28:00Z">
+          <w:del w:id="112" w:author="Проект новой редакции" w:date="2026-10-19T16:31:00Z"/>
+        </w:rPr>
+      </w:pPr>
+      <w:del w:id="113" w:author="Проект новой редакции" w:date="2026-10-19T16:31:00Z">
         <w:r>
           <w:delText>6.1. Управляющий совет должен включать не менее:</w:delText>
         </w:r>
@@ -1796,18 +1796,18 @@
         <w:spacing w:after="160"/>
         <w:ind w:firstLine="567"/>
         <w:rPr>
-          <w:ins w:id="114" w:author="Проект новой редакции" w:date="2026-10-14T13:28:00Z"/>
+          <w:ins w:id="114" w:author="Проект новой редакции" w:date="2026-10-19T16:31:00Z"/>
         </w:rPr>
       </w:pPr>
       <w:r>
         <w:t xml:space="preserve">а) </w:t>
       </w:r>
-      <w:ins w:id="115" w:author="Проект новой редакции" w:date="2026-10-14T13:28:00Z">
+      <w:ins w:id="115" w:author="Проект новой редакции" w:date="2026-10-19T16:31:00Z">
         <w:r>
           <w:t>Председатель</w:t>
         </w:r>
       </w:ins>
-      <w:del w:id="116" w:author="Проект новой редакции" w:date="2026-10-14T13:28:00Z">
+      <w:del w:id="116" w:author="Проект новой редакции" w:date="2026-10-19T16:31:00Z">
         <w:r>
           <w:delText>Председателя</w:delText>
         </w:r>
@@ -1815,7 +1815,7 @@
       <w:r>
         <w:t xml:space="preserve"> Управляющего совета в должности Главного </w:t>
       </w:r>
-      <w:ins w:id="117" w:author="Проект новой редакции" w:date="2026-10-14T13:28:00Z">
+      <w:ins w:id="117" w:author="Проект новой редакции" w:date="2026-10-19T16:31:00Z">
         <w:r>
           <w:t>исполнительного директора</w:t>
         </w:r>
@@ -1829,7 +1829,7 @@
         <w:spacing w:after="160"/>
         <w:ind w:firstLine="567"/>
       </w:pPr>
-      <w:ins w:id="118" w:author="Проект новой редакции" w:date="2026-10-14T13:28:00Z">
+      <w:ins w:id="118" w:author="Проект новой редакции" w:date="2026-10-19T16:31:00Z">
         <w:r>
           <w:t xml:space="preserve">б) Член Управляющего совета </w:t>
         </w:r>
@@ -1840,12 +1840,12 @@
       <w:r>
         <w:t xml:space="preserve">Главного исполнительного директора </w:t>
       </w:r>
-      <w:ins w:id="119" w:author="Проект новой редакции" w:date="2026-10-14T13:28:00Z">
+      <w:ins w:id="119" w:author="Проект новой редакции" w:date="2026-10-19T16:31:00Z">
         <w:r>
           <w:t>по стратегии и проектам;</w:t>
         </w:r>
       </w:ins>
-      <w:del w:id="120" w:author="Проект новой редакции" w:date="2026-10-14T13:28:00Z">
+      <w:del w:id="120" w:author="Проект новой редакции" w:date="2026-10-19T16:31:00Z">
         <w:r>
           <w:delText>(CEO);</w:delText>
         </w:r>
@@ -1856,15 +1856,15 @@
         <w:spacing w:after="160"/>
         <w:ind w:firstLine="567"/>
         <w:rPr>
-          <w:del w:id="121" w:author="Проект новой редакции" w:date="2026-10-14T13:28:00Z"/>
-        </w:rPr>
-      </w:pPr>
-      <w:ins w:id="122" w:author="Проект новой редакции" w:date="2026-10-14T13:28:00Z">
+          <w:del w:id="121" w:author="Проект новой редакции" w:date="2026-10-19T16:31:00Z"/>
+        </w:rPr>
+      </w:pPr>
+      <w:ins w:id="122" w:author="Проект новой редакции" w:date="2026-10-19T16:31:00Z">
         <w:r>
           <w:t>в) Член Управляющего совета</w:t>
         </w:r>
       </w:ins>
-      <w:del w:id="123" w:author="Проект новой редакции" w:date="2026-10-14T13:28:00Z">
+      <w:del w:id="123" w:author="Проект новой редакции" w:date="2026-10-19T16:31:00Z">
         <w:r>
           <w:delText>б) Члена Совета</w:delText>
         </w:r>
@@ -1872,7 +1872,7 @@
       <w:r>
         <w:t xml:space="preserve"> в должности </w:t>
       </w:r>
-      <w:ins w:id="124" w:author="Проект новой редакции" w:date="2026-10-14T13:28:00Z">
+      <w:ins w:id="124" w:author="Проект новой редакции" w:date="2026-10-19T16:31:00Z">
         <w:r>
           <w:t xml:space="preserve">Заместителя </w:t>
         </w:r>
@@ -1880,12 +1880,12 @@
       <w:r>
         <w:t xml:space="preserve">Главного </w:t>
       </w:r>
-      <w:ins w:id="125" w:author="Проект новой редакции" w:date="2026-10-14T13:28:00Z">
+      <w:ins w:id="125" w:author="Проект новой редакции" w:date="2026-10-19T16:31:00Z">
         <w:r>
           <w:t>исполнительного</w:t>
         </w:r>
       </w:ins>
-      <w:del w:id="126" w:author="Проект новой редакции" w:date="2026-10-14T13:28:00Z">
+      <w:del w:id="126" w:author="Проект новой редакции" w:date="2026-10-19T16:31:00Z">
         <w:r>
           <w:delText>юрисконсульта (Chief Legal Officer);</w:delText>
         </w:r>
@@ -1896,7 +1896,7 @@
         <w:spacing w:after="160"/>
         <w:ind w:firstLine="567"/>
       </w:pPr>
-      <w:del w:id="127" w:author="Проект новой редакции" w:date="2026-10-14T13:28:00Z">
+      <w:del w:id="127" w:author="Проект новой редакции" w:date="2026-10-19T16:31:00Z">
         <w:r>
           <w:delText>в) Члена Совета в должности Главного финансового</w:delText>
         </w:r>
@@ -1904,12 +1904,12 @@
       <w:r>
         <w:t xml:space="preserve"> директора </w:t>
       </w:r>
-      <w:ins w:id="128" w:author="Проект новой редакции" w:date="2026-10-14T13:28:00Z">
+      <w:ins w:id="128" w:author="Проект новой редакции" w:date="2026-10-19T16:31:00Z">
         <w:r>
           <w:t>по административным вопросам.</w:t>
         </w:r>
       </w:ins>
-      <w:del w:id="129" w:author="Проект новой редакции" w:date="2026-10-14T13:28:00Z">
+      <w:del w:id="129" w:author="Проект новой редакции" w:date="2026-10-19T16:31:00Z">
         <w:r>
           <w:delText>(Chief Financial Officer);</w:delText>
         </w:r>
@@ -1920,10 +1920,10 @@
         <w:spacing w:after="160"/>
         <w:ind w:firstLine="567"/>
         <w:rPr>
-          <w:del w:id="130" w:author="Проект новой редакции" w:date="2026-10-14T13:28:00Z"/>
-        </w:rPr>
-      </w:pPr>
-      <w:del w:id="131" w:author="Проект новой редакции" w:date="2026-10-14T13:28:00Z">
+          <w:del w:id="130" w:author="Проект новой редакции" w:date="2026-10-19T16:31:00Z"/>
+        </w:rPr>
+      </w:pPr>
+      <w:del w:id="131" w:author="Проект новой редакции" w:date="2026-10-19T16:31:00Z">
         <w:r>
           <w:delText>г) Члена Совета в должности Руководителя проектного офиса (Head of Project Office).</w:delText>
         </w:r>
@@ -1952,12 +1952,12 @@
       <w:r>
         <w:t xml:space="preserve">7.1. В соответствии с </w:t>
       </w:r>
-      <w:ins w:id="132" w:author="Проект новой редакции" w:date="2026-10-14T13:28:00Z">
+      <w:ins w:id="132" w:author="Проект новой редакции" w:date="2026-10-19T16:31:00Z">
         <w:r>
           <w:t>подпунктом (а) раздела 3.</w:t>
         </w:r>
       </w:ins>
-      <w:del w:id="133" w:author="Проект новой редакции" w:date="2026-10-14T13:28:00Z">
+      <w:del w:id="133" w:author="Проект новой редакции" w:date="2026-10-19T16:31:00Z">
         <w:r>
           <w:delText xml:space="preserve">разделом </w:delText>
         </w:r>
@@ -1965,7 +1965,7 @@
       <w:r>
         <w:t>5</w:t>
       </w:r>
-      <w:del w:id="134" w:author="Проект новой редакции" w:date="2026-10-14T13:28:00Z">
+      <w:del w:id="134" w:author="Проект новой редакции" w:date="2026-10-19T16:31:00Z">
         <w:r>
           <w:delText>.1</w:delText>
         </w:r>
@@ -1994,12 +1994,12 @@
       <w:r>
         <w:t xml:space="preserve"> на срок «</w:t>
       </w:r>
-      <w:ins w:id="135" w:author="Проект новой редакции" w:date="2026-10-14T13:28:00Z">
+      <w:ins w:id="135" w:author="Проект новой редакции" w:date="2026-10-19T16:31:00Z">
         <w:r>
           <w:t>4» года</w:t>
         </w:r>
       </w:ins>
-      <w:del w:id="136" w:author="Проект новой редакции" w:date="2026-10-14T13:28:00Z">
+      <w:del w:id="136" w:author="Проект новой редакции" w:date="2026-10-19T16:31:00Z">
         <w:r>
           <w:delText>5» лет</w:delText>
         </w:r>
@@ -2013,13 +2013,13 @@
         <w:spacing w:after="160"/>
         <w:ind w:firstLine="567"/>
         <w:rPr>
-          <w:del w:id="137" w:author="Проект новой редакции" w:date="2026-10-14T13:28:00Z"/>
+          <w:del w:id="137" w:author="Проект новой редакции" w:date="2026-10-19T16:31:00Z"/>
         </w:rPr>
       </w:pPr>
       <w:r>
         <w:t xml:space="preserve">б) Член Совета в должности </w:t>
       </w:r>
-      <w:ins w:id="138" w:author="Проект новой редакции" w:date="2026-10-14T13:28:00Z">
+      <w:ins w:id="138" w:author="Проект новой редакции" w:date="2026-10-19T16:31:00Z">
         <w:r>
           <w:t xml:space="preserve">Заместителя </w:t>
         </w:r>
@@ -2027,12 +2027,12 @@
       <w:r>
         <w:t xml:space="preserve">Главного </w:t>
       </w:r>
-      <w:ins w:id="139" w:author="Проект новой редакции" w:date="2026-10-14T13:28:00Z">
+      <w:ins w:id="139" w:author="Проект новой редакции" w:date="2026-10-19T16:31:00Z">
         <w:r>
           <w:t>исполнительного директора по стратегии и проектам</w:t>
         </w:r>
       </w:ins>
-      <w:del w:id="140" w:author="Проект новой редакции" w:date="2026-10-14T13:28:00Z">
+      <w:del w:id="140" w:author="Проект новой редакции" w:date="2026-10-19T16:31:00Z">
         <w:r>
           <w:delText>юрисконсульта</w:delText>
         </w:r>
@@ -2046,12 +2046,12 @@
       <w:r>
         <w:t xml:space="preserve"> на срок «</w:t>
       </w:r>
-      <w:ins w:id="141" w:author="Проект новой редакции" w:date="2026-10-14T13:28:00Z">
+      <w:ins w:id="141" w:author="Проект новой редакции" w:date="2026-10-19T16:31:00Z">
         <w:r>
           <w:t>2</w:t>
         </w:r>
       </w:ins>
-      <w:del w:id="142" w:author="Проект новой редакции" w:date="2026-10-14T13:28:00Z">
+      <w:del w:id="142" w:author="Проект новой редакции" w:date="2026-10-19T16:31:00Z">
         <w:r>
           <w:delText>4» года с даты назначения и письменного согласия;</w:delText>
         </w:r>
@@ -2062,7 +2062,7 @@
         <w:spacing w:after="160"/>
         <w:ind w:firstLine="567"/>
       </w:pPr>
-      <w:del w:id="143" w:author="Проект новой редакции" w:date="2026-10-14T13:28:00Z">
+      <w:del w:id="143" w:author="Проект новой редакции" w:date="2026-10-19T16:31:00Z">
         <w:r>
           <w:delText xml:space="preserve">в) Член Совета в должности Главного финансового директора </w:delText>
         </w:r>
@@ -2082,13 +2082,13 @@
         <w:spacing w:after="160"/>
         <w:ind w:firstLine="567"/>
       </w:pPr>
-      <w:ins w:id="144" w:author="Проект новой редакции" w:date="2026-10-14T13:28:00Z">
+      <w:ins w:id="144" w:author="Проект новой редакции" w:date="2026-10-19T16:31:00Z">
         <w:r>
           <w:lastRenderedPageBreak/>
           <w:t>в</w:t>
         </w:r>
       </w:ins>
-      <w:del w:id="145" w:author="Проект новой редакции" w:date="2026-10-14T13:28:00Z">
+      <w:del w:id="145" w:author="Проект новой редакции" w:date="2026-10-19T16:31:00Z">
         <w:r>
           <w:delText>г</w:delText>
         </w:r>
@@ -2096,12 +2096,12 @@
       <w:r>
         <w:t xml:space="preserve">) Член Совета в должности </w:t>
       </w:r>
-      <w:ins w:id="146" w:author="Проект новой редакции" w:date="2026-10-14T13:28:00Z">
+      <w:ins w:id="146" w:author="Проект новой редакции" w:date="2026-10-19T16:31:00Z">
         <w:r>
           <w:t>Заместителя Главного исполнительного директора по административным вопросам</w:t>
         </w:r>
       </w:ins>
-      <w:del w:id="147" w:author="Проект новой редакции" w:date="2026-10-14T13:28:00Z">
+      <w:del w:id="147" w:author="Проект новой редакции" w:date="2026-10-19T16:31:00Z">
         <w:r>
           <w:delText>Руководителя проектного офиса</w:delText>
         </w:r>
@@ -2115,12 +2115,12 @@
       <w:r>
         <w:t xml:space="preserve"> на срок «</w:t>
       </w:r>
-      <w:ins w:id="148" w:author="Проект новой редакции" w:date="2026-10-14T13:28:00Z">
+      <w:ins w:id="148" w:author="Проект новой редакции" w:date="2026-10-19T16:31:00Z">
         <w:r>
           <w:t>2</w:t>
         </w:r>
       </w:ins>
-      <w:del w:id="149" w:author="Проект новой редакции" w:date="2026-10-14T13:28:00Z">
+      <w:del w:id="149" w:author="Проект новой редакции" w:date="2026-10-19T16:31:00Z">
         <w:r>
           <w:delText>4</w:delText>
         </w:r>
@@ -2209,12 +2209,12 @@
       <w:r>
         <w:t xml:space="preserve">г) вследствие отстранения в соответствии с подпунктом (а) раздела 3.5 Верховным попечителем либо в соответствии с разделом 7.2 Председателем Управляющего совета в случае существенного нарушения положений раздела </w:t>
       </w:r>
-      <w:ins w:id="150" w:author="Проект новой редакции" w:date="2026-10-14T13:28:00Z">
+      <w:ins w:id="150" w:author="Проект новой редакции" w:date="2026-10-19T16:31:00Z">
         <w:r>
           <w:t>8</w:t>
         </w:r>
       </w:ins>
-      <w:del w:id="151" w:author="Проект новой редакции" w:date="2026-10-14T13:28:00Z">
+      <w:del w:id="151" w:author="Проект новой редакции" w:date="2026-10-19T16:31:00Z">
         <w:r>
           <w:delText>7</w:delText>
         </w:r>
@@ -2309,7 +2309,7 @@
       <w:r>
         <w:t>б) обязаны соблюдать положения Регламента</w:t>
       </w:r>
-      <w:ins w:id="152" w:author="Проект новой редакции" w:date="2026-10-14T13:28:00Z">
+      <w:ins w:id="152" w:author="Проект новой редакции" w:date="2026-10-19T16:31:00Z">
         <w:r>
           <w:t xml:space="preserve"> фондов МФЦА</w:t>
         </w:r>
@@ -2396,12 +2396,12 @@
         <w:spacing w:after="100"/>
         <w:ind w:left="867"/>
       </w:pPr>
-      <w:ins w:id="153" w:author="Проект новой редакции" w:date="2026-10-14T13:28:00Z">
+      <w:ins w:id="153" w:author="Проект новой редакции" w:date="2026-10-19T16:31:00Z">
         <w:r>
           <w:t>(iii) утверждать штатное расписание работников Фонда,</w:t>
         </w:r>
       </w:ins>
-      <w:del w:id="154" w:author="Проект новой редакции" w:date="2026-10-14T13:28:00Z">
+      <w:del w:id="154" w:author="Проект новой редакции" w:date="2026-10-19T16:31:00Z">
         <w:r>
           <w:delText>(iii)</w:delText>
         </w:r>
@@ -2409,7 +2409,7 @@
       <w:r>
         <w:t xml:space="preserve"> нанимать всех работников, консультантов, необходимых Фонду, определять их оклады, льготы, вознаграждения</w:t>
       </w:r>
-      <w:ins w:id="155" w:author="Проект новой редакции" w:date="2026-10-14T13:28:00Z">
+      <w:ins w:id="155" w:author="Проект новой редакции" w:date="2026-10-19T16:31:00Z">
         <w:r>
           <w:t>, премии</w:t>
         </w:r>
@@ -2417,7 +2417,7 @@
       <w:r>
         <w:t xml:space="preserve"> и условия трудоустройства, а также право прекращать их услуги</w:t>
       </w:r>
-      <w:ins w:id="156" w:author="Проект новой редакции" w:date="2026-10-14T13:28:00Z">
+      <w:ins w:id="156" w:author="Проект новой редакции" w:date="2026-10-19T16:31:00Z">
         <w:r>
           <w:t>. Указанные решения в отношении работников, не являющихся членами Управляющего совета, принимаются Председателем Управляющего совета единолично в пределах утвержденного бюджета Фонда и не требуют одобрения Верховного попечителя или Попечительского совета</w:t>
         </w:r>
@@ -2431,13 +2431,13 @@
         <w:spacing w:after="100"/>
         <w:ind w:left="867"/>
         <w:rPr>
-          <w:ins w:id="157" w:author="Проект новой редакции" w:date="2026-10-14T13:28:00Z"/>
+          <w:ins w:id="157" w:author="Проект новой редакции" w:date="2026-10-19T16:31:00Z"/>
         </w:rPr>
       </w:pPr>
       <w:r>
         <w:t xml:space="preserve">(iv) подписывать </w:t>
       </w:r>
-      <w:ins w:id="158" w:author="Проект новой редакции" w:date="2026-10-14T13:28:00Z">
+      <w:ins w:id="158" w:author="Проект новой редакции" w:date="2026-10-19T16:31:00Z">
         <w:r>
           <w:t>трудовые договоры с Верховным попечителем и Попечителями Попечительского совета;</w:t>
         </w:r>
@@ -2448,7 +2448,7 @@
         <w:spacing w:after="100"/>
         <w:ind w:left="867"/>
       </w:pPr>
-      <w:ins w:id="159" w:author="Проект новой редакции" w:date="2026-10-14T13:28:00Z">
+      <w:ins w:id="159" w:author="Проект новой редакции" w:date="2026-10-19T16:31:00Z">
         <w:r>
           <w:t xml:space="preserve">(v) подписывать </w:t>
         </w:r>
@@ -2465,12 +2465,12 @@
       <w:r>
         <w:t>(</w:t>
       </w:r>
-      <w:ins w:id="160" w:author="Проект новой редакции" w:date="2026-10-14T13:28:00Z">
+      <w:ins w:id="160" w:author="Проект новой редакции" w:date="2026-10-19T16:31:00Z">
         <w:r>
           <w:t>vi</w:t>
         </w:r>
       </w:ins>
-      <w:del w:id="161" w:author="Проект новой редакции" w:date="2026-10-14T13:28:00Z">
+      <w:del w:id="161" w:author="Проект новой редакции" w:date="2026-10-19T16:31:00Z">
         <w:r>
           <w:delText>v</w:delText>
         </w:r>
@@ -2487,12 +2487,12 @@
       <w:r>
         <w:t>(</w:t>
       </w:r>
-      <w:ins w:id="162" w:author="Проект новой редакции" w:date="2026-10-14T13:28:00Z">
+      <w:ins w:id="162" w:author="Проект новой редакции" w:date="2026-10-19T16:31:00Z">
         <w:r>
           <w:t>vii</w:t>
         </w:r>
       </w:ins>
-      <w:del w:id="163" w:author="Проект новой редакции" w:date="2026-10-14T13:28:00Z">
+      <w:del w:id="163" w:author="Проект новой редакции" w:date="2026-10-19T16:31:00Z">
         <w:r>
           <w:delText>vi</w:delText>
         </w:r>
@@ -2509,7 +2509,7 @@
       <w:r>
         <w:t xml:space="preserve">8.4. </w:t>
       </w:r>
-      <w:del w:id="164" w:author="Проект новой редакции" w:date="2026-10-14T13:28:00Z">
+      <w:del w:id="164" w:author="Проект новой редакции" w:date="2026-10-19T16:31:00Z">
         <w:r>
           <w:delText xml:space="preserve">В соответствии с подпунктами (б) и (е) раздела 3.3 </w:delText>
         </w:r>
@@ -2517,12 +2517,12 @@
       <w:r>
         <w:t xml:space="preserve">Управляющий совет </w:t>
       </w:r>
-      <w:ins w:id="165" w:author="Проект новой редакции" w:date="2026-10-14T13:28:00Z">
+      <w:ins w:id="165" w:author="Проект новой редакции" w:date="2026-10-19T16:31:00Z">
         <w:r>
           <w:t>утверждает бюджет</w:t>
         </w:r>
       </w:ins>
-      <w:del w:id="166" w:author="Проект новой редакции" w:date="2026-10-14T13:28:00Z">
+      <w:del w:id="166" w:author="Проект новой редакции" w:date="2026-10-19T16:31:00Z">
         <w:r>
           <w:delText>предлагает Верховному попечителю на утверждение Средства</w:delText>
         </w:r>
@@ -2530,12 +2530,12 @@
       <w:r>
         <w:t xml:space="preserve"> Фонда, </w:t>
       </w:r>
-      <w:ins w:id="167" w:author="Проект новой редакции" w:date="2026-10-14T13:28:00Z">
+      <w:ins w:id="167" w:author="Проект новой редакции" w:date="2026-10-19T16:31:00Z">
         <w:r>
           <w:t>необходимый</w:t>
         </w:r>
       </w:ins>
-      <w:del w:id="168" w:author="Проект новой редакции" w:date="2026-10-14T13:28:00Z">
+      <w:del w:id="168" w:author="Проект новой редакции" w:date="2026-10-19T16:31:00Z">
         <w:r>
           <w:delText>необходимые</w:delText>
         </w:r>
@@ -2543,12 +2543,12 @@
       <w:r>
         <w:t xml:space="preserve"> для его деятельности и достижения его целей, </w:t>
       </w:r>
-      <w:ins w:id="169" w:author="Проект новой редакции" w:date="2026-10-14T13:28:00Z">
+      <w:ins w:id="169" w:author="Проект новой редакции" w:date="2026-10-19T16:31:00Z">
         <w:r>
           <w:t>с учетом приоритетных направлений, определенных Попечительским советом, и уведомляет Верховного попечителя в порядке пункта 3.11. До вступления в силу бюджета Фонда на очередной финансовый год расходы осуществляются в пределах бюджета предыдущего года. Оклады</w:t>
         </w:r>
       </w:ins>
-      <w:del w:id="170" w:author="Проект новой редакции" w:date="2026-10-14T13:28:00Z">
+      <w:del w:id="170" w:author="Проект новой редакции" w:date="2026-10-19T16:31:00Z">
         <w:r>
           <w:delText>а также оклады</w:delText>
         </w:r>
@@ -2556,7 +2556,7 @@
       <w:r>
         <w:t xml:space="preserve"> членов Управляющего совета</w:t>
       </w:r>
-      <w:ins w:id="171" w:author="Проект новой редакции" w:date="2026-10-14T13:28:00Z">
+      <w:ins w:id="171" w:author="Проект новой редакции" w:date="2026-10-19T16:31:00Z">
         <w:r>
           <w:t xml:space="preserve"> Управляющий совет </w:t>
         </w:r>
@@ -2592,10 +2592,10 @@
         <w:spacing w:after="160"/>
         <w:ind w:firstLine="567"/>
         <w:rPr>
-          <w:ins w:id="172" w:author="Проект новой редакции" w:date="2026-10-14T13:28:00Z"/>
-        </w:rPr>
-      </w:pPr>
-      <w:ins w:id="173" w:author="Проект новой редакции" w:date="2026-10-14T13:28:00Z">
+          <w:ins w:id="172" w:author="Проект новой редакции" w:date="2026-10-19T16:31:00Z"/>
+        </w:rPr>
+      </w:pPr>
+      <w:ins w:id="173" w:author="Проект новой редакции" w:date="2026-10-19T16:31:00Z">
         <w:r>
           <w:t>8.7. Управляющий совет утверждает политики, правила, порядки, инструкции и иные внутренние документы Фонда, за исключением стратегии развития Фонда, утверждаемой Верховным попечителем в соответствии с подпунктом (е) пункта 3.5. Об утверждении и изменении политик Фонда Управляющий совет уведомляет Верховного попечителя в порядке пункта 3.11.</w:t>
         </w:r>
@@ -2606,10 +2606,10 @@
         <w:spacing w:after="160"/>
         <w:ind w:firstLine="567"/>
         <w:rPr>
-          <w:ins w:id="174" w:author="Проект новой редакции" w:date="2026-10-14T13:28:00Z"/>
-        </w:rPr>
-      </w:pPr>
-      <w:ins w:id="175" w:author="Проект новой редакции" w:date="2026-10-14T13:28:00Z">
+          <w:ins w:id="174" w:author="Проект новой редакции" w:date="2026-10-19T16:31:00Z"/>
+        </w:rPr>
+      </w:pPr>
+      <w:ins w:id="175" w:author="Проект новой редакции" w:date="2026-10-19T16:31:00Z">
         <w:r>
           <w:t>8.8. Управляющий совет принимает решения о включении в структуру Фонда подразделений и консультативно-совещательных органов, в том числе Учебного центра и Экспертного совета, и утверждает положения о них.</w:t>
         </w:r>
@@ -2620,10 +2620,10 @@
         <w:spacing w:after="160"/>
         <w:ind w:firstLine="567"/>
         <w:rPr>
-          <w:ins w:id="176" w:author="Проект новой редакции" w:date="2026-10-14T13:28:00Z"/>
-        </w:rPr>
-      </w:pPr>
-      <w:ins w:id="177" w:author="Проект новой редакции" w:date="2026-10-14T13:28:00Z">
+          <w:ins w:id="176" w:author="Проект новой редакции" w:date="2026-10-19T16:31:00Z"/>
+        </w:rPr>
+      </w:pPr>
+      <w:ins w:id="177" w:author="Проект новой редакции" w:date="2026-10-19T16:31:00Z">
         <w:r>
           <w:t xml:space="preserve">8.9. В период временного отсутствия Председателя Управляющего совета (отпуск, болезнь, командировка и иные случаи) его обязанности исполняет член Управляющего совета, назначенный приказом Председателя Управляющего совета, а при отсутствии такого приказа </w:t>
         </w:r>
@@ -2655,7 +2655,7 @@
         </w:rPr>
         <w:t xml:space="preserve">9. ВОЗНАГРАЖДЕНИЕ И РАСХОДЫ ЧЛЕНОВ </w:t>
       </w:r>
-      <w:ins w:id="178" w:author="Проект новой редакции" w:date="2026-10-14T13:28:00Z">
+      <w:ins w:id="178" w:author="Проект новой редакции" w:date="2026-10-19T16:31:00Z">
         <w:r>
           <w:rPr>
             <w:b/>
@@ -2666,7 +2666,7 @@
           <w:t>СОВЕТОВ</w:t>
         </w:r>
       </w:ins>
-      <w:del w:id="179" w:author="Проект новой редакции" w:date="2026-10-14T13:28:00Z">
+      <w:del w:id="179" w:author="Проект новой редакции" w:date="2026-10-19T16:31:00Z">
         <w:r>
           <w:rPr>
             <w:b/>
@@ -2686,7 +2686,7 @@
       <w:r>
         <w:t>Члены</w:t>
       </w:r>
-      <w:del w:id="180" w:author="Проект новой редакции" w:date="2026-10-14T13:28:00Z">
+      <w:del w:id="180" w:author="Проект новой редакции" w:date="2026-10-19T16:31:00Z">
         <w:r>
           <w:delText xml:space="preserve"> Попечительского совета и</w:delText>
         </w:r>
@@ -2694,7 +2694,7 @@
       <w:r>
         <w:t xml:space="preserve"> Управляющего совета получают оклады и вознаграждение с одобрения Верховного попечителя</w:t>
       </w:r>
-      <w:ins w:id="181" w:author="Проект новой редакции" w:date="2026-10-14T13:28:00Z">
+      <w:ins w:id="181" w:author="Проект новой редакции" w:date="2026-10-19T16:31:00Z">
         <w:r>
           <w:t xml:space="preserve"> в соответствии с подпунктом (ж) раздела 3.5</w:t>
         </w:r>
@@ -2702,12 +2702,12 @@
       <w:r>
         <w:t xml:space="preserve">, за исключением случая, предусмотренного разделом </w:t>
       </w:r>
-      <w:ins w:id="182" w:author="Проект новой редакции" w:date="2026-10-14T13:28:00Z">
+      <w:ins w:id="182" w:author="Проект новой редакции" w:date="2026-10-19T16:31:00Z">
         <w:r>
           <w:t>7</w:t>
         </w:r>
       </w:ins>
-      <w:del w:id="183" w:author="Проект новой редакции" w:date="2026-10-14T13:28:00Z">
+      <w:del w:id="183" w:author="Проект новой редакции" w:date="2026-10-19T16:31:00Z">
         <w:r>
           <w:delText>6</w:delText>
         </w:r>
@@ -2715,12 +2715,12 @@
       <w:r>
         <w:t>.2, оформленного в письменном виде соответствующим решением</w:t>
       </w:r>
-      <w:ins w:id="184" w:author="Проект новой редакции" w:date="2026-10-14T13:28:00Z">
+      <w:ins w:id="184" w:author="Проект новой редакции" w:date="2026-10-19T16:31:00Z">
         <w:r>
           <w:t>. Вознаграждение членов Попечительского совета определяется в соответствии с пунктами 3.7 и 3.8. Членам Попечительского и Управляющего советов</w:t>
         </w:r>
       </w:ins>
-      <w:del w:id="185" w:author="Проект новой редакции" w:date="2026-10-14T13:28:00Z">
+      <w:del w:id="185" w:author="Проект новой редакции" w:date="2026-10-19T16:31:00Z">
         <w:r>
           <w:delText>, и им</w:delText>
         </w:r>
@@ -2812,7 +2812,7 @@
       <w:r>
         <w:t>11.1. С учетом положений настоящего Положения члены Управляющего совета вправе самостоятельно регулировать порядок своей работы по своему усмотрению. Заседание не может состояться при отсутствии кворума (2/3 членов Управляющего совета).</w:t>
       </w:r>
-      <w:del w:id="186" w:author="Проект новой редакции" w:date="2026-10-14T13:28:00Z">
+      <w:del w:id="186" w:author="Проект новой редакции" w:date="2026-10-19T16:31:00Z">
         <w:r>
           <w:delText xml:space="preserve"> Кворум составляет большинство лиц, имеющих право голоса.</w:delText>
         </w:r>
@@ -2967,7 +2967,7 @@
       <w:r>
         <w:t>14.1. Средства и Имущество Фонда находятся под контролем Управляющего совета. Управляющий совет вправе</w:t>
       </w:r>
-      <w:del w:id="187" w:author="Проект новой редакции" w:date="2026-10-14T13:28:00Z">
+      <w:del w:id="187" w:author="Проект новой редакции" w:date="2026-10-19T16:31:00Z">
         <w:r>
           <w:delText>, с одобрения Верховного попечителя</w:delText>
         </w:r>
@@ -2984,7 +2984,7 @@
       <w:r>
         <w:t>а) определять порядок применения и использования имущества Фонда;</w:t>
       </w:r>
-      <w:ins w:id="188" w:author="Проект новой редакции" w:date="2026-10-14T13:28:00Z">
+      <w:ins w:id="188" w:author="Проект новой редакции" w:date="2026-10-19T16:31:00Z">
         <w:r>
           <w:t xml:space="preserve"> решения о приобретении, распоряжении и использовании основных средств Фонда стоимостью свыше восьмитысячекратного размера месячного расчетного показателя, установленного на соответствующий финансовый год, принимаются Управляющим советом с уведомлением Верховного попечителя в порядке пункта 3.11;</w:t>
         </w:r>
@@ -2995,12 +2995,12 @@
         <w:spacing w:after="160"/>
         <w:ind w:firstLine="567"/>
       </w:pPr>
-      <w:ins w:id="189" w:author="Проект новой редакции" w:date="2026-10-14T13:28:00Z">
+      <w:ins w:id="189" w:author="Проект новой редакции" w:date="2026-10-19T16:31:00Z">
         <w:r>
           <w:t>б) с одобрения Верховного попечителя</w:t>
         </w:r>
       </w:ins>
-      <w:del w:id="190" w:author="Проект новой редакции" w:date="2026-10-14T13:28:00Z">
+      <w:del w:id="190" w:author="Проект новой редакции" w:date="2026-10-19T16:31:00Z">
         <w:r>
           <w:delText>б)</w:delText>
         </w:r>
@@ -3014,10 +3014,10 @@
         <w:spacing w:after="160"/>
         <w:ind w:firstLine="567"/>
         <w:rPr>
-          <w:ins w:id="191" w:author="Проект новой редакции" w:date="2026-10-14T13:28:00Z"/>
-        </w:rPr>
-      </w:pPr>
-      <w:ins w:id="192" w:author="Проект новой редакции" w:date="2026-10-14T13:28:00Z">
+          <w:ins w:id="191" w:author="Проект новой редакции" w:date="2026-10-19T16:31:00Z"/>
+        </w:rPr>
+      </w:pPr>
+      <w:ins w:id="192" w:author="Проект новой редакции" w:date="2026-10-19T16:31:00Z">
         <w:r>
           <w:t>Расходы на операционную деятельность Фонда, а также приобретение, распоряжение и использование основных средств стоимостью до размера, указанного в подпункте а) настоящего пункта, в пределах утвержденного бюджета Фонда производятся по решению Председателя Управляющего совета без согласования с Верховным попечителем.</w:t>
         </w:r>
@@ -3190,12 +3190,15 @@
       <w:r>
         <w:t xml:space="preserve">1. </w:t>
       </w:r>
-      <w:ins w:id="193" w:author="Проект новой редакции" w:date="2026-10-14T13:28:00Z">
-        <w:r>
-          <w:t>Частная компания «Climate Action Company Limited» в лице директора Е. Н. Қаражана</w:t>
-        </w:r>
-      </w:ins>
-      <w:del w:id="194" w:author="Проект новой редакции" w:date="2026-10-14T13:28:00Z">
+      <w:ins w:id="193" w:author="Проект новой редакции" w:date="2026-10-19T16:31:00Z">
+        <w:r>
+          <w:t xml:space="preserve">Частная компания «Climate Action Company Limited» </w:t>
+        </w:r>
+        <w:r>
+          <w:t>в лице Директора, Главного исполнительного директора и Уполномоченного лица Е. Н. Қаражана</w:t>
+        </w:r>
+      </w:ins>
+      <w:del w:id="194" w:author="Проект новой редакции" w:date="2026-10-19T16:31:00Z">
         <w:r>
           <w:delText>Нуралин Рамазан</w:delText>
         </w:r>
@@ -3271,7 +3274,7 @@
       <w:r>
         <w:t xml:space="preserve">1. </w:t>
       </w:r>
-      <w:ins w:id="195" w:author="Проект новой редакции" w:date="2026-10-14T13:28:00Z">
+      <w:ins w:id="195" w:author="Проект новой редакции" w:date="2026-10-19T16:31:00Z">
         <w:r>
           <w:t xml:space="preserve">Верховный попечитель </w:t>
         </w:r>
@@ -3282,7 +3285,7 @@
           <w:t xml:space="preserve"> Е. Нысанбаев</w:t>
         </w:r>
       </w:ins>
-      <w:del w:id="196" w:author="Проект новой редакции" w:date="2026-10-14T13:28:00Z">
+      <w:del w:id="196" w:author="Проект новой редакции" w:date="2026-10-19T16:31:00Z">
         <w:r>
           <w:delText>Аманбаев Кайсар</w:delText>
         </w:r>
@@ -3358,7 +3361,7 @@
       <w:r>
         <w:t xml:space="preserve">1. </w:t>
       </w:r>
-      <w:ins w:id="197" w:author="Проект новой редакции" w:date="2026-10-14T13:28:00Z">
+      <w:ins w:id="197" w:author="Проект новой редакции" w:date="2026-10-19T16:31:00Z">
         <w:r>
           <w:t>Главный исполнительный директор</w:t>
         </w:r>
@@ -3372,7 +3375,7 @@
           <w:t xml:space="preserve"> Е. Н. Қаражан</w:t>
         </w:r>
       </w:ins>
-      <w:del w:id="198" w:author="Проект новой редакции" w:date="2026-10-14T13:28:00Z">
+      <w:del w:id="198" w:author="Проект новой редакции" w:date="2026-10-19T16:31:00Z">
         <w:r>
           <w:delText>Джангарашев Ролан</w:delText>
         </w:r>
@@ -3385,13 +3388,13 @@
       <w:pPr>
         <w:spacing w:after="160"/>
         <w:rPr>
-          <w:ins w:id="199" w:author="Проект новой редакции" w:date="2026-10-14T13:28:00Z"/>
+          <w:ins w:id="199" w:author="Проект новой редакции" w:date="2026-10-19T16:31:00Z"/>
         </w:rPr>
       </w:pPr>
       <w:r>
         <w:t xml:space="preserve">2. </w:t>
       </w:r>
-      <w:ins w:id="200" w:author="Проект новой редакции" w:date="2026-10-14T13:28:00Z">
+      <w:ins w:id="200" w:author="Проект новой редакции" w:date="2026-10-19T16:31:00Z">
         <w:r>
           <w:t>Заместитель Главного исполнительного директора по стратегии и проектам – А. В. Кононец</w:t>
         </w:r>
@@ -3404,7 +3407,7 @@
       <w:pPr>
         <w:spacing w:after="160"/>
       </w:pPr>
-      <w:ins w:id="201" w:author="Проект новой редакции" w:date="2026-10-14T13:28:00Z">
+      <w:ins w:id="201" w:author="Проект новой редакции" w:date="2026-10-19T16:31:00Z">
         <w:r>
           <w:t xml:space="preserve">3. Заместитель Главного исполнительного директора по административным вопросам </w:t>
         </w:r>
@@ -3415,7 +3418,7 @@
           <w:t xml:space="preserve"> М. Темирбеков</w:t>
         </w:r>
       </w:ins>
-      <w:del w:id="202" w:author="Проект новой редакции" w:date="2026-10-14T13:28:00Z">
+      <w:del w:id="202" w:author="Проект новой редакции" w:date="2026-10-19T16:31:00Z">
         <w:r>
           <w:delText>Бейсенгазин Куаныш</w:delText>
         </w:r>
@@ -4127,34 +4130,7 @@
     <w:hidden/>
     <w:uiPriority w:val="99"/>
     <w:semiHidden/>
-    <w:rsid w:val="00A845F4"/>
-  </w:style>
-  <w:style w:type="paragraph" w:styleId="ad">
-    <w:name w:val="Balloon Text"/>
-    <w:basedOn w:val="a"/>
-    <w:link w:val="ae"/>
-    <w:uiPriority w:val="99"/>
-    <w:semiHidden/>
-    <w:unhideWhenUsed/>
-    <w:rsid w:val="00A845F4"/>
-    <w:rPr>
-      <w:rFonts w:ascii="Segoe UI" w:hAnsi="Segoe UI" w:cs="Segoe UI"/>
-      <w:sz w:val="18"/>
-      <w:szCs w:val="18"/>
-    </w:rPr>
-  </w:style>
-  <w:style w:type="character" w:customStyle="1" w:styleId="ae">
-    <w:name w:val="Текст выноски Знак"/>
-    <w:basedOn w:val="a0"/>
-    <w:link w:val="ad"/>
-    <w:uiPriority w:val="99"/>
-    <w:semiHidden/>
-    <w:rsid w:val="00A845F4"/>
-    <w:rPr>
-      <w:rFonts w:ascii="Segoe UI" w:hAnsi="Segoe UI" w:cs="Segoe UI"/>
-      <w:sz w:val="18"/>
-      <w:szCs w:val="18"/>
-    </w:rPr>
+    <w:rsid w:val="00BD07D6"/>
   </w:style>
 </w:styles>
 </file>

--- a/Устав/_документы/С выделением — Положение ЦАКФ.docx
+++ b/Устав/_документы/С выделением — Положение ЦАКФ.docx
@@ -8,7 +8,7 @@
       </w:pPr>
       <w:bookmarkStart w:id="0" w:name="_GoBack"/>
       <w:bookmarkEnd w:id="0"/>
-      <w:ins w:id="1" w:author="Проект новой редакции" w:date="2026-10-19T16:31:00Z">
+      <w:ins w:id="1" w:author="Проект новой редакции" w:date="2026-10-23T13:44:00Z">
         <w:r>
           <w:rPr>
             <w:b/>
@@ -59,7 +59,7 @@
         </w:rPr>
         <w:t>УТВЕРЖДЕНО: Решением № 2 от «24» марта 2024 года</w:t>
       </w:r>
-      <w:ins w:id="2" w:author="Проект новой редакции" w:date="2026-10-19T16:31:00Z">
+      <w:ins w:id="2" w:author="Проект новой редакции" w:date="2026-10-23T13:44:00Z">
         <w:r>
           <w:rPr>
             <w:b/>
@@ -95,12 +95,12 @@
       <w:r>
         <w:t>Дата утверждения</w:t>
       </w:r>
-      <w:ins w:id="3" w:author="Проект новой редакции" w:date="2026-10-19T16:31:00Z">
+      <w:ins w:id="3" w:author="Проект новой редакции" w:date="2026-10-23T13:44:00Z">
         <w:r>
           <w:t xml:space="preserve"> новой редакции: «___» __________ 2026</w:t>
         </w:r>
       </w:ins>
-      <w:del w:id="4" w:author="Проект новой редакции" w:date="2026-10-19T16:31:00Z">
+      <w:del w:id="4" w:author="Проект новой редакции" w:date="2026-10-23T13:44:00Z">
         <w:r>
           <w:delText>: 24 марта 2024</w:delText>
         </w:r>
@@ -113,12 +113,12 @@
       <w:pPr>
         <w:spacing w:after="160"/>
       </w:pPr>
-      <w:ins w:id="5" w:author="Проект новой редакции" w:date="2026-10-19T16:31:00Z">
+      <w:ins w:id="5" w:author="Проект новой редакции" w:date="2026-10-23T13:44:00Z">
         <w:r>
           <w:t>Первоначальная редакция утверждена</w:t>
         </w:r>
       </w:ins>
-      <w:del w:id="6" w:author="Проект новой редакции" w:date="2026-10-19T16:31:00Z">
+      <w:del w:id="6" w:author="Проект новой редакции" w:date="2026-10-23T13:44:00Z">
         <w:r>
           <w:delText>Утверждено</w:delText>
         </w:r>
@@ -201,12 +201,12 @@
       <w:r>
         <w:t xml:space="preserve">4. ЗАСЕДАНИЯ ПОПЕЧИТЕЛЬСКОГО СОВЕТА ............................. </w:t>
       </w:r>
-      <w:ins w:id="7" w:author="Проект новой редакции" w:date="2026-10-19T16:31:00Z">
+      <w:ins w:id="7" w:author="Проект новой редакции" w:date="2026-10-23T13:44:00Z">
         <w:r>
           <w:t>6</w:t>
         </w:r>
       </w:ins>
-      <w:del w:id="8" w:author="Проект новой редакции" w:date="2026-10-19T16:31:00Z">
+      <w:del w:id="8" w:author="Проект новой редакции" w:date="2026-10-23T13:44:00Z">
         <w:r>
           <w:delText>5</w:delText>
         </w:r>
@@ -220,12 +220,12 @@
       <w:r>
         <w:t xml:space="preserve">5. НАЗНАЧЕНИЕ И ПРЕКРАЩЕНИЕ ПОЛНОМОЧИЙ ЧЛЕНОВ ПОПЕЧИТЕЛЬСКОГО СОВЕТА .................................................... </w:t>
       </w:r>
-      <w:ins w:id="9" w:author="Проект новой редакции" w:date="2026-10-19T16:31:00Z">
+      <w:ins w:id="9" w:author="Проект новой редакции" w:date="2026-10-23T13:44:00Z">
         <w:r>
           <w:t>7</w:t>
         </w:r>
       </w:ins>
-      <w:del w:id="10" w:author="Проект новой редакции" w:date="2026-10-19T16:31:00Z">
+      <w:del w:id="10" w:author="Проект новой редакции" w:date="2026-10-23T13:44:00Z">
         <w:r>
           <w:delText>6</w:delText>
         </w:r>
@@ -239,12 +239,12 @@
       <w:r>
         <w:t xml:space="preserve">6. УПРАВЛЯЮЩИЙ СОВЕТ .............................................................. </w:t>
       </w:r>
-      <w:ins w:id="11" w:author="Проект новой редакции" w:date="2026-10-19T16:31:00Z">
+      <w:ins w:id="11" w:author="Проект новой редакции" w:date="2026-10-23T13:44:00Z">
         <w:r>
           <w:t>7</w:t>
         </w:r>
       </w:ins>
-      <w:del w:id="12" w:author="Проект новой редакции" w:date="2026-10-19T16:31:00Z">
+      <w:del w:id="12" w:author="Проект новой редакции" w:date="2026-10-23T13:44:00Z">
         <w:r>
           <w:delText>6</w:delText>
         </w:r>
@@ -258,12 +258,12 @@
       <w:r>
         <w:t xml:space="preserve">7. НАЗНАЧЕНИЕ И ПРЕКРАЩЕНИЕ ПОЛНОМОЧИЙ ЧЛЕНОВ СОВЕТА ......................................................................................... </w:t>
       </w:r>
-      <w:ins w:id="13" w:author="Проект новой редакции" w:date="2026-10-19T16:31:00Z">
+      <w:ins w:id="13" w:author="Проект новой редакции" w:date="2026-10-23T13:44:00Z">
         <w:r>
           <w:t>8</w:t>
         </w:r>
       </w:ins>
-      <w:del w:id="14" w:author="Проект новой редакции" w:date="2026-10-19T16:31:00Z">
+      <w:del w:id="14" w:author="Проект новой редакции" w:date="2026-10-23T13:44:00Z">
         <w:r>
           <w:delText>7</w:delText>
         </w:r>
@@ -274,13 +274,13 @@
         <w:spacing w:after="100"/>
         <w:ind w:left="567"/>
         <w:rPr>
-          <w:del w:id="15" w:author="Проект новой редакции" w:date="2026-10-19T16:31:00Z"/>
+          <w:del w:id="15" w:author="Проект новой редакции" w:date="2026-10-23T13:44:00Z"/>
         </w:rPr>
       </w:pPr>
       <w:r>
         <w:t xml:space="preserve">8. ПОЛНОМОЧИЯ И ФУНКЦИИ УПРАВЛЯЮЩЕГО СОВЕТА ....... </w:t>
       </w:r>
-      <w:del w:id="16" w:author="Проект новой редакции" w:date="2026-10-19T16:31:00Z">
+      <w:del w:id="16" w:author="Проект новой редакции" w:date="2026-10-23T13:44:00Z">
         <w:r>
           <w:delText>8</w:delText>
         </w:r>
@@ -291,7 +291,7 @@
         <w:spacing w:after="100"/>
         <w:ind w:left="567"/>
         <w:rPr>
-          <w:ins w:id="17" w:author="Проект новой редакции" w:date="2026-10-19T16:31:00Z"/>
+          <w:ins w:id="17" w:author="Проект новой редакции" w:date="2026-10-23T13:44:00Z"/>
         </w:rPr>
       </w:pPr>
       <w:r>
@@ -303,7 +303,7 @@
         <w:spacing w:after="100"/>
         <w:ind w:left="567"/>
       </w:pPr>
-      <w:ins w:id="18" w:author="Проект новой редакции" w:date="2026-10-19T16:31:00Z">
+      <w:ins w:id="18" w:author="Проект новой редакции" w:date="2026-10-23T13:44:00Z">
         <w:r>
           <w:t>9</w:t>
         </w:r>
@@ -311,12 +311,12 @@
       <w:r>
         <w:t xml:space="preserve">. ВОЗНАГРАЖДЕНИЕ И РАСХОДЫ ЧЛЕНОВ </w:t>
       </w:r>
-      <w:ins w:id="19" w:author="Проект новой редакции" w:date="2026-10-19T16:31:00Z">
+      <w:ins w:id="19" w:author="Проект новой редакции" w:date="2026-10-23T13:44:00Z">
         <w:r>
           <w:t>СОВЕТОВ .............</w:t>
         </w:r>
       </w:ins>
-      <w:del w:id="20" w:author="Проект новой редакции" w:date="2026-10-19T16:31:00Z">
+      <w:del w:id="20" w:author="Проект новой редакции" w:date="2026-10-23T13:44:00Z">
         <w:r>
           <w:delText>СОВЕТА ...............</w:delText>
         </w:r>
@@ -333,12 +333,12 @@
       <w:r>
         <w:t xml:space="preserve">10. ЗАСЕДАНИЯ УПРАВЛЯЮЩЕГО СОВЕТА ................................. </w:t>
       </w:r>
-      <w:ins w:id="21" w:author="Проект новой редакции" w:date="2026-10-19T16:31:00Z">
+      <w:ins w:id="21" w:author="Проект новой редакции" w:date="2026-10-23T13:44:00Z">
         <w:r>
           <w:t>10</w:t>
         </w:r>
       </w:ins>
-      <w:del w:id="22" w:author="Проект новой редакции" w:date="2026-10-19T16:31:00Z">
+      <w:del w:id="22" w:author="Проект новой редакции" w:date="2026-10-23T13:44:00Z">
         <w:r>
           <w:delText>9</w:delText>
         </w:r>
@@ -352,12 +352,12 @@
       <w:r>
         <w:t xml:space="preserve">11. ПОРЯДОК РАБОТЫ СОВЕТА ....................................................... </w:t>
       </w:r>
-      <w:ins w:id="23" w:author="Проект новой редакции" w:date="2026-10-19T16:31:00Z">
+      <w:ins w:id="23" w:author="Проект новой редакции" w:date="2026-10-23T13:44:00Z">
         <w:r>
           <w:t>11</w:t>
         </w:r>
       </w:ins>
-      <w:del w:id="24" w:author="Проект новой редакции" w:date="2026-10-19T16:31:00Z">
+      <w:del w:id="24" w:author="Проект новой редакции" w:date="2026-10-23T13:44:00Z">
         <w:r>
           <w:delText>10</w:delText>
         </w:r>
@@ -380,12 +380,12 @@
       <w:r>
         <w:t xml:space="preserve">13. СЕКРЕТАРЬ .................................................................................. </w:t>
       </w:r>
-      <w:ins w:id="25" w:author="Проект новой редакции" w:date="2026-10-19T16:31:00Z">
+      <w:ins w:id="25" w:author="Проект новой редакции" w:date="2026-10-23T13:44:00Z">
         <w:r>
           <w:t>12</w:t>
         </w:r>
       </w:ins>
-      <w:del w:id="26" w:author="Проект новой редакции" w:date="2026-10-19T16:31:00Z">
+      <w:del w:id="26" w:author="Проект новой редакции" w:date="2026-10-23T13:44:00Z">
         <w:r>
           <w:delText>11</w:delText>
         </w:r>
@@ -399,12 +399,12 @@
       <w:r>
         <w:t xml:space="preserve">14. ИМУЩЕСТВО И ДОХОД ФОНДА ................................................ </w:t>
       </w:r>
-      <w:ins w:id="27" w:author="Проект новой редакции" w:date="2026-10-19T16:31:00Z">
+      <w:ins w:id="27" w:author="Проект новой редакции" w:date="2026-10-23T13:44:00Z">
         <w:r>
           <w:t>12</w:t>
         </w:r>
       </w:ins>
-      <w:del w:id="28" w:author="Проект новой редакции" w:date="2026-10-19T16:31:00Z">
+      <w:del w:id="28" w:author="Проект новой редакции" w:date="2026-10-23T13:44:00Z">
         <w:r>
           <w:delText>11</w:delText>
         </w:r>
@@ -418,12 +418,12 @@
       <w:r>
         <w:t xml:space="preserve">15. ВНЕСЕНИЕ ИЗМЕНЕНИЙ </w:t>
       </w:r>
-      <w:ins w:id="29" w:author="Проект новой редакции" w:date="2026-10-19T16:31:00Z">
+      <w:ins w:id="29" w:author="Проект новой редакции" w:date="2026-10-23T13:44:00Z">
         <w:r>
           <w:t>В НАСТОЯЩЕЕ ПОЛОЖЕНИЕ ..............</w:t>
         </w:r>
       </w:ins>
-      <w:del w:id="30" w:author="Проект новой редакции" w:date="2026-10-19T16:31:00Z">
+      <w:del w:id="30" w:author="Проект новой редакции" w:date="2026-10-23T13:44:00Z">
         <w:r>
           <w:delText>И ОТМЕНА ........................................</w:delText>
         </w:r>
@@ -446,10 +446,10 @@
         <w:spacing w:after="100"/>
         <w:ind w:left="567"/>
         <w:rPr>
-          <w:ins w:id="31" w:author="Проект новой редакции" w:date="2026-10-19T16:31:00Z"/>
-        </w:rPr>
-      </w:pPr>
-      <w:ins w:id="32" w:author="Проект новой редакции" w:date="2026-10-19T16:31:00Z">
+          <w:ins w:id="31" w:author="Проект новой редакции" w:date="2026-10-23T13:44:00Z"/>
+        </w:rPr>
+      </w:pPr>
+      <w:ins w:id="32" w:author="Проект новой редакции" w:date="2026-10-23T13:44:00Z">
         <w:r>
           <w:t>ПРИЛОЖЕНИЯ 1–3 ...................................................................... 14</w:t>
         </w:r>
@@ -490,12 +490,12 @@
         <w:spacing w:after="160"/>
         <w:ind w:firstLine="567"/>
       </w:pPr>
-      <w:ins w:id="33" w:author="Проект новой редакции" w:date="2026-10-19T16:31:00Z">
+      <w:ins w:id="33" w:author="Проект новой редакции" w:date="2026-10-23T13:44:00Z">
         <w:r>
           <w:t>1) «ЦАКФ», «Проектный офис для Центральной Азии по изменению климата и зеленой энергетике» либо</w:t>
         </w:r>
       </w:ins>
-      <w:del w:id="34" w:author="Проект новой редакции" w:date="2026-10-19T16:31:00Z">
+      <w:del w:id="34" w:author="Проект новой редакции" w:date="2026-10-23T13:44:00Z">
         <w:r>
           <w:delText>1)</w:delText>
         </w:r>
@@ -554,7 +554,7 @@
       <w:r>
         <w:t xml:space="preserve">6) «Попечительский совет» означает высший орган управления Фонда, </w:t>
       </w:r>
-      <w:ins w:id="35" w:author="Проект новой редакции" w:date="2026-10-19T16:31:00Z">
+      <w:ins w:id="35" w:author="Проект новой редакции" w:date="2026-10-23T13:44:00Z">
         <w:r>
           <w:t xml:space="preserve">возглавляемый Верховным попечителем и </w:t>
         </w:r>
@@ -562,7 +562,7 @@
       <w:r>
         <w:t>состоящий из</w:t>
       </w:r>
-      <w:del w:id="36" w:author="Проект новой редакции" w:date="2026-10-19T16:31:00Z">
+      <w:del w:id="36" w:author="Проект новой редакции" w:date="2026-10-23T13:44:00Z">
         <w:r>
           <w:delText xml:space="preserve"> Верховного попечителя и</w:delText>
         </w:r>
@@ -579,12 +579,12 @@
       <w:r>
         <w:t>7) «Верховный попечитель» означает физическое лицо, назначенное Учредителем</w:t>
       </w:r>
-      <w:ins w:id="37" w:author="Проект новой редакции" w:date="2026-10-19T16:31:00Z">
+      <w:ins w:id="37" w:author="Проект новой редакции" w:date="2026-10-23T13:44:00Z">
         <w:r>
           <w:t>, являющееся высшим должностным лицом Фонда и осуществляющее свои функции в соответствии с</w:t>
         </w:r>
       </w:ins>
-      <w:del w:id="38" w:author="Проект новой редакции" w:date="2026-10-19T16:31:00Z">
+      <w:del w:id="38" w:author="Проект новой редакции" w:date="2026-10-23T13:44:00Z">
         <w:r>
           <w:delText xml:space="preserve"> для целей, предусмотренных</w:delText>
         </w:r>
@@ -601,12 +601,12 @@
       <w:r>
         <w:t xml:space="preserve">8) «Попечитель» означает физическое лицо, назначенное </w:t>
       </w:r>
-      <w:ins w:id="39" w:author="Проект новой редакции" w:date="2026-10-19T16:31:00Z">
+      <w:ins w:id="39" w:author="Проект новой редакции" w:date="2026-10-23T13:44:00Z">
         <w:r>
           <w:t>Верховным попечителем</w:t>
         </w:r>
       </w:ins>
-      <w:del w:id="40" w:author="Проект новой редакции" w:date="2026-10-19T16:31:00Z">
+      <w:del w:id="40" w:author="Проект новой редакции" w:date="2026-10-23T13:44:00Z">
         <w:r>
           <w:delText>Учредителем</w:delText>
         </w:r>
@@ -720,12 +720,12 @@
         <w:lastRenderedPageBreak/>
         <w:t>19) «Контрибьютор» означает юридическое и/или физическое лицо, вносящее в Фонд пожертвования, гранты, имущество и иные средства, которые являются законными, «чистыми», свободными от каких-либо залогов и обременений</w:t>
       </w:r>
-      <w:ins w:id="41" w:author="Проект новой редакции" w:date="2026-10-19T16:31:00Z">
+      <w:ins w:id="41" w:author="Проект новой редакции" w:date="2026-10-23T13:44:00Z">
         <w:r>
           <w:t>;</w:t>
         </w:r>
       </w:ins>
-      <w:del w:id="42" w:author="Проект новой редакции" w:date="2026-10-19T16:31:00Z">
+      <w:del w:id="42" w:author="Проект новой редакции" w:date="2026-10-23T13:44:00Z">
         <w:r>
           <w:delText>.</w:delText>
         </w:r>
@@ -736,10 +736,10 @@
         <w:spacing w:after="160"/>
         <w:ind w:firstLine="567"/>
         <w:rPr>
-          <w:ins w:id="43" w:author="Проект новой редакции" w:date="2026-10-19T16:31:00Z"/>
-        </w:rPr>
-      </w:pPr>
-      <w:ins w:id="44" w:author="Проект новой редакции" w:date="2026-10-19T16:31:00Z">
+          <w:ins w:id="43" w:author="Проект новой редакции" w:date="2026-10-23T13:44:00Z"/>
+        </w:rPr>
+      </w:pPr>
+      <w:ins w:id="44" w:author="Проект новой редакции" w:date="2026-10-23T13:44:00Z">
         <w:r>
           <w:t>20) «Основные средства» означает имущество Фонда, используемое в его деятельности более одного года и учитываемое в качестве основных средств в соответствии с Международными стандартами финансовой отчетности.</w:t>
         </w:r>
@@ -828,12 +828,12 @@
       <w:r>
         <w:t>а) полномочие назначать и переназначать Верховного попечителя</w:t>
       </w:r>
-      <w:ins w:id="45" w:author="Проект новой редакции" w:date="2026-10-19T16:31:00Z">
+      <w:ins w:id="45" w:author="Проект новой редакции" w:date="2026-10-23T13:44:00Z">
         <w:r>
           <w:t>; Попечители</w:t>
         </w:r>
       </w:ins>
-      <w:del w:id="46" w:author="Проект новой редакции" w:date="2026-10-19T16:31:00Z">
+      <w:del w:id="46" w:author="Проект новой редакции" w:date="2026-10-23T13:44:00Z">
         <w:r>
           <w:delText xml:space="preserve"> и Попечителей</w:delText>
         </w:r>
@@ -841,7 +841,7 @@
       <w:r>
         <w:t xml:space="preserve"> Попечительского совета</w:t>
       </w:r>
-      <w:ins w:id="47" w:author="Проект новой редакции" w:date="2026-10-19T16:31:00Z">
+      <w:ins w:id="47" w:author="Проект новой редакции" w:date="2026-10-23T13:44:00Z">
         <w:r>
           <w:t xml:space="preserve"> назначаются Верховным попечителем</w:t>
         </w:r>
@@ -858,12 +858,12 @@
       <w:r>
         <w:t xml:space="preserve">б) полномочие отстранять Верховного попечителя </w:t>
       </w:r>
-      <w:ins w:id="48" w:author="Проект новой редакции" w:date="2026-10-19T16:31:00Z">
+      <w:ins w:id="48" w:author="Проект новой редакции" w:date="2026-10-23T13:44:00Z">
         <w:r>
           <w:t>с одновременным назначением нового Верховного попечителя</w:t>
         </w:r>
       </w:ins>
-      <w:del w:id="49" w:author="Проект новой редакции" w:date="2026-10-19T16:31:00Z">
+      <w:del w:id="49" w:author="Проект новой редакции" w:date="2026-10-23T13:44:00Z">
         <w:r>
           <w:delText>и Попечителей Попечительского совета в случае существенного нарушения положений раздела 3 настоящего Положения</w:delText>
         </w:r>
@@ -922,12 +922,12 @@
       <w:r>
         <w:t>3.1. Попечительский совет является высшим органом управления Фонда и</w:t>
       </w:r>
-      <w:ins w:id="50" w:author="Проект новой редакции" w:date="2026-10-19T16:31:00Z">
+      <w:ins w:id="50" w:author="Проект новой редакции" w:date="2026-10-23T13:44:00Z">
         <w:r>
           <w:t xml:space="preserve"> возглавляется Верховным попечителем. При отсутствии Попечителей полномочия</w:t>
         </w:r>
       </w:ins>
-      <w:del w:id="51" w:author="Проект новой редакции" w:date="2026-10-19T16:31:00Z">
+      <w:del w:id="51" w:author="Проект новой редакции" w:date="2026-10-23T13:44:00Z">
         <w:r>
           <w:delText>, действуя индивидуально в лице Верховного попечителя либо коллегиально в качестве</w:delText>
         </w:r>
@@ -935,12 +935,12 @@
       <w:r>
         <w:t xml:space="preserve"> Попечительского совета</w:t>
       </w:r>
-      <w:ins w:id="52" w:author="Проект новой редакции" w:date="2026-10-19T16:31:00Z">
+      <w:ins w:id="52" w:author="Проект новой редакции" w:date="2026-10-23T13:44:00Z">
         <w:r>
           <w:t xml:space="preserve"> осуществляются Верховным попечителем единолично. Попечительский совет</w:t>
         </w:r>
       </w:ins>
-      <w:del w:id="53" w:author="Проект новой редакции" w:date="2026-10-19T16:31:00Z">
+      <w:del w:id="53" w:author="Проект новой редакции" w:date="2026-10-23T13:44:00Z">
         <w:r>
           <w:delText>,</w:delText>
         </w:r>
@@ -967,7 +967,7 @@
       <w:r>
         <w:t>б) обязан соблюдать положения Устава, Положения и Регламента</w:t>
       </w:r>
-      <w:ins w:id="54" w:author="Проект новой редакции" w:date="2026-10-19T16:31:00Z">
+      <w:ins w:id="54" w:author="Проект новой редакции" w:date="2026-10-23T13:44:00Z">
         <w:r>
           <w:t xml:space="preserve"> фондов МФЦА</w:t>
         </w:r>
@@ -1035,15 +1035,15 @@
         <w:spacing w:after="160"/>
         <w:ind w:firstLine="567"/>
         <w:rPr>
-          <w:del w:id="55" w:author="Проект новой редакции" w:date="2026-10-19T16:31:00Z"/>
-        </w:rPr>
-      </w:pPr>
-      <w:ins w:id="56" w:author="Проект новой редакции" w:date="2026-10-19T16:31:00Z">
+          <w:del w:id="55" w:author="Проект новой редакции" w:date="2026-10-23T13:44:00Z"/>
+        </w:rPr>
+      </w:pPr>
+      <w:ins w:id="56" w:author="Проект новой редакции" w:date="2026-10-23T13:44:00Z">
         <w:r>
           <w:t>а</w:t>
         </w:r>
       </w:ins>
-      <w:del w:id="57" w:author="Проект новой редакции" w:date="2026-10-19T16:31:00Z">
+      <w:del w:id="57" w:author="Проект новой редакции" w:date="2026-10-23T13:44:00Z">
         <w:r>
           <w:delText>а) определяет и утверждает стратегии развития Фонда;</w:delText>
         </w:r>
@@ -1054,10 +1054,10 @@
         <w:spacing w:after="160"/>
         <w:ind w:firstLine="567"/>
         <w:rPr>
-          <w:del w:id="58" w:author="Проект новой редакции" w:date="2026-10-19T16:31:00Z"/>
-        </w:rPr>
-      </w:pPr>
-      <w:del w:id="59" w:author="Проект новой редакции" w:date="2026-10-19T16:31:00Z">
+          <w:del w:id="58" w:author="Проект новой редакции" w:date="2026-10-23T13:44:00Z"/>
+        </w:rPr>
+      </w:pPr>
+      <w:del w:id="59" w:author="Проект новой редакции" w:date="2026-10-23T13:44:00Z">
         <w:r>
           <w:delText>б) определяет официальные оклады и условия вознаграждения и премирования членов Попечительского и Управляющего советов по предложению Управляющего совета;</w:delText>
         </w:r>
@@ -1068,10 +1068,10 @@
         <w:spacing w:after="160"/>
         <w:ind w:firstLine="567"/>
         <w:rPr>
-          <w:del w:id="60" w:author="Проект новой редакции" w:date="2026-10-19T16:31:00Z"/>
-        </w:rPr>
-      </w:pPr>
-      <w:del w:id="61" w:author="Проект новой редакции" w:date="2026-10-19T16:31:00Z">
+          <w:del w:id="60" w:author="Проект новой редакции" w:date="2026-10-23T13:44:00Z"/>
+        </w:rPr>
+      </w:pPr>
+      <w:del w:id="61" w:author="Проект новой редакции" w:date="2026-10-23T13:44:00Z">
         <w:r>
           <w:delText>в) утверждает получение, распоряжение и использование имущества Фонда в целях достижения целей Фонда и для его операционной деятельности;</w:delText>
         </w:r>
@@ -1082,7 +1082,7 @@
         <w:spacing w:after="160"/>
         <w:ind w:firstLine="567"/>
       </w:pPr>
-      <w:del w:id="62" w:author="Проект новой редакции" w:date="2026-10-19T16:31:00Z">
+      <w:del w:id="62" w:author="Проект новой редакции" w:date="2026-10-23T13:44:00Z">
         <w:r>
           <w:delText>г</w:delText>
         </w:r>
@@ -1096,12 +1096,12 @@
         <w:spacing w:after="160"/>
         <w:ind w:firstLine="567"/>
       </w:pPr>
-      <w:ins w:id="63" w:author="Проект новой редакции" w:date="2026-10-19T16:31:00Z">
+      <w:ins w:id="63" w:author="Проект новой редакции" w:date="2026-10-23T13:44:00Z">
         <w:r>
           <w:t>б</w:t>
         </w:r>
       </w:ins>
-      <w:del w:id="64" w:author="Проект новой редакции" w:date="2026-10-19T16:31:00Z">
+      <w:del w:id="64" w:author="Проект новой редакции" w:date="2026-10-23T13:44:00Z">
         <w:r>
           <w:delText>д</w:delText>
         </w:r>
@@ -1115,12 +1115,12 @@
         <w:spacing w:after="160"/>
         <w:ind w:firstLine="567"/>
       </w:pPr>
-      <w:ins w:id="65" w:author="Проект новой редакции" w:date="2026-10-19T16:31:00Z">
+      <w:ins w:id="65" w:author="Проект новой редакции" w:date="2026-10-23T13:44:00Z">
         <w:r>
           <w:t>в</w:t>
         </w:r>
       </w:ins>
-      <w:del w:id="66" w:author="Проект новой редакции" w:date="2026-10-19T16:31:00Z">
+      <w:del w:id="66" w:author="Проект новой редакции" w:date="2026-10-23T13:44:00Z">
         <w:r>
           <w:delText>е</w:delText>
         </w:r>
@@ -1134,10 +1134,10 @@
         <w:spacing w:after="160"/>
         <w:ind w:firstLine="567"/>
         <w:rPr>
-          <w:ins w:id="67" w:author="Проект новой редакции" w:date="2026-10-19T16:31:00Z"/>
-        </w:rPr>
-      </w:pPr>
-      <w:ins w:id="68" w:author="Проект новой редакции" w:date="2026-10-19T16:31:00Z">
+          <w:ins w:id="67" w:author="Проект новой редакции" w:date="2026-10-23T13:44:00Z"/>
+        </w:rPr>
+      </w:pPr>
+      <w:ins w:id="68" w:author="Проект новой редакции" w:date="2026-10-23T13:44:00Z">
         <w:r>
           <w:t>Утверждение бюджета и политик Фонда, решения о приобретении, распоряжении и использовании основных средств Фонда, а также расходы на операционную деятельность Фонда одобрения Попечительского совета не требуют и осуществляются в порядке пунктов 3.11, 8.4, 8.7 и 14.1.</w:t>
         </w:r>
@@ -1202,10 +1202,10 @@
         <w:spacing w:after="160"/>
         <w:ind w:firstLine="567"/>
         <w:rPr>
-          <w:ins w:id="69" w:author="Проект новой редакции" w:date="2026-10-19T16:31:00Z"/>
-        </w:rPr>
-      </w:pPr>
-      <w:ins w:id="70" w:author="Проект новой редакции" w:date="2026-10-19T16:31:00Z">
+          <w:ins w:id="69" w:author="Проект новой редакции" w:date="2026-10-23T13:44:00Z"/>
+        </w:rPr>
+      </w:pPr>
+      <w:ins w:id="70" w:author="Проект новой редакции" w:date="2026-10-23T13:44:00Z">
         <w:r>
           <w:lastRenderedPageBreak/>
           <w:t>б) получать уведомления об утверждении и изменении бюджета и политик Фонда, а также о решениях, указанных в подпункте а) пункта 14.1, и возражать против них в порядке пункта 3.11;</w:t>
@@ -1217,10 +1217,10 @@
         <w:spacing w:after="160"/>
         <w:ind w:firstLine="567"/>
         <w:rPr>
-          <w:del w:id="71" w:author="Проект новой редакции" w:date="2026-10-19T16:31:00Z"/>
-        </w:rPr>
-      </w:pPr>
-      <w:del w:id="72" w:author="Проект новой редакции" w:date="2026-10-19T16:31:00Z">
+          <w:del w:id="71" w:author="Проект новой редакции" w:date="2026-10-23T13:44:00Z"/>
+        </w:rPr>
+      </w:pPr>
+      <w:del w:id="72" w:author="Проект новой редакции" w:date="2026-10-23T13:44:00Z">
         <w:r>
           <w:delText>б) утверждать Средства Фонда по предложению Управляющего совета и с учетом приоритетных направлений, определенных Попечительским советом;</w:delText>
         </w:r>
@@ -1243,12 +1243,12 @@
       <w:r>
         <w:t>г) принимать решение о созыве ежегодных заседаний Попечительского совета</w:t>
       </w:r>
-      <w:ins w:id="73" w:author="Проект новой редакции" w:date="2026-10-19T16:31:00Z">
+      <w:ins w:id="73" w:author="Проект новой редакции" w:date="2026-10-23T13:44:00Z">
         <w:r>
           <w:t>;</w:t>
         </w:r>
       </w:ins>
-      <w:del w:id="74" w:author="Проект новой редакции" w:date="2026-10-19T16:31:00Z">
+      <w:del w:id="74" w:author="Проект новой редакции" w:date="2026-10-23T13:44:00Z">
         <w:r>
           <w:delText xml:space="preserve"> и/или Управляющего совета;</w:delText>
         </w:r>
@@ -1259,13 +1259,13 @@
         <w:spacing w:after="160"/>
         <w:ind w:firstLine="567"/>
         <w:rPr>
-          <w:ins w:id="75" w:author="Проект новой редакции" w:date="2026-10-19T16:31:00Z"/>
+          <w:ins w:id="75" w:author="Проект новой редакции" w:date="2026-10-23T13:44:00Z"/>
         </w:rPr>
       </w:pPr>
       <w:r>
         <w:t>д) осуществлять контроль за эффективностью практик корпоративного управления в Фонде</w:t>
       </w:r>
-      <w:ins w:id="76" w:author="Проект новой редакции" w:date="2026-10-19T16:31:00Z">
+      <w:ins w:id="76" w:author="Проект новой редакции" w:date="2026-10-23T13:44:00Z">
         <w:r>
           <w:t>;</w:t>
         </w:r>
@@ -1276,10 +1276,10 @@
         <w:spacing w:after="160"/>
         <w:ind w:firstLine="567"/>
         <w:rPr>
-          <w:ins w:id="77" w:author="Проект новой редакции" w:date="2026-10-19T16:31:00Z"/>
-        </w:rPr>
-      </w:pPr>
-      <w:ins w:id="78" w:author="Проект новой редакции" w:date="2026-10-19T16:31:00Z">
+          <w:ins w:id="77" w:author="Проект новой редакции" w:date="2026-10-23T13:44:00Z"/>
+        </w:rPr>
+      </w:pPr>
+      <w:ins w:id="78" w:author="Проект новой редакции" w:date="2026-10-23T13:44:00Z">
         <w:r>
           <w:t>е) определять и утверждать стратегии развития Фонда;</w:t>
         </w:r>
@@ -1290,10 +1290,10 @@
         <w:spacing w:after="160"/>
         <w:ind w:firstLine="567"/>
         <w:rPr>
-          <w:ins w:id="79" w:author="Проект новой редакции" w:date="2026-10-19T16:31:00Z"/>
-        </w:rPr>
-      </w:pPr>
-      <w:ins w:id="80" w:author="Проект новой редакции" w:date="2026-10-19T16:31:00Z">
+          <w:ins w:id="79" w:author="Проект новой редакции" w:date="2026-10-23T13:44:00Z"/>
+        </w:rPr>
+      </w:pPr>
+      <w:ins w:id="80" w:author="Проект новой редакции" w:date="2026-10-23T13:44:00Z">
         <w:r>
           <w:t>ж) определять оклады и условия вознаграждения и премирования членов Управляющего совета по предложению Управляющего совета;</w:t>
         </w:r>
@@ -1304,10 +1304,10 @@
         <w:spacing w:after="160"/>
         <w:ind w:firstLine="567"/>
         <w:rPr>
-          <w:ins w:id="81" w:author="Проект новой редакции" w:date="2026-10-19T16:31:00Z"/>
-        </w:rPr>
-      </w:pPr>
-      <w:ins w:id="82" w:author="Проект новой редакции" w:date="2026-10-19T16:31:00Z">
+          <w:ins w:id="81" w:author="Проект новой редакции" w:date="2026-10-23T13:44:00Z"/>
+        </w:rPr>
+      </w:pPr>
+      <w:ins w:id="82" w:author="Проект новой редакции" w:date="2026-10-23T13:44:00Z">
         <w:r>
           <w:t>з) назначать и отстранять Попечителей Попечительского совета.</w:t>
         </w:r>
@@ -1318,10 +1318,10 @@
         <w:spacing w:after="160"/>
         <w:ind w:firstLine="567"/>
         <w:rPr>
-          <w:ins w:id="83" w:author="Проект новой редакции" w:date="2026-10-19T16:31:00Z"/>
-        </w:rPr>
-      </w:pPr>
-      <w:ins w:id="84" w:author="Проект новой редакции" w:date="2026-10-19T16:31:00Z">
+          <w:ins w:id="83" w:author="Проект новой редакции" w:date="2026-10-23T13:44:00Z"/>
+        </w:rPr>
+      </w:pPr>
+      <w:ins w:id="84" w:author="Проект новой редакции" w:date="2026-10-23T13:44:00Z">
         <w:r>
           <w:t>3.6. Деятельность Попечительского совета обеспечивается за счет средств Фонда.</w:t>
         </w:r>
@@ -1332,10 +1332,10 @@
         <w:spacing w:after="160"/>
         <w:ind w:firstLine="567"/>
         <w:rPr>
-          <w:ins w:id="85" w:author="Проект новой редакции" w:date="2026-10-19T16:31:00Z"/>
-        </w:rPr>
-      </w:pPr>
-      <w:ins w:id="86" w:author="Проект новой редакции" w:date="2026-10-19T16:31:00Z">
+          <w:ins w:id="85" w:author="Проект новой редакции" w:date="2026-10-23T13:44:00Z"/>
+        </w:rPr>
+      </w:pPr>
+      <w:ins w:id="86" w:author="Проект новой редакции" w:date="2026-10-23T13:44:00Z">
         <w:r>
           <w:t xml:space="preserve">3.7. Оклады, вознаграждение и премии Верховного попечителя и Попечителей определяются коллегиально Попечительским советом и утверждаются на его заседании, а при отсутствии Попечителей </w:t>
         </w:r>
@@ -1352,10 +1352,10 @@
         <w:spacing w:after="160"/>
         <w:ind w:firstLine="567"/>
         <w:rPr>
-          <w:ins w:id="87" w:author="Проект новой редакции" w:date="2026-10-19T16:31:00Z"/>
-        </w:rPr>
-      </w:pPr>
-      <w:ins w:id="88" w:author="Проект новой редакции" w:date="2026-10-19T16:31:00Z">
+          <w:ins w:id="87" w:author="Проект новой редакции" w:date="2026-10-23T13:44:00Z"/>
+        </w:rPr>
+      </w:pPr>
+      <w:ins w:id="88" w:author="Проект новой редакции" w:date="2026-10-23T13:44:00Z">
         <w:r>
           <w:t>3.8. Пункт 3.7 не распространяется на Верховного попечителя и Попечителей, являющихся политическими или государственными служащими.</w:t>
         </w:r>
@@ -1366,10 +1366,10 @@
         <w:spacing w:after="160"/>
         <w:ind w:firstLine="567"/>
         <w:rPr>
-          <w:ins w:id="89" w:author="Проект новой редакции" w:date="2026-10-19T16:31:00Z"/>
-        </w:rPr>
-      </w:pPr>
-      <w:ins w:id="90" w:author="Проект новой редакции" w:date="2026-10-19T16:31:00Z">
+          <w:ins w:id="89" w:author="Проект новой редакции" w:date="2026-10-23T13:44:00Z"/>
+        </w:rPr>
+      </w:pPr>
+      <w:ins w:id="90" w:author="Проект новой редакции" w:date="2026-10-23T13:44:00Z">
         <w:r>
           <w:t>3.9. Попечительский совет по решению Верховного попечителя может иметь секретаря и (или) рабочий орган, обеспечивающий его деятельность.</w:t>
         </w:r>
@@ -1380,10 +1380,10 @@
         <w:spacing w:after="160"/>
         <w:ind w:firstLine="567"/>
         <w:rPr>
-          <w:ins w:id="91" w:author="Проект новой редакции" w:date="2026-10-19T16:31:00Z"/>
-        </w:rPr>
-      </w:pPr>
-      <w:ins w:id="92" w:author="Проект новой редакции" w:date="2026-10-19T16:31:00Z">
+          <w:ins w:id="91" w:author="Проект новой редакции" w:date="2026-10-23T13:44:00Z"/>
+        </w:rPr>
+      </w:pPr>
+      <w:ins w:id="92" w:author="Проект новой редакции" w:date="2026-10-23T13:44:00Z">
         <w:r>
           <w:t>3.10. Вопросы, требующие одобрения, утверждения или согласования Верховного попечителя (Попечительского совета), вносятся Управляющим советом в письменной форме, в том числе по электронной почте, с приложением необходимых материалов. Если в течение 10 (десяти) рабочих дней со дня получения материалов Верховный попечитель (Попечительский совет) не сообщил Управляющему совету о своем решении или о продлении срока рассмотрения, вопрос считается одобренным (утвержденным, согласованным). Срок рассмотрения может быть однократно продлен не более чем на 10 (десять) рабочих дней с письменным уведомлением Управляющего совета. Настоящий пункт не применяется к согласию на внесение изменений в Устав и Положение (подпункт в) пункта 2.1, раздел 15) и к назначению и отстранению членов Управляющего совета (подпункт а) пункта 3.5).</w:t>
         </w:r>
@@ -1394,10 +1394,10 @@
         <w:spacing w:after="160"/>
         <w:ind w:firstLine="567"/>
         <w:rPr>
-          <w:ins w:id="93" w:author="Проект новой редакции" w:date="2026-10-19T16:31:00Z"/>
-        </w:rPr>
-      </w:pPr>
-      <w:ins w:id="94" w:author="Проект новой редакции" w:date="2026-10-19T16:31:00Z">
+          <w:ins w:id="93" w:author="Проект новой редакции" w:date="2026-10-23T13:44:00Z"/>
+        </w:rPr>
+      </w:pPr>
+      <w:ins w:id="94" w:author="Проект новой редакции" w:date="2026-10-23T13:44:00Z">
         <w:r>
           <w:t xml:space="preserve">3.11. Об утверждении и изменении бюджета и политик Фонда, а также о решениях, указанных в подпункте а) пункта 14.1, Управляющий совет уведомляет Верховного попечителя в течение 5 (пяти) рабочих дней со дня принятия решения с приложением утвержденного документа. Верховный попечитель вправе в течение 10 (десяти) рабочих дней со дня получения уведомления направить Управляющему совету мотивированное письменное возражение. Решение исполняется по истечении указанного срока, если возражение не направлено, либо ранее – при письменном подтверждении Верховного попечителя. При направлении возражения Управляющий совет повторно рассматривает </w:t>
         </w:r>
@@ -1412,7 +1412,7 @@
         <w:spacing w:after="160"/>
         <w:ind w:firstLine="567"/>
       </w:pPr>
-      <w:ins w:id="95" w:author="Проект новой редакции" w:date="2026-10-19T16:31:00Z">
+      <w:ins w:id="95" w:author="Проект новой редакции" w:date="2026-10-23T13:44:00Z">
         <w:r>
           <w:t>3.12. На период временного отсутствия Верховный попечитель вправе письменно поручить рассмотрение вопросов, указанных в пунктах 3.10 и 3.11, одному из Попечителей. При вакансии должности Верховного попечителя материалы и уведомления, указанные в пунктах 3.10 и 3.11, направляются Попечительскому совету, а при отсутствии Попечителей – Учредителю; сроки и последствия их нерассмотрения определяются пунктами 3.10 и 3.11</w:t>
         </w:r>
@@ -1567,7 +1567,7 @@
       <w:r>
         <w:t>а) в связи с истечением срока назначения Попечителя</w:t>
       </w:r>
-      <w:ins w:id="96" w:author="Проект новой редакции" w:date="2026-10-19T16:31:00Z">
+      <w:ins w:id="96" w:author="Проект новой редакции" w:date="2026-10-23T13:44:00Z">
         <w:r>
           <w:t>, в том числе Верховного попечителя</w:t>
         </w:r>
@@ -1584,7 +1584,7 @@
       <w:r>
         <w:t xml:space="preserve">б) в соответствии с подпунктом (б) раздела 2.1 </w:t>
       </w:r>
-      <w:ins w:id="97" w:author="Проект новой редакции" w:date="2026-10-19T16:31:00Z">
+      <w:ins w:id="97" w:author="Проект новой редакции" w:date="2026-10-23T13:44:00Z">
         <w:r>
           <w:t xml:space="preserve">(Верховный попечитель) либо подпунктом (з) раздела 3.5 (Попечитель) </w:t>
         </w:r>
@@ -1601,7 +1601,7 @@
       <w:r>
         <w:t xml:space="preserve">в) вследствие письменной отставки </w:t>
       </w:r>
-      <w:ins w:id="98" w:author="Проект новой редакции" w:date="2026-10-19T16:31:00Z">
+      <w:ins w:id="98" w:author="Проект новой редакции" w:date="2026-10-23T13:44:00Z">
         <w:r>
           <w:t xml:space="preserve">Верховного попечителя </w:t>
         </w:r>
@@ -1612,7 +1612,7 @@
           <w:t xml:space="preserve"> </w:t>
         </w:r>
       </w:ins>
-      <w:del w:id="99" w:author="Проект новой редакции" w:date="2026-10-19T16:31:00Z">
+      <w:del w:id="99" w:author="Проект новой редакции" w:date="2026-10-23T13:44:00Z">
         <w:r>
           <w:delText xml:space="preserve">Попечителя </w:delText>
         </w:r>
@@ -1620,7 +1620,7 @@
       <w:r>
         <w:t>путем направления уведомления Учредителю</w:t>
       </w:r>
-      <w:ins w:id="100" w:author="Проект новой редакции" w:date="2026-10-19T16:31:00Z">
+      <w:ins w:id="100" w:author="Проект новой редакции" w:date="2026-10-23T13:44:00Z">
         <w:r>
           <w:t xml:space="preserve">, Попечителя </w:t>
         </w:r>
@@ -1634,12 +1634,12 @@
       <w:r>
         <w:t xml:space="preserve"> при условии, что </w:t>
       </w:r>
-      <w:ins w:id="101" w:author="Проект новой редакции" w:date="2026-10-19T16:31:00Z">
+      <w:ins w:id="101" w:author="Проект новой редакции" w:date="2026-10-23T13:44:00Z">
         <w:r>
           <w:t>замещающее лицо</w:t>
         </w:r>
       </w:ins>
-      <w:del w:id="102" w:author="Проект новой редакции" w:date="2026-10-19T16:31:00Z">
+      <w:del w:id="102" w:author="Проект новой редакции" w:date="2026-10-23T13:44:00Z">
         <w:r>
           <w:delText>замещающий Попечитель</w:delText>
         </w:r>
@@ -1647,12 +1647,12 @@
       <w:r>
         <w:t xml:space="preserve"> будет </w:t>
       </w:r>
-      <w:ins w:id="103" w:author="Проект новой редакции" w:date="2026-10-19T16:31:00Z">
+      <w:ins w:id="103" w:author="Проект новой редакции" w:date="2026-10-23T13:44:00Z">
         <w:r>
           <w:t>назначено</w:t>
         </w:r>
       </w:ins>
-      <w:del w:id="104" w:author="Проект новой редакции" w:date="2026-10-19T16:31:00Z">
+      <w:del w:id="104" w:author="Проект новой редакции" w:date="2026-10-23T13:44:00Z">
         <w:r>
           <w:delText>назначен</w:delText>
         </w:r>
@@ -1688,12 +1688,12 @@
       <w:r>
         <w:t xml:space="preserve">5.3. </w:t>
       </w:r>
-      <w:ins w:id="105" w:author="Проект новой редакции" w:date="2026-10-19T16:31:00Z">
+      <w:ins w:id="105" w:author="Проект новой редакции" w:date="2026-10-23T13:44:00Z">
         <w:r>
           <w:t>Верховный попечитель</w:t>
         </w:r>
       </w:ins>
-      <w:del w:id="106" w:author="Проект новой редакции" w:date="2026-10-19T16:31:00Z">
+      <w:del w:id="106" w:author="Проект новой редакции" w:date="2026-10-23T13:44:00Z">
         <w:r>
           <w:delText>Член Попечительского совета</w:delText>
         </w:r>
@@ -1701,7 +1701,7 @@
       <w:r>
         <w:t xml:space="preserve"> может быть автоматически переназначен на новый срок при наличии письменного одобрения Учредителя</w:t>
       </w:r>
-      <w:ins w:id="107" w:author="Проект новой редакции" w:date="2026-10-19T16:31:00Z">
+      <w:ins w:id="107" w:author="Проект новой редакции" w:date="2026-10-23T13:44:00Z">
         <w:r>
           <w:t xml:space="preserve">, Попечитель </w:t>
         </w:r>
@@ -1739,10 +1739,10 @@
         <w:spacing w:after="160"/>
         <w:ind w:firstLine="567"/>
         <w:rPr>
-          <w:ins w:id="108" w:author="Проект новой редакции" w:date="2026-10-19T16:31:00Z"/>
-        </w:rPr>
-      </w:pPr>
-      <w:ins w:id="109" w:author="Проект новой редакции" w:date="2026-10-19T16:31:00Z">
+          <w:ins w:id="108" w:author="Проект новой редакции" w:date="2026-10-23T13:44:00Z"/>
+        </w:rPr>
+      </w:pPr>
+      <w:ins w:id="109" w:author="Проект новой редакции" w:date="2026-10-23T13:44:00Z">
         <w:r>
           <w:t>5.6. Освобождение Верховного попечителя от полномочий не прекращает полномочий Попечителей. До назначения нового Верховного попечителя Попечительский совет действует коллегиально под председательством Попечителя, избранного его членами; исключительные полномочия Верховного попечителя, предусмотренные подпунктами а), е) и з) пункта 3.5, не осуществляются, по остальным вопросам применяется пункт 3.12.</w:t>
         </w:r>
@@ -1768,10 +1768,10 @@
         <w:spacing w:after="160"/>
         <w:ind w:firstLine="567"/>
         <w:rPr>
-          <w:ins w:id="110" w:author="Проект новой редакции" w:date="2026-10-19T16:31:00Z"/>
-        </w:rPr>
-      </w:pPr>
-      <w:ins w:id="111" w:author="Проект новой редакции" w:date="2026-10-19T16:31:00Z">
+          <w:ins w:id="110" w:author="Проект новой редакции" w:date="2026-10-23T13:44:00Z"/>
+        </w:rPr>
+      </w:pPr>
+      <w:ins w:id="111" w:author="Проект новой редакции" w:date="2026-10-23T13:44:00Z">
         <w:r>
           <w:t>6.1. В состав Управляющего совета должны входить как минимум:</w:t>
         </w:r>
@@ -1782,10 +1782,10 @@
         <w:spacing w:after="160"/>
         <w:ind w:firstLine="567"/>
         <w:rPr>
-          <w:del w:id="112" w:author="Проект новой редакции" w:date="2026-10-19T16:31:00Z"/>
-        </w:rPr>
-      </w:pPr>
-      <w:del w:id="113" w:author="Проект новой редакции" w:date="2026-10-19T16:31:00Z">
+          <w:del w:id="112" w:author="Проект новой редакции" w:date="2026-10-23T13:44:00Z"/>
+        </w:rPr>
+      </w:pPr>
+      <w:del w:id="113" w:author="Проект новой редакции" w:date="2026-10-23T13:44:00Z">
         <w:r>
           <w:delText>6.1. Управляющий совет должен включать не менее:</w:delText>
         </w:r>
@@ -1796,18 +1796,18 @@
         <w:spacing w:after="160"/>
         <w:ind w:firstLine="567"/>
         <w:rPr>
-          <w:ins w:id="114" w:author="Проект новой редакции" w:date="2026-10-19T16:31:00Z"/>
+          <w:ins w:id="114" w:author="Проект новой редакции" w:date="2026-10-23T13:44:00Z"/>
         </w:rPr>
       </w:pPr>
       <w:r>
         <w:t xml:space="preserve">а) </w:t>
       </w:r>
-      <w:ins w:id="115" w:author="Проект новой редакции" w:date="2026-10-19T16:31:00Z">
+      <w:ins w:id="115" w:author="Проект новой редакции" w:date="2026-10-23T13:44:00Z">
         <w:r>
           <w:t>Председатель</w:t>
         </w:r>
       </w:ins>
-      <w:del w:id="116" w:author="Проект новой редакции" w:date="2026-10-19T16:31:00Z">
+      <w:del w:id="116" w:author="Проект новой редакции" w:date="2026-10-23T13:44:00Z">
         <w:r>
           <w:delText>Председателя</w:delText>
         </w:r>
@@ -1815,7 +1815,7 @@
       <w:r>
         <w:t xml:space="preserve"> Управляющего совета в должности Главного </w:t>
       </w:r>
-      <w:ins w:id="117" w:author="Проект новой редакции" w:date="2026-10-19T16:31:00Z">
+      <w:ins w:id="117" w:author="Проект новой редакции" w:date="2026-10-23T13:44:00Z">
         <w:r>
           <w:t>исполнительного директора</w:t>
         </w:r>
@@ -1829,7 +1829,7 @@
         <w:spacing w:after="160"/>
         <w:ind w:firstLine="567"/>
       </w:pPr>
-      <w:ins w:id="118" w:author="Проект новой редакции" w:date="2026-10-19T16:31:00Z">
+      <w:ins w:id="118" w:author="Проект новой редакции" w:date="2026-10-23T13:44:00Z">
         <w:r>
           <w:t xml:space="preserve">б) Член Управляющего совета </w:t>
         </w:r>
@@ -1840,12 +1840,12 @@
       <w:r>
         <w:t xml:space="preserve">Главного исполнительного директора </w:t>
       </w:r>
-      <w:ins w:id="119" w:author="Проект новой редакции" w:date="2026-10-19T16:31:00Z">
+      <w:ins w:id="119" w:author="Проект новой редакции" w:date="2026-10-23T13:44:00Z">
         <w:r>
           <w:t>по стратегии и проектам;</w:t>
         </w:r>
       </w:ins>
-      <w:del w:id="120" w:author="Проект новой редакции" w:date="2026-10-19T16:31:00Z">
+      <w:del w:id="120" w:author="Проект новой редакции" w:date="2026-10-23T13:44:00Z">
         <w:r>
           <w:delText>(CEO);</w:delText>
         </w:r>
@@ -1856,15 +1856,15 @@
         <w:spacing w:after="160"/>
         <w:ind w:firstLine="567"/>
         <w:rPr>
-          <w:del w:id="121" w:author="Проект новой редакции" w:date="2026-10-19T16:31:00Z"/>
-        </w:rPr>
-      </w:pPr>
-      <w:ins w:id="122" w:author="Проект новой редакции" w:date="2026-10-19T16:31:00Z">
+          <w:del w:id="121" w:author="Проект новой редакции" w:date="2026-10-23T13:44:00Z"/>
+        </w:rPr>
+      </w:pPr>
+      <w:ins w:id="122" w:author="Проект новой редакции" w:date="2026-10-23T13:44:00Z">
         <w:r>
           <w:t>в) Член Управляющего совета</w:t>
         </w:r>
       </w:ins>
-      <w:del w:id="123" w:author="Проект новой редакции" w:date="2026-10-19T16:31:00Z">
+      <w:del w:id="123" w:author="Проект новой редакции" w:date="2026-10-23T13:44:00Z">
         <w:r>
           <w:delText>б) Члена Совета</w:delText>
         </w:r>
@@ -1872,7 +1872,7 @@
       <w:r>
         <w:t xml:space="preserve"> в должности </w:t>
       </w:r>
-      <w:ins w:id="124" w:author="Проект новой редакции" w:date="2026-10-19T16:31:00Z">
+      <w:ins w:id="124" w:author="Проект новой редакции" w:date="2026-10-23T13:44:00Z">
         <w:r>
           <w:t xml:space="preserve">Заместителя </w:t>
         </w:r>
@@ -1880,12 +1880,12 @@
       <w:r>
         <w:t xml:space="preserve">Главного </w:t>
       </w:r>
-      <w:ins w:id="125" w:author="Проект новой редакции" w:date="2026-10-19T16:31:00Z">
+      <w:ins w:id="125" w:author="Проект новой редакции" w:date="2026-10-23T13:44:00Z">
         <w:r>
           <w:t>исполнительного</w:t>
         </w:r>
       </w:ins>
-      <w:del w:id="126" w:author="Проект новой редакции" w:date="2026-10-19T16:31:00Z">
+      <w:del w:id="126" w:author="Проект новой редакции" w:date="2026-10-23T13:44:00Z">
         <w:r>
           <w:delText>юрисконсульта (Chief Legal Officer);</w:delText>
         </w:r>
@@ -1896,7 +1896,7 @@
         <w:spacing w:after="160"/>
         <w:ind w:firstLine="567"/>
       </w:pPr>
-      <w:del w:id="127" w:author="Проект новой редакции" w:date="2026-10-19T16:31:00Z">
+      <w:del w:id="127" w:author="Проект новой редакции" w:date="2026-10-23T13:44:00Z">
         <w:r>
           <w:delText>в) Члена Совета в должности Главного финансового</w:delText>
         </w:r>
@@ -1904,12 +1904,12 @@
       <w:r>
         <w:t xml:space="preserve"> директора </w:t>
       </w:r>
-      <w:ins w:id="128" w:author="Проект новой редакции" w:date="2026-10-19T16:31:00Z">
+      <w:ins w:id="128" w:author="Проект новой редакции" w:date="2026-10-23T13:44:00Z">
         <w:r>
           <w:t>по административным вопросам.</w:t>
         </w:r>
       </w:ins>
-      <w:del w:id="129" w:author="Проект новой редакции" w:date="2026-10-19T16:31:00Z">
+      <w:del w:id="129" w:author="Проект новой редакции" w:date="2026-10-23T13:44:00Z">
         <w:r>
           <w:delText>(Chief Financial Officer);</w:delText>
         </w:r>
@@ -1920,10 +1920,10 @@
         <w:spacing w:after="160"/>
         <w:ind w:firstLine="567"/>
         <w:rPr>
-          <w:del w:id="130" w:author="Проект новой редакции" w:date="2026-10-19T16:31:00Z"/>
-        </w:rPr>
-      </w:pPr>
-      <w:del w:id="131" w:author="Проект новой редакции" w:date="2026-10-19T16:31:00Z">
+          <w:del w:id="130" w:author="Проект новой редакции" w:date="2026-10-23T13:44:00Z"/>
+        </w:rPr>
+      </w:pPr>
+      <w:del w:id="131" w:author="Проект новой редакции" w:date="2026-10-23T13:44:00Z">
         <w:r>
           <w:delText>г) Члена Совета в должности Руководителя проектного офиса (Head of Project Office).</w:delText>
         </w:r>
@@ -1952,12 +1952,12 @@
       <w:r>
         <w:t xml:space="preserve">7.1. В соответствии с </w:t>
       </w:r>
-      <w:ins w:id="132" w:author="Проект новой редакции" w:date="2026-10-19T16:31:00Z">
+      <w:ins w:id="132" w:author="Проект новой редакции" w:date="2026-10-23T13:44:00Z">
         <w:r>
           <w:t>подпунктом (а) раздела 3.</w:t>
         </w:r>
       </w:ins>
-      <w:del w:id="133" w:author="Проект новой редакции" w:date="2026-10-19T16:31:00Z">
+      <w:del w:id="133" w:author="Проект новой редакции" w:date="2026-10-23T13:44:00Z">
         <w:r>
           <w:delText xml:space="preserve">разделом </w:delText>
         </w:r>
@@ -1965,7 +1965,7 @@
       <w:r>
         <w:t>5</w:t>
       </w:r>
-      <w:del w:id="134" w:author="Проект новой редакции" w:date="2026-10-19T16:31:00Z">
+      <w:del w:id="134" w:author="Проект новой редакции" w:date="2026-10-23T13:44:00Z">
         <w:r>
           <w:delText>.1</w:delText>
         </w:r>
@@ -1994,12 +1994,12 @@
       <w:r>
         <w:t xml:space="preserve"> на срок «</w:t>
       </w:r>
-      <w:ins w:id="135" w:author="Проект новой редакции" w:date="2026-10-19T16:31:00Z">
+      <w:ins w:id="135" w:author="Проект новой редакции" w:date="2026-10-23T13:44:00Z">
         <w:r>
           <w:t>4» года</w:t>
         </w:r>
       </w:ins>
-      <w:del w:id="136" w:author="Проект новой редакции" w:date="2026-10-19T16:31:00Z">
+      <w:del w:id="136" w:author="Проект новой редакции" w:date="2026-10-23T13:44:00Z">
         <w:r>
           <w:delText>5» лет</w:delText>
         </w:r>
@@ -2013,13 +2013,13 @@
         <w:spacing w:after="160"/>
         <w:ind w:firstLine="567"/>
         <w:rPr>
-          <w:del w:id="137" w:author="Проект новой редакции" w:date="2026-10-19T16:31:00Z"/>
+          <w:del w:id="137" w:author="Проект новой редакции" w:date="2026-10-23T13:44:00Z"/>
         </w:rPr>
       </w:pPr>
       <w:r>
         <w:t xml:space="preserve">б) Член Совета в должности </w:t>
       </w:r>
-      <w:ins w:id="138" w:author="Проект новой редакции" w:date="2026-10-19T16:31:00Z">
+      <w:ins w:id="138" w:author="Проект новой редакции" w:date="2026-10-23T13:44:00Z">
         <w:r>
           <w:t xml:space="preserve">Заместителя </w:t>
         </w:r>
@@ -2027,12 +2027,12 @@
       <w:r>
         <w:t xml:space="preserve">Главного </w:t>
       </w:r>
-      <w:ins w:id="139" w:author="Проект новой редакции" w:date="2026-10-19T16:31:00Z">
+      <w:ins w:id="139" w:author="Проект новой редакции" w:date="2026-10-23T13:44:00Z">
         <w:r>
           <w:t>исполнительного директора по стратегии и проектам</w:t>
         </w:r>
       </w:ins>
-      <w:del w:id="140" w:author="Проект новой редакции" w:date="2026-10-19T16:31:00Z">
+      <w:del w:id="140" w:author="Проект новой редакции" w:date="2026-10-23T13:44:00Z">
         <w:r>
           <w:delText>юрисконсульта</w:delText>
         </w:r>
@@ -2046,12 +2046,12 @@
       <w:r>
         <w:t xml:space="preserve"> на срок «</w:t>
       </w:r>
-      <w:ins w:id="141" w:author="Проект новой редакции" w:date="2026-10-19T16:31:00Z">
+      <w:ins w:id="141" w:author="Проект новой редакции" w:date="2026-10-23T13:44:00Z">
         <w:r>
           <w:t>2</w:t>
         </w:r>
       </w:ins>
-      <w:del w:id="142" w:author="Проект новой редакции" w:date="2026-10-19T16:31:00Z">
+      <w:del w:id="142" w:author="Проект новой редакции" w:date="2026-10-23T13:44:00Z">
         <w:r>
           <w:delText>4» года с даты назначения и письменного согласия;</w:delText>
         </w:r>
@@ -2062,7 +2062,7 @@
         <w:spacing w:after="160"/>
         <w:ind w:firstLine="567"/>
       </w:pPr>
-      <w:del w:id="143" w:author="Проект новой редакции" w:date="2026-10-19T16:31:00Z">
+      <w:del w:id="143" w:author="Проект новой редакции" w:date="2026-10-23T13:44:00Z">
         <w:r>
           <w:delText xml:space="preserve">в) Член Совета в должности Главного финансового директора </w:delText>
         </w:r>
@@ -2082,13 +2082,13 @@
         <w:spacing w:after="160"/>
         <w:ind w:firstLine="567"/>
       </w:pPr>
-      <w:ins w:id="144" w:author="Проект новой редакции" w:date="2026-10-19T16:31:00Z">
+      <w:ins w:id="144" w:author="Проект новой редакции" w:date="2026-10-23T13:44:00Z">
         <w:r>
           <w:lastRenderedPageBreak/>
           <w:t>в</w:t>
         </w:r>
       </w:ins>
-      <w:del w:id="145" w:author="Проект новой редакции" w:date="2026-10-19T16:31:00Z">
+      <w:del w:id="145" w:author="Проект новой редакции" w:date="2026-10-23T13:44:00Z">
         <w:r>
           <w:delText>г</w:delText>
         </w:r>
@@ -2096,12 +2096,12 @@
       <w:r>
         <w:t xml:space="preserve">) Член Совета в должности </w:t>
       </w:r>
-      <w:ins w:id="146" w:author="Проект новой редакции" w:date="2026-10-19T16:31:00Z">
+      <w:ins w:id="146" w:author="Проект новой редакции" w:date="2026-10-23T13:44:00Z">
         <w:r>
           <w:t>Заместителя Главного исполнительного директора по административным вопросам</w:t>
         </w:r>
       </w:ins>
-      <w:del w:id="147" w:author="Проект новой редакции" w:date="2026-10-19T16:31:00Z">
+      <w:del w:id="147" w:author="Проект новой редакции" w:date="2026-10-23T13:44:00Z">
         <w:r>
           <w:delText>Руководителя проектного офиса</w:delText>
         </w:r>
@@ -2115,12 +2115,12 @@
       <w:r>
         <w:t xml:space="preserve"> на срок «</w:t>
       </w:r>
-      <w:ins w:id="148" w:author="Проект новой редакции" w:date="2026-10-19T16:31:00Z">
+      <w:ins w:id="148" w:author="Проект новой редакции" w:date="2026-10-23T13:44:00Z">
         <w:r>
           <w:t>2</w:t>
         </w:r>
       </w:ins>
-      <w:del w:id="149" w:author="Проект новой редакции" w:date="2026-10-19T16:31:00Z">
+      <w:del w:id="149" w:author="Проект новой редакции" w:date="2026-10-23T13:44:00Z">
         <w:r>
           <w:delText>4</w:delText>
         </w:r>
@@ -2209,12 +2209,12 @@
       <w:r>
         <w:t xml:space="preserve">г) вследствие отстранения в соответствии с подпунктом (а) раздела 3.5 Верховным попечителем либо в соответствии с разделом 7.2 Председателем Управляющего совета в случае существенного нарушения положений раздела </w:t>
       </w:r>
-      <w:ins w:id="150" w:author="Проект новой редакции" w:date="2026-10-19T16:31:00Z">
+      <w:ins w:id="150" w:author="Проект новой редакции" w:date="2026-10-23T13:44:00Z">
         <w:r>
           <w:t>8</w:t>
         </w:r>
       </w:ins>
-      <w:del w:id="151" w:author="Проект новой редакции" w:date="2026-10-19T16:31:00Z">
+      <w:del w:id="151" w:author="Проект новой редакции" w:date="2026-10-23T13:44:00Z">
         <w:r>
           <w:delText>7</w:delText>
         </w:r>
@@ -2309,7 +2309,7 @@
       <w:r>
         <w:t>б) обязаны соблюдать положения Регламента</w:t>
       </w:r>
-      <w:ins w:id="152" w:author="Проект новой редакции" w:date="2026-10-19T16:31:00Z">
+      <w:ins w:id="152" w:author="Проект новой редакции" w:date="2026-10-23T13:44:00Z">
         <w:r>
           <w:t xml:space="preserve"> фондов МФЦА</w:t>
         </w:r>
@@ -2396,12 +2396,12 @@
         <w:spacing w:after="100"/>
         <w:ind w:left="867"/>
       </w:pPr>
-      <w:ins w:id="153" w:author="Проект новой редакции" w:date="2026-10-19T16:31:00Z">
+      <w:ins w:id="153" w:author="Проект новой редакции" w:date="2026-10-23T13:44:00Z">
         <w:r>
           <w:t>(iii) утверждать штатное расписание работников Фонда,</w:t>
         </w:r>
       </w:ins>
-      <w:del w:id="154" w:author="Проект новой редакции" w:date="2026-10-19T16:31:00Z">
+      <w:del w:id="154" w:author="Проект новой редакции" w:date="2026-10-23T13:44:00Z">
         <w:r>
           <w:delText>(iii)</w:delText>
         </w:r>
@@ -2409,7 +2409,7 @@
       <w:r>
         <w:t xml:space="preserve"> нанимать всех работников, консультантов, необходимых Фонду, определять их оклады, льготы, вознаграждения</w:t>
       </w:r>
-      <w:ins w:id="155" w:author="Проект новой редакции" w:date="2026-10-19T16:31:00Z">
+      <w:ins w:id="155" w:author="Проект новой редакции" w:date="2026-10-23T13:44:00Z">
         <w:r>
           <w:t>, премии</w:t>
         </w:r>
@@ -2417,7 +2417,7 @@
       <w:r>
         <w:t xml:space="preserve"> и условия трудоустройства, а также право прекращать их услуги</w:t>
       </w:r>
-      <w:ins w:id="156" w:author="Проект новой редакции" w:date="2026-10-19T16:31:00Z">
+      <w:ins w:id="156" w:author="Проект новой редакции" w:date="2026-10-23T13:44:00Z">
         <w:r>
           <w:t>. Указанные решения в отношении работников, не являющихся членами Управляющего совета, принимаются Председателем Управляющего совета единолично в пределах утвержденного бюджета Фонда и не требуют одобрения Верховного попечителя или Попечительского совета</w:t>
         </w:r>
@@ -2431,13 +2431,13 @@
         <w:spacing w:after="100"/>
         <w:ind w:left="867"/>
         <w:rPr>
-          <w:ins w:id="157" w:author="Проект новой редакции" w:date="2026-10-19T16:31:00Z"/>
+          <w:ins w:id="157" w:author="Проект новой редакции" w:date="2026-10-23T13:44:00Z"/>
         </w:rPr>
       </w:pPr>
       <w:r>
         <w:t xml:space="preserve">(iv) подписывать </w:t>
       </w:r>
-      <w:ins w:id="158" w:author="Проект новой редакции" w:date="2026-10-19T16:31:00Z">
+      <w:ins w:id="158" w:author="Проект новой редакции" w:date="2026-10-23T13:44:00Z">
         <w:r>
           <w:t>трудовые договоры с Верховным попечителем и Попечителями Попечительского совета;</w:t>
         </w:r>
@@ -2448,7 +2448,7 @@
         <w:spacing w:after="100"/>
         <w:ind w:left="867"/>
       </w:pPr>
-      <w:ins w:id="159" w:author="Проект новой редакции" w:date="2026-10-19T16:31:00Z">
+      <w:ins w:id="159" w:author="Проект новой редакции" w:date="2026-10-23T13:44:00Z">
         <w:r>
           <w:t xml:space="preserve">(v) подписывать </w:t>
         </w:r>
@@ -2465,12 +2465,12 @@
       <w:r>
         <w:t>(</w:t>
       </w:r>
-      <w:ins w:id="160" w:author="Проект новой редакции" w:date="2026-10-19T16:31:00Z">
+      <w:ins w:id="160" w:author="Проект новой редакции" w:date="2026-10-23T13:44:00Z">
         <w:r>
           <w:t>vi</w:t>
         </w:r>
       </w:ins>
-      <w:del w:id="161" w:author="Проект новой редакции" w:date="2026-10-19T16:31:00Z">
+      <w:del w:id="161" w:author="Проект новой редакции" w:date="2026-10-23T13:44:00Z">
         <w:r>
           <w:delText>v</w:delText>
         </w:r>
@@ -2487,12 +2487,12 @@
       <w:r>
         <w:t>(</w:t>
       </w:r>
-      <w:ins w:id="162" w:author="Проект новой редакции" w:date="2026-10-19T16:31:00Z">
+      <w:ins w:id="162" w:author="Проект новой редакции" w:date="2026-10-23T13:44:00Z">
         <w:r>
           <w:t>vii</w:t>
         </w:r>
       </w:ins>
-      <w:del w:id="163" w:author="Проект новой редакции" w:date="2026-10-19T16:31:00Z">
+      <w:del w:id="163" w:author="Проект новой редакции" w:date="2026-10-23T13:44:00Z">
         <w:r>
           <w:delText>vi</w:delText>
         </w:r>
@@ -2509,7 +2509,7 @@
       <w:r>
         <w:t xml:space="preserve">8.4. </w:t>
       </w:r>
-      <w:del w:id="164" w:author="Проект новой редакции" w:date="2026-10-19T16:31:00Z">
+      <w:del w:id="164" w:author="Проект новой редакции" w:date="2026-10-23T13:44:00Z">
         <w:r>
           <w:delText xml:space="preserve">В соответствии с подпунктами (б) и (е) раздела 3.3 </w:delText>
         </w:r>
@@ -2517,12 +2517,12 @@
       <w:r>
         <w:t xml:space="preserve">Управляющий совет </w:t>
       </w:r>
-      <w:ins w:id="165" w:author="Проект новой редакции" w:date="2026-10-19T16:31:00Z">
+      <w:ins w:id="165" w:author="Проект новой редакции" w:date="2026-10-23T13:44:00Z">
         <w:r>
           <w:t>утверждает бюджет</w:t>
         </w:r>
       </w:ins>
-      <w:del w:id="166" w:author="Проект новой редакции" w:date="2026-10-19T16:31:00Z">
+      <w:del w:id="166" w:author="Проект новой редакции" w:date="2026-10-23T13:44:00Z">
         <w:r>
           <w:delText>предлагает Верховному попечителю на утверждение Средства</w:delText>
         </w:r>
@@ -2530,12 +2530,12 @@
       <w:r>
         <w:t xml:space="preserve"> Фонда, </w:t>
       </w:r>
-      <w:ins w:id="167" w:author="Проект новой редакции" w:date="2026-10-19T16:31:00Z">
+      <w:ins w:id="167" w:author="Проект новой редакции" w:date="2026-10-23T13:44:00Z">
         <w:r>
           <w:t>необходимый</w:t>
         </w:r>
       </w:ins>
-      <w:del w:id="168" w:author="Проект новой редакции" w:date="2026-10-19T16:31:00Z">
+      <w:del w:id="168" w:author="Проект новой редакции" w:date="2026-10-23T13:44:00Z">
         <w:r>
           <w:delText>необходимые</w:delText>
         </w:r>
@@ -2543,12 +2543,12 @@
       <w:r>
         <w:t xml:space="preserve"> для его деятельности и достижения его целей, </w:t>
       </w:r>
-      <w:ins w:id="169" w:author="Проект новой редакции" w:date="2026-10-19T16:31:00Z">
+      <w:ins w:id="169" w:author="Проект новой редакции" w:date="2026-10-23T13:44:00Z">
         <w:r>
           <w:t>с учетом приоритетных направлений, определенных Попечительским советом, и уведомляет Верховного попечителя в порядке пункта 3.11. До вступления в силу бюджета Фонда на очередной финансовый год расходы осуществляются в пределах бюджета предыдущего года. Оклады</w:t>
         </w:r>
       </w:ins>
-      <w:del w:id="170" w:author="Проект новой редакции" w:date="2026-10-19T16:31:00Z">
+      <w:del w:id="170" w:author="Проект новой редакции" w:date="2026-10-23T13:44:00Z">
         <w:r>
           <w:delText>а также оклады</w:delText>
         </w:r>
@@ -2556,7 +2556,7 @@
       <w:r>
         <w:t xml:space="preserve"> членов Управляющего совета</w:t>
       </w:r>
-      <w:ins w:id="171" w:author="Проект новой редакции" w:date="2026-10-19T16:31:00Z">
+      <w:ins w:id="171" w:author="Проект новой редакции" w:date="2026-10-23T13:44:00Z">
         <w:r>
           <w:t xml:space="preserve"> Управляющий совет </w:t>
         </w:r>
@@ -2592,10 +2592,10 @@
         <w:spacing w:after="160"/>
         <w:ind w:firstLine="567"/>
         <w:rPr>
-          <w:ins w:id="172" w:author="Проект новой редакции" w:date="2026-10-19T16:31:00Z"/>
-        </w:rPr>
-      </w:pPr>
-      <w:ins w:id="173" w:author="Проект новой редакции" w:date="2026-10-19T16:31:00Z">
+          <w:ins w:id="172" w:author="Проект новой редакции" w:date="2026-10-23T13:44:00Z"/>
+        </w:rPr>
+      </w:pPr>
+      <w:ins w:id="173" w:author="Проект новой редакции" w:date="2026-10-23T13:44:00Z">
         <w:r>
           <w:t>8.7. Управляющий совет утверждает политики, правила, порядки, инструкции и иные внутренние документы Фонда, за исключением стратегии развития Фонда, утверждаемой Верховным попечителем в соответствии с подпунктом (е) пункта 3.5. Об утверждении и изменении политик Фонда Управляющий совет уведомляет Верховного попечителя в порядке пункта 3.11.</w:t>
         </w:r>
@@ -2606,10 +2606,10 @@
         <w:spacing w:after="160"/>
         <w:ind w:firstLine="567"/>
         <w:rPr>
-          <w:ins w:id="174" w:author="Проект новой редакции" w:date="2026-10-19T16:31:00Z"/>
-        </w:rPr>
-      </w:pPr>
-      <w:ins w:id="175" w:author="Проект новой редакции" w:date="2026-10-19T16:31:00Z">
+          <w:ins w:id="174" w:author="Проект новой редакции" w:date="2026-10-23T13:44:00Z"/>
+        </w:rPr>
+      </w:pPr>
+      <w:ins w:id="175" w:author="Проект новой редакции" w:date="2026-10-23T13:44:00Z">
         <w:r>
           <w:t>8.8. Управляющий совет принимает решения о включении в структуру Фонда подразделений и консультативно-совещательных органов, в том числе Учебного центра и Экспертного совета, и утверждает положения о них.</w:t>
         </w:r>
@@ -2620,10 +2620,10 @@
         <w:spacing w:after="160"/>
         <w:ind w:firstLine="567"/>
         <w:rPr>
-          <w:ins w:id="176" w:author="Проект новой редакции" w:date="2026-10-19T16:31:00Z"/>
-        </w:rPr>
-      </w:pPr>
-      <w:ins w:id="177" w:author="Проект новой редакции" w:date="2026-10-19T16:31:00Z">
+          <w:ins w:id="176" w:author="Проект новой редакции" w:date="2026-10-23T13:44:00Z"/>
+        </w:rPr>
+      </w:pPr>
+      <w:ins w:id="177" w:author="Проект новой редакции" w:date="2026-10-23T13:44:00Z">
         <w:r>
           <w:t xml:space="preserve">8.9. В период временного отсутствия Председателя Управляющего совета (отпуск, болезнь, командировка и иные случаи) его обязанности исполняет член Управляющего совета, назначенный приказом Председателя Управляющего совета, а при отсутствии такого приказа </w:t>
         </w:r>
@@ -2655,7 +2655,7 @@
         </w:rPr>
         <w:t xml:space="preserve">9. ВОЗНАГРАЖДЕНИЕ И РАСХОДЫ ЧЛЕНОВ </w:t>
       </w:r>
-      <w:ins w:id="178" w:author="Проект новой редакции" w:date="2026-10-19T16:31:00Z">
+      <w:ins w:id="178" w:author="Проект новой редакции" w:date="2026-10-23T13:44:00Z">
         <w:r>
           <w:rPr>
             <w:b/>
@@ -2666,7 +2666,7 @@
           <w:t>СОВЕТОВ</w:t>
         </w:r>
       </w:ins>
-      <w:del w:id="179" w:author="Проект новой редакции" w:date="2026-10-19T16:31:00Z">
+      <w:del w:id="179" w:author="Проект новой редакции" w:date="2026-10-23T13:44:00Z">
         <w:r>
           <w:rPr>
             <w:b/>
@@ -2686,7 +2686,7 @@
       <w:r>
         <w:t>Члены</w:t>
       </w:r>
-      <w:del w:id="180" w:author="Проект новой редакции" w:date="2026-10-19T16:31:00Z">
+      <w:del w:id="180" w:author="Проект новой редакции" w:date="2026-10-23T13:44:00Z">
         <w:r>
           <w:delText xml:space="preserve"> Попечительского совета и</w:delText>
         </w:r>
@@ -2694,7 +2694,7 @@
       <w:r>
         <w:t xml:space="preserve"> Управляющего совета получают оклады и вознаграждение с одобрения Верховного попечителя</w:t>
       </w:r>
-      <w:ins w:id="181" w:author="Проект новой редакции" w:date="2026-10-19T16:31:00Z">
+      <w:ins w:id="181" w:author="Проект новой редакции" w:date="2026-10-23T13:44:00Z">
         <w:r>
           <w:t xml:space="preserve"> в соответствии с подпунктом (ж) раздела 3.5</w:t>
         </w:r>
@@ -2702,12 +2702,12 @@
       <w:r>
         <w:t xml:space="preserve">, за исключением случая, предусмотренного разделом </w:t>
       </w:r>
-      <w:ins w:id="182" w:author="Проект новой редакции" w:date="2026-10-19T16:31:00Z">
+      <w:ins w:id="182" w:author="Проект новой редакции" w:date="2026-10-23T13:44:00Z">
         <w:r>
           <w:t>7</w:t>
         </w:r>
       </w:ins>
-      <w:del w:id="183" w:author="Проект новой редакции" w:date="2026-10-19T16:31:00Z">
+      <w:del w:id="183" w:author="Проект новой редакции" w:date="2026-10-23T13:44:00Z">
         <w:r>
           <w:delText>6</w:delText>
         </w:r>
@@ -2715,12 +2715,12 @@
       <w:r>
         <w:t>.2, оформленного в письменном виде соответствующим решением</w:t>
       </w:r>
-      <w:ins w:id="184" w:author="Проект новой редакции" w:date="2026-10-19T16:31:00Z">
+      <w:ins w:id="184" w:author="Проект новой редакции" w:date="2026-10-23T13:44:00Z">
         <w:r>
           <w:t>. Вознаграждение членов Попечительского совета определяется в соответствии с пунктами 3.7 и 3.8. Членам Попечительского и Управляющего советов</w:t>
         </w:r>
       </w:ins>
-      <w:del w:id="185" w:author="Проект новой редакции" w:date="2026-10-19T16:31:00Z">
+      <w:del w:id="185" w:author="Проект новой редакции" w:date="2026-10-23T13:44:00Z">
         <w:r>
           <w:delText>, и им</w:delText>
         </w:r>
@@ -2812,7 +2812,7 @@
       <w:r>
         <w:t>11.1. С учетом положений настоящего Положения члены Управляющего совета вправе самостоятельно регулировать порядок своей работы по своему усмотрению. Заседание не может состояться при отсутствии кворума (2/3 членов Управляющего совета).</w:t>
       </w:r>
-      <w:del w:id="186" w:author="Проект новой редакции" w:date="2026-10-19T16:31:00Z">
+      <w:del w:id="186" w:author="Проект новой редакции" w:date="2026-10-23T13:44:00Z">
         <w:r>
           <w:delText xml:space="preserve"> Кворум составляет большинство лиц, имеющих право голоса.</w:delText>
         </w:r>
@@ -2967,7 +2967,7 @@
       <w:r>
         <w:t>14.1. Средства и Имущество Фонда находятся под контролем Управляющего совета. Управляющий совет вправе</w:t>
       </w:r>
-      <w:del w:id="187" w:author="Проект новой редакции" w:date="2026-10-19T16:31:00Z">
+      <w:del w:id="187" w:author="Проект новой редакции" w:date="2026-10-23T13:44:00Z">
         <w:r>
           <w:delText>, с одобрения Верховного попечителя</w:delText>
         </w:r>
@@ -2984,7 +2984,7 @@
       <w:r>
         <w:t>а) определять порядок применения и использования имущества Фонда;</w:t>
       </w:r>
-      <w:ins w:id="188" w:author="Проект новой редакции" w:date="2026-10-19T16:31:00Z">
+      <w:ins w:id="188" w:author="Проект новой редакции" w:date="2026-10-23T13:44:00Z">
         <w:r>
           <w:t xml:space="preserve"> решения о приобретении, распоряжении и использовании основных средств Фонда стоимостью свыше восьмитысячекратного размера месячного расчетного показателя, установленного на соответствующий финансовый год, принимаются Управляющим советом с уведомлением Верховного попечителя в порядке пункта 3.11;</w:t>
         </w:r>
@@ -2995,12 +2995,12 @@
         <w:spacing w:after="160"/>
         <w:ind w:firstLine="567"/>
       </w:pPr>
-      <w:ins w:id="189" w:author="Проект новой редакции" w:date="2026-10-19T16:31:00Z">
+      <w:ins w:id="189" w:author="Проект новой редакции" w:date="2026-10-23T13:44:00Z">
         <w:r>
           <w:t>б) с одобрения Верховного попечителя</w:t>
         </w:r>
       </w:ins>
-      <w:del w:id="190" w:author="Проект новой редакции" w:date="2026-10-19T16:31:00Z">
+      <w:del w:id="190" w:author="Проект новой редакции" w:date="2026-10-23T13:44:00Z">
         <w:r>
           <w:delText>б)</w:delText>
         </w:r>
@@ -3014,10 +3014,10 @@
         <w:spacing w:after="160"/>
         <w:ind w:firstLine="567"/>
         <w:rPr>
-          <w:ins w:id="191" w:author="Проект новой редакции" w:date="2026-10-19T16:31:00Z"/>
-        </w:rPr>
-      </w:pPr>
-      <w:ins w:id="192" w:author="Проект новой редакции" w:date="2026-10-19T16:31:00Z">
+          <w:ins w:id="191" w:author="Проект новой редакции" w:date="2026-10-23T13:44:00Z"/>
+        </w:rPr>
+      </w:pPr>
+      <w:ins w:id="192" w:author="Проект новой редакции" w:date="2026-10-23T13:44:00Z">
         <w:r>
           <w:t>Расходы на операционную деятельность Фонда, а также приобретение, распоряжение и использование основных средств стоимостью до размера, указанного в подпункте а) настоящего пункта, в пределах утвержденного бюджета Фонда производятся по решению Председателя Управляющего совета без согласования с Верховным попечителем.</w:t>
         </w:r>
@@ -3190,7 +3190,7 @@
       <w:r>
         <w:t xml:space="preserve">1. </w:t>
       </w:r>
-      <w:ins w:id="193" w:author="Проект новой редакции" w:date="2026-10-19T16:31:00Z">
+      <w:ins w:id="193" w:author="Проект новой редакции" w:date="2026-10-23T13:44:00Z">
         <w:r>
           <w:t xml:space="preserve">Частная компания «Climate Action Company Limited» </w:t>
         </w:r>
@@ -3198,7 +3198,7 @@
           <w:t>в лице Директора, Главного исполнительного директора и Уполномоченного лица Е. Н. Қаражана</w:t>
         </w:r>
       </w:ins>
-      <w:del w:id="194" w:author="Проект новой редакции" w:date="2026-10-19T16:31:00Z">
+      <w:del w:id="194" w:author="Проект новой редакции" w:date="2026-10-23T13:44:00Z">
         <w:r>
           <w:delText>Нуралин Рамазан</w:delText>
         </w:r>
@@ -3274,7 +3274,7 @@
       <w:r>
         <w:t xml:space="preserve">1. </w:t>
       </w:r>
-      <w:ins w:id="195" w:author="Проект новой редакции" w:date="2026-10-19T16:31:00Z">
+      <w:ins w:id="195" w:author="Проект новой редакции" w:date="2026-10-23T13:44:00Z">
         <w:r>
           <w:t xml:space="preserve">Верховный попечитель </w:t>
         </w:r>
@@ -3285,7 +3285,7 @@
           <w:t xml:space="preserve"> Е. Нысанбаев</w:t>
         </w:r>
       </w:ins>
-      <w:del w:id="196" w:author="Проект новой редакции" w:date="2026-10-19T16:31:00Z">
+      <w:del w:id="196" w:author="Проект новой редакции" w:date="2026-10-23T13:44:00Z">
         <w:r>
           <w:delText>Аманбаев Кайсар</w:delText>
         </w:r>
@@ -3361,7 +3361,7 @@
       <w:r>
         <w:t xml:space="preserve">1. </w:t>
       </w:r>
-      <w:ins w:id="197" w:author="Проект новой редакции" w:date="2026-10-19T16:31:00Z">
+      <w:ins w:id="197" w:author="Проект новой редакции" w:date="2026-10-23T13:44:00Z">
         <w:r>
           <w:t>Главный исполнительный директор</w:t>
         </w:r>
@@ -3375,7 +3375,7 @@
           <w:t xml:space="preserve"> Е. Н. Қаражан</w:t>
         </w:r>
       </w:ins>
-      <w:del w:id="198" w:author="Проект новой редакции" w:date="2026-10-19T16:31:00Z">
+      <w:del w:id="198" w:author="Проект новой редакции" w:date="2026-10-23T13:44:00Z">
         <w:r>
           <w:delText>Джангарашев Ролан</w:delText>
         </w:r>
@@ -3387,38 +3387,16 @@
     <w:p>
       <w:pPr>
         <w:spacing w:after="160"/>
-        <w:rPr>
-          <w:ins w:id="199" w:author="Проект новой редакции" w:date="2026-10-19T16:31:00Z"/>
-        </w:rPr>
       </w:pPr>
       <w:r>
         <w:t xml:space="preserve">2. </w:t>
       </w:r>
-      <w:ins w:id="200" w:author="Проект новой редакции" w:date="2026-10-19T16:31:00Z">
-        <w:r>
-          <w:t>Заместитель Главного исполнительного директора по стратегии и проектам – А. В. Кононец</w:t>
-        </w:r>
-        <w:r>
-          <w:t xml:space="preserve"> ____________________ (подпись)</w:t>
-        </w:r>
-      </w:ins>
-    </w:p>
-    <w:p>
-      <w:pPr>
-        <w:spacing w:after="160"/>
-      </w:pPr>
-      <w:ins w:id="201" w:author="Проект новой редакции" w:date="2026-10-19T16:31:00Z">
-        <w:r>
-          <w:t xml:space="preserve">3. Заместитель Главного исполнительного директора по административным вопросам </w:t>
-        </w:r>
-        <w:r>
-          <w:t>–</w:t>
-        </w:r>
-        <w:r>
-          <w:t xml:space="preserve"> М. Темирбеков</w:t>
-        </w:r>
-      </w:ins>
-      <w:del w:id="202" w:author="Проект новой редакции" w:date="2026-10-19T16:31:00Z">
+      <w:ins w:id="199" w:author="Проект новой редакции" w:date="2026-10-23T13:44:00Z">
+        <w:r>
+          <w:t>Заместитель Главного исполнительного директора по административным вопросам – М. Темирбеков</w:t>
+        </w:r>
+      </w:ins>
+      <w:del w:id="200" w:author="Проект новой редакции" w:date="2026-10-23T13:44:00Z">
         <w:r>
           <w:delText>Бейсенгазин Куаныш</w:delText>
         </w:r>
@@ -4130,7 +4108,34 @@
     <w:hidden/>
     <w:uiPriority w:val="99"/>
     <w:semiHidden/>
-    <w:rsid w:val="00BD07D6"/>
+    <w:rsid w:val="00395EBE"/>
+  </w:style>
+  <w:style w:type="paragraph" w:styleId="ad">
+    <w:name w:val="Balloon Text"/>
+    <w:basedOn w:val="a"/>
+    <w:link w:val="ae"/>
+    <w:uiPriority w:val="99"/>
+    <w:semiHidden/>
+    <w:unhideWhenUsed/>
+    <w:rsid w:val="00395EBE"/>
+    <w:rPr>
+      <w:rFonts w:ascii="Segoe UI" w:hAnsi="Segoe UI" w:cs="Segoe UI"/>
+      <w:sz w:val="18"/>
+      <w:szCs w:val="18"/>
+    </w:rPr>
+  </w:style>
+  <w:style w:type="character" w:customStyle="1" w:styleId="ae">
+    <w:name w:val="Текст выноски Знак"/>
+    <w:basedOn w:val="a0"/>
+    <w:link w:val="ad"/>
+    <w:uiPriority w:val="99"/>
+    <w:semiHidden/>
+    <w:rsid w:val="00395EBE"/>
+    <w:rPr>
+      <w:rFonts w:ascii="Segoe UI" w:hAnsi="Segoe UI" w:cs="Segoe UI"/>
+      <w:sz w:val="18"/>
+      <w:szCs w:val="18"/>
+    </w:rPr>
   </w:style>
 </w:styles>
 </file>

--- a/Устав/_документы/С выделением — Положение ЦАКФ.docx
+++ b/Устав/_документы/С выделением — Положение ЦАКФ.docx
@@ -8,7 +8,7 @@
       </w:pPr>
       <w:bookmarkStart w:id="0" w:name="_GoBack"/>
       <w:bookmarkEnd w:id="0"/>
-      <w:ins w:id="1" w:author="Проект новой редакции" w:date="2026-10-23T13:44:00Z">
+      <w:ins w:id="1" w:author="Проект новой редакции" w:date="2026-10-23T13:54:00Z">
         <w:r>
           <w:rPr>
             <w:b/>
@@ -59,7 +59,7 @@
         </w:rPr>
         <w:t>УТВЕРЖДЕНО: Решением № 2 от «24» марта 2024 года</w:t>
       </w:r>
-      <w:ins w:id="2" w:author="Проект новой редакции" w:date="2026-10-23T13:44:00Z">
+      <w:ins w:id="2" w:author="Проект новой редакции" w:date="2026-10-23T13:54:00Z">
         <w:r>
           <w:rPr>
             <w:b/>
@@ -95,12 +95,12 @@
       <w:r>
         <w:t>Дата утверждения</w:t>
       </w:r>
-      <w:ins w:id="3" w:author="Проект новой редакции" w:date="2026-10-23T13:44:00Z">
+      <w:ins w:id="3" w:author="Проект новой редакции" w:date="2026-10-23T13:54:00Z">
         <w:r>
           <w:t xml:space="preserve"> новой редакции: «___» __________ 2026</w:t>
         </w:r>
       </w:ins>
-      <w:del w:id="4" w:author="Проект новой редакции" w:date="2026-10-23T13:44:00Z">
+      <w:del w:id="4" w:author="Проект новой редакции" w:date="2026-10-23T13:54:00Z">
         <w:r>
           <w:delText>: 24 марта 2024</w:delText>
         </w:r>
@@ -113,12 +113,12 @@
       <w:pPr>
         <w:spacing w:after="160"/>
       </w:pPr>
-      <w:ins w:id="5" w:author="Проект новой редакции" w:date="2026-10-23T13:44:00Z">
+      <w:ins w:id="5" w:author="Проект новой редакции" w:date="2026-10-23T13:54:00Z">
         <w:r>
           <w:t>Первоначальная редакция утверждена</w:t>
         </w:r>
       </w:ins>
-      <w:del w:id="6" w:author="Проект новой редакции" w:date="2026-10-23T13:44:00Z">
+      <w:del w:id="6" w:author="Проект новой редакции" w:date="2026-10-23T13:54:00Z">
         <w:r>
           <w:delText>Утверждено</w:delText>
         </w:r>
@@ -201,12 +201,12 @@
       <w:r>
         <w:t xml:space="preserve">4. ЗАСЕДАНИЯ ПОПЕЧИТЕЛЬСКОГО СОВЕТА ............................. </w:t>
       </w:r>
-      <w:ins w:id="7" w:author="Проект новой редакции" w:date="2026-10-23T13:44:00Z">
+      <w:ins w:id="7" w:author="Проект новой редакции" w:date="2026-10-23T13:54:00Z">
         <w:r>
           <w:t>6</w:t>
         </w:r>
       </w:ins>
-      <w:del w:id="8" w:author="Проект новой редакции" w:date="2026-10-23T13:44:00Z">
+      <w:del w:id="8" w:author="Проект новой редакции" w:date="2026-10-23T13:54:00Z">
         <w:r>
           <w:delText>5</w:delText>
         </w:r>
@@ -220,12 +220,12 @@
       <w:r>
         <w:t xml:space="preserve">5. НАЗНАЧЕНИЕ И ПРЕКРАЩЕНИЕ ПОЛНОМОЧИЙ ЧЛЕНОВ ПОПЕЧИТЕЛЬСКОГО СОВЕТА .................................................... </w:t>
       </w:r>
-      <w:ins w:id="9" w:author="Проект новой редакции" w:date="2026-10-23T13:44:00Z">
+      <w:ins w:id="9" w:author="Проект новой редакции" w:date="2026-10-23T13:54:00Z">
         <w:r>
           <w:t>7</w:t>
         </w:r>
       </w:ins>
-      <w:del w:id="10" w:author="Проект новой редакции" w:date="2026-10-23T13:44:00Z">
+      <w:del w:id="10" w:author="Проект новой редакции" w:date="2026-10-23T13:54:00Z">
         <w:r>
           <w:delText>6</w:delText>
         </w:r>
@@ -239,12 +239,12 @@
       <w:r>
         <w:t xml:space="preserve">6. УПРАВЛЯЮЩИЙ СОВЕТ .............................................................. </w:t>
       </w:r>
-      <w:ins w:id="11" w:author="Проект новой редакции" w:date="2026-10-23T13:44:00Z">
+      <w:ins w:id="11" w:author="Проект новой редакции" w:date="2026-10-23T13:54:00Z">
         <w:r>
           <w:t>7</w:t>
         </w:r>
       </w:ins>
-      <w:del w:id="12" w:author="Проект новой редакции" w:date="2026-10-23T13:44:00Z">
+      <w:del w:id="12" w:author="Проект новой редакции" w:date="2026-10-23T13:54:00Z">
         <w:r>
           <w:delText>6</w:delText>
         </w:r>
@@ -258,12 +258,12 @@
       <w:r>
         <w:t xml:space="preserve">7. НАЗНАЧЕНИЕ И ПРЕКРАЩЕНИЕ ПОЛНОМОЧИЙ ЧЛЕНОВ СОВЕТА ......................................................................................... </w:t>
       </w:r>
-      <w:ins w:id="13" w:author="Проект новой редакции" w:date="2026-10-23T13:44:00Z">
+      <w:ins w:id="13" w:author="Проект новой редакции" w:date="2026-10-23T13:54:00Z">
         <w:r>
           <w:t>8</w:t>
         </w:r>
       </w:ins>
-      <w:del w:id="14" w:author="Проект новой редакции" w:date="2026-10-23T13:44:00Z">
+      <w:del w:id="14" w:author="Проект новой редакции" w:date="2026-10-23T13:54:00Z">
         <w:r>
           <w:delText>7</w:delText>
         </w:r>
@@ -274,13 +274,13 @@
         <w:spacing w:after="100"/>
         <w:ind w:left="567"/>
         <w:rPr>
-          <w:del w:id="15" w:author="Проект новой редакции" w:date="2026-10-23T13:44:00Z"/>
+          <w:del w:id="15" w:author="Проект новой редакции" w:date="2026-10-23T13:54:00Z"/>
         </w:rPr>
       </w:pPr>
       <w:r>
         <w:t xml:space="preserve">8. ПОЛНОМОЧИЯ И ФУНКЦИИ УПРАВЛЯЮЩЕГО СОВЕТА ....... </w:t>
       </w:r>
-      <w:del w:id="16" w:author="Проект новой редакции" w:date="2026-10-23T13:44:00Z">
+      <w:del w:id="16" w:author="Проект новой редакции" w:date="2026-10-23T13:54:00Z">
         <w:r>
           <w:delText>8</w:delText>
         </w:r>
@@ -291,7 +291,7 @@
         <w:spacing w:after="100"/>
         <w:ind w:left="567"/>
         <w:rPr>
-          <w:ins w:id="17" w:author="Проект новой редакции" w:date="2026-10-23T13:44:00Z"/>
+          <w:ins w:id="17" w:author="Проект новой редакции" w:date="2026-10-23T13:54:00Z"/>
         </w:rPr>
       </w:pPr>
       <w:r>
@@ -303,7 +303,7 @@
         <w:spacing w:after="100"/>
         <w:ind w:left="567"/>
       </w:pPr>
-      <w:ins w:id="18" w:author="Проект новой редакции" w:date="2026-10-23T13:44:00Z">
+      <w:ins w:id="18" w:author="Проект новой редакции" w:date="2026-10-23T13:54:00Z">
         <w:r>
           <w:t>9</w:t>
         </w:r>
@@ -311,12 +311,12 @@
       <w:r>
         <w:t xml:space="preserve">. ВОЗНАГРАЖДЕНИЕ И РАСХОДЫ ЧЛЕНОВ </w:t>
       </w:r>
-      <w:ins w:id="19" w:author="Проект новой редакции" w:date="2026-10-23T13:44:00Z">
+      <w:ins w:id="19" w:author="Проект новой редакции" w:date="2026-10-23T13:54:00Z">
         <w:r>
           <w:t>СОВЕТОВ .............</w:t>
         </w:r>
       </w:ins>
-      <w:del w:id="20" w:author="Проект новой редакции" w:date="2026-10-23T13:44:00Z">
+      <w:del w:id="20" w:author="Проект новой редакции" w:date="2026-10-23T13:54:00Z">
         <w:r>
           <w:delText>СОВЕТА ...............</w:delText>
         </w:r>
@@ -333,12 +333,12 @@
       <w:r>
         <w:t xml:space="preserve">10. ЗАСЕДАНИЯ УПРАВЛЯЮЩЕГО СОВЕТА ................................. </w:t>
       </w:r>
-      <w:ins w:id="21" w:author="Проект новой редакции" w:date="2026-10-23T13:44:00Z">
+      <w:ins w:id="21" w:author="Проект новой редакции" w:date="2026-10-23T13:54:00Z">
         <w:r>
           <w:t>10</w:t>
         </w:r>
       </w:ins>
-      <w:del w:id="22" w:author="Проект новой редакции" w:date="2026-10-23T13:44:00Z">
+      <w:del w:id="22" w:author="Проект новой редакции" w:date="2026-10-23T13:54:00Z">
         <w:r>
           <w:delText>9</w:delText>
         </w:r>
@@ -352,12 +352,12 @@
       <w:r>
         <w:t xml:space="preserve">11. ПОРЯДОК РАБОТЫ СОВЕТА ....................................................... </w:t>
       </w:r>
-      <w:ins w:id="23" w:author="Проект новой редакции" w:date="2026-10-23T13:44:00Z">
+      <w:ins w:id="23" w:author="Проект новой редакции" w:date="2026-10-23T13:54:00Z">
         <w:r>
           <w:t>11</w:t>
         </w:r>
       </w:ins>
-      <w:del w:id="24" w:author="Проект новой редакции" w:date="2026-10-23T13:44:00Z">
+      <w:del w:id="24" w:author="Проект новой редакции" w:date="2026-10-23T13:54:00Z">
         <w:r>
           <w:delText>10</w:delText>
         </w:r>
@@ -380,12 +380,12 @@
       <w:r>
         <w:t xml:space="preserve">13. СЕКРЕТАРЬ .................................................................................. </w:t>
       </w:r>
-      <w:ins w:id="25" w:author="Проект новой редакции" w:date="2026-10-23T13:44:00Z">
+      <w:ins w:id="25" w:author="Проект новой редакции" w:date="2026-10-23T13:54:00Z">
         <w:r>
           <w:t>12</w:t>
         </w:r>
       </w:ins>
-      <w:del w:id="26" w:author="Проект новой редакции" w:date="2026-10-23T13:44:00Z">
+      <w:del w:id="26" w:author="Проект новой редакции" w:date="2026-10-23T13:54:00Z">
         <w:r>
           <w:delText>11</w:delText>
         </w:r>
@@ -399,12 +399,12 @@
       <w:r>
         <w:t xml:space="preserve">14. ИМУЩЕСТВО И ДОХОД ФОНДА ................................................ </w:t>
       </w:r>
-      <w:ins w:id="27" w:author="Проект новой редакции" w:date="2026-10-23T13:44:00Z">
+      <w:ins w:id="27" w:author="Проект новой редакции" w:date="2026-10-23T13:54:00Z">
         <w:r>
           <w:t>12</w:t>
         </w:r>
       </w:ins>
-      <w:del w:id="28" w:author="Проект новой редакции" w:date="2026-10-23T13:44:00Z">
+      <w:del w:id="28" w:author="Проект новой редакции" w:date="2026-10-23T13:54:00Z">
         <w:r>
           <w:delText>11</w:delText>
         </w:r>
@@ -418,12 +418,12 @@
       <w:r>
         <w:t xml:space="preserve">15. ВНЕСЕНИЕ ИЗМЕНЕНИЙ </w:t>
       </w:r>
-      <w:ins w:id="29" w:author="Проект новой редакции" w:date="2026-10-23T13:44:00Z">
+      <w:ins w:id="29" w:author="Проект новой редакции" w:date="2026-10-23T13:54:00Z">
         <w:r>
           <w:t>В НАСТОЯЩЕЕ ПОЛОЖЕНИЕ ..............</w:t>
         </w:r>
       </w:ins>
-      <w:del w:id="30" w:author="Проект новой редакции" w:date="2026-10-23T13:44:00Z">
+      <w:del w:id="30" w:author="Проект новой редакции" w:date="2026-10-23T13:54:00Z">
         <w:r>
           <w:delText>И ОТМЕНА ........................................</w:delText>
         </w:r>
@@ -446,10 +446,10 @@
         <w:spacing w:after="100"/>
         <w:ind w:left="567"/>
         <w:rPr>
-          <w:ins w:id="31" w:author="Проект новой редакции" w:date="2026-10-23T13:44:00Z"/>
-        </w:rPr>
-      </w:pPr>
-      <w:ins w:id="32" w:author="Проект новой редакции" w:date="2026-10-23T13:44:00Z">
+          <w:ins w:id="31" w:author="Проект новой редакции" w:date="2026-10-23T13:54:00Z"/>
+        </w:rPr>
+      </w:pPr>
+      <w:ins w:id="32" w:author="Проект новой редакции" w:date="2026-10-23T13:54:00Z">
         <w:r>
           <w:t>ПРИЛОЖЕНИЯ 1–3 ...................................................................... 14</w:t>
         </w:r>
@@ -490,12 +490,12 @@
         <w:spacing w:after="160"/>
         <w:ind w:firstLine="567"/>
       </w:pPr>
-      <w:ins w:id="33" w:author="Проект новой редакции" w:date="2026-10-23T13:44:00Z">
+      <w:ins w:id="33" w:author="Проект новой редакции" w:date="2026-10-23T13:54:00Z">
         <w:r>
           <w:t>1) «ЦАКФ», «Проектный офис для Центральной Азии по изменению климата и зеленой энергетике» либо</w:t>
         </w:r>
       </w:ins>
-      <w:del w:id="34" w:author="Проект новой редакции" w:date="2026-10-23T13:44:00Z">
+      <w:del w:id="34" w:author="Проект новой редакции" w:date="2026-10-23T13:54:00Z">
         <w:r>
           <w:delText>1)</w:delText>
         </w:r>
@@ -554,7 +554,7 @@
       <w:r>
         <w:t xml:space="preserve">6) «Попечительский совет» означает высший орган управления Фонда, </w:t>
       </w:r>
-      <w:ins w:id="35" w:author="Проект новой редакции" w:date="2026-10-23T13:44:00Z">
+      <w:ins w:id="35" w:author="Проект новой редакции" w:date="2026-10-23T13:54:00Z">
         <w:r>
           <w:t xml:space="preserve">возглавляемый Верховным попечителем и </w:t>
         </w:r>
@@ -562,7 +562,7 @@
       <w:r>
         <w:t>состоящий из</w:t>
       </w:r>
-      <w:del w:id="36" w:author="Проект новой редакции" w:date="2026-10-23T13:44:00Z">
+      <w:del w:id="36" w:author="Проект новой редакции" w:date="2026-10-23T13:54:00Z">
         <w:r>
           <w:delText xml:space="preserve"> Верховного попечителя и</w:delText>
         </w:r>
@@ -579,12 +579,12 @@
       <w:r>
         <w:t>7) «Верховный попечитель» означает физическое лицо, назначенное Учредителем</w:t>
       </w:r>
-      <w:ins w:id="37" w:author="Проект новой редакции" w:date="2026-10-23T13:44:00Z">
+      <w:ins w:id="37" w:author="Проект новой редакции" w:date="2026-10-23T13:54:00Z">
         <w:r>
           <w:t>, являющееся высшим должностным лицом Фонда и осуществляющее свои функции в соответствии с</w:t>
         </w:r>
       </w:ins>
-      <w:del w:id="38" w:author="Проект новой редакции" w:date="2026-10-23T13:44:00Z">
+      <w:del w:id="38" w:author="Проект новой редакции" w:date="2026-10-23T13:54:00Z">
         <w:r>
           <w:delText xml:space="preserve"> для целей, предусмотренных</w:delText>
         </w:r>
@@ -601,12 +601,12 @@
       <w:r>
         <w:t xml:space="preserve">8) «Попечитель» означает физическое лицо, назначенное </w:t>
       </w:r>
-      <w:ins w:id="39" w:author="Проект новой редакции" w:date="2026-10-23T13:44:00Z">
+      <w:ins w:id="39" w:author="Проект новой редакции" w:date="2026-10-23T13:54:00Z">
         <w:r>
           <w:t>Верховным попечителем</w:t>
         </w:r>
       </w:ins>
-      <w:del w:id="40" w:author="Проект новой редакции" w:date="2026-10-23T13:44:00Z">
+      <w:del w:id="40" w:author="Проект новой редакции" w:date="2026-10-23T13:54:00Z">
         <w:r>
           <w:delText>Учредителем</w:delText>
         </w:r>
@@ -720,12 +720,12 @@
         <w:lastRenderedPageBreak/>
         <w:t>19) «Контрибьютор» означает юридическое и/или физическое лицо, вносящее в Фонд пожертвования, гранты, имущество и иные средства, которые являются законными, «чистыми», свободными от каких-либо залогов и обременений</w:t>
       </w:r>
-      <w:ins w:id="41" w:author="Проект новой редакции" w:date="2026-10-23T13:44:00Z">
+      <w:ins w:id="41" w:author="Проект новой редакции" w:date="2026-10-23T13:54:00Z">
         <w:r>
           <w:t>;</w:t>
         </w:r>
       </w:ins>
-      <w:del w:id="42" w:author="Проект новой редакции" w:date="2026-10-23T13:44:00Z">
+      <w:del w:id="42" w:author="Проект новой редакции" w:date="2026-10-23T13:54:00Z">
         <w:r>
           <w:delText>.</w:delText>
         </w:r>
@@ -736,10 +736,10 @@
         <w:spacing w:after="160"/>
         <w:ind w:firstLine="567"/>
         <w:rPr>
-          <w:ins w:id="43" w:author="Проект новой редакции" w:date="2026-10-23T13:44:00Z"/>
-        </w:rPr>
-      </w:pPr>
-      <w:ins w:id="44" w:author="Проект новой редакции" w:date="2026-10-23T13:44:00Z">
+          <w:ins w:id="43" w:author="Проект новой редакции" w:date="2026-10-23T13:54:00Z"/>
+        </w:rPr>
+      </w:pPr>
+      <w:ins w:id="44" w:author="Проект новой редакции" w:date="2026-10-23T13:54:00Z">
         <w:r>
           <w:t>20) «Основные средства» означает имущество Фонда, используемое в его деятельности более одного года и учитываемое в качестве основных средств в соответствии с Международными стандартами финансовой отчетности.</w:t>
         </w:r>
@@ -828,12 +828,12 @@
       <w:r>
         <w:t>а) полномочие назначать и переназначать Верховного попечителя</w:t>
       </w:r>
-      <w:ins w:id="45" w:author="Проект новой редакции" w:date="2026-10-23T13:44:00Z">
+      <w:ins w:id="45" w:author="Проект новой редакции" w:date="2026-10-23T13:54:00Z">
         <w:r>
           <w:t>; Попечители</w:t>
         </w:r>
       </w:ins>
-      <w:del w:id="46" w:author="Проект новой редакции" w:date="2026-10-23T13:44:00Z">
+      <w:del w:id="46" w:author="Проект новой редакции" w:date="2026-10-23T13:54:00Z">
         <w:r>
           <w:delText xml:space="preserve"> и Попечителей</w:delText>
         </w:r>
@@ -841,7 +841,7 @@
       <w:r>
         <w:t xml:space="preserve"> Попечительского совета</w:t>
       </w:r>
-      <w:ins w:id="47" w:author="Проект новой редакции" w:date="2026-10-23T13:44:00Z">
+      <w:ins w:id="47" w:author="Проект новой редакции" w:date="2026-10-23T13:54:00Z">
         <w:r>
           <w:t xml:space="preserve"> назначаются Верховным попечителем</w:t>
         </w:r>
@@ -858,12 +858,12 @@
       <w:r>
         <w:t xml:space="preserve">б) полномочие отстранять Верховного попечителя </w:t>
       </w:r>
-      <w:ins w:id="48" w:author="Проект новой редакции" w:date="2026-10-23T13:44:00Z">
+      <w:ins w:id="48" w:author="Проект новой редакции" w:date="2026-10-23T13:54:00Z">
         <w:r>
           <w:t>с одновременным назначением нового Верховного попечителя</w:t>
         </w:r>
       </w:ins>
-      <w:del w:id="49" w:author="Проект новой редакции" w:date="2026-10-23T13:44:00Z">
+      <w:del w:id="49" w:author="Проект новой редакции" w:date="2026-10-23T13:54:00Z">
         <w:r>
           <w:delText>и Попечителей Попечительского совета в случае существенного нарушения положений раздела 3 настоящего Положения</w:delText>
         </w:r>
@@ -922,12 +922,12 @@
       <w:r>
         <w:t>3.1. Попечительский совет является высшим органом управления Фонда и</w:t>
       </w:r>
-      <w:ins w:id="50" w:author="Проект новой редакции" w:date="2026-10-23T13:44:00Z">
+      <w:ins w:id="50" w:author="Проект новой редакции" w:date="2026-10-23T13:54:00Z">
         <w:r>
           <w:t xml:space="preserve"> возглавляется Верховным попечителем. При отсутствии Попечителей полномочия</w:t>
         </w:r>
       </w:ins>
-      <w:del w:id="51" w:author="Проект новой редакции" w:date="2026-10-23T13:44:00Z">
+      <w:del w:id="51" w:author="Проект новой редакции" w:date="2026-10-23T13:54:00Z">
         <w:r>
           <w:delText>, действуя индивидуально в лице Верховного попечителя либо коллегиально в качестве</w:delText>
         </w:r>
@@ -935,12 +935,12 @@
       <w:r>
         <w:t xml:space="preserve"> Попечительского совета</w:t>
       </w:r>
-      <w:ins w:id="52" w:author="Проект новой редакции" w:date="2026-10-23T13:44:00Z">
+      <w:ins w:id="52" w:author="Проект новой редакции" w:date="2026-10-23T13:54:00Z">
         <w:r>
           <w:t xml:space="preserve"> осуществляются Верховным попечителем единолично. Попечительский совет</w:t>
         </w:r>
       </w:ins>
-      <w:del w:id="53" w:author="Проект новой редакции" w:date="2026-10-23T13:44:00Z">
+      <w:del w:id="53" w:author="Проект новой редакции" w:date="2026-10-23T13:54:00Z">
         <w:r>
           <w:delText>,</w:delText>
         </w:r>
@@ -967,7 +967,7 @@
       <w:r>
         <w:t>б) обязан соблюдать положения Устава, Положения и Регламента</w:t>
       </w:r>
-      <w:ins w:id="54" w:author="Проект новой редакции" w:date="2026-10-23T13:44:00Z">
+      <w:ins w:id="54" w:author="Проект новой редакции" w:date="2026-10-23T13:54:00Z">
         <w:r>
           <w:t xml:space="preserve"> фондов МФЦА</w:t>
         </w:r>
@@ -1035,15 +1035,15 @@
         <w:spacing w:after="160"/>
         <w:ind w:firstLine="567"/>
         <w:rPr>
-          <w:del w:id="55" w:author="Проект новой редакции" w:date="2026-10-23T13:44:00Z"/>
-        </w:rPr>
-      </w:pPr>
-      <w:ins w:id="56" w:author="Проект новой редакции" w:date="2026-10-23T13:44:00Z">
+          <w:del w:id="55" w:author="Проект новой редакции" w:date="2026-10-23T13:54:00Z"/>
+        </w:rPr>
+      </w:pPr>
+      <w:ins w:id="56" w:author="Проект новой редакции" w:date="2026-10-23T13:54:00Z">
         <w:r>
           <w:t>а</w:t>
         </w:r>
       </w:ins>
-      <w:del w:id="57" w:author="Проект новой редакции" w:date="2026-10-23T13:44:00Z">
+      <w:del w:id="57" w:author="Проект новой редакции" w:date="2026-10-23T13:54:00Z">
         <w:r>
           <w:delText>а) определяет и утверждает стратегии развития Фонда;</w:delText>
         </w:r>
@@ -1054,10 +1054,10 @@
         <w:spacing w:after="160"/>
         <w:ind w:firstLine="567"/>
         <w:rPr>
-          <w:del w:id="58" w:author="Проект новой редакции" w:date="2026-10-23T13:44:00Z"/>
-        </w:rPr>
-      </w:pPr>
-      <w:del w:id="59" w:author="Проект новой редакции" w:date="2026-10-23T13:44:00Z">
+          <w:del w:id="58" w:author="Проект новой редакции" w:date="2026-10-23T13:54:00Z"/>
+        </w:rPr>
+      </w:pPr>
+      <w:del w:id="59" w:author="Проект новой редакции" w:date="2026-10-23T13:54:00Z">
         <w:r>
           <w:delText>б) определяет официальные оклады и условия вознаграждения и премирования членов Попечительского и Управляющего советов по предложению Управляющего совета;</w:delText>
         </w:r>
@@ -1068,10 +1068,10 @@
         <w:spacing w:after="160"/>
         <w:ind w:firstLine="567"/>
         <w:rPr>
-          <w:del w:id="60" w:author="Проект новой редакции" w:date="2026-10-23T13:44:00Z"/>
-        </w:rPr>
-      </w:pPr>
-      <w:del w:id="61" w:author="Проект новой редакции" w:date="2026-10-23T13:44:00Z">
+          <w:del w:id="60" w:author="Проект новой редакции" w:date="2026-10-23T13:54:00Z"/>
+        </w:rPr>
+      </w:pPr>
+      <w:del w:id="61" w:author="Проект новой редакции" w:date="2026-10-23T13:54:00Z">
         <w:r>
           <w:delText>в) утверждает получение, распоряжение и использование имущества Фонда в целях достижения целей Фонда и для его операционной деятельности;</w:delText>
         </w:r>
@@ -1082,7 +1082,7 @@
         <w:spacing w:after="160"/>
         <w:ind w:firstLine="567"/>
       </w:pPr>
-      <w:del w:id="62" w:author="Проект новой редакции" w:date="2026-10-23T13:44:00Z">
+      <w:del w:id="62" w:author="Проект новой редакции" w:date="2026-10-23T13:54:00Z">
         <w:r>
           <w:delText>г</w:delText>
         </w:r>
@@ -1096,12 +1096,12 @@
         <w:spacing w:after="160"/>
         <w:ind w:firstLine="567"/>
       </w:pPr>
-      <w:ins w:id="63" w:author="Проект новой редакции" w:date="2026-10-23T13:44:00Z">
+      <w:ins w:id="63" w:author="Проект новой редакции" w:date="2026-10-23T13:54:00Z">
         <w:r>
           <w:t>б</w:t>
         </w:r>
       </w:ins>
-      <w:del w:id="64" w:author="Проект новой редакции" w:date="2026-10-23T13:44:00Z">
+      <w:del w:id="64" w:author="Проект новой редакции" w:date="2026-10-23T13:54:00Z">
         <w:r>
           <w:delText>д</w:delText>
         </w:r>
@@ -1115,12 +1115,12 @@
         <w:spacing w:after="160"/>
         <w:ind w:firstLine="567"/>
       </w:pPr>
-      <w:ins w:id="65" w:author="Проект новой редакции" w:date="2026-10-23T13:44:00Z">
+      <w:ins w:id="65" w:author="Проект новой редакции" w:date="2026-10-23T13:54:00Z">
         <w:r>
           <w:t>в</w:t>
         </w:r>
       </w:ins>
-      <w:del w:id="66" w:author="Проект новой редакции" w:date="2026-10-23T13:44:00Z">
+      <w:del w:id="66" w:author="Проект новой редакции" w:date="2026-10-23T13:54:00Z">
         <w:r>
           <w:delText>е</w:delText>
         </w:r>
@@ -1134,10 +1134,10 @@
         <w:spacing w:after="160"/>
         <w:ind w:firstLine="567"/>
         <w:rPr>
-          <w:ins w:id="67" w:author="Проект новой редакции" w:date="2026-10-23T13:44:00Z"/>
-        </w:rPr>
-      </w:pPr>
-      <w:ins w:id="68" w:author="Проект новой редакции" w:date="2026-10-23T13:44:00Z">
+          <w:ins w:id="67" w:author="Проект новой редакции" w:date="2026-10-23T13:54:00Z"/>
+        </w:rPr>
+      </w:pPr>
+      <w:ins w:id="68" w:author="Проект новой редакции" w:date="2026-10-23T13:54:00Z">
         <w:r>
           <w:t>Утверждение бюджета и политик Фонда, решения о приобретении, распоряжении и использовании основных средств Фонда, а также расходы на операционную деятельность Фонда одобрения Попечительского совета не требуют и осуществляются в порядке пунктов 3.11, 8.4, 8.7 и 14.1.</w:t>
         </w:r>
@@ -1202,10 +1202,10 @@
         <w:spacing w:after="160"/>
         <w:ind w:firstLine="567"/>
         <w:rPr>
-          <w:ins w:id="69" w:author="Проект новой редакции" w:date="2026-10-23T13:44:00Z"/>
-        </w:rPr>
-      </w:pPr>
-      <w:ins w:id="70" w:author="Проект новой редакции" w:date="2026-10-23T13:44:00Z">
+          <w:ins w:id="69" w:author="Проект новой редакции" w:date="2026-10-23T13:54:00Z"/>
+        </w:rPr>
+      </w:pPr>
+      <w:ins w:id="70" w:author="Проект новой редакции" w:date="2026-10-23T13:54:00Z">
         <w:r>
           <w:lastRenderedPageBreak/>
           <w:t>б) получать уведомления об утверждении и изменении бюджета и политик Фонда, а также о решениях, указанных в подпункте а) пункта 14.1, и возражать против них в порядке пункта 3.11;</w:t>
@@ -1217,10 +1217,10 @@
         <w:spacing w:after="160"/>
         <w:ind w:firstLine="567"/>
         <w:rPr>
-          <w:del w:id="71" w:author="Проект новой редакции" w:date="2026-10-23T13:44:00Z"/>
-        </w:rPr>
-      </w:pPr>
-      <w:del w:id="72" w:author="Проект новой редакции" w:date="2026-10-23T13:44:00Z">
+          <w:del w:id="71" w:author="Проект новой редакции" w:date="2026-10-23T13:54:00Z"/>
+        </w:rPr>
+      </w:pPr>
+      <w:del w:id="72" w:author="Проект новой редакции" w:date="2026-10-23T13:54:00Z">
         <w:r>
           <w:delText>б) утверждать Средства Фонда по предложению Управляющего совета и с учетом приоритетных направлений, определенных Попечительским советом;</w:delText>
         </w:r>
@@ -1243,12 +1243,12 @@
       <w:r>
         <w:t>г) принимать решение о созыве ежегодных заседаний Попечительского совета</w:t>
       </w:r>
-      <w:ins w:id="73" w:author="Проект новой редакции" w:date="2026-10-23T13:44:00Z">
+      <w:ins w:id="73" w:author="Проект новой редакции" w:date="2026-10-23T13:54:00Z">
         <w:r>
           <w:t>;</w:t>
         </w:r>
       </w:ins>
-      <w:del w:id="74" w:author="Проект новой редакции" w:date="2026-10-23T13:44:00Z">
+      <w:del w:id="74" w:author="Проект новой редакции" w:date="2026-10-23T13:54:00Z">
         <w:r>
           <w:delText xml:space="preserve"> и/или Управляющего совета;</w:delText>
         </w:r>
@@ -1259,13 +1259,13 @@
         <w:spacing w:after="160"/>
         <w:ind w:firstLine="567"/>
         <w:rPr>
-          <w:ins w:id="75" w:author="Проект новой редакции" w:date="2026-10-23T13:44:00Z"/>
+          <w:ins w:id="75" w:author="Проект новой редакции" w:date="2026-10-23T13:54:00Z"/>
         </w:rPr>
       </w:pPr>
       <w:r>
         <w:t>д) осуществлять контроль за эффективностью практик корпоративного управления в Фонде</w:t>
       </w:r>
-      <w:ins w:id="76" w:author="Проект новой редакции" w:date="2026-10-23T13:44:00Z">
+      <w:ins w:id="76" w:author="Проект новой редакции" w:date="2026-10-23T13:54:00Z">
         <w:r>
           <w:t>;</w:t>
         </w:r>
@@ -1276,10 +1276,10 @@
         <w:spacing w:after="160"/>
         <w:ind w:firstLine="567"/>
         <w:rPr>
-          <w:ins w:id="77" w:author="Проект новой редакции" w:date="2026-10-23T13:44:00Z"/>
-        </w:rPr>
-      </w:pPr>
-      <w:ins w:id="78" w:author="Проект новой редакции" w:date="2026-10-23T13:44:00Z">
+          <w:ins w:id="77" w:author="Проект новой редакции" w:date="2026-10-23T13:54:00Z"/>
+        </w:rPr>
+      </w:pPr>
+      <w:ins w:id="78" w:author="Проект новой редакции" w:date="2026-10-23T13:54:00Z">
         <w:r>
           <w:t>е) определять и утверждать стратегии развития Фонда;</w:t>
         </w:r>
@@ -1290,10 +1290,10 @@
         <w:spacing w:after="160"/>
         <w:ind w:firstLine="567"/>
         <w:rPr>
-          <w:ins w:id="79" w:author="Проект новой редакции" w:date="2026-10-23T13:44:00Z"/>
-        </w:rPr>
-      </w:pPr>
-      <w:ins w:id="80" w:author="Проект новой редакции" w:date="2026-10-23T13:44:00Z">
+          <w:ins w:id="79" w:author="Проект новой редакции" w:date="2026-10-23T13:54:00Z"/>
+        </w:rPr>
+      </w:pPr>
+      <w:ins w:id="80" w:author="Проект новой редакции" w:date="2026-10-23T13:54:00Z">
         <w:r>
           <w:t>ж) определять оклады и условия вознаграждения и премирования членов Управляющего совета по предложению Управляющего совета;</w:t>
         </w:r>
@@ -1304,10 +1304,10 @@
         <w:spacing w:after="160"/>
         <w:ind w:firstLine="567"/>
         <w:rPr>
-          <w:ins w:id="81" w:author="Проект новой редакции" w:date="2026-10-23T13:44:00Z"/>
-        </w:rPr>
-      </w:pPr>
-      <w:ins w:id="82" w:author="Проект новой редакции" w:date="2026-10-23T13:44:00Z">
+          <w:ins w:id="81" w:author="Проект новой редакции" w:date="2026-10-23T13:54:00Z"/>
+        </w:rPr>
+      </w:pPr>
+      <w:ins w:id="82" w:author="Проект новой редакции" w:date="2026-10-23T13:54:00Z">
         <w:r>
           <w:t>з) назначать и отстранять Попечителей Попечительского совета.</w:t>
         </w:r>
@@ -1318,10 +1318,10 @@
         <w:spacing w:after="160"/>
         <w:ind w:firstLine="567"/>
         <w:rPr>
-          <w:ins w:id="83" w:author="Проект новой редакции" w:date="2026-10-23T13:44:00Z"/>
-        </w:rPr>
-      </w:pPr>
-      <w:ins w:id="84" w:author="Проект новой редакции" w:date="2026-10-23T13:44:00Z">
+          <w:ins w:id="83" w:author="Проект новой редакции" w:date="2026-10-23T13:54:00Z"/>
+        </w:rPr>
+      </w:pPr>
+      <w:ins w:id="84" w:author="Проект новой редакции" w:date="2026-10-23T13:54:00Z">
         <w:r>
           <w:t>3.6. Деятельность Попечительского совета обеспечивается за счет средств Фонда.</w:t>
         </w:r>
@@ -1332,10 +1332,10 @@
         <w:spacing w:after="160"/>
         <w:ind w:firstLine="567"/>
         <w:rPr>
-          <w:ins w:id="85" w:author="Проект новой редакции" w:date="2026-10-23T13:44:00Z"/>
-        </w:rPr>
-      </w:pPr>
-      <w:ins w:id="86" w:author="Проект новой редакции" w:date="2026-10-23T13:44:00Z">
+          <w:ins w:id="85" w:author="Проект новой редакции" w:date="2026-10-23T13:54:00Z"/>
+        </w:rPr>
+      </w:pPr>
+      <w:ins w:id="86" w:author="Проект новой редакции" w:date="2026-10-23T13:54:00Z">
         <w:r>
           <w:t xml:space="preserve">3.7. Оклады, вознаграждение и премии Верховного попечителя и Попечителей определяются коллегиально Попечительским советом и утверждаются на его заседании, а при отсутствии Попечителей </w:t>
         </w:r>
@@ -1352,10 +1352,10 @@
         <w:spacing w:after="160"/>
         <w:ind w:firstLine="567"/>
         <w:rPr>
-          <w:ins w:id="87" w:author="Проект новой редакции" w:date="2026-10-23T13:44:00Z"/>
-        </w:rPr>
-      </w:pPr>
-      <w:ins w:id="88" w:author="Проект новой редакции" w:date="2026-10-23T13:44:00Z">
+          <w:ins w:id="87" w:author="Проект новой редакции" w:date="2026-10-23T13:54:00Z"/>
+        </w:rPr>
+      </w:pPr>
+      <w:ins w:id="88" w:author="Проект новой редакции" w:date="2026-10-23T13:54:00Z">
         <w:r>
           <w:t>3.8. Пункт 3.7 не распространяется на Верховного попечителя и Попечителей, являющихся политическими или государственными служащими.</w:t>
         </w:r>
@@ -1366,10 +1366,10 @@
         <w:spacing w:after="160"/>
         <w:ind w:firstLine="567"/>
         <w:rPr>
-          <w:ins w:id="89" w:author="Проект новой редакции" w:date="2026-10-23T13:44:00Z"/>
-        </w:rPr>
-      </w:pPr>
-      <w:ins w:id="90" w:author="Проект новой редакции" w:date="2026-10-23T13:44:00Z">
+          <w:ins w:id="89" w:author="Проект новой редакции" w:date="2026-10-23T13:54:00Z"/>
+        </w:rPr>
+      </w:pPr>
+      <w:ins w:id="90" w:author="Проект новой редакции" w:date="2026-10-23T13:54:00Z">
         <w:r>
           <w:t>3.9. Попечительский совет по решению Верховного попечителя может иметь секретаря и (или) рабочий орган, обеспечивающий его деятельность.</w:t>
         </w:r>
@@ -1380,10 +1380,10 @@
         <w:spacing w:after="160"/>
         <w:ind w:firstLine="567"/>
         <w:rPr>
-          <w:ins w:id="91" w:author="Проект новой редакции" w:date="2026-10-23T13:44:00Z"/>
-        </w:rPr>
-      </w:pPr>
-      <w:ins w:id="92" w:author="Проект новой редакции" w:date="2026-10-23T13:44:00Z">
+          <w:ins w:id="91" w:author="Проект новой редакции" w:date="2026-10-23T13:54:00Z"/>
+        </w:rPr>
+      </w:pPr>
+      <w:ins w:id="92" w:author="Проект новой редакции" w:date="2026-10-23T13:54:00Z">
         <w:r>
           <w:t>3.10. Вопросы, требующие одобрения, утверждения или согласования Верховного попечителя (Попечительского совета), вносятся Управляющим советом в письменной форме, в том числе по электронной почте, с приложением необходимых материалов. Если в течение 10 (десяти) рабочих дней со дня получения материалов Верховный попечитель (Попечительский совет) не сообщил Управляющему совету о своем решении или о продлении срока рассмотрения, вопрос считается одобренным (утвержденным, согласованным). Срок рассмотрения может быть однократно продлен не более чем на 10 (десять) рабочих дней с письменным уведомлением Управляющего совета. Настоящий пункт не применяется к согласию на внесение изменений в Устав и Положение (подпункт в) пункта 2.1, раздел 15) и к назначению и отстранению членов Управляющего совета (подпункт а) пункта 3.5).</w:t>
         </w:r>
@@ -1394,10 +1394,10 @@
         <w:spacing w:after="160"/>
         <w:ind w:firstLine="567"/>
         <w:rPr>
-          <w:ins w:id="93" w:author="Проект новой редакции" w:date="2026-10-23T13:44:00Z"/>
-        </w:rPr>
-      </w:pPr>
-      <w:ins w:id="94" w:author="Проект новой редакции" w:date="2026-10-23T13:44:00Z">
+          <w:ins w:id="93" w:author="Проект новой редакции" w:date="2026-10-23T13:54:00Z"/>
+        </w:rPr>
+      </w:pPr>
+      <w:ins w:id="94" w:author="Проект новой редакции" w:date="2026-10-23T13:54:00Z">
         <w:r>
           <w:t xml:space="preserve">3.11. Об утверждении и изменении бюджета и политик Фонда, а также о решениях, указанных в подпункте а) пункта 14.1, Управляющий совет уведомляет Верховного попечителя в течение 5 (пяти) рабочих дней со дня принятия решения с приложением утвержденного документа. Верховный попечитель вправе в течение 10 (десяти) рабочих дней со дня получения уведомления направить Управляющему совету мотивированное письменное возражение. Решение исполняется по истечении указанного срока, если возражение не направлено, либо ранее – при письменном подтверждении Верховного попечителя. При направлении возражения Управляющий совет повторно рассматривает </w:t>
         </w:r>
@@ -1412,7 +1412,7 @@
         <w:spacing w:after="160"/>
         <w:ind w:firstLine="567"/>
       </w:pPr>
-      <w:ins w:id="95" w:author="Проект новой редакции" w:date="2026-10-23T13:44:00Z">
+      <w:ins w:id="95" w:author="Проект новой редакции" w:date="2026-10-23T13:54:00Z">
         <w:r>
           <w:t>3.12. На период временного отсутствия Верховный попечитель вправе письменно поручить рассмотрение вопросов, указанных в пунктах 3.10 и 3.11, одному из Попечителей. При вакансии должности Верховного попечителя материалы и уведомления, указанные в пунктах 3.10 и 3.11, направляются Попечительскому совету, а при отсутствии Попечителей – Учредителю; сроки и последствия их нерассмотрения определяются пунктами 3.10 и 3.11</w:t>
         </w:r>
@@ -1567,7 +1567,7 @@
       <w:r>
         <w:t>а) в связи с истечением срока назначения Попечителя</w:t>
       </w:r>
-      <w:ins w:id="96" w:author="Проект новой редакции" w:date="2026-10-23T13:44:00Z">
+      <w:ins w:id="96" w:author="Проект новой редакции" w:date="2026-10-23T13:54:00Z">
         <w:r>
           <w:t>, в том числе Верховного попечителя</w:t>
         </w:r>
@@ -1584,7 +1584,7 @@
       <w:r>
         <w:t xml:space="preserve">б) в соответствии с подпунктом (б) раздела 2.1 </w:t>
       </w:r>
-      <w:ins w:id="97" w:author="Проект новой редакции" w:date="2026-10-23T13:44:00Z">
+      <w:ins w:id="97" w:author="Проект новой редакции" w:date="2026-10-23T13:54:00Z">
         <w:r>
           <w:t xml:space="preserve">(Верховный попечитель) либо подпунктом (з) раздела 3.5 (Попечитель) </w:t>
         </w:r>
@@ -1601,7 +1601,7 @@
       <w:r>
         <w:t xml:space="preserve">в) вследствие письменной отставки </w:t>
       </w:r>
-      <w:ins w:id="98" w:author="Проект новой редакции" w:date="2026-10-23T13:44:00Z">
+      <w:ins w:id="98" w:author="Проект новой редакции" w:date="2026-10-23T13:54:00Z">
         <w:r>
           <w:t xml:space="preserve">Верховного попечителя </w:t>
         </w:r>
@@ -1612,7 +1612,7 @@
           <w:t xml:space="preserve"> </w:t>
         </w:r>
       </w:ins>
-      <w:del w:id="99" w:author="Проект новой редакции" w:date="2026-10-23T13:44:00Z">
+      <w:del w:id="99" w:author="Проект новой редакции" w:date="2026-10-23T13:54:00Z">
         <w:r>
           <w:delText xml:space="preserve">Попечителя </w:delText>
         </w:r>
@@ -1620,7 +1620,7 @@
       <w:r>
         <w:t>путем направления уведомления Учредителю</w:t>
       </w:r>
-      <w:ins w:id="100" w:author="Проект новой редакции" w:date="2026-10-23T13:44:00Z">
+      <w:ins w:id="100" w:author="Проект новой редакции" w:date="2026-10-23T13:54:00Z">
         <w:r>
           <w:t xml:space="preserve">, Попечителя </w:t>
         </w:r>
@@ -1634,12 +1634,12 @@
       <w:r>
         <w:t xml:space="preserve"> при условии, что </w:t>
       </w:r>
-      <w:ins w:id="101" w:author="Проект новой редакции" w:date="2026-10-23T13:44:00Z">
+      <w:ins w:id="101" w:author="Проект новой редакции" w:date="2026-10-23T13:54:00Z">
         <w:r>
           <w:t>замещающее лицо</w:t>
         </w:r>
       </w:ins>
-      <w:del w:id="102" w:author="Проект новой редакции" w:date="2026-10-23T13:44:00Z">
+      <w:del w:id="102" w:author="Проект новой редакции" w:date="2026-10-23T13:54:00Z">
         <w:r>
           <w:delText>замещающий Попечитель</w:delText>
         </w:r>
@@ -1647,12 +1647,12 @@
       <w:r>
         <w:t xml:space="preserve"> будет </w:t>
       </w:r>
-      <w:ins w:id="103" w:author="Проект новой редакции" w:date="2026-10-23T13:44:00Z">
+      <w:ins w:id="103" w:author="Проект новой редакции" w:date="2026-10-23T13:54:00Z">
         <w:r>
           <w:t>назначено</w:t>
         </w:r>
       </w:ins>
-      <w:del w:id="104" w:author="Проект новой редакции" w:date="2026-10-23T13:44:00Z">
+      <w:del w:id="104" w:author="Проект новой редакции" w:date="2026-10-23T13:54:00Z">
         <w:r>
           <w:delText>назначен</w:delText>
         </w:r>
@@ -1688,12 +1688,12 @@
       <w:r>
         <w:t xml:space="preserve">5.3. </w:t>
       </w:r>
-      <w:ins w:id="105" w:author="Проект новой редакции" w:date="2026-10-23T13:44:00Z">
+      <w:ins w:id="105" w:author="Проект новой редакции" w:date="2026-10-23T13:54:00Z">
         <w:r>
           <w:t>Верховный попечитель</w:t>
         </w:r>
       </w:ins>
-      <w:del w:id="106" w:author="Проект новой редакции" w:date="2026-10-23T13:44:00Z">
+      <w:del w:id="106" w:author="Проект новой редакции" w:date="2026-10-23T13:54:00Z">
         <w:r>
           <w:delText>Член Попечительского совета</w:delText>
         </w:r>
@@ -1701,7 +1701,7 @@
       <w:r>
         <w:t xml:space="preserve"> может быть автоматически переназначен на новый срок при наличии письменного одобрения Учредителя</w:t>
       </w:r>
-      <w:ins w:id="107" w:author="Проект новой редакции" w:date="2026-10-23T13:44:00Z">
+      <w:ins w:id="107" w:author="Проект новой редакции" w:date="2026-10-23T13:54:00Z">
         <w:r>
           <w:t xml:space="preserve">, Попечитель </w:t>
         </w:r>
@@ -1739,10 +1739,10 @@
         <w:spacing w:after="160"/>
         <w:ind w:firstLine="567"/>
         <w:rPr>
-          <w:ins w:id="108" w:author="Проект новой редакции" w:date="2026-10-23T13:44:00Z"/>
-        </w:rPr>
-      </w:pPr>
-      <w:ins w:id="109" w:author="Проект новой редакции" w:date="2026-10-23T13:44:00Z">
+          <w:ins w:id="108" w:author="Проект новой редакции" w:date="2026-10-23T13:54:00Z"/>
+        </w:rPr>
+      </w:pPr>
+      <w:ins w:id="109" w:author="Проект новой редакции" w:date="2026-10-23T13:54:00Z">
         <w:r>
           <w:t>5.6. Освобождение Верховного попечителя от полномочий не прекращает полномочий Попечителей. До назначения нового Верховного попечителя Попечительский совет действует коллегиально под председательством Попечителя, избранного его членами; исключительные полномочия Верховного попечителя, предусмотренные подпунктами а), е) и з) пункта 3.5, не осуществляются, по остальным вопросам применяется пункт 3.12.</w:t>
         </w:r>
@@ -1768,10 +1768,10 @@
         <w:spacing w:after="160"/>
         <w:ind w:firstLine="567"/>
         <w:rPr>
-          <w:ins w:id="110" w:author="Проект новой редакции" w:date="2026-10-23T13:44:00Z"/>
-        </w:rPr>
-      </w:pPr>
-      <w:ins w:id="111" w:author="Проект новой редакции" w:date="2026-10-23T13:44:00Z">
+          <w:ins w:id="110" w:author="Проект новой редакции" w:date="2026-10-23T13:54:00Z"/>
+        </w:rPr>
+      </w:pPr>
+      <w:ins w:id="111" w:author="Проект новой редакции" w:date="2026-10-23T13:54:00Z">
         <w:r>
           <w:t>6.1. В состав Управляющего совета должны входить как минимум:</w:t>
         </w:r>
@@ -1782,10 +1782,10 @@
         <w:spacing w:after="160"/>
         <w:ind w:firstLine="567"/>
         <w:rPr>
-          <w:del w:id="112" w:author="Проект новой редакции" w:date="2026-10-23T13:44:00Z"/>
-        </w:rPr>
-      </w:pPr>
-      <w:del w:id="113" w:author="Проект новой редакции" w:date="2026-10-23T13:44:00Z">
+          <w:del w:id="112" w:author="Проект новой редакции" w:date="2026-10-23T13:54:00Z"/>
+        </w:rPr>
+      </w:pPr>
+      <w:del w:id="113" w:author="Проект новой редакции" w:date="2026-10-23T13:54:00Z">
         <w:r>
           <w:delText>6.1. Управляющий совет должен включать не менее:</w:delText>
         </w:r>
@@ -1796,18 +1796,18 @@
         <w:spacing w:after="160"/>
         <w:ind w:firstLine="567"/>
         <w:rPr>
-          <w:ins w:id="114" w:author="Проект новой редакции" w:date="2026-10-23T13:44:00Z"/>
+          <w:ins w:id="114" w:author="Проект новой редакции" w:date="2026-10-23T13:54:00Z"/>
         </w:rPr>
       </w:pPr>
       <w:r>
         <w:t xml:space="preserve">а) </w:t>
       </w:r>
-      <w:ins w:id="115" w:author="Проект новой редакции" w:date="2026-10-23T13:44:00Z">
+      <w:ins w:id="115" w:author="Проект новой редакции" w:date="2026-10-23T13:54:00Z">
         <w:r>
           <w:t>Председатель</w:t>
         </w:r>
       </w:ins>
-      <w:del w:id="116" w:author="Проект новой редакции" w:date="2026-10-23T13:44:00Z">
+      <w:del w:id="116" w:author="Проект новой редакции" w:date="2026-10-23T13:54:00Z">
         <w:r>
           <w:delText>Председателя</w:delText>
         </w:r>
@@ -1815,7 +1815,7 @@
       <w:r>
         <w:t xml:space="preserve"> Управляющего совета в должности Главного </w:t>
       </w:r>
-      <w:ins w:id="117" w:author="Проект новой редакции" w:date="2026-10-23T13:44:00Z">
+      <w:ins w:id="117" w:author="Проект новой редакции" w:date="2026-10-23T13:54:00Z">
         <w:r>
           <w:t>исполнительного директора</w:t>
         </w:r>
@@ -1829,42 +1829,45 @@
         <w:spacing w:after="160"/>
         <w:ind w:firstLine="567"/>
       </w:pPr>
-      <w:ins w:id="118" w:author="Проект новой редакции" w:date="2026-10-23T13:44:00Z">
+      <w:ins w:id="118" w:author="Проект новой редакции" w:date="2026-10-23T13:54:00Z">
         <w:r>
           <w:t xml:space="preserve">б) Член Управляющего совета </w:t>
         </w:r>
         <w:r>
-          <w:t xml:space="preserve">в должности Заместителя </w:t>
-        </w:r>
-      </w:ins>
-      <w:r>
-        <w:t xml:space="preserve">Главного исполнительного директора </w:t>
-      </w:r>
-      <w:ins w:id="119" w:author="Проект новой редакции" w:date="2026-10-23T13:44:00Z">
-        <w:r>
-          <w:t>по стратегии и проектам;</w:t>
-        </w:r>
-      </w:ins>
-      <w:del w:id="120" w:author="Проект новой редакции" w:date="2026-10-23T13:44:00Z">
-        <w:r>
-          <w:delText>(CEO);</w:delText>
-        </w:r>
-      </w:del>
-    </w:p>
-    <w:p>
-      <w:pPr>
-        <w:spacing w:after="160"/>
-        <w:ind w:firstLine="567"/>
-        <w:rPr>
-          <w:del w:id="121" w:author="Проект новой редакции" w:date="2026-10-23T13:44:00Z"/>
-        </w:rPr>
-      </w:pPr>
-      <w:ins w:id="122" w:author="Проект новой редакции" w:date="2026-10-23T13:44:00Z">
+          <w:t xml:space="preserve">в должности </w:t>
+        </w:r>
+        <w:r>
+          <w:t xml:space="preserve">Заместителя </w:t>
+        </w:r>
+      </w:ins>
+      <w:r>
+        <w:t>Главного исполнительного директора</w:t>
+      </w:r>
+      <w:ins w:id="119" w:author="Проект новой редакции" w:date="2026-10-23T13:54:00Z">
+        <w:r>
+          <w:t>;</w:t>
+        </w:r>
+      </w:ins>
+      <w:del w:id="120" w:author="Проект новой редакции" w:date="2026-10-23T13:54:00Z">
+        <w:r>
+          <w:delText xml:space="preserve"> (CEO);</w:delText>
+        </w:r>
+      </w:del>
+    </w:p>
+    <w:p>
+      <w:pPr>
+        <w:spacing w:after="160"/>
+        <w:ind w:firstLine="567"/>
+        <w:rPr>
+          <w:del w:id="121" w:author="Проект новой редакции" w:date="2026-10-23T13:54:00Z"/>
+        </w:rPr>
+      </w:pPr>
+      <w:ins w:id="122" w:author="Проект новой редакции" w:date="2026-10-23T13:54:00Z">
         <w:r>
           <w:t>в) Член Управляющего совета</w:t>
         </w:r>
       </w:ins>
-      <w:del w:id="123" w:author="Проект новой редакции" w:date="2026-10-23T13:44:00Z">
+      <w:del w:id="123" w:author="Проект новой редакции" w:date="2026-10-23T13:54:00Z">
         <w:r>
           <w:delText>б) Члена Совета</w:delText>
         </w:r>
@@ -1872,7 +1875,7 @@
       <w:r>
         <w:t xml:space="preserve"> в должности </w:t>
       </w:r>
-      <w:ins w:id="124" w:author="Проект новой редакции" w:date="2026-10-23T13:44:00Z">
+      <w:ins w:id="124" w:author="Проект новой редакции" w:date="2026-10-23T13:54:00Z">
         <w:r>
           <w:t xml:space="preserve">Заместителя </w:t>
         </w:r>
@@ -1880,12 +1883,12 @@
       <w:r>
         <w:t xml:space="preserve">Главного </w:t>
       </w:r>
-      <w:ins w:id="125" w:author="Проект новой редакции" w:date="2026-10-23T13:44:00Z">
+      <w:ins w:id="125" w:author="Проект новой редакции" w:date="2026-10-23T13:54:00Z">
         <w:r>
           <w:t>исполнительного</w:t>
         </w:r>
       </w:ins>
-      <w:del w:id="126" w:author="Проект новой редакции" w:date="2026-10-23T13:44:00Z">
+      <w:del w:id="126" w:author="Проект новой редакции" w:date="2026-10-23T13:54:00Z">
         <w:r>
           <w:delText>юрисконсульта (Chief Legal Officer);</w:delText>
         </w:r>
@@ -1896,7 +1899,7 @@
         <w:spacing w:after="160"/>
         <w:ind w:firstLine="567"/>
       </w:pPr>
-      <w:del w:id="127" w:author="Проект новой редакции" w:date="2026-10-23T13:44:00Z">
+      <w:del w:id="127" w:author="Проект новой редакции" w:date="2026-10-23T13:54:00Z">
         <w:r>
           <w:delText>в) Члена Совета в должности Главного финансового</w:delText>
         </w:r>
@@ -1904,12 +1907,12 @@
       <w:r>
         <w:t xml:space="preserve"> директора </w:t>
       </w:r>
-      <w:ins w:id="128" w:author="Проект новой редакции" w:date="2026-10-23T13:44:00Z">
+      <w:ins w:id="128" w:author="Проект новой редакции" w:date="2026-10-23T13:54:00Z">
         <w:r>
           <w:t>по административным вопросам.</w:t>
         </w:r>
       </w:ins>
-      <w:del w:id="129" w:author="Проект новой редакции" w:date="2026-10-23T13:44:00Z">
+      <w:del w:id="129" w:author="Проект новой редакции" w:date="2026-10-23T13:54:00Z">
         <w:r>
           <w:delText>(Chief Financial Officer);</w:delText>
         </w:r>
@@ -1920,10 +1923,10 @@
         <w:spacing w:after="160"/>
         <w:ind w:firstLine="567"/>
         <w:rPr>
-          <w:del w:id="130" w:author="Проект новой редакции" w:date="2026-10-23T13:44:00Z"/>
-        </w:rPr>
-      </w:pPr>
-      <w:del w:id="131" w:author="Проект новой редакции" w:date="2026-10-23T13:44:00Z">
+          <w:del w:id="130" w:author="Проект новой редакции" w:date="2026-10-23T13:54:00Z"/>
+        </w:rPr>
+      </w:pPr>
+      <w:del w:id="131" w:author="Проект новой редакции" w:date="2026-10-23T13:54:00Z">
         <w:r>
           <w:delText>г) Члена Совета в должности Руководителя проектного офиса (Head of Project Office).</w:delText>
         </w:r>
@@ -1952,12 +1955,12 @@
       <w:r>
         <w:t xml:space="preserve">7.1. В соответствии с </w:t>
       </w:r>
-      <w:ins w:id="132" w:author="Проект новой редакции" w:date="2026-10-23T13:44:00Z">
+      <w:ins w:id="132" w:author="Проект новой редакции" w:date="2026-10-23T13:54:00Z">
         <w:r>
           <w:t>подпунктом (а) раздела 3.</w:t>
         </w:r>
       </w:ins>
-      <w:del w:id="133" w:author="Проект новой редакции" w:date="2026-10-23T13:44:00Z">
+      <w:del w:id="133" w:author="Проект новой редакции" w:date="2026-10-23T13:54:00Z">
         <w:r>
           <w:delText xml:space="preserve">разделом </w:delText>
         </w:r>
@@ -1965,7 +1968,7 @@
       <w:r>
         <w:t>5</w:t>
       </w:r>
-      <w:del w:id="134" w:author="Проект новой редакции" w:date="2026-10-23T13:44:00Z">
+      <w:del w:id="134" w:author="Проект новой редакции" w:date="2026-10-23T13:54:00Z">
         <w:r>
           <w:delText>.1</w:delText>
         </w:r>
@@ -1994,12 +1997,12 @@
       <w:r>
         <w:t xml:space="preserve"> на срок «</w:t>
       </w:r>
-      <w:ins w:id="135" w:author="Проект новой редакции" w:date="2026-10-23T13:44:00Z">
+      <w:ins w:id="135" w:author="Проект новой редакции" w:date="2026-10-23T13:54:00Z">
         <w:r>
           <w:t>4» года</w:t>
         </w:r>
       </w:ins>
-      <w:del w:id="136" w:author="Проект новой редакции" w:date="2026-10-23T13:44:00Z">
+      <w:del w:id="136" w:author="Проект новой редакции" w:date="2026-10-23T13:54:00Z">
         <w:r>
           <w:delText>5» лет</w:delText>
         </w:r>
@@ -2012,14 +2015,11 @@
       <w:pPr>
         <w:spacing w:after="160"/>
         <w:ind w:firstLine="567"/>
-        <w:rPr>
-          <w:del w:id="137" w:author="Проект новой редакции" w:date="2026-10-23T13:44:00Z"/>
-        </w:rPr>
       </w:pPr>
       <w:r>
         <w:t xml:space="preserve">б) Член Совета в должности </w:t>
       </w:r>
-      <w:ins w:id="138" w:author="Проект новой редакции" w:date="2026-10-23T13:44:00Z">
+      <w:ins w:id="137" w:author="Проект новой редакции" w:date="2026-10-23T13:54:00Z">
         <w:r>
           <w:t xml:space="preserve">Заместителя </w:t>
         </w:r>
@@ -2027,12 +2027,12 @@
       <w:r>
         <w:t xml:space="preserve">Главного </w:t>
       </w:r>
-      <w:ins w:id="139" w:author="Проект новой редакции" w:date="2026-10-23T13:44:00Z">
-        <w:r>
-          <w:t>исполнительного директора по стратегии и проектам</w:t>
-        </w:r>
-      </w:ins>
-      <w:del w:id="140" w:author="Проект новой редакции" w:date="2026-10-23T13:44:00Z">
+      <w:ins w:id="138" w:author="Проект новой редакции" w:date="2026-10-23T13:54:00Z">
+        <w:r>
+          <w:t>исполнительного директора</w:t>
+        </w:r>
+      </w:ins>
+      <w:del w:id="139" w:author="Проект новой редакции" w:date="2026-10-23T13:54:00Z">
         <w:r>
           <w:delText>юрисконсульта</w:delText>
         </w:r>
@@ -2046,12 +2046,69 @@
       <w:r>
         <w:t xml:space="preserve"> на срок «</w:t>
       </w:r>
-      <w:ins w:id="141" w:author="Проект новой редакции" w:date="2026-10-23T13:44:00Z">
+      <w:ins w:id="140" w:author="Проект новой редакции" w:date="2026-10-23T13:54:00Z">
         <w:r>
           <w:t>2</w:t>
         </w:r>
       </w:ins>
-      <w:del w:id="142" w:author="Проект новой редакции" w:date="2026-10-23T13:44:00Z">
+      <w:del w:id="141" w:author="Проект новой редакции" w:date="2026-10-23T13:54:00Z">
+        <w:r>
+          <w:delText>4</w:delText>
+        </w:r>
+      </w:del>
+      <w:r>
+        <w:t>» года с даты назначения и письменного согласия;</w:t>
+      </w:r>
+    </w:p>
+    <w:p>
+      <w:pPr>
+        <w:spacing w:after="160"/>
+        <w:ind w:firstLine="567"/>
+        <w:rPr>
+          <w:del w:id="142" w:author="Проект новой редакции" w:date="2026-10-23T13:54:00Z"/>
+        </w:rPr>
+      </w:pPr>
+      <w:r>
+        <w:t xml:space="preserve">в) Член Совета в должности </w:t>
+      </w:r>
+      <w:ins w:id="143" w:author="Проект новой редакции" w:date="2026-10-23T13:54:00Z">
+        <w:r>
+          <w:t xml:space="preserve">Заместителя </w:t>
+        </w:r>
+      </w:ins>
+      <w:r>
+        <w:t xml:space="preserve">Главного </w:t>
+      </w:r>
+      <w:ins w:id="144" w:author="Проект новой редакции" w:date="2026-10-23T13:54:00Z">
+        <w:r>
+          <w:t>исполнительного</w:t>
+        </w:r>
+      </w:ins>
+      <w:del w:id="145" w:author="Проект новой редакции" w:date="2026-10-23T13:54:00Z">
+        <w:r>
+          <w:delText>финансового</w:delText>
+        </w:r>
+      </w:del>
+      <w:r>
+        <w:t xml:space="preserve"> директора </w:t>
+      </w:r>
+      <w:ins w:id="146" w:author="Проект новой редакции" w:date="2026-10-23T13:54:00Z">
+        <w:r>
+          <w:t xml:space="preserve">по административным вопросам </w:t>
+        </w:r>
+      </w:ins>
+      <w:r>
+        <w:t>–</w:t>
+      </w:r>
+      <w:r>
+        <w:t xml:space="preserve"> на срок «</w:t>
+      </w:r>
+      <w:ins w:id="147" w:author="Проект новой редакции" w:date="2026-10-23T13:54:00Z">
+        <w:r>
+          <w:t>2</w:t>
+        </w:r>
+      </w:ins>
+      <w:del w:id="148" w:author="Проект новой редакции" w:date="2026-10-23T13:54:00Z">
         <w:r>
           <w:delText>4» года с даты назначения и письменного согласия;</w:delText>
         </w:r>
@@ -2062,9 +2119,9 @@
         <w:spacing w:after="160"/>
         <w:ind w:firstLine="567"/>
       </w:pPr>
-      <w:del w:id="143" w:author="Проект новой редакции" w:date="2026-10-23T13:44:00Z">
-        <w:r>
-          <w:delText xml:space="preserve">в) Член Совета в должности Главного финансового директора </w:delText>
+      <w:del w:id="149" w:author="Проект новой редакции" w:date="2026-10-23T13:54:00Z">
+        <w:r>
+          <w:delText xml:space="preserve">г) Член Совета в должности Руководителя проектного офиса </w:delText>
         </w:r>
         <w:r>
           <w:delText>–</w:delText>
@@ -2074,58 +2131,6 @@
         </w:r>
       </w:del>
       <w:r>
-        <w:t>» года с даты назначения и письменного согласия;</w:t>
-      </w:r>
-    </w:p>
-    <w:p>
-      <w:pPr>
-        <w:spacing w:after="160"/>
-        <w:ind w:firstLine="567"/>
-      </w:pPr>
-      <w:ins w:id="144" w:author="Проект новой редакции" w:date="2026-10-23T13:44:00Z">
-        <w:r>
-          <w:lastRenderedPageBreak/>
-          <w:t>в</w:t>
-        </w:r>
-      </w:ins>
-      <w:del w:id="145" w:author="Проект новой редакции" w:date="2026-10-23T13:44:00Z">
-        <w:r>
-          <w:delText>г</w:delText>
-        </w:r>
-      </w:del>
-      <w:r>
-        <w:t xml:space="preserve">) Член Совета в должности </w:t>
-      </w:r>
-      <w:ins w:id="146" w:author="Проект новой редакции" w:date="2026-10-23T13:44:00Z">
-        <w:r>
-          <w:t>Заместителя Главного исполнительного директора по административным вопросам</w:t>
-        </w:r>
-      </w:ins>
-      <w:del w:id="147" w:author="Проект новой редакции" w:date="2026-10-23T13:44:00Z">
-        <w:r>
-          <w:delText>Руководителя проектного офиса</w:delText>
-        </w:r>
-      </w:del>
-      <w:r>
-        <w:t xml:space="preserve"> </w:t>
-      </w:r>
-      <w:r>
-        <w:t>–</w:t>
-      </w:r>
-      <w:r>
-        <w:t xml:space="preserve"> на срок «</w:t>
-      </w:r>
-      <w:ins w:id="148" w:author="Проект новой редакции" w:date="2026-10-23T13:44:00Z">
-        <w:r>
-          <w:t>2</w:t>
-        </w:r>
-      </w:ins>
-      <w:del w:id="149" w:author="Проект новой редакции" w:date="2026-10-23T13:44:00Z">
-        <w:r>
-          <w:delText>4</w:delText>
-        </w:r>
-      </w:del>
-      <w:r>
         <w:t>» года с даты назначения и письменного согласия.</w:t>
       </w:r>
     </w:p>
@@ -2135,6 +2140,7 @@
         <w:ind w:firstLine="567"/>
       </w:pPr>
       <w:r>
+        <w:lastRenderedPageBreak/>
         <w:t>7.2. Председатель Управляющего совета вправе предложить Верховному попечителю назначить или отстранить дополнительного члена Управляющего совета в целях достижения целей Фонда, на срок по своему усмотрению.</w:t>
       </w:r>
     </w:p>
@@ -2209,12 +2215,12 @@
       <w:r>
         <w:t xml:space="preserve">г) вследствие отстранения в соответствии с подпунктом (а) раздела 3.5 Верховным попечителем либо в соответствии с разделом 7.2 Председателем Управляющего совета в случае существенного нарушения положений раздела </w:t>
       </w:r>
-      <w:ins w:id="150" w:author="Проект новой редакции" w:date="2026-10-23T13:44:00Z">
+      <w:ins w:id="150" w:author="Проект новой редакции" w:date="2026-10-23T13:54:00Z">
         <w:r>
           <w:t>8</w:t>
         </w:r>
       </w:ins>
-      <w:del w:id="151" w:author="Проект новой редакции" w:date="2026-10-23T13:44:00Z">
+      <w:del w:id="151" w:author="Проект новой редакции" w:date="2026-10-23T13:54:00Z">
         <w:r>
           <w:delText>7</w:delText>
         </w:r>
@@ -2309,7 +2315,7 @@
       <w:r>
         <w:t>б) обязаны соблюдать положения Регламента</w:t>
       </w:r>
-      <w:ins w:id="152" w:author="Проект новой редакции" w:date="2026-10-23T13:44:00Z">
+      <w:ins w:id="152" w:author="Проект новой редакции" w:date="2026-10-23T13:54:00Z">
         <w:r>
           <w:t xml:space="preserve"> фондов МФЦА</w:t>
         </w:r>
@@ -2324,25 +2330,25 @@
         <w:ind w:firstLine="567"/>
       </w:pPr>
       <w:r>
+        <w:t>в) обязаны вести дела Фонда в соответствии с его Уставом и Положением, настоящим Регламентом и иным применимым законодательством;</w:t>
+      </w:r>
+    </w:p>
+    <w:p>
+      <w:pPr>
+        <w:spacing w:after="160"/>
+        <w:ind w:firstLine="567"/>
+      </w:pPr>
+      <w:r>
+        <w:t>г) обязаны действовать добросовестно и честно, руководствуясь наилучшими интересами Фонда;</w:t>
+      </w:r>
+    </w:p>
+    <w:p>
+      <w:pPr>
+        <w:spacing w:after="160"/>
+        <w:ind w:firstLine="567"/>
+      </w:pPr>
+      <w:r>
         <w:lastRenderedPageBreak/>
-        <w:t>в) обязаны вести дела Фонда в соответствии с его Уставом и Положением, настоящим Регламентом и иным применимым законодательством;</w:t>
-      </w:r>
-    </w:p>
-    <w:p>
-      <w:pPr>
-        <w:spacing w:after="160"/>
-        <w:ind w:firstLine="567"/>
-      </w:pPr>
-      <w:r>
-        <w:t>г) обязаны действовать добросовестно и честно, руководствуясь наилучшими интересами Фонда;</w:t>
-      </w:r>
-    </w:p>
-    <w:p>
-      <w:pPr>
-        <w:spacing w:after="160"/>
-        <w:ind w:firstLine="567"/>
-      </w:pPr>
-      <w:r>
         <w:t>д) обязаны проявлять заботливость, добросовестность и умение, которые проявило бы разумно осмотрительное лицо при сопоставимых обстоятельствах; и</w:t>
       </w:r>
     </w:p>
@@ -2396,12 +2402,12 @@
         <w:spacing w:after="100"/>
         <w:ind w:left="867"/>
       </w:pPr>
-      <w:ins w:id="153" w:author="Проект новой редакции" w:date="2026-10-23T13:44:00Z">
+      <w:ins w:id="153" w:author="Проект новой редакции" w:date="2026-10-23T13:54:00Z">
         <w:r>
           <w:t>(iii) утверждать штатное расписание работников Фонда,</w:t>
         </w:r>
       </w:ins>
-      <w:del w:id="154" w:author="Проект новой редакции" w:date="2026-10-23T13:44:00Z">
+      <w:del w:id="154" w:author="Проект новой редакции" w:date="2026-10-23T13:54:00Z">
         <w:r>
           <w:delText>(iii)</w:delText>
         </w:r>
@@ -2409,7 +2415,7 @@
       <w:r>
         <w:t xml:space="preserve"> нанимать всех работников, консультантов, необходимых Фонду, определять их оклады, льготы, вознаграждения</w:t>
       </w:r>
-      <w:ins w:id="155" w:author="Проект новой редакции" w:date="2026-10-23T13:44:00Z">
+      <w:ins w:id="155" w:author="Проект новой редакции" w:date="2026-10-23T13:54:00Z">
         <w:r>
           <w:t>, премии</w:t>
         </w:r>
@@ -2417,7 +2423,7 @@
       <w:r>
         <w:t xml:space="preserve"> и условия трудоустройства, а также право прекращать их услуги</w:t>
       </w:r>
-      <w:ins w:id="156" w:author="Проект новой редакции" w:date="2026-10-23T13:44:00Z">
+      <w:ins w:id="156" w:author="Проект новой редакции" w:date="2026-10-23T13:54:00Z">
         <w:r>
           <w:t>. Указанные решения в отношении работников, не являющихся членами Управляющего совета, принимаются Председателем Управляющего совета единолично в пределах утвержденного бюджета Фонда и не требуют одобрения Верховного попечителя или Попечительского совета</w:t>
         </w:r>
@@ -2431,13 +2437,13 @@
         <w:spacing w:after="100"/>
         <w:ind w:left="867"/>
         <w:rPr>
-          <w:ins w:id="157" w:author="Проект новой редакции" w:date="2026-10-23T13:44:00Z"/>
+          <w:ins w:id="157" w:author="Проект новой редакции" w:date="2026-10-23T13:54:00Z"/>
         </w:rPr>
       </w:pPr>
       <w:r>
         <w:t xml:space="preserve">(iv) подписывать </w:t>
       </w:r>
-      <w:ins w:id="158" w:author="Проект новой редакции" w:date="2026-10-23T13:44:00Z">
+      <w:ins w:id="158" w:author="Проект новой редакции" w:date="2026-10-23T13:54:00Z">
         <w:r>
           <w:t>трудовые договоры с Верховным попечителем и Попечителями Попечительского совета;</w:t>
         </w:r>
@@ -2448,7 +2454,7 @@
         <w:spacing w:after="100"/>
         <w:ind w:left="867"/>
       </w:pPr>
-      <w:ins w:id="159" w:author="Проект новой редакции" w:date="2026-10-23T13:44:00Z">
+      <w:ins w:id="159" w:author="Проект новой редакции" w:date="2026-10-23T13:54:00Z">
         <w:r>
           <w:t xml:space="preserve">(v) подписывать </w:t>
         </w:r>
@@ -2465,12 +2471,12 @@
       <w:r>
         <w:t>(</w:t>
       </w:r>
-      <w:ins w:id="160" w:author="Проект новой редакции" w:date="2026-10-23T13:44:00Z">
+      <w:ins w:id="160" w:author="Проект новой редакции" w:date="2026-10-23T13:54:00Z">
         <w:r>
           <w:t>vi</w:t>
         </w:r>
       </w:ins>
-      <w:del w:id="161" w:author="Проект новой редакции" w:date="2026-10-23T13:44:00Z">
+      <w:del w:id="161" w:author="Проект новой редакции" w:date="2026-10-23T13:54:00Z">
         <w:r>
           <w:delText>v</w:delText>
         </w:r>
@@ -2487,12 +2493,12 @@
       <w:r>
         <w:t>(</w:t>
       </w:r>
-      <w:ins w:id="162" w:author="Проект новой редакции" w:date="2026-10-23T13:44:00Z">
+      <w:ins w:id="162" w:author="Проект новой редакции" w:date="2026-10-23T13:54:00Z">
         <w:r>
           <w:t>vii</w:t>
         </w:r>
       </w:ins>
-      <w:del w:id="163" w:author="Проект новой редакции" w:date="2026-10-23T13:44:00Z">
+      <w:del w:id="163" w:author="Проект новой редакции" w:date="2026-10-23T13:54:00Z">
         <w:r>
           <w:delText>vi</w:delText>
         </w:r>
@@ -2509,7 +2515,7 @@
       <w:r>
         <w:t xml:space="preserve">8.4. </w:t>
       </w:r>
-      <w:del w:id="164" w:author="Проект новой редакции" w:date="2026-10-23T13:44:00Z">
+      <w:del w:id="164" w:author="Проект новой редакции" w:date="2026-10-23T13:54:00Z">
         <w:r>
           <w:delText xml:space="preserve">В соответствии с подпунктами (б) и (е) раздела 3.3 </w:delText>
         </w:r>
@@ -2517,12 +2523,12 @@
       <w:r>
         <w:t xml:space="preserve">Управляющий совет </w:t>
       </w:r>
-      <w:ins w:id="165" w:author="Проект новой редакции" w:date="2026-10-23T13:44:00Z">
+      <w:ins w:id="165" w:author="Проект новой редакции" w:date="2026-10-23T13:54:00Z">
         <w:r>
           <w:t>утверждает бюджет</w:t>
         </w:r>
       </w:ins>
-      <w:del w:id="166" w:author="Проект новой редакции" w:date="2026-10-23T13:44:00Z">
+      <w:del w:id="166" w:author="Проект новой редакции" w:date="2026-10-23T13:54:00Z">
         <w:r>
           <w:delText>предлагает Верховному попечителю на утверждение Средства</w:delText>
         </w:r>
@@ -2530,12 +2536,12 @@
       <w:r>
         <w:t xml:space="preserve"> Фонда, </w:t>
       </w:r>
-      <w:ins w:id="167" w:author="Проект новой редакции" w:date="2026-10-23T13:44:00Z">
+      <w:ins w:id="167" w:author="Проект новой редакции" w:date="2026-10-23T13:54:00Z">
         <w:r>
           <w:t>необходимый</w:t>
         </w:r>
       </w:ins>
-      <w:del w:id="168" w:author="Проект новой редакции" w:date="2026-10-23T13:44:00Z">
+      <w:del w:id="168" w:author="Проект новой редакции" w:date="2026-10-23T13:54:00Z">
         <w:r>
           <w:delText>необходимые</w:delText>
         </w:r>
@@ -2543,12 +2549,12 @@
       <w:r>
         <w:t xml:space="preserve"> для его деятельности и достижения его целей, </w:t>
       </w:r>
-      <w:ins w:id="169" w:author="Проект новой редакции" w:date="2026-10-23T13:44:00Z">
+      <w:ins w:id="169" w:author="Проект новой редакции" w:date="2026-10-23T13:54:00Z">
         <w:r>
           <w:t>с учетом приоритетных направлений, определенных Попечительским советом, и уведомляет Верховного попечителя в порядке пункта 3.11. До вступления в силу бюджета Фонда на очередной финансовый год расходы осуществляются в пределах бюджета предыдущего года. Оклады</w:t>
         </w:r>
       </w:ins>
-      <w:del w:id="170" w:author="Проект новой редакции" w:date="2026-10-23T13:44:00Z">
+      <w:del w:id="170" w:author="Проект новой редакции" w:date="2026-10-23T13:54:00Z">
         <w:r>
           <w:delText>а также оклады</w:delText>
         </w:r>
@@ -2556,13 +2562,9 @@
       <w:r>
         <w:t xml:space="preserve"> членов Управляющего совета</w:t>
       </w:r>
-      <w:ins w:id="171" w:author="Проект новой редакции" w:date="2026-10-23T13:44:00Z">
-        <w:r>
-          <w:t xml:space="preserve"> Управляющий совет </w:t>
-        </w:r>
-        <w:r>
-          <w:lastRenderedPageBreak/>
-          <w:t>предлагает Верховному попечителю на утверждение в соответствии с подпунктом (ж) раздела 3.5</w:t>
+      <w:ins w:id="171" w:author="Проект новой редакции" w:date="2026-10-23T13:54:00Z">
+        <w:r>
+          <w:t xml:space="preserve"> Управляющий совет предлагает Верховному попечителю на утверждение в соответствии с подпунктом (ж) раздела 3.5</w:t>
         </w:r>
       </w:ins>
       <w:r>
@@ -2584,6 +2586,7 @@
         <w:ind w:firstLine="567"/>
       </w:pPr>
       <w:r>
+        <w:lastRenderedPageBreak/>
         <w:t>8.6. Управляющий совет вправе принимать взносы в Фонд от Учредителя или иного Контрибьютора в форме Имущества на условиях, которые могут быть согласованы между Фондом и контрибьютором.</w:t>
       </w:r>
     </w:p>
@@ -2592,10 +2595,10 @@
         <w:spacing w:after="160"/>
         <w:ind w:firstLine="567"/>
         <w:rPr>
-          <w:ins w:id="172" w:author="Проект новой редакции" w:date="2026-10-23T13:44:00Z"/>
-        </w:rPr>
-      </w:pPr>
-      <w:ins w:id="173" w:author="Проект новой редакции" w:date="2026-10-23T13:44:00Z">
+          <w:ins w:id="172" w:author="Проект новой редакции" w:date="2026-10-23T13:54:00Z"/>
+        </w:rPr>
+      </w:pPr>
+      <w:ins w:id="173" w:author="Проект новой редакции" w:date="2026-10-23T13:54:00Z">
         <w:r>
           <w:t>8.7. Управляющий совет утверждает политики, правила, порядки, инструкции и иные внутренние документы Фонда, за исключением стратегии развития Фонда, утверждаемой Верховным попечителем в соответствии с подпунктом (е) пункта 3.5. Об утверждении и изменении политик Фонда Управляющий совет уведомляет Верховного попечителя в порядке пункта 3.11.</w:t>
         </w:r>
@@ -2606,10 +2609,10 @@
         <w:spacing w:after="160"/>
         <w:ind w:firstLine="567"/>
         <w:rPr>
-          <w:ins w:id="174" w:author="Проект новой редакции" w:date="2026-10-23T13:44:00Z"/>
-        </w:rPr>
-      </w:pPr>
-      <w:ins w:id="175" w:author="Проект новой редакции" w:date="2026-10-23T13:44:00Z">
+          <w:ins w:id="174" w:author="Проект новой редакции" w:date="2026-10-23T13:54:00Z"/>
+        </w:rPr>
+      </w:pPr>
+      <w:ins w:id="175" w:author="Проект новой редакции" w:date="2026-10-23T13:54:00Z">
         <w:r>
           <w:t>8.8. Управляющий совет принимает решения о включении в структуру Фонда подразделений и консультативно-совещательных органов, в том числе Учебного центра и Экспертного совета, и утверждает положения о них.</w:t>
         </w:r>
@@ -2620,10 +2623,10 @@
         <w:spacing w:after="160"/>
         <w:ind w:firstLine="567"/>
         <w:rPr>
-          <w:ins w:id="176" w:author="Проект новой редакции" w:date="2026-10-23T13:44:00Z"/>
-        </w:rPr>
-      </w:pPr>
-      <w:ins w:id="177" w:author="Проект новой редакции" w:date="2026-10-23T13:44:00Z">
+          <w:ins w:id="176" w:author="Проект новой редакции" w:date="2026-10-23T13:54:00Z"/>
+        </w:rPr>
+      </w:pPr>
+      <w:ins w:id="177" w:author="Проект новой редакции" w:date="2026-10-23T13:54:00Z">
         <w:r>
           <w:t xml:space="preserve">8.9. В период временного отсутствия Председателя Управляющего совета (отпуск, болезнь, командировка и иные случаи) его обязанности исполняет член Управляющего совета, назначенный приказом Председателя Управляющего совета, а при отсутствии такого приказа </w:t>
         </w:r>
@@ -2634,7 +2637,10 @@
           <w:t xml:space="preserve"> </w:t>
         </w:r>
         <w:r>
-          <w:t>Заместитель Главного исполнительного директора по стратегии и проектам (подпункт б) пункта 6.1)</w:t>
+          <w:t>Заместитель Главного исполнительного директора</w:t>
+        </w:r>
+        <w:r>
+          <w:t xml:space="preserve"> (подпункт б) пункта 6.1)</w:t>
         </w:r>
         <w:r>
           <w:t>. Полномочия по распоряжению банковскими счетами и подписанию договоров осуществляются исполняющим обязанности на основании доверенности.</w:t>
@@ -2655,7 +2661,7 @@
         </w:rPr>
         <w:t xml:space="preserve">9. ВОЗНАГРАЖДЕНИЕ И РАСХОДЫ ЧЛЕНОВ </w:t>
       </w:r>
-      <w:ins w:id="178" w:author="Проект новой редакции" w:date="2026-10-23T13:44:00Z">
+      <w:ins w:id="178" w:author="Проект новой редакции" w:date="2026-10-23T13:54:00Z">
         <w:r>
           <w:rPr>
             <w:b/>
@@ -2666,7 +2672,7 @@
           <w:t>СОВЕТОВ</w:t>
         </w:r>
       </w:ins>
-      <w:del w:id="179" w:author="Проект новой редакции" w:date="2026-10-23T13:44:00Z">
+      <w:del w:id="179" w:author="Проект новой редакции" w:date="2026-10-23T13:54:00Z">
         <w:r>
           <w:rPr>
             <w:b/>
@@ -2686,7 +2692,7 @@
       <w:r>
         <w:t>Члены</w:t>
       </w:r>
-      <w:del w:id="180" w:author="Проект новой редакции" w:date="2026-10-23T13:44:00Z">
+      <w:del w:id="180" w:author="Проект новой редакции" w:date="2026-10-23T13:54:00Z">
         <w:r>
           <w:delText xml:space="preserve"> Попечительского совета и</w:delText>
         </w:r>
@@ -2694,7 +2700,7 @@
       <w:r>
         <w:t xml:space="preserve"> Управляющего совета получают оклады и вознаграждение с одобрения Верховного попечителя</w:t>
       </w:r>
-      <w:ins w:id="181" w:author="Проект новой редакции" w:date="2026-10-23T13:44:00Z">
+      <w:ins w:id="181" w:author="Проект новой редакции" w:date="2026-10-23T13:54:00Z">
         <w:r>
           <w:t xml:space="preserve"> в соответствии с подпунктом (ж) раздела 3.5</w:t>
         </w:r>
@@ -2702,12 +2708,12 @@
       <w:r>
         <w:t xml:space="preserve">, за исключением случая, предусмотренного разделом </w:t>
       </w:r>
-      <w:ins w:id="182" w:author="Проект новой редакции" w:date="2026-10-23T13:44:00Z">
+      <w:ins w:id="182" w:author="Проект новой редакции" w:date="2026-10-23T13:54:00Z">
         <w:r>
           <w:t>7</w:t>
         </w:r>
       </w:ins>
-      <w:del w:id="183" w:author="Проект новой редакции" w:date="2026-10-23T13:44:00Z">
+      <w:del w:id="183" w:author="Проект новой редакции" w:date="2026-10-23T13:54:00Z">
         <w:r>
           <w:delText>6</w:delText>
         </w:r>
@@ -2715,12 +2721,12 @@
       <w:r>
         <w:t>.2, оформленного в письменном виде соответствующим решением</w:t>
       </w:r>
-      <w:ins w:id="184" w:author="Проект новой редакции" w:date="2026-10-23T13:44:00Z">
+      <w:ins w:id="184" w:author="Проект новой редакции" w:date="2026-10-23T13:54:00Z">
         <w:r>
           <w:t>. Вознаграждение членов Попечительского совета определяется в соответствии с пунктами 3.7 и 3.8. Членам Попечительского и Управляющего советов</w:t>
         </w:r>
       </w:ins>
-      <w:del w:id="185" w:author="Проект новой редакции" w:date="2026-10-23T13:44:00Z">
+      <w:del w:id="185" w:author="Проект новой редакции" w:date="2026-10-23T13:54:00Z">
         <w:r>
           <w:delText>, и им</w:delText>
         </w:r>
@@ -2812,7 +2818,7 @@
       <w:r>
         <w:t>11.1. С учетом положений настоящего Положения члены Управляющего совета вправе самостоятельно регулировать порядок своей работы по своему усмотрению. Заседание не может состояться при отсутствии кворума (2/3 членов Управляющего совета).</w:t>
       </w:r>
-      <w:del w:id="186" w:author="Проект новой редакции" w:date="2026-10-23T13:44:00Z">
+      <w:del w:id="186" w:author="Проект новой редакции" w:date="2026-10-23T13:54:00Z">
         <w:r>
           <w:delText xml:space="preserve"> Кворум составляет большинство лиц, имеющих право голоса.</w:delText>
         </w:r>
@@ -2967,7 +2973,7 @@
       <w:r>
         <w:t>14.1. Средства и Имущество Фонда находятся под контролем Управляющего совета. Управляющий совет вправе</w:t>
       </w:r>
-      <w:del w:id="187" w:author="Проект новой редакции" w:date="2026-10-23T13:44:00Z">
+      <w:del w:id="187" w:author="Проект новой редакции" w:date="2026-10-23T13:54:00Z">
         <w:r>
           <w:delText>, с одобрения Верховного попечителя</w:delText>
         </w:r>
@@ -2984,7 +2990,7 @@
       <w:r>
         <w:t>а) определять порядок применения и использования имущества Фонда;</w:t>
       </w:r>
-      <w:ins w:id="188" w:author="Проект новой редакции" w:date="2026-10-23T13:44:00Z">
+      <w:ins w:id="188" w:author="Проект новой редакции" w:date="2026-10-23T13:54:00Z">
         <w:r>
           <w:t xml:space="preserve"> решения о приобретении, распоряжении и использовании основных средств Фонда стоимостью свыше восьмитысячекратного размера месячного расчетного показателя, установленного на соответствующий финансовый год, принимаются Управляющим советом с уведомлением Верховного попечителя в порядке пункта 3.11;</w:t>
         </w:r>
@@ -2995,12 +3001,12 @@
         <w:spacing w:after="160"/>
         <w:ind w:firstLine="567"/>
       </w:pPr>
-      <w:ins w:id="189" w:author="Проект новой редакции" w:date="2026-10-23T13:44:00Z">
+      <w:ins w:id="189" w:author="Проект новой редакции" w:date="2026-10-23T13:54:00Z">
         <w:r>
           <w:t>б) с одобрения Верховного попечителя</w:t>
         </w:r>
       </w:ins>
-      <w:del w:id="190" w:author="Проект новой редакции" w:date="2026-10-23T13:44:00Z">
+      <w:del w:id="190" w:author="Проект новой редакции" w:date="2026-10-23T13:54:00Z">
         <w:r>
           <w:delText>б)</w:delText>
         </w:r>
@@ -3014,10 +3020,10 @@
         <w:spacing w:after="160"/>
         <w:ind w:firstLine="567"/>
         <w:rPr>
-          <w:ins w:id="191" w:author="Проект новой редакции" w:date="2026-10-23T13:44:00Z"/>
-        </w:rPr>
-      </w:pPr>
-      <w:ins w:id="192" w:author="Проект новой редакции" w:date="2026-10-23T13:44:00Z">
+          <w:ins w:id="191" w:author="Проект новой редакции" w:date="2026-10-23T13:54:00Z"/>
+        </w:rPr>
+      </w:pPr>
+      <w:ins w:id="192" w:author="Проект новой редакции" w:date="2026-10-23T13:54:00Z">
         <w:r>
           <w:t>Расходы на операционную деятельность Фонда, а также приобретение, распоряжение и использование основных средств стоимостью до размера, указанного в подпункте а) настоящего пункта, в пределах утвержденного бюджета Фонда производятся по решению Председателя Управляющего совета без согласования с Верховным попечителем.</w:t>
         </w:r>
@@ -3190,7 +3196,7 @@
       <w:r>
         <w:t xml:space="preserve">1. </w:t>
       </w:r>
-      <w:ins w:id="193" w:author="Проект новой редакции" w:date="2026-10-23T13:44:00Z">
+      <w:ins w:id="193" w:author="Проект новой редакции" w:date="2026-10-23T13:54:00Z">
         <w:r>
           <w:t xml:space="preserve">Частная компания «Climate Action Company Limited» </w:t>
         </w:r>
@@ -3198,7 +3204,7 @@
           <w:t>в лице Директора, Главного исполнительного директора и Уполномоченного лица Е. Н. Қаражана</w:t>
         </w:r>
       </w:ins>
-      <w:del w:id="194" w:author="Проект новой редакции" w:date="2026-10-23T13:44:00Z">
+      <w:del w:id="194" w:author="Проект новой редакции" w:date="2026-10-23T13:54:00Z">
         <w:r>
           <w:delText>Нуралин Рамазан</w:delText>
         </w:r>
@@ -3274,7 +3280,7 @@
       <w:r>
         <w:t xml:space="preserve">1. </w:t>
       </w:r>
-      <w:ins w:id="195" w:author="Проект новой редакции" w:date="2026-10-23T13:44:00Z">
+      <w:ins w:id="195" w:author="Проект новой редакции" w:date="2026-10-23T13:54:00Z">
         <w:r>
           <w:t xml:space="preserve">Верховный попечитель </w:t>
         </w:r>
@@ -3285,7 +3291,7 @@
           <w:t xml:space="preserve"> Е. Нысанбаев</w:t>
         </w:r>
       </w:ins>
-      <w:del w:id="196" w:author="Проект новой редакции" w:date="2026-10-23T13:44:00Z">
+      <w:del w:id="196" w:author="Проект новой редакции" w:date="2026-10-23T13:54:00Z">
         <w:r>
           <w:delText>Аманбаев Кайсар</w:delText>
         </w:r>
@@ -3361,7 +3367,7 @@
       <w:r>
         <w:t xml:space="preserve">1. </w:t>
       </w:r>
-      <w:ins w:id="197" w:author="Проект новой редакции" w:date="2026-10-23T13:44:00Z">
+      <w:ins w:id="197" w:author="Проект новой редакции" w:date="2026-10-23T13:54:00Z">
         <w:r>
           <w:t>Главный исполнительный директор</w:t>
         </w:r>
@@ -3375,7 +3381,7 @@
           <w:t xml:space="preserve"> Е. Н. Қаражан</w:t>
         </w:r>
       </w:ins>
-      <w:del w:id="198" w:author="Проект новой редакции" w:date="2026-10-23T13:44:00Z">
+      <w:del w:id="198" w:author="Проект новой редакции" w:date="2026-10-23T13:54:00Z">
         <w:r>
           <w:delText>Джангарашев Ролан</w:delText>
         </w:r>
@@ -3391,12 +3397,12 @@
       <w:r>
         <w:t xml:space="preserve">2. </w:t>
       </w:r>
-      <w:ins w:id="199" w:author="Проект новой редакции" w:date="2026-10-23T13:44:00Z">
+      <w:ins w:id="199" w:author="Проект новой редакции" w:date="2026-10-23T13:54:00Z">
         <w:r>
           <w:t>Заместитель Главного исполнительного директора по административным вопросам – М. Темирбеков</w:t>
         </w:r>
       </w:ins>
-      <w:del w:id="200" w:author="Проект новой редакции" w:date="2026-10-23T13:44:00Z">
+      <w:del w:id="200" w:author="Проект новой редакции" w:date="2026-10-23T13:54:00Z">
         <w:r>
           <w:delText>Бейсенгазин Куаныш</w:delText>
         </w:r>
@@ -4108,34 +4114,7 @@
     <w:hidden/>
     <w:uiPriority w:val="99"/>
     <w:semiHidden/>
-    <w:rsid w:val="00395EBE"/>
-  </w:style>
-  <w:style w:type="paragraph" w:styleId="ad">
-    <w:name w:val="Balloon Text"/>
-    <w:basedOn w:val="a"/>
-    <w:link w:val="ae"/>
-    <w:uiPriority w:val="99"/>
-    <w:semiHidden/>
-    <w:unhideWhenUsed/>
-    <w:rsid w:val="00395EBE"/>
-    <w:rPr>
-      <w:rFonts w:ascii="Segoe UI" w:hAnsi="Segoe UI" w:cs="Segoe UI"/>
-      <w:sz w:val="18"/>
-      <w:szCs w:val="18"/>
-    </w:rPr>
-  </w:style>
-  <w:style w:type="character" w:customStyle="1" w:styleId="ae">
-    <w:name w:val="Текст выноски Знак"/>
-    <w:basedOn w:val="a0"/>
-    <w:link w:val="ad"/>
-    <w:uiPriority w:val="99"/>
-    <w:semiHidden/>
-    <w:rsid w:val="00395EBE"/>
-    <w:rPr>
-      <w:rFonts w:ascii="Segoe UI" w:hAnsi="Segoe UI" w:cs="Segoe UI"/>
-      <w:sz w:val="18"/>
-      <w:szCs w:val="18"/>
-    </w:rPr>
+    <w:rsid w:val="004F4DA4"/>
   </w:style>
 </w:styles>
 </file>

--- a/Устав/_документы/С выделением — Положение ЦАКФ.docx
+++ b/Устав/_документы/С выделением — Положение ЦАКФ.docx
@@ -8,7 +8,7 @@
       </w:pPr>
       <w:bookmarkStart w:id="0" w:name="_GoBack"/>
       <w:bookmarkEnd w:id="0"/>
-      <w:ins w:id="1" w:author="Проект новой редакции" w:date="2026-10-23T13:54:00Z">
+      <w:ins w:id="1" w:author="Проект новой редакции" w:date="2026-10-29T11:52:00Z">
         <w:r>
           <w:rPr>
             <w:b/>
@@ -59,7 +59,7 @@
         </w:rPr>
         <w:t>УТВЕРЖДЕНО: Решением № 2 от «24» марта 2024 года</w:t>
       </w:r>
-      <w:ins w:id="2" w:author="Проект новой редакции" w:date="2026-10-23T13:54:00Z">
+      <w:ins w:id="2" w:author="Проект новой редакции" w:date="2026-10-29T11:52:00Z">
         <w:r>
           <w:rPr>
             <w:b/>
@@ -95,12 +95,12 @@
       <w:r>
         <w:t>Дата утверждения</w:t>
       </w:r>
-      <w:ins w:id="3" w:author="Проект новой редакции" w:date="2026-10-23T13:54:00Z">
+      <w:ins w:id="3" w:author="Проект новой редакции" w:date="2026-10-29T11:52:00Z">
         <w:r>
           <w:t xml:space="preserve"> новой редакции: «___» __________ 2026</w:t>
         </w:r>
       </w:ins>
-      <w:del w:id="4" w:author="Проект новой редакции" w:date="2026-10-23T13:54:00Z">
+      <w:del w:id="4" w:author="Проект новой редакции" w:date="2026-10-29T11:52:00Z">
         <w:r>
           <w:delText>: 24 марта 2024</w:delText>
         </w:r>
@@ -113,12 +113,12 @@
       <w:pPr>
         <w:spacing w:after="160"/>
       </w:pPr>
-      <w:ins w:id="5" w:author="Проект новой редакции" w:date="2026-10-23T13:54:00Z">
+      <w:ins w:id="5" w:author="Проект новой редакции" w:date="2026-10-29T11:52:00Z">
         <w:r>
           <w:t>Первоначальная редакция утверждена</w:t>
         </w:r>
       </w:ins>
-      <w:del w:id="6" w:author="Проект новой редакции" w:date="2026-10-23T13:54:00Z">
+      <w:del w:id="6" w:author="Проект новой редакции" w:date="2026-10-29T11:52:00Z">
         <w:r>
           <w:delText>Утверждено</w:delText>
         </w:r>
@@ -201,12 +201,12 @@
       <w:r>
         <w:t xml:space="preserve">4. ЗАСЕДАНИЯ ПОПЕЧИТЕЛЬСКОГО СОВЕТА ............................. </w:t>
       </w:r>
-      <w:ins w:id="7" w:author="Проект новой редакции" w:date="2026-10-23T13:54:00Z">
+      <w:ins w:id="7" w:author="Проект новой редакции" w:date="2026-10-29T11:52:00Z">
         <w:r>
           <w:t>6</w:t>
         </w:r>
       </w:ins>
-      <w:del w:id="8" w:author="Проект новой редакции" w:date="2026-10-23T13:54:00Z">
+      <w:del w:id="8" w:author="Проект новой редакции" w:date="2026-10-29T11:52:00Z">
         <w:r>
           <w:delText>5</w:delText>
         </w:r>
@@ -220,12 +220,12 @@
       <w:r>
         <w:t xml:space="preserve">5. НАЗНАЧЕНИЕ И ПРЕКРАЩЕНИЕ ПОЛНОМОЧИЙ ЧЛЕНОВ ПОПЕЧИТЕЛЬСКОГО СОВЕТА .................................................... </w:t>
       </w:r>
-      <w:ins w:id="9" w:author="Проект новой редакции" w:date="2026-10-23T13:54:00Z">
+      <w:ins w:id="9" w:author="Проект новой редакции" w:date="2026-10-29T11:52:00Z">
         <w:r>
           <w:t>7</w:t>
         </w:r>
       </w:ins>
-      <w:del w:id="10" w:author="Проект новой редакции" w:date="2026-10-23T13:54:00Z">
+      <w:del w:id="10" w:author="Проект новой редакции" w:date="2026-10-29T11:52:00Z">
         <w:r>
           <w:delText>6</w:delText>
         </w:r>
@@ -239,12 +239,12 @@
       <w:r>
         <w:t xml:space="preserve">6. УПРАВЛЯЮЩИЙ СОВЕТ .............................................................. </w:t>
       </w:r>
-      <w:ins w:id="11" w:author="Проект новой редакции" w:date="2026-10-23T13:54:00Z">
+      <w:ins w:id="11" w:author="Проект новой редакции" w:date="2026-10-29T11:52:00Z">
         <w:r>
           <w:t>7</w:t>
         </w:r>
       </w:ins>
-      <w:del w:id="12" w:author="Проект новой редакции" w:date="2026-10-23T13:54:00Z">
+      <w:del w:id="12" w:author="Проект новой редакции" w:date="2026-10-29T11:52:00Z">
         <w:r>
           <w:delText>6</w:delText>
         </w:r>
@@ -258,12 +258,12 @@
       <w:r>
         <w:t xml:space="preserve">7. НАЗНАЧЕНИЕ И ПРЕКРАЩЕНИЕ ПОЛНОМОЧИЙ ЧЛЕНОВ СОВЕТА ......................................................................................... </w:t>
       </w:r>
-      <w:ins w:id="13" w:author="Проект новой редакции" w:date="2026-10-23T13:54:00Z">
+      <w:ins w:id="13" w:author="Проект новой редакции" w:date="2026-10-29T11:52:00Z">
         <w:r>
           <w:t>8</w:t>
         </w:r>
       </w:ins>
-      <w:del w:id="14" w:author="Проект новой редакции" w:date="2026-10-23T13:54:00Z">
+      <w:del w:id="14" w:author="Проект новой редакции" w:date="2026-10-29T11:52:00Z">
         <w:r>
           <w:delText>7</w:delText>
         </w:r>
@@ -274,13 +274,13 @@
         <w:spacing w:after="100"/>
         <w:ind w:left="567"/>
         <w:rPr>
-          <w:del w:id="15" w:author="Проект новой редакции" w:date="2026-10-23T13:54:00Z"/>
+          <w:del w:id="15" w:author="Проект новой редакции" w:date="2026-10-29T11:52:00Z"/>
         </w:rPr>
       </w:pPr>
       <w:r>
         <w:t xml:space="preserve">8. ПОЛНОМОЧИЯ И ФУНКЦИИ УПРАВЛЯЮЩЕГО СОВЕТА ....... </w:t>
       </w:r>
-      <w:del w:id="16" w:author="Проект новой редакции" w:date="2026-10-23T13:54:00Z">
+      <w:del w:id="16" w:author="Проект новой редакции" w:date="2026-10-29T11:52:00Z">
         <w:r>
           <w:delText>8</w:delText>
         </w:r>
@@ -291,7 +291,7 @@
         <w:spacing w:after="100"/>
         <w:ind w:left="567"/>
         <w:rPr>
-          <w:ins w:id="17" w:author="Проект новой редакции" w:date="2026-10-23T13:54:00Z"/>
+          <w:ins w:id="17" w:author="Проект новой редакции" w:date="2026-10-29T11:52:00Z"/>
         </w:rPr>
       </w:pPr>
       <w:r>
@@ -303,7 +303,7 @@
         <w:spacing w:after="100"/>
         <w:ind w:left="567"/>
       </w:pPr>
-      <w:ins w:id="18" w:author="Проект новой редакции" w:date="2026-10-23T13:54:00Z">
+      <w:ins w:id="18" w:author="Проект новой редакции" w:date="2026-10-29T11:52:00Z">
         <w:r>
           <w:t>9</w:t>
         </w:r>
@@ -311,12 +311,12 @@
       <w:r>
         <w:t xml:space="preserve">. ВОЗНАГРАЖДЕНИЕ И РАСХОДЫ ЧЛЕНОВ </w:t>
       </w:r>
-      <w:ins w:id="19" w:author="Проект новой редакции" w:date="2026-10-23T13:54:00Z">
+      <w:ins w:id="19" w:author="Проект новой редакции" w:date="2026-10-29T11:52:00Z">
         <w:r>
           <w:t>СОВЕТОВ .............</w:t>
         </w:r>
       </w:ins>
-      <w:del w:id="20" w:author="Проект новой редакции" w:date="2026-10-23T13:54:00Z">
+      <w:del w:id="20" w:author="Проект новой редакции" w:date="2026-10-29T11:52:00Z">
         <w:r>
           <w:delText>СОВЕТА ...............</w:delText>
         </w:r>
@@ -333,12 +333,12 @@
       <w:r>
         <w:t xml:space="preserve">10. ЗАСЕДАНИЯ УПРАВЛЯЮЩЕГО СОВЕТА ................................. </w:t>
       </w:r>
-      <w:ins w:id="21" w:author="Проект новой редакции" w:date="2026-10-23T13:54:00Z">
+      <w:ins w:id="21" w:author="Проект новой редакции" w:date="2026-10-29T11:52:00Z">
         <w:r>
           <w:t>10</w:t>
         </w:r>
       </w:ins>
-      <w:del w:id="22" w:author="Проект новой редакции" w:date="2026-10-23T13:54:00Z">
+      <w:del w:id="22" w:author="Проект новой редакции" w:date="2026-10-29T11:52:00Z">
         <w:r>
           <w:delText>9</w:delText>
         </w:r>
@@ -352,12 +352,12 @@
       <w:r>
         <w:t xml:space="preserve">11. ПОРЯДОК РАБОТЫ СОВЕТА ....................................................... </w:t>
       </w:r>
-      <w:ins w:id="23" w:author="Проект новой редакции" w:date="2026-10-23T13:54:00Z">
+      <w:ins w:id="23" w:author="Проект новой редакции" w:date="2026-10-29T11:52:00Z">
         <w:r>
           <w:t>11</w:t>
         </w:r>
       </w:ins>
-      <w:del w:id="24" w:author="Проект новой редакции" w:date="2026-10-23T13:54:00Z">
+      <w:del w:id="24" w:author="Проект новой редакции" w:date="2026-10-29T11:52:00Z">
         <w:r>
           <w:delText>10</w:delText>
         </w:r>
@@ -380,12 +380,12 @@
       <w:r>
         <w:t xml:space="preserve">13. СЕКРЕТАРЬ .................................................................................. </w:t>
       </w:r>
-      <w:ins w:id="25" w:author="Проект новой редакции" w:date="2026-10-23T13:54:00Z">
+      <w:ins w:id="25" w:author="Проект новой редакции" w:date="2026-10-29T11:52:00Z">
         <w:r>
           <w:t>12</w:t>
         </w:r>
       </w:ins>
-      <w:del w:id="26" w:author="Проект новой редакции" w:date="2026-10-23T13:54:00Z">
+      <w:del w:id="26" w:author="Проект новой редакции" w:date="2026-10-29T11:52:00Z">
         <w:r>
           <w:delText>11</w:delText>
         </w:r>
@@ -399,12 +399,12 @@
       <w:r>
         <w:t xml:space="preserve">14. ИМУЩЕСТВО И ДОХОД ФОНДА ................................................ </w:t>
       </w:r>
-      <w:ins w:id="27" w:author="Проект новой редакции" w:date="2026-10-23T13:54:00Z">
+      <w:ins w:id="27" w:author="Проект новой редакции" w:date="2026-10-29T11:52:00Z">
         <w:r>
           <w:t>12</w:t>
         </w:r>
       </w:ins>
-      <w:del w:id="28" w:author="Проект новой редакции" w:date="2026-10-23T13:54:00Z">
+      <w:del w:id="28" w:author="Проект новой редакции" w:date="2026-10-29T11:52:00Z">
         <w:r>
           <w:delText>11</w:delText>
         </w:r>
@@ -418,12 +418,12 @@
       <w:r>
         <w:t xml:space="preserve">15. ВНЕСЕНИЕ ИЗМЕНЕНИЙ </w:t>
       </w:r>
-      <w:ins w:id="29" w:author="Проект новой редакции" w:date="2026-10-23T13:54:00Z">
+      <w:ins w:id="29" w:author="Проект новой редакции" w:date="2026-10-29T11:52:00Z">
         <w:r>
           <w:t>В НАСТОЯЩЕЕ ПОЛОЖЕНИЕ ..............</w:t>
         </w:r>
       </w:ins>
-      <w:del w:id="30" w:author="Проект новой редакции" w:date="2026-10-23T13:54:00Z">
+      <w:del w:id="30" w:author="Проект новой редакции" w:date="2026-10-29T11:52:00Z">
         <w:r>
           <w:delText>И ОТМЕНА ........................................</w:delText>
         </w:r>
@@ -446,10 +446,10 @@
         <w:spacing w:after="100"/>
         <w:ind w:left="567"/>
         <w:rPr>
-          <w:ins w:id="31" w:author="Проект новой редакции" w:date="2026-10-23T13:54:00Z"/>
-        </w:rPr>
-      </w:pPr>
-      <w:ins w:id="32" w:author="Проект новой редакции" w:date="2026-10-23T13:54:00Z">
+          <w:ins w:id="31" w:author="Проект новой редакции" w:date="2026-10-29T11:52:00Z"/>
+        </w:rPr>
+      </w:pPr>
+      <w:ins w:id="32" w:author="Проект новой редакции" w:date="2026-10-29T11:52:00Z">
         <w:r>
           <w:t>ПРИЛОЖЕНИЯ 1–3 ...................................................................... 14</w:t>
         </w:r>
@@ -490,12 +490,12 @@
         <w:spacing w:after="160"/>
         <w:ind w:firstLine="567"/>
       </w:pPr>
-      <w:ins w:id="33" w:author="Проект новой редакции" w:date="2026-10-23T13:54:00Z">
+      <w:ins w:id="33" w:author="Проект новой редакции" w:date="2026-10-29T11:52:00Z">
         <w:r>
           <w:t>1) «ЦАКФ», «Проектный офис для Центральной Азии по изменению климата и зеленой энергетике» либо</w:t>
         </w:r>
       </w:ins>
-      <w:del w:id="34" w:author="Проект новой редакции" w:date="2026-10-23T13:54:00Z">
+      <w:del w:id="34" w:author="Проект новой редакции" w:date="2026-10-29T11:52:00Z">
         <w:r>
           <w:delText>1)</w:delText>
         </w:r>
@@ -554,7 +554,7 @@
       <w:r>
         <w:t xml:space="preserve">6) «Попечительский совет» означает высший орган управления Фонда, </w:t>
       </w:r>
-      <w:ins w:id="35" w:author="Проект новой редакции" w:date="2026-10-23T13:54:00Z">
+      <w:ins w:id="35" w:author="Проект новой редакции" w:date="2026-10-29T11:52:00Z">
         <w:r>
           <w:t xml:space="preserve">возглавляемый Верховным попечителем и </w:t>
         </w:r>
@@ -562,7 +562,7 @@
       <w:r>
         <w:t>состоящий из</w:t>
       </w:r>
-      <w:del w:id="36" w:author="Проект новой редакции" w:date="2026-10-23T13:54:00Z">
+      <w:del w:id="36" w:author="Проект новой редакции" w:date="2026-10-29T11:52:00Z">
         <w:r>
           <w:delText xml:space="preserve"> Верховного попечителя и</w:delText>
         </w:r>
@@ -579,12 +579,12 @@
       <w:r>
         <w:t>7) «Верховный попечитель» означает физическое лицо, назначенное Учредителем</w:t>
       </w:r>
-      <w:ins w:id="37" w:author="Проект новой редакции" w:date="2026-10-23T13:54:00Z">
+      <w:ins w:id="37" w:author="Проект новой редакции" w:date="2026-10-29T11:52:00Z">
         <w:r>
           <w:t>, являющееся высшим должностным лицом Фонда и осуществляющее свои функции в соответствии с</w:t>
         </w:r>
       </w:ins>
-      <w:del w:id="38" w:author="Проект новой редакции" w:date="2026-10-23T13:54:00Z">
+      <w:del w:id="38" w:author="Проект новой редакции" w:date="2026-10-29T11:52:00Z">
         <w:r>
           <w:delText xml:space="preserve"> для целей, предусмотренных</w:delText>
         </w:r>
@@ -601,12 +601,12 @@
       <w:r>
         <w:t xml:space="preserve">8) «Попечитель» означает физическое лицо, назначенное </w:t>
       </w:r>
-      <w:ins w:id="39" w:author="Проект новой редакции" w:date="2026-10-23T13:54:00Z">
+      <w:ins w:id="39" w:author="Проект новой редакции" w:date="2026-10-29T11:52:00Z">
         <w:r>
           <w:t>Верховным попечителем</w:t>
         </w:r>
       </w:ins>
-      <w:del w:id="40" w:author="Проект новой редакции" w:date="2026-10-23T13:54:00Z">
+      <w:del w:id="40" w:author="Проект новой редакции" w:date="2026-10-29T11:52:00Z">
         <w:r>
           <w:delText>Учредителем</w:delText>
         </w:r>
@@ -717,15 +717,14 @@
         <w:ind w:firstLine="567"/>
       </w:pPr>
       <w:r>
-        <w:lastRenderedPageBreak/>
         <w:t>19) «Контрибьютор» означает юридическое и/или физическое лицо, вносящее в Фонд пожертвования, гранты, имущество и иные средства, которые являются законными, «чистыми», свободными от каких-либо залогов и обременений</w:t>
       </w:r>
-      <w:ins w:id="41" w:author="Проект новой редакции" w:date="2026-10-23T13:54:00Z">
+      <w:ins w:id="41" w:author="Проект новой редакции" w:date="2026-10-29T11:52:00Z">
         <w:r>
           <w:t>;</w:t>
         </w:r>
       </w:ins>
-      <w:del w:id="42" w:author="Проект новой редакции" w:date="2026-10-23T13:54:00Z">
+      <w:del w:id="42" w:author="Проект новой редакции" w:date="2026-10-29T11:52:00Z">
         <w:r>
           <w:delText>.</w:delText>
         </w:r>
@@ -736,10 +735,10 @@
         <w:spacing w:after="160"/>
         <w:ind w:firstLine="567"/>
         <w:rPr>
-          <w:ins w:id="43" w:author="Проект новой редакции" w:date="2026-10-23T13:54:00Z"/>
-        </w:rPr>
-      </w:pPr>
-      <w:ins w:id="44" w:author="Проект новой редакции" w:date="2026-10-23T13:54:00Z">
+          <w:ins w:id="43" w:author="Проект новой редакции" w:date="2026-10-29T11:52:00Z"/>
+        </w:rPr>
+      </w:pPr>
+      <w:ins w:id="44" w:author="Проект новой редакции" w:date="2026-10-29T11:52:00Z">
         <w:r>
           <w:t>20) «Основные средства» означает имущество Фонда, используемое в его деятельности более одного года и учитываемое в качестве основных средств в соответствии с Международными стандартами финансовой отчетности.</w:t>
         </w:r>
@@ -828,12 +827,12 @@
       <w:r>
         <w:t>а) полномочие назначать и переназначать Верховного попечителя</w:t>
       </w:r>
-      <w:ins w:id="45" w:author="Проект новой редакции" w:date="2026-10-23T13:54:00Z">
+      <w:ins w:id="45" w:author="Проект новой редакции" w:date="2026-10-29T11:52:00Z">
         <w:r>
           <w:t>; Попечители</w:t>
         </w:r>
       </w:ins>
-      <w:del w:id="46" w:author="Проект новой редакции" w:date="2026-10-23T13:54:00Z">
+      <w:del w:id="46" w:author="Проект новой редакции" w:date="2026-10-29T11:52:00Z">
         <w:r>
           <w:delText xml:space="preserve"> и Попечителей</w:delText>
         </w:r>
@@ -841,7 +840,7 @@
       <w:r>
         <w:t xml:space="preserve"> Попечительского совета</w:t>
       </w:r>
-      <w:ins w:id="47" w:author="Проект новой редакции" w:date="2026-10-23T13:54:00Z">
+      <w:ins w:id="47" w:author="Проект новой редакции" w:date="2026-10-29T11:52:00Z">
         <w:r>
           <w:t xml:space="preserve"> назначаются Верховным попечителем</w:t>
         </w:r>
@@ -858,12 +857,12 @@
       <w:r>
         <w:t xml:space="preserve">б) полномочие отстранять Верховного попечителя </w:t>
       </w:r>
-      <w:ins w:id="48" w:author="Проект новой редакции" w:date="2026-10-23T13:54:00Z">
+      <w:ins w:id="48" w:author="Проект новой редакции" w:date="2026-10-29T11:52:00Z">
         <w:r>
           <w:t>с одновременным назначением нового Верховного попечителя</w:t>
         </w:r>
       </w:ins>
-      <w:del w:id="49" w:author="Проект новой редакции" w:date="2026-10-23T13:54:00Z">
+      <w:del w:id="49" w:author="Проект новой редакции" w:date="2026-10-29T11:52:00Z">
         <w:r>
           <w:delText>и Попечителей Попечительского совета в случае существенного нарушения положений раздела 3 настоящего Положения</w:delText>
         </w:r>
@@ -922,12 +921,12 @@
       <w:r>
         <w:t>3.1. Попечительский совет является высшим органом управления Фонда и</w:t>
       </w:r>
-      <w:ins w:id="50" w:author="Проект новой редакции" w:date="2026-10-23T13:54:00Z">
+      <w:ins w:id="50" w:author="Проект новой редакции" w:date="2026-10-29T11:52:00Z">
         <w:r>
           <w:t xml:space="preserve"> возглавляется Верховным попечителем. При отсутствии Попечителей полномочия</w:t>
         </w:r>
       </w:ins>
-      <w:del w:id="51" w:author="Проект новой редакции" w:date="2026-10-23T13:54:00Z">
+      <w:del w:id="51" w:author="Проект новой редакции" w:date="2026-10-29T11:52:00Z">
         <w:r>
           <w:delText>, действуя индивидуально в лице Верховного попечителя либо коллегиально в качестве</w:delText>
         </w:r>
@@ -935,12 +934,12 @@
       <w:r>
         <w:t xml:space="preserve"> Попечительского совета</w:t>
       </w:r>
-      <w:ins w:id="52" w:author="Проект новой редакции" w:date="2026-10-23T13:54:00Z">
+      <w:ins w:id="52" w:author="Проект новой редакции" w:date="2026-10-29T11:52:00Z">
         <w:r>
           <w:t xml:space="preserve"> осуществляются Верховным попечителем единолично. Попечительский совет</w:t>
         </w:r>
       </w:ins>
-      <w:del w:id="53" w:author="Проект новой редакции" w:date="2026-10-23T13:54:00Z">
+      <w:del w:id="53" w:author="Проект новой редакции" w:date="2026-10-29T11:52:00Z">
         <w:r>
           <w:delText>,</w:delText>
         </w:r>
@@ -955,7 +954,6 @@
         <w:ind w:firstLine="567"/>
       </w:pPr>
       <w:r>
-        <w:lastRenderedPageBreak/>
         <w:t>а) обязан вести и хранить точные счета и записи, относящиеся к его попечительской деятельности, в течение всего срока действия попечительства и в течение шести (6) лет после его прекращения;</w:t>
       </w:r>
     </w:p>
@@ -967,7 +965,7 @@
       <w:r>
         <w:t>б) обязан соблюдать положения Устава, Положения и Регламента</w:t>
       </w:r>
-      <w:ins w:id="54" w:author="Проект новой редакции" w:date="2026-10-23T13:54:00Z">
+      <w:ins w:id="54" w:author="Проект новой редакции" w:date="2026-10-29T11:52:00Z">
         <w:r>
           <w:t xml:space="preserve"> фондов МФЦА</w:t>
         </w:r>
@@ -1035,15 +1033,15 @@
         <w:spacing w:after="160"/>
         <w:ind w:firstLine="567"/>
         <w:rPr>
-          <w:del w:id="55" w:author="Проект новой редакции" w:date="2026-10-23T13:54:00Z"/>
-        </w:rPr>
-      </w:pPr>
-      <w:ins w:id="56" w:author="Проект новой редакции" w:date="2026-10-23T13:54:00Z">
+          <w:del w:id="55" w:author="Проект новой редакции" w:date="2026-10-29T11:52:00Z"/>
+        </w:rPr>
+      </w:pPr>
+      <w:ins w:id="56" w:author="Проект новой редакции" w:date="2026-10-29T11:52:00Z">
         <w:r>
           <w:t>а</w:t>
         </w:r>
       </w:ins>
-      <w:del w:id="57" w:author="Проект новой редакции" w:date="2026-10-23T13:54:00Z">
+      <w:del w:id="57" w:author="Проект новой редакции" w:date="2026-10-29T11:52:00Z">
         <w:r>
           <w:delText>а) определяет и утверждает стратегии развития Фонда;</w:delText>
         </w:r>
@@ -1054,10 +1052,10 @@
         <w:spacing w:after="160"/>
         <w:ind w:firstLine="567"/>
         <w:rPr>
-          <w:del w:id="58" w:author="Проект новой редакции" w:date="2026-10-23T13:54:00Z"/>
-        </w:rPr>
-      </w:pPr>
-      <w:del w:id="59" w:author="Проект новой редакции" w:date="2026-10-23T13:54:00Z">
+          <w:del w:id="58" w:author="Проект новой редакции" w:date="2026-10-29T11:52:00Z"/>
+        </w:rPr>
+      </w:pPr>
+      <w:del w:id="59" w:author="Проект новой редакции" w:date="2026-10-29T11:52:00Z">
         <w:r>
           <w:delText>б) определяет официальные оклады и условия вознаграждения и премирования членов Попечительского и Управляющего советов по предложению Управляющего совета;</w:delText>
         </w:r>
@@ -1068,10 +1066,10 @@
         <w:spacing w:after="160"/>
         <w:ind w:firstLine="567"/>
         <w:rPr>
-          <w:del w:id="60" w:author="Проект новой редакции" w:date="2026-10-23T13:54:00Z"/>
-        </w:rPr>
-      </w:pPr>
-      <w:del w:id="61" w:author="Проект новой редакции" w:date="2026-10-23T13:54:00Z">
+          <w:del w:id="60" w:author="Проект новой редакции" w:date="2026-10-29T11:52:00Z"/>
+        </w:rPr>
+      </w:pPr>
+      <w:del w:id="61" w:author="Проект новой редакции" w:date="2026-10-29T11:52:00Z">
         <w:r>
           <w:delText>в) утверждает получение, распоряжение и использование имущества Фонда в целях достижения целей Фонда и для его операционной деятельности;</w:delText>
         </w:r>
@@ -1082,7 +1080,7 @@
         <w:spacing w:after="160"/>
         <w:ind w:firstLine="567"/>
       </w:pPr>
-      <w:del w:id="62" w:author="Проект новой редакции" w:date="2026-10-23T13:54:00Z">
+      <w:del w:id="62" w:author="Проект новой редакции" w:date="2026-10-29T11:52:00Z">
         <w:r>
           <w:delText>г</w:delText>
         </w:r>
@@ -1096,12 +1094,12 @@
         <w:spacing w:after="160"/>
         <w:ind w:firstLine="567"/>
       </w:pPr>
-      <w:ins w:id="63" w:author="Проект новой редакции" w:date="2026-10-23T13:54:00Z">
+      <w:ins w:id="63" w:author="Проект новой редакции" w:date="2026-10-29T11:52:00Z">
         <w:r>
           <w:t>б</w:t>
         </w:r>
       </w:ins>
-      <w:del w:id="64" w:author="Проект новой редакции" w:date="2026-10-23T13:54:00Z">
+      <w:del w:id="64" w:author="Проект новой редакции" w:date="2026-10-29T11:52:00Z">
         <w:r>
           <w:delText>д</w:delText>
         </w:r>
@@ -1115,12 +1113,12 @@
         <w:spacing w:after="160"/>
         <w:ind w:firstLine="567"/>
       </w:pPr>
-      <w:ins w:id="65" w:author="Проект новой редакции" w:date="2026-10-23T13:54:00Z">
+      <w:ins w:id="65" w:author="Проект новой редакции" w:date="2026-10-29T11:52:00Z">
         <w:r>
           <w:t>в</w:t>
         </w:r>
       </w:ins>
-      <w:del w:id="66" w:author="Проект новой редакции" w:date="2026-10-23T13:54:00Z">
+      <w:del w:id="66" w:author="Проект новой редакции" w:date="2026-10-29T11:52:00Z">
         <w:r>
           <w:delText>е</w:delText>
         </w:r>
@@ -1134,10 +1132,10 @@
         <w:spacing w:after="160"/>
         <w:ind w:firstLine="567"/>
         <w:rPr>
-          <w:ins w:id="67" w:author="Проект новой редакции" w:date="2026-10-23T13:54:00Z"/>
-        </w:rPr>
-      </w:pPr>
-      <w:ins w:id="68" w:author="Проект новой редакции" w:date="2026-10-23T13:54:00Z">
+          <w:ins w:id="67" w:author="Проект новой редакции" w:date="2026-10-29T11:52:00Z"/>
+        </w:rPr>
+      </w:pPr>
+      <w:ins w:id="68" w:author="Проект новой редакции" w:date="2026-10-29T11:52:00Z">
         <w:r>
           <w:t>Утверждение бюджета и политик Фонда, решения о приобретении, распоряжении и использовании основных средств Фонда, а также расходы на операционную деятельность Фонда одобрения Попечительского совета не требуют и осуществляются в порядке пунктов 3.11, 8.4, 8.7 и 14.1.</w:t>
         </w:r>
@@ -1202,12 +1200,11 @@
         <w:spacing w:after="160"/>
         <w:ind w:firstLine="567"/>
         <w:rPr>
-          <w:ins w:id="69" w:author="Проект новой редакции" w:date="2026-10-23T13:54:00Z"/>
-        </w:rPr>
-      </w:pPr>
-      <w:ins w:id="70" w:author="Проект новой редакции" w:date="2026-10-23T13:54:00Z">
-        <w:r>
-          <w:lastRenderedPageBreak/>
+          <w:ins w:id="69" w:author="Проект новой редакции" w:date="2026-10-29T11:52:00Z"/>
+        </w:rPr>
+      </w:pPr>
+      <w:ins w:id="70" w:author="Проект новой редакции" w:date="2026-10-29T11:52:00Z">
+        <w:r>
           <w:t>б) получать уведомления об утверждении и изменении бюджета и политик Фонда, а также о решениях, указанных в подпункте а) пункта 14.1, и возражать против них в порядке пункта 3.11;</w:t>
         </w:r>
       </w:ins>
@@ -1217,10 +1214,10 @@
         <w:spacing w:after="160"/>
         <w:ind w:firstLine="567"/>
         <w:rPr>
-          <w:del w:id="71" w:author="Проект новой редакции" w:date="2026-10-23T13:54:00Z"/>
-        </w:rPr>
-      </w:pPr>
-      <w:del w:id="72" w:author="Проект новой редакции" w:date="2026-10-23T13:54:00Z">
+          <w:del w:id="71" w:author="Проект новой редакции" w:date="2026-10-29T11:52:00Z"/>
+        </w:rPr>
+      </w:pPr>
+      <w:del w:id="72" w:author="Проект новой редакции" w:date="2026-10-29T11:52:00Z">
         <w:r>
           <w:delText>б) утверждать Средства Фонда по предложению Управляющего совета и с учетом приоритетных направлений, определенных Попечительским советом;</w:delText>
         </w:r>
@@ -1243,12 +1240,12 @@
       <w:r>
         <w:t>г) принимать решение о созыве ежегодных заседаний Попечительского совета</w:t>
       </w:r>
-      <w:ins w:id="73" w:author="Проект новой редакции" w:date="2026-10-23T13:54:00Z">
+      <w:ins w:id="73" w:author="Проект новой редакции" w:date="2026-10-29T11:52:00Z">
         <w:r>
           <w:t>;</w:t>
         </w:r>
       </w:ins>
-      <w:del w:id="74" w:author="Проект новой редакции" w:date="2026-10-23T13:54:00Z">
+      <w:del w:id="74" w:author="Проект новой редакции" w:date="2026-10-29T11:52:00Z">
         <w:r>
           <w:delText xml:space="preserve"> и/или Управляющего совета;</w:delText>
         </w:r>
@@ -1259,13 +1256,13 @@
         <w:spacing w:after="160"/>
         <w:ind w:firstLine="567"/>
         <w:rPr>
-          <w:ins w:id="75" w:author="Проект новой редакции" w:date="2026-10-23T13:54:00Z"/>
+          <w:ins w:id="75" w:author="Проект новой редакции" w:date="2026-10-29T11:52:00Z"/>
         </w:rPr>
       </w:pPr>
       <w:r>
         <w:t>д) осуществлять контроль за эффективностью практик корпоративного управления в Фонде</w:t>
       </w:r>
-      <w:ins w:id="76" w:author="Проект новой редакции" w:date="2026-10-23T13:54:00Z">
+      <w:ins w:id="76" w:author="Проект новой редакции" w:date="2026-10-29T11:52:00Z">
         <w:r>
           <w:t>;</w:t>
         </w:r>
@@ -1276,10 +1273,10 @@
         <w:spacing w:after="160"/>
         <w:ind w:firstLine="567"/>
         <w:rPr>
-          <w:ins w:id="77" w:author="Проект новой редакции" w:date="2026-10-23T13:54:00Z"/>
-        </w:rPr>
-      </w:pPr>
-      <w:ins w:id="78" w:author="Проект новой редакции" w:date="2026-10-23T13:54:00Z">
+          <w:ins w:id="77" w:author="Проект новой редакции" w:date="2026-10-29T11:52:00Z"/>
+        </w:rPr>
+      </w:pPr>
+      <w:ins w:id="78" w:author="Проект новой редакции" w:date="2026-10-29T11:52:00Z">
         <w:r>
           <w:t>е) определять и утверждать стратегии развития Фонда;</w:t>
         </w:r>
@@ -1290,24 +1287,24 @@
         <w:spacing w:after="160"/>
         <w:ind w:firstLine="567"/>
         <w:rPr>
-          <w:ins w:id="79" w:author="Проект новой редакции" w:date="2026-10-23T13:54:00Z"/>
-        </w:rPr>
-      </w:pPr>
-      <w:ins w:id="80" w:author="Проект новой редакции" w:date="2026-10-23T13:54:00Z">
-        <w:r>
-          <w:t>ж) определять оклады и условия вознаграждения и премирования членов Управляющего совета по предложению Управляющего совета;</w:t>
-        </w:r>
-      </w:ins>
-    </w:p>
-    <w:p>
-      <w:pPr>
-        <w:spacing w:after="160"/>
-        <w:ind w:firstLine="567"/>
-        <w:rPr>
-          <w:ins w:id="81" w:author="Проект новой редакции" w:date="2026-10-23T13:54:00Z"/>
-        </w:rPr>
-      </w:pPr>
-      <w:ins w:id="82" w:author="Проект новой редакции" w:date="2026-10-23T13:54:00Z">
+          <w:ins w:id="79" w:author="Проект новой редакции" w:date="2026-10-29T11:52:00Z"/>
+        </w:rPr>
+      </w:pPr>
+      <w:ins w:id="80" w:author="Проект новой редакции" w:date="2026-10-29T11:52:00Z">
+        <w:r>
+          <w:t>ж) определять оклады членов Управляющего совета и условия их вознаграждения и премирования (критерии и предельные размеры премий) по предложению Управляющего совета;</w:t>
+        </w:r>
+      </w:ins>
+    </w:p>
+    <w:p>
+      <w:pPr>
+        <w:spacing w:after="160"/>
+        <w:ind w:firstLine="567"/>
+        <w:rPr>
+          <w:ins w:id="81" w:author="Проект новой редакции" w:date="2026-10-29T11:52:00Z"/>
+        </w:rPr>
+      </w:pPr>
+      <w:ins w:id="82" w:author="Проект новой редакции" w:date="2026-10-29T11:52:00Z">
         <w:r>
           <w:t>з) назначать и отстранять Попечителей Попечительского совета.</w:t>
         </w:r>
@@ -1318,10 +1315,10 @@
         <w:spacing w:after="160"/>
         <w:ind w:firstLine="567"/>
         <w:rPr>
-          <w:ins w:id="83" w:author="Проект новой редакции" w:date="2026-10-23T13:54:00Z"/>
-        </w:rPr>
-      </w:pPr>
-      <w:ins w:id="84" w:author="Проект новой редакции" w:date="2026-10-23T13:54:00Z">
+          <w:ins w:id="83" w:author="Проект новой редакции" w:date="2026-10-29T11:52:00Z"/>
+        </w:rPr>
+      </w:pPr>
+      <w:ins w:id="84" w:author="Проект новой редакции" w:date="2026-10-29T11:52:00Z">
         <w:r>
           <w:t>3.6. Деятельность Попечительского совета обеспечивается за счет средств Фонда.</w:t>
         </w:r>
@@ -1332,10 +1329,10 @@
         <w:spacing w:after="160"/>
         <w:ind w:firstLine="567"/>
         <w:rPr>
-          <w:ins w:id="85" w:author="Проект новой редакции" w:date="2026-10-23T13:54:00Z"/>
-        </w:rPr>
-      </w:pPr>
-      <w:ins w:id="86" w:author="Проект новой редакции" w:date="2026-10-23T13:54:00Z">
+          <w:ins w:id="85" w:author="Проект новой редакции" w:date="2026-10-29T11:52:00Z"/>
+        </w:rPr>
+      </w:pPr>
+      <w:ins w:id="86" w:author="Проект новой редакции" w:date="2026-10-29T11:52:00Z">
         <w:r>
           <w:t xml:space="preserve">3.7. Оклады, вознаграждение и премии Верховного попечителя и Попечителей определяются коллегиально Попечительским советом и утверждаются на его заседании, а при отсутствии Попечителей </w:t>
         </w:r>
@@ -1352,10 +1349,10 @@
         <w:spacing w:after="160"/>
         <w:ind w:firstLine="567"/>
         <w:rPr>
-          <w:ins w:id="87" w:author="Проект новой редакции" w:date="2026-10-23T13:54:00Z"/>
-        </w:rPr>
-      </w:pPr>
-      <w:ins w:id="88" w:author="Проект новой редакции" w:date="2026-10-23T13:54:00Z">
+          <w:ins w:id="87" w:author="Проект новой редакции" w:date="2026-10-29T11:52:00Z"/>
+        </w:rPr>
+      </w:pPr>
+      <w:ins w:id="88" w:author="Проект новой редакции" w:date="2026-10-29T11:52:00Z">
         <w:r>
           <w:t>3.8. Пункт 3.7 не распространяется на Верховного попечителя и Попечителей, являющихся политическими или государственными служащими.</w:t>
         </w:r>
@@ -1366,10 +1363,10 @@
         <w:spacing w:after="160"/>
         <w:ind w:firstLine="567"/>
         <w:rPr>
-          <w:ins w:id="89" w:author="Проект новой редакции" w:date="2026-10-23T13:54:00Z"/>
-        </w:rPr>
-      </w:pPr>
-      <w:ins w:id="90" w:author="Проект новой редакции" w:date="2026-10-23T13:54:00Z">
+          <w:ins w:id="89" w:author="Проект новой редакции" w:date="2026-10-29T11:52:00Z"/>
+        </w:rPr>
+      </w:pPr>
+      <w:ins w:id="90" w:author="Проект новой редакции" w:date="2026-10-29T11:52:00Z">
         <w:r>
           <w:t>3.9. Попечительский совет по решению Верховного попечителя может иметь секретаря и (или) рабочий орган, обеспечивающий его деятельность.</w:t>
         </w:r>
@@ -1380,10 +1377,10 @@
         <w:spacing w:after="160"/>
         <w:ind w:firstLine="567"/>
         <w:rPr>
-          <w:ins w:id="91" w:author="Проект новой редакции" w:date="2026-10-23T13:54:00Z"/>
-        </w:rPr>
-      </w:pPr>
-      <w:ins w:id="92" w:author="Проект новой редакции" w:date="2026-10-23T13:54:00Z">
+          <w:ins w:id="91" w:author="Проект новой редакции" w:date="2026-10-29T11:52:00Z"/>
+        </w:rPr>
+      </w:pPr>
+      <w:ins w:id="92" w:author="Проект новой редакции" w:date="2026-10-29T11:52:00Z">
         <w:r>
           <w:t>3.10. Вопросы, требующие одобрения, утверждения или согласования Верховного попечителя (Попечительского совета), вносятся Управляющим советом в письменной форме, в том числе по электронной почте, с приложением необходимых материалов. Если в течение 10 (десяти) рабочих дней со дня получения материалов Верховный попечитель (Попечительский совет) не сообщил Управляющему совету о своем решении или о продлении срока рассмотрения, вопрос считается одобренным (утвержденным, согласованным). Срок рассмотрения может быть однократно продлен не более чем на 10 (десять) рабочих дней с письменным уведомлением Управляющего совета. Настоящий пункт не применяется к согласию на внесение изменений в Устав и Положение (подпункт в) пункта 2.1, раздел 15) и к назначению и отстранению членов Управляющего совета (подпункт а) пункта 3.5).</w:t>
         </w:r>
@@ -1394,25 +1391,21 @@
         <w:spacing w:after="160"/>
         <w:ind w:firstLine="567"/>
         <w:rPr>
-          <w:ins w:id="93" w:author="Проект новой редакции" w:date="2026-10-23T13:54:00Z"/>
-        </w:rPr>
-      </w:pPr>
-      <w:ins w:id="94" w:author="Проект новой редакции" w:date="2026-10-23T13:54:00Z">
-        <w:r>
-          <w:t xml:space="preserve">3.11. Об утверждении и изменении бюджета и политик Фонда, а также о решениях, указанных в подпункте а) пункта 14.1, Управляющий совет уведомляет Верховного попечителя в течение 5 (пяти) рабочих дней со дня принятия решения с приложением утвержденного документа. Верховный попечитель вправе в течение 10 (десяти) рабочих дней со дня получения уведомления направить Управляющему совету мотивированное письменное возражение. Решение исполняется по истечении указанного срока, если возражение не направлено, либо ранее – при письменном подтверждении Верховного попечителя. При направлении возражения Управляющий совет повторно рассматривает </w:t>
-        </w:r>
-        <w:r>
-          <w:lastRenderedPageBreak/>
-          <w:t>вопрос с учетом возражения и уведомляет Верховного попечителя о принятом решении в том же порядке.</w:t>
-        </w:r>
-      </w:ins>
-    </w:p>
-    <w:p>
-      <w:pPr>
-        <w:spacing w:after="160"/>
-        <w:ind w:firstLine="567"/>
-      </w:pPr>
-      <w:ins w:id="95" w:author="Проект новой редакции" w:date="2026-10-23T13:54:00Z">
+          <w:ins w:id="93" w:author="Проект новой редакции" w:date="2026-10-29T11:52:00Z"/>
+        </w:rPr>
+      </w:pPr>
+      <w:ins w:id="94" w:author="Проект новой редакции" w:date="2026-10-29T11:52:00Z">
+        <w:r>
+          <w:t>3.11. Об утверждении и изменении бюджета и политик Фонда, а также о решениях, указанных в подпункте а) пункта 14.1, Управляющий совет уведомляет Верховного попечителя в течение 5 (пяти) рабочих дней со дня принятия решения с приложением утвержденного документа. Верховный попечитель вправе в течение 10 (десяти) рабочих дней со дня получения уведомления направить Управляющему совету мотивированное письменное возражение. Решение исполняется по истечении указанного срока, если возражение не направлено, либо ранее – при письменном подтверждении Верховного попечителя. При направлении возражения Управляющий совет повторно рассматривает вопрос с учетом возражения и уведомляет Верховного попечителя о принятом решении в том же порядке.</w:t>
+        </w:r>
+      </w:ins>
+    </w:p>
+    <w:p>
+      <w:pPr>
+        <w:spacing w:after="160"/>
+        <w:ind w:firstLine="567"/>
+      </w:pPr>
+      <w:ins w:id="95" w:author="Проект новой редакции" w:date="2026-10-29T11:52:00Z">
         <w:r>
           <w:t>3.12. На период временного отсутствия Верховный попечитель вправе письменно поручить рассмотрение вопросов, указанных в пунктах 3.10 и 3.11, одному из Попечителей. При вакансии должности Верховного попечителя материалы и уведомления, указанные в пунктах 3.10 и 3.11, направляются Попечительскому совету, а при отсутствии Попечителей – Учредителю; сроки и последствия их нерассмотрения определяются пунктами 3.10 и 3.11</w:t>
         </w:r>
@@ -1567,7 +1560,7 @@
       <w:r>
         <w:t>а) в связи с истечением срока назначения Попечителя</w:t>
       </w:r>
-      <w:ins w:id="96" w:author="Проект новой редакции" w:date="2026-10-23T13:54:00Z">
+      <w:ins w:id="96" w:author="Проект новой редакции" w:date="2026-10-29T11:52:00Z">
         <w:r>
           <w:t>, в том числе Верховного попечителя</w:t>
         </w:r>
@@ -1584,7 +1577,7 @@
       <w:r>
         <w:t xml:space="preserve">б) в соответствии с подпунктом (б) раздела 2.1 </w:t>
       </w:r>
-      <w:ins w:id="97" w:author="Проект новой редакции" w:date="2026-10-23T13:54:00Z">
+      <w:ins w:id="97" w:author="Проект новой редакции" w:date="2026-10-29T11:52:00Z">
         <w:r>
           <w:t xml:space="preserve">(Верховный попечитель) либо подпунктом (з) раздела 3.5 (Попечитель) </w:t>
         </w:r>
@@ -1601,7 +1594,7 @@
       <w:r>
         <w:t xml:space="preserve">в) вследствие письменной отставки </w:t>
       </w:r>
-      <w:ins w:id="98" w:author="Проект новой редакции" w:date="2026-10-23T13:54:00Z">
+      <w:ins w:id="98" w:author="Проект новой редакции" w:date="2026-10-29T11:52:00Z">
         <w:r>
           <w:t xml:space="preserve">Верховного попечителя </w:t>
         </w:r>
@@ -1612,7 +1605,7 @@
           <w:t xml:space="preserve"> </w:t>
         </w:r>
       </w:ins>
-      <w:del w:id="99" w:author="Проект новой редакции" w:date="2026-10-23T13:54:00Z">
+      <w:del w:id="99" w:author="Проект новой редакции" w:date="2026-10-29T11:52:00Z">
         <w:r>
           <w:delText xml:space="preserve">Попечителя </w:delText>
         </w:r>
@@ -1620,7 +1613,7 @@
       <w:r>
         <w:t>путем направления уведомления Учредителю</w:t>
       </w:r>
-      <w:ins w:id="100" w:author="Проект новой редакции" w:date="2026-10-23T13:54:00Z">
+      <w:ins w:id="100" w:author="Проект новой редакции" w:date="2026-10-29T11:52:00Z">
         <w:r>
           <w:t xml:space="preserve">, Попечителя </w:t>
         </w:r>
@@ -1634,12 +1627,12 @@
       <w:r>
         <w:t xml:space="preserve"> при условии, что </w:t>
       </w:r>
-      <w:ins w:id="101" w:author="Проект новой редакции" w:date="2026-10-23T13:54:00Z">
+      <w:ins w:id="101" w:author="Проект новой редакции" w:date="2026-10-29T11:52:00Z">
         <w:r>
           <w:t>замещающее лицо</w:t>
         </w:r>
       </w:ins>
-      <w:del w:id="102" w:author="Проект новой редакции" w:date="2026-10-23T13:54:00Z">
+      <w:del w:id="102" w:author="Проект новой редакции" w:date="2026-10-29T11:52:00Z">
         <w:r>
           <w:delText>замещающий Попечитель</w:delText>
         </w:r>
@@ -1647,12 +1640,12 @@
       <w:r>
         <w:t xml:space="preserve"> будет </w:t>
       </w:r>
-      <w:ins w:id="103" w:author="Проект новой редакции" w:date="2026-10-23T13:54:00Z">
+      <w:ins w:id="103" w:author="Проект новой редакции" w:date="2026-10-29T11:52:00Z">
         <w:r>
           <w:t>назначено</w:t>
         </w:r>
       </w:ins>
-      <w:del w:id="104" w:author="Проект новой редакции" w:date="2026-10-23T13:54:00Z">
+      <w:del w:id="104" w:author="Проект новой редакции" w:date="2026-10-29T11:52:00Z">
         <w:r>
           <w:delText>назначен</w:delText>
         </w:r>
@@ -1676,7 +1669,6 @@
         <w:ind w:firstLine="567"/>
       </w:pPr>
       <w:r>
-        <w:lastRenderedPageBreak/>
         <w:t>д) вследствие наличия запрета, установленного Регламентом, на исполнение обязанностей Попечителя.</w:t>
       </w:r>
     </w:p>
@@ -1688,12 +1680,12 @@
       <w:r>
         <w:t xml:space="preserve">5.3. </w:t>
       </w:r>
-      <w:ins w:id="105" w:author="Проект новой редакции" w:date="2026-10-23T13:54:00Z">
+      <w:ins w:id="105" w:author="Проект новой редакции" w:date="2026-10-29T11:52:00Z">
         <w:r>
           <w:t>Верховный попечитель</w:t>
         </w:r>
       </w:ins>
-      <w:del w:id="106" w:author="Проект новой редакции" w:date="2026-10-23T13:54:00Z">
+      <w:del w:id="106" w:author="Проект новой редакции" w:date="2026-10-29T11:52:00Z">
         <w:r>
           <w:delText>Член Попечительского совета</w:delText>
         </w:r>
@@ -1701,7 +1693,7 @@
       <w:r>
         <w:t xml:space="preserve"> может быть автоматически переназначен на новый срок при наличии письменного одобрения Учредителя</w:t>
       </w:r>
-      <w:ins w:id="107" w:author="Проект новой редакции" w:date="2026-10-23T13:54:00Z">
+      <w:ins w:id="107" w:author="Проект новой редакции" w:date="2026-10-29T11:52:00Z">
         <w:r>
           <w:t xml:space="preserve">, Попечитель </w:t>
         </w:r>
@@ -1739,10 +1731,10 @@
         <w:spacing w:after="160"/>
         <w:ind w:firstLine="567"/>
         <w:rPr>
-          <w:ins w:id="108" w:author="Проект новой редакции" w:date="2026-10-23T13:54:00Z"/>
-        </w:rPr>
-      </w:pPr>
-      <w:ins w:id="109" w:author="Проект новой редакции" w:date="2026-10-23T13:54:00Z">
+          <w:ins w:id="108" w:author="Проект новой редакции" w:date="2026-10-29T11:52:00Z"/>
+        </w:rPr>
+      </w:pPr>
+      <w:ins w:id="109" w:author="Проект новой редакции" w:date="2026-10-29T11:52:00Z">
         <w:r>
           <w:t>5.6. Освобождение Верховного попечителя от полномочий не прекращает полномочий Попечителей. До назначения нового Верховного попечителя Попечительский совет действует коллегиально под председательством Попечителя, избранного его членами; исключительные полномочия Верховного попечителя, предусмотренные подпунктами а), е) и з) пункта 3.5, не осуществляются, по остальным вопросам применяется пункт 3.12.</w:t>
         </w:r>
@@ -1768,106 +1760,80 @@
         <w:spacing w:after="160"/>
         <w:ind w:firstLine="567"/>
         <w:rPr>
-          <w:ins w:id="110" w:author="Проект новой редакции" w:date="2026-10-23T13:54:00Z"/>
-        </w:rPr>
-      </w:pPr>
-      <w:ins w:id="111" w:author="Проект новой редакции" w:date="2026-10-23T13:54:00Z">
-        <w:r>
-          <w:t>6.1. В состав Управляющего совета должны входить как минимум:</w:t>
-        </w:r>
-      </w:ins>
-    </w:p>
-    <w:p>
-      <w:pPr>
-        <w:spacing w:after="160"/>
-        <w:ind w:firstLine="567"/>
-        <w:rPr>
-          <w:del w:id="112" w:author="Проект новой редакции" w:date="2026-10-23T13:54:00Z"/>
-        </w:rPr>
-      </w:pPr>
-      <w:del w:id="113" w:author="Проект новой редакции" w:date="2026-10-23T13:54:00Z">
-        <w:r>
-          <w:delText>6.1. Управляющий совет должен включать не менее:</w:delText>
-        </w:r>
-      </w:del>
-    </w:p>
-    <w:p>
-      <w:pPr>
-        <w:spacing w:after="160"/>
-        <w:ind w:firstLine="567"/>
-        <w:rPr>
-          <w:ins w:id="114" w:author="Проект новой редакции" w:date="2026-10-23T13:54:00Z"/>
-        </w:rPr>
-      </w:pPr>
-      <w:r>
-        <w:t xml:space="preserve">а) </w:t>
-      </w:r>
-      <w:ins w:id="115" w:author="Проект новой редакции" w:date="2026-10-23T13:54:00Z">
-        <w:r>
-          <w:t>Председатель</w:t>
-        </w:r>
-      </w:ins>
-      <w:del w:id="116" w:author="Проект новой редакции" w:date="2026-10-23T13:54:00Z">
-        <w:r>
-          <w:delText>Председателя</w:delText>
-        </w:r>
-      </w:del>
-      <w:r>
-        <w:t xml:space="preserve"> Управляющего совета в должности Главного </w:t>
-      </w:r>
-      <w:ins w:id="117" w:author="Проект новой редакции" w:date="2026-10-23T13:54:00Z">
-        <w:r>
-          <w:t>исполнительного директора</w:t>
-        </w:r>
-        <w:r>
-          <w:t>;</w:t>
-        </w:r>
-      </w:ins>
-    </w:p>
-    <w:p>
-      <w:pPr>
-        <w:spacing w:after="160"/>
-        <w:ind w:firstLine="567"/>
-      </w:pPr>
-      <w:ins w:id="118" w:author="Проект новой редакции" w:date="2026-10-23T13:54:00Z">
-        <w:r>
-          <w:t xml:space="preserve">б) Член Управляющего совета </w:t>
-        </w:r>
-        <w:r>
-          <w:t xml:space="preserve">в должности </w:t>
-        </w:r>
-        <w:r>
-          <w:t xml:space="preserve">Заместителя </w:t>
-        </w:r>
-      </w:ins>
-      <w:r>
-        <w:t>Главного исполнительного директора</w:t>
-      </w:r>
-      <w:ins w:id="119" w:author="Проект новой редакции" w:date="2026-10-23T13:54:00Z">
-        <w:r>
-          <w:t>;</w:t>
-        </w:r>
-      </w:ins>
-      <w:del w:id="120" w:author="Проект новой редакции" w:date="2026-10-23T13:54:00Z">
-        <w:r>
-          <w:delText xml:space="preserve"> (CEO);</w:delText>
-        </w:r>
-      </w:del>
-    </w:p>
-    <w:p>
-      <w:pPr>
-        <w:spacing w:after="160"/>
-        <w:ind w:firstLine="567"/>
-        <w:rPr>
-          <w:del w:id="121" w:author="Проект новой редакции" w:date="2026-10-23T13:54:00Z"/>
-        </w:rPr>
-      </w:pPr>
-      <w:ins w:id="122" w:author="Проект новой редакции" w:date="2026-10-23T13:54:00Z">
-        <w:r>
-          <w:t>в) Член Управляющего совета</w:t>
-        </w:r>
-      </w:ins>
-      <w:del w:id="123" w:author="Проект новой редакции" w:date="2026-10-23T13:54:00Z">
+          <w:del w:id="110" w:author="Проект новой редакции" w:date="2026-10-29T11:52:00Z"/>
+        </w:rPr>
+      </w:pPr>
+      <w:r>
+        <w:t xml:space="preserve">6.1. Управляющий совет </w:t>
+      </w:r>
+      <w:ins w:id="111" w:author="Проект новой редакции" w:date="2026-10-29T11:52:00Z">
+        <w:r>
+          <w:t>состоит</w:t>
+        </w:r>
+      </w:ins>
+      <w:del w:id="112" w:author="Проект новой редакции" w:date="2026-10-29T11:52:00Z">
+        <w:r>
+          <w:delText>должен включать</w:delText>
+        </w:r>
+      </w:del>
+      <w:r>
+        <w:t xml:space="preserve"> не менее</w:t>
+      </w:r>
+      <w:ins w:id="113" w:author="Проект новой редакции" w:date="2026-10-29T11:52:00Z">
+        <w:r>
+          <w:t xml:space="preserve"> чем из двух членов:</w:t>
+        </w:r>
+      </w:ins>
+      <w:del w:id="114" w:author="Проект новой редакции" w:date="2026-10-29T11:52:00Z">
+        <w:r>
+          <w:delText>:</w:delText>
+        </w:r>
+      </w:del>
+    </w:p>
+    <w:p>
+      <w:pPr>
+        <w:spacing w:after="160"/>
+        <w:ind w:firstLine="567"/>
+        <w:rPr>
+          <w:del w:id="115" w:author="Проект новой редакции" w:date="2026-10-29T11:52:00Z"/>
+        </w:rPr>
+      </w:pPr>
+      <w:del w:id="116" w:author="Проект новой редакции" w:date="2026-10-29T11:52:00Z">
+        <w:r>
+          <w:delText>а)</w:delText>
+        </w:r>
+      </w:del>
+      <w:r>
+        <w:t xml:space="preserve"> Председателя Управляющего совета в должности Главного </w:t>
+      </w:r>
+      <w:del w:id="117" w:author="Проект новой редакции" w:date="2026-10-29T11:52:00Z">
+        <w:r>
+          <w:delText xml:space="preserve">Главного </w:delText>
+        </w:r>
+      </w:del>
+      <w:r>
+        <w:t xml:space="preserve">исполнительного директора </w:t>
+      </w:r>
+      <w:ins w:id="118" w:author="Проект новой редакции" w:date="2026-10-29T11:52:00Z">
+        <w:r>
+          <w:t>и членов Управляющего совета</w:t>
+        </w:r>
+      </w:ins>
+      <w:del w:id="119" w:author="Проект новой редакции" w:date="2026-10-29T11:52:00Z">
+        <w:r>
+          <w:delText>(CEO);</w:delText>
+        </w:r>
+      </w:del>
+    </w:p>
+    <w:p>
+      <w:pPr>
+        <w:spacing w:after="160"/>
+        <w:ind w:firstLine="567"/>
+        <w:rPr>
+          <w:del w:id="120" w:author="Проект новой редакции" w:date="2026-10-29T11:52:00Z"/>
+        </w:rPr>
+      </w:pPr>
+      <w:del w:id="121" w:author="Проект новой редакции" w:date="2026-10-29T11:52:00Z">
         <w:r>
           <w:delText>б) Члена Совета</w:delText>
         </w:r>
@@ -1875,20 +1841,20 @@
       <w:r>
         <w:t xml:space="preserve"> в должности </w:t>
       </w:r>
-      <w:ins w:id="124" w:author="Проект новой редакции" w:date="2026-10-23T13:54:00Z">
-        <w:r>
-          <w:t xml:space="preserve">Заместителя </w:t>
+      <w:ins w:id="122" w:author="Проект новой редакции" w:date="2026-10-29T11:52:00Z">
+        <w:r>
+          <w:t xml:space="preserve">Заместителей </w:t>
         </w:r>
       </w:ins>
       <w:r>
         <w:t xml:space="preserve">Главного </w:t>
       </w:r>
-      <w:ins w:id="125" w:author="Проект новой редакции" w:date="2026-10-23T13:54:00Z">
+      <w:ins w:id="123" w:author="Проект новой редакции" w:date="2026-10-29T11:52:00Z">
         <w:r>
           <w:t>исполнительного</w:t>
         </w:r>
       </w:ins>
-      <w:del w:id="126" w:author="Проект новой редакции" w:date="2026-10-23T13:54:00Z">
+      <w:del w:id="124" w:author="Проект новой редакции" w:date="2026-10-29T11:52:00Z">
         <w:r>
           <w:delText>юрисконсульта (Chief Legal Officer);</w:delText>
         </w:r>
@@ -1899,34 +1865,34 @@
         <w:spacing w:after="160"/>
         <w:ind w:firstLine="567"/>
       </w:pPr>
-      <w:del w:id="127" w:author="Проект новой редакции" w:date="2026-10-23T13:54:00Z">
+      <w:del w:id="125" w:author="Проект новой редакции" w:date="2026-10-29T11:52:00Z">
         <w:r>
           <w:delText>в) Члена Совета в должности Главного финансового</w:delText>
         </w:r>
       </w:del>
       <w:r>
-        <w:t xml:space="preserve"> директора </w:t>
-      </w:r>
-      <w:ins w:id="128" w:author="Проект новой редакции" w:date="2026-10-23T13:54:00Z">
-        <w:r>
-          <w:t>по административным вопросам.</w:t>
-        </w:r>
-      </w:ins>
-      <w:del w:id="129" w:author="Проект новой редакции" w:date="2026-10-23T13:54:00Z">
-        <w:r>
-          <w:delText>(Chief Financial Officer);</w:delText>
-        </w:r>
-      </w:del>
-    </w:p>
-    <w:p>
-      <w:pPr>
-        <w:spacing w:after="160"/>
-        <w:ind w:firstLine="567"/>
-        <w:rPr>
-          <w:del w:id="130" w:author="Проект новой редакции" w:date="2026-10-23T13:54:00Z"/>
-        </w:rPr>
-      </w:pPr>
-      <w:del w:id="131" w:author="Проект новой редакции" w:date="2026-10-23T13:54:00Z">
+        <w:t xml:space="preserve"> директора</w:t>
+      </w:r>
+      <w:ins w:id="126" w:author="Проект новой редакции" w:date="2026-10-29T11:52:00Z">
+        <w:r>
+          <w:t>. Вакантная должность Заместителя Главного исполнительного директора не препятствует деятельности Управляющего совета при наличии в его составе не менее двух членов.</w:t>
+        </w:r>
+      </w:ins>
+      <w:del w:id="127" w:author="Проект новой редакции" w:date="2026-10-29T11:52:00Z">
+        <w:r>
+          <w:delText xml:space="preserve"> (Chief Financial Officer);</w:delText>
+        </w:r>
+      </w:del>
+    </w:p>
+    <w:p>
+      <w:pPr>
+        <w:spacing w:after="160"/>
+        <w:ind w:firstLine="567"/>
+        <w:rPr>
+          <w:del w:id="128" w:author="Проект новой редакции" w:date="2026-10-29T11:52:00Z"/>
+        </w:rPr>
+      </w:pPr>
+      <w:del w:id="129" w:author="Проект новой редакции" w:date="2026-10-29T11:52:00Z">
         <w:r>
           <w:delText>г) Члена Совета в должности Руководителя проектного офиса (Head of Project Office).</w:delText>
         </w:r>
@@ -1955,12 +1921,12 @@
       <w:r>
         <w:t xml:space="preserve">7.1. В соответствии с </w:t>
       </w:r>
-      <w:ins w:id="132" w:author="Проект новой редакции" w:date="2026-10-23T13:54:00Z">
+      <w:ins w:id="130" w:author="Проект новой редакции" w:date="2026-10-29T11:52:00Z">
         <w:r>
           <w:t>подпунктом (а) раздела 3.</w:t>
         </w:r>
       </w:ins>
-      <w:del w:id="133" w:author="Проект новой редакции" w:date="2026-10-23T13:54:00Z">
+      <w:del w:id="131" w:author="Проект новой редакции" w:date="2026-10-29T11:52:00Z">
         <w:r>
           <w:delText xml:space="preserve">разделом </w:delText>
         </w:r>
@@ -1968,7 +1934,7 @@
       <w:r>
         <w:t>5</w:t>
       </w:r>
-      <w:del w:id="134" w:author="Проект новой редакции" w:date="2026-10-23T13:54:00Z">
+      <w:del w:id="132" w:author="Проект новой редакции" w:date="2026-10-29T11:52:00Z">
         <w:r>
           <w:delText>.1</w:delText>
         </w:r>
@@ -1997,12 +1963,12 @@
       <w:r>
         <w:t xml:space="preserve"> на срок «</w:t>
       </w:r>
-      <w:ins w:id="135" w:author="Проект новой редакции" w:date="2026-10-23T13:54:00Z">
+      <w:ins w:id="133" w:author="Проект новой редакции" w:date="2026-10-29T11:52:00Z">
         <w:r>
           <w:t>4» года</w:t>
         </w:r>
       </w:ins>
-      <w:del w:id="136" w:author="Проект новой редакции" w:date="2026-10-23T13:54:00Z">
+      <w:del w:id="134" w:author="Проект новой редакции" w:date="2026-10-29T11:52:00Z">
         <w:r>
           <w:delText>5» лет</w:delText>
         </w:r>
@@ -2015,30 +1981,66 @@
       <w:pPr>
         <w:spacing w:after="160"/>
         <w:ind w:firstLine="567"/>
-      </w:pPr>
-      <w:r>
-        <w:t xml:space="preserve">б) Член Совета в должности </w:t>
-      </w:r>
-      <w:ins w:id="137" w:author="Проект новой редакции" w:date="2026-10-23T13:54:00Z">
-        <w:r>
-          <w:t xml:space="preserve">Заместителя </w:t>
+        <w:rPr>
+          <w:del w:id="135" w:author="Проект новой редакции" w:date="2026-10-29T11:52:00Z"/>
+        </w:rPr>
+      </w:pPr>
+      <w:r>
+        <w:t xml:space="preserve">б) </w:t>
+      </w:r>
+      <w:ins w:id="136" w:author="Проект новой редакции" w:date="2026-10-29T11:52:00Z">
+        <w:r>
+          <w:t>Члены</w:t>
+        </w:r>
+      </w:ins>
+      <w:del w:id="137" w:author="Проект новой редакции" w:date="2026-10-29T11:52:00Z">
+        <w:r>
+          <w:delText>Член</w:delText>
+        </w:r>
+      </w:del>
+      <w:r>
+        <w:t xml:space="preserve"> Совета в должности </w:t>
+      </w:r>
+      <w:ins w:id="138" w:author="Проект новой редакции" w:date="2026-10-29T11:52:00Z">
+        <w:r>
+          <w:t xml:space="preserve">Заместителей </w:t>
         </w:r>
       </w:ins>
       <w:r>
         <w:t xml:space="preserve">Главного </w:t>
       </w:r>
-      <w:ins w:id="138" w:author="Проект новой редакции" w:date="2026-10-23T13:54:00Z">
-        <w:r>
-          <w:t>исполнительного директора</w:t>
-        </w:r>
-      </w:ins>
-      <w:del w:id="139" w:author="Проект новой редакции" w:date="2026-10-23T13:54:00Z">
-        <w:r>
-          <w:delText>юрисконсульта</w:delText>
-        </w:r>
-      </w:del>
-      <w:r>
-        <w:t xml:space="preserve"> </w:t>
+      <w:ins w:id="139" w:author="Проект новой редакции" w:date="2026-10-29T11:52:00Z">
+        <w:r>
+          <w:t>исполнительного</w:t>
+        </w:r>
+      </w:ins>
+      <w:del w:id="140" w:author="Проект новой редакции" w:date="2026-10-29T11:52:00Z">
+        <w:r>
+          <w:delText xml:space="preserve">юрисконсульта </w:delText>
+        </w:r>
+        <w:r>
+          <w:delText>–</w:delText>
+        </w:r>
+        <w:r>
+          <w:delText xml:space="preserve"> на срок «4» года с даты назначения и письменного согласия;</w:delText>
+        </w:r>
+      </w:del>
+    </w:p>
+    <w:p>
+      <w:pPr>
+        <w:spacing w:after="160"/>
+        <w:ind w:firstLine="567"/>
+        <w:rPr>
+          <w:del w:id="141" w:author="Проект новой редакции" w:date="2026-10-29T11:52:00Z"/>
+        </w:rPr>
+      </w:pPr>
+      <w:del w:id="142" w:author="Проект новой редакции" w:date="2026-10-29T11:52:00Z">
+        <w:r>
+          <w:delText>в) Член Совета в должности Главного финансового</w:delText>
+        </w:r>
+      </w:del>
+      <w:r>
+        <w:t xml:space="preserve"> директора </w:t>
       </w:r>
       <w:r>
         <w:t>–</w:t>
@@ -2046,69 +2048,12 @@
       <w:r>
         <w:t xml:space="preserve"> на срок «</w:t>
       </w:r>
-      <w:ins w:id="140" w:author="Проект новой редакции" w:date="2026-10-23T13:54:00Z">
+      <w:ins w:id="143" w:author="Проект новой редакции" w:date="2026-10-29T11:52:00Z">
         <w:r>
           <w:t>2</w:t>
         </w:r>
       </w:ins>
-      <w:del w:id="141" w:author="Проект новой редакции" w:date="2026-10-23T13:54:00Z">
-        <w:r>
-          <w:delText>4</w:delText>
-        </w:r>
-      </w:del>
-      <w:r>
-        <w:t>» года с даты назначения и письменного согласия;</w:t>
-      </w:r>
-    </w:p>
-    <w:p>
-      <w:pPr>
-        <w:spacing w:after="160"/>
-        <w:ind w:firstLine="567"/>
-        <w:rPr>
-          <w:del w:id="142" w:author="Проект новой редакции" w:date="2026-10-23T13:54:00Z"/>
-        </w:rPr>
-      </w:pPr>
-      <w:r>
-        <w:t xml:space="preserve">в) Член Совета в должности </w:t>
-      </w:r>
-      <w:ins w:id="143" w:author="Проект новой редакции" w:date="2026-10-23T13:54:00Z">
-        <w:r>
-          <w:t xml:space="preserve">Заместителя </w:t>
-        </w:r>
-      </w:ins>
-      <w:r>
-        <w:t xml:space="preserve">Главного </w:t>
-      </w:r>
-      <w:ins w:id="144" w:author="Проект новой редакции" w:date="2026-10-23T13:54:00Z">
-        <w:r>
-          <w:t>исполнительного</w:t>
-        </w:r>
-      </w:ins>
-      <w:del w:id="145" w:author="Проект новой редакции" w:date="2026-10-23T13:54:00Z">
-        <w:r>
-          <w:delText>финансового</w:delText>
-        </w:r>
-      </w:del>
-      <w:r>
-        <w:t xml:space="preserve"> директора </w:t>
-      </w:r>
-      <w:ins w:id="146" w:author="Проект новой редакции" w:date="2026-10-23T13:54:00Z">
-        <w:r>
-          <w:t xml:space="preserve">по административным вопросам </w:t>
-        </w:r>
-      </w:ins>
-      <w:r>
-        <w:t>–</w:t>
-      </w:r>
-      <w:r>
-        <w:t xml:space="preserve"> на срок «</w:t>
-      </w:r>
-      <w:ins w:id="147" w:author="Проект новой редакции" w:date="2026-10-23T13:54:00Z">
-        <w:r>
-          <w:t>2</w:t>
-        </w:r>
-      </w:ins>
-      <w:del w:id="148" w:author="Проект новой редакции" w:date="2026-10-23T13:54:00Z">
+      <w:del w:id="144" w:author="Проект новой редакции" w:date="2026-10-29T11:52:00Z">
         <w:r>
           <w:delText>4» года с даты назначения и письменного согласия;</w:delText>
         </w:r>
@@ -2119,7 +2064,7 @@
         <w:spacing w:after="160"/>
         <w:ind w:firstLine="567"/>
       </w:pPr>
-      <w:del w:id="149" w:author="Проект новой редакции" w:date="2026-10-23T13:54:00Z">
+      <w:del w:id="145" w:author="Проект новой редакции" w:date="2026-10-29T11:52:00Z">
         <w:r>
           <w:delText xml:space="preserve">г) Член Совета в должности Руководителя проектного офиса </w:delText>
         </w:r>
@@ -2140,7 +2085,6 @@
         <w:ind w:firstLine="567"/>
       </w:pPr>
       <w:r>
-        <w:lastRenderedPageBreak/>
         <w:t>7.2. Председатель Управляющего совета вправе предложить Верховному попечителю назначить или отстранить дополнительного члена Управляющего совета в целях достижения целей Фонда, на срок по своему усмотрению.</w:t>
       </w:r>
     </w:p>
@@ -2215,12 +2159,12 @@
       <w:r>
         <w:t xml:space="preserve">г) вследствие отстранения в соответствии с подпунктом (а) раздела 3.5 Верховным попечителем либо в соответствии с разделом 7.2 Председателем Управляющего совета в случае существенного нарушения положений раздела </w:t>
       </w:r>
-      <w:ins w:id="150" w:author="Проект новой редакции" w:date="2026-10-23T13:54:00Z">
+      <w:ins w:id="146" w:author="Проект новой редакции" w:date="2026-10-29T11:52:00Z">
         <w:r>
           <w:t>8</w:t>
         </w:r>
       </w:ins>
-      <w:del w:id="151" w:author="Проект новой редакции" w:date="2026-10-23T13:54:00Z">
+      <w:del w:id="147" w:author="Проект новой редакции" w:date="2026-10-29T11:52:00Z">
         <w:r>
           <w:delText>7</w:delText>
         </w:r>
@@ -2235,7 +2179,15 @@
         <w:ind w:firstLine="567"/>
       </w:pPr>
       <w:r>
-        <w:t>д) вследствие отставки члена Совета путем направления уведомления Верховному попечителю или Председателю Управляющего совета при условии, что замещающий член Совета будет назначен на его место в Управляющем совете с даты такой отставки;</w:t>
+        <w:t>д) вследствие отставки члена Совета путем направления уведомления Верховному попечителю или Председателю Управляющего совета</w:t>
+      </w:r>
+      <w:del w:id="148" w:author="Проект новой редакции" w:date="2026-10-29T11:52:00Z">
+        <w:r>
+          <w:delText xml:space="preserve"> при условии, что замещающий член Совета будет назначен на его место в Управляющем совете с даты такой отставки</w:delText>
+        </w:r>
+      </w:del>
+      <w:r>
+        <w:t>;</w:t>
       </w:r>
     </w:p>
     <w:p>
@@ -2264,6 +2216,20 @@
       <w:r>
         <w:t>7.7. Член Управляющего совета, за исключением члена Совета, назначенного в соответствии с разделом 7.2, может быть автоматически переназначен на новый срок при наличии письменного одобрения Верховного попечителя.</w:t>
       </w:r>
+    </w:p>
+    <w:p>
+      <w:pPr>
+        <w:spacing w:after="160"/>
+        <w:ind w:firstLine="567"/>
+        <w:rPr>
+          <w:ins w:id="149" w:author="Проект новой редакции" w:date="2026-10-29T11:52:00Z"/>
+        </w:rPr>
+      </w:pPr>
+      <w:ins w:id="150" w:author="Проект новой редакции" w:date="2026-10-29T11:52:00Z">
+        <w:r>
+          <w:t>7.8. Если число членов Управляющего совета становится менее двух, Председатель Управляющего совета (при его отсутствии – оставшийся член Совета) в течение 30 (тридцати) дней вносит Верховному попечителю предложение о назначении нового члена Управляющего совета.</w:t>
+        </w:r>
+      </w:ins>
     </w:p>
     <w:p>
       <w:pPr>
@@ -2315,7 +2281,7 @@
       <w:r>
         <w:t>б) обязаны соблюдать положения Регламента</w:t>
       </w:r>
-      <w:ins w:id="152" w:author="Проект новой редакции" w:date="2026-10-23T13:54:00Z">
+      <w:ins w:id="151" w:author="Проект новой редакции" w:date="2026-10-29T11:52:00Z">
         <w:r>
           <w:t xml:space="preserve"> фондов МФЦА</w:t>
         </w:r>
@@ -2348,7 +2314,6 @@
         <w:ind w:firstLine="567"/>
       </w:pPr>
       <w:r>
-        <w:lastRenderedPageBreak/>
         <w:t>д) обязаны проявлять заботливость, добросовестность и умение, которые проявило бы разумно осмотрительное лицо при сопоставимых обстоятельствах; и</w:t>
       </w:r>
     </w:p>
@@ -2402,12 +2367,12 @@
         <w:spacing w:after="100"/>
         <w:ind w:left="867"/>
       </w:pPr>
-      <w:ins w:id="153" w:author="Проект новой редакции" w:date="2026-10-23T13:54:00Z">
+      <w:ins w:id="152" w:author="Проект новой редакции" w:date="2026-10-29T11:52:00Z">
         <w:r>
           <w:t>(iii) утверждать штатное расписание работников Фонда,</w:t>
         </w:r>
       </w:ins>
-      <w:del w:id="154" w:author="Проект новой редакции" w:date="2026-10-23T13:54:00Z">
+      <w:del w:id="153" w:author="Проект новой редакции" w:date="2026-10-29T11:52:00Z">
         <w:r>
           <w:delText>(iii)</w:delText>
         </w:r>
@@ -2415,7 +2380,7 @@
       <w:r>
         <w:t xml:space="preserve"> нанимать всех работников, консультантов, необходимых Фонду, определять их оклады, льготы, вознаграждения</w:t>
       </w:r>
-      <w:ins w:id="155" w:author="Проект новой редакции" w:date="2026-10-23T13:54:00Z">
+      <w:ins w:id="154" w:author="Проект новой редакции" w:date="2026-10-29T11:52:00Z">
         <w:r>
           <w:t>, премии</w:t>
         </w:r>
@@ -2423,7 +2388,7 @@
       <w:r>
         <w:t xml:space="preserve"> и условия трудоустройства, а также право прекращать их услуги</w:t>
       </w:r>
-      <w:ins w:id="156" w:author="Проект новой редакции" w:date="2026-10-23T13:54:00Z">
+      <w:ins w:id="155" w:author="Проект новой редакции" w:date="2026-10-29T11:52:00Z">
         <w:r>
           <w:t>. Указанные решения в отношении работников, не являющихся членами Управляющего совета, принимаются Председателем Управляющего совета единолично в пределах утвержденного бюджета Фонда и не требуют одобрения Верховного попечителя или Попечительского совета</w:t>
         </w:r>
@@ -2437,13 +2402,13 @@
         <w:spacing w:after="100"/>
         <w:ind w:left="867"/>
         <w:rPr>
-          <w:ins w:id="157" w:author="Проект новой редакции" w:date="2026-10-23T13:54:00Z"/>
+          <w:ins w:id="156" w:author="Проект новой редакции" w:date="2026-10-29T11:52:00Z"/>
         </w:rPr>
       </w:pPr>
       <w:r>
         <w:t xml:space="preserve">(iv) подписывать </w:t>
       </w:r>
-      <w:ins w:id="158" w:author="Проект новой редакции" w:date="2026-10-23T13:54:00Z">
+      <w:ins w:id="157" w:author="Проект новой редакции" w:date="2026-10-29T11:52:00Z">
         <w:r>
           <w:t>трудовые договоры с Верховным попечителем и Попечителями Попечительского совета;</w:t>
         </w:r>
@@ -2454,7 +2419,7 @@
         <w:spacing w:after="100"/>
         <w:ind w:left="867"/>
       </w:pPr>
-      <w:ins w:id="159" w:author="Проект новой редакции" w:date="2026-10-23T13:54:00Z">
+      <w:ins w:id="158" w:author="Проект новой редакции" w:date="2026-10-29T11:52:00Z">
         <w:r>
           <w:t xml:space="preserve">(v) подписывать </w:t>
         </w:r>
@@ -2471,12 +2436,12 @@
       <w:r>
         <w:t>(</w:t>
       </w:r>
-      <w:ins w:id="160" w:author="Проект новой редакции" w:date="2026-10-23T13:54:00Z">
+      <w:ins w:id="159" w:author="Проект новой редакции" w:date="2026-10-29T11:52:00Z">
         <w:r>
           <w:t>vi</w:t>
         </w:r>
       </w:ins>
-      <w:del w:id="161" w:author="Проект новой редакции" w:date="2026-10-23T13:54:00Z">
+      <w:del w:id="160" w:author="Проект новой редакции" w:date="2026-10-29T11:52:00Z">
         <w:r>
           <w:delText>v</w:delText>
         </w:r>
@@ -2493,12 +2458,12 @@
       <w:r>
         <w:t>(</w:t>
       </w:r>
-      <w:ins w:id="162" w:author="Проект новой редакции" w:date="2026-10-23T13:54:00Z">
+      <w:ins w:id="161" w:author="Проект новой редакции" w:date="2026-10-29T11:52:00Z">
         <w:r>
           <w:t>vii</w:t>
         </w:r>
       </w:ins>
-      <w:del w:id="163" w:author="Проект новой редакции" w:date="2026-10-23T13:54:00Z">
+      <w:del w:id="162" w:author="Проект новой редакции" w:date="2026-10-29T11:52:00Z">
         <w:r>
           <w:delText>vi</w:delText>
         </w:r>
@@ -2515,7 +2480,7 @@
       <w:r>
         <w:t xml:space="preserve">8.4. </w:t>
       </w:r>
-      <w:del w:id="164" w:author="Проект новой редакции" w:date="2026-10-23T13:54:00Z">
+      <w:del w:id="163" w:author="Проект новой редакции" w:date="2026-10-29T11:52:00Z">
         <w:r>
           <w:delText xml:space="preserve">В соответствии с подпунктами (б) и (е) раздела 3.3 </w:delText>
         </w:r>
@@ -2523,12 +2488,12 @@
       <w:r>
         <w:t xml:space="preserve">Управляющий совет </w:t>
       </w:r>
-      <w:ins w:id="165" w:author="Проект новой редакции" w:date="2026-10-23T13:54:00Z">
+      <w:ins w:id="164" w:author="Проект новой редакции" w:date="2026-10-29T11:52:00Z">
         <w:r>
           <w:t>утверждает бюджет</w:t>
         </w:r>
       </w:ins>
-      <w:del w:id="166" w:author="Проект новой редакции" w:date="2026-10-23T13:54:00Z">
+      <w:del w:id="165" w:author="Проект новой редакции" w:date="2026-10-29T11:52:00Z">
         <w:r>
           <w:delText>предлагает Верховному попечителю на утверждение Средства</w:delText>
         </w:r>
@@ -2536,12 +2501,12 @@
       <w:r>
         <w:t xml:space="preserve"> Фонда, </w:t>
       </w:r>
-      <w:ins w:id="167" w:author="Проект новой редакции" w:date="2026-10-23T13:54:00Z">
+      <w:ins w:id="166" w:author="Проект новой редакции" w:date="2026-10-29T11:52:00Z">
         <w:r>
           <w:t>необходимый</w:t>
         </w:r>
       </w:ins>
-      <w:del w:id="168" w:author="Проект новой редакции" w:date="2026-10-23T13:54:00Z">
+      <w:del w:id="167" w:author="Проект новой редакции" w:date="2026-10-29T11:52:00Z">
         <w:r>
           <w:delText>необходимые</w:delText>
         </w:r>
@@ -2549,12 +2514,12 @@
       <w:r>
         <w:t xml:space="preserve"> для его деятельности и достижения его целей, </w:t>
       </w:r>
-      <w:ins w:id="169" w:author="Проект новой редакции" w:date="2026-10-23T13:54:00Z">
+      <w:ins w:id="168" w:author="Проект новой редакции" w:date="2026-10-29T11:52:00Z">
         <w:r>
           <w:t>с учетом приоритетных направлений, определенных Попечительским советом, и уведомляет Верховного попечителя в порядке пункта 3.11. До вступления в силу бюджета Фонда на очередной финансовый год расходы осуществляются в пределах бюджета предыдущего года. Оклады</w:t>
         </w:r>
       </w:ins>
-      <w:del w:id="170" w:author="Проект новой редакции" w:date="2026-10-23T13:54:00Z">
+      <w:del w:id="169" w:author="Проект новой редакции" w:date="2026-10-29T11:52:00Z">
         <w:r>
           <w:delText>а также оклады</w:delText>
         </w:r>
@@ -2562,7 +2527,7 @@
       <w:r>
         <w:t xml:space="preserve"> членов Управляющего совета</w:t>
       </w:r>
-      <w:ins w:id="171" w:author="Проект новой редакции" w:date="2026-10-23T13:54:00Z">
+      <w:ins w:id="170" w:author="Проект новой редакции" w:date="2026-10-29T11:52:00Z">
         <w:r>
           <w:t xml:space="preserve"> Управляющий совет предлагает Верховному попечителю на утверждение в соответствии с подпунктом (ж) раздела 3.5</w:t>
         </w:r>
@@ -2586,7 +2551,6 @@
         <w:ind w:firstLine="567"/>
       </w:pPr>
       <w:r>
-        <w:lastRenderedPageBreak/>
         <w:t>8.6. Управляющий совет вправе принимать взносы в Фонд от Учредителя или иного Контрибьютора в форме Имущества на условиях, которые могут быть согласованы между Фондом и контрибьютором.</w:t>
       </w:r>
     </w:p>
@@ -2595,10 +2559,10 @@
         <w:spacing w:after="160"/>
         <w:ind w:firstLine="567"/>
         <w:rPr>
-          <w:ins w:id="172" w:author="Проект новой редакции" w:date="2026-10-23T13:54:00Z"/>
-        </w:rPr>
-      </w:pPr>
-      <w:ins w:id="173" w:author="Проект новой редакции" w:date="2026-10-23T13:54:00Z">
+          <w:ins w:id="171" w:author="Проект новой редакции" w:date="2026-10-29T11:52:00Z"/>
+        </w:rPr>
+      </w:pPr>
+      <w:ins w:id="172" w:author="Проект новой редакции" w:date="2026-10-29T11:52:00Z">
         <w:r>
           <w:t>8.7. Управляющий совет утверждает политики, правила, порядки, инструкции и иные внутренние документы Фонда, за исключением стратегии развития Фонда, утверждаемой Верховным попечителем в соответствии с подпунктом (е) пункта 3.5. Об утверждении и изменении политик Фонда Управляющий совет уведомляет Верховного попечителя в порядке пункта 3.11.</w:t>
         </w:r>
@@ -2609,10 +2573,10 @@
         <w:spacing w:after="160"/>
         <w:ind w:firstLine="567"/>
         <w:rPr>
-          <w:ins w:id="174" w:author="Проект новой редакции" w:date="2026-10-23T13:54:00Z"/>
-        </w:rPr>
-      </w:pPr>
-      <w:ins w:id="175" w:author="Проект новой редакции" w:date="2026-10-23T13:54:00Z">
+          <w:ins w:id="173" w:author="Проект новой редакции" w:date="2026-10-29T11:52:00Z"/>
+        </w:rPr>
+      </w:pPr>
+      <w:ins w:id="174" w:author="Проект новой редакции" w:date="2026-10-29T11:52:00Z">
         <w:r>
           <w:t>8.8. Управляющий совет принимает решения о включении в структуру Фонда подразделений и консультативно-совещательных органов, в том числе Учебного центра и Экспертного совета, и утверждает положения о них.</w:t>
         </w:r>
@@ -2623,10 +2587,10 @@
         <w:spacing w:after="160"/>
         <w:ind w:firstLine="567"/>
         <w:rPr>
-          <w:ins w:id="176" w:author="Проект новой редакции" w:date="2026-10-23T13:54:00Z"/>
-        </w:rPr>
-      </w:pPr>
-      <w:ins w:id="177" w:author="Проект новой редакции" w:date="2026-10-23T13:54:00Z">
+          <w:ins w:id="175" w:author="Проект новой редакции" w:date="2026-10-29T11:52:00Z"/>
+        </w:rPr>
+      </w:pPr>
+      <w:ins w:id="176" w:author="Проект новой редакции" w:date="2026-10-29T11:52:00Z">
         <w:r>
           <w:t xml:space="preserve">8.9. В период временного отсутствия Председателя Управляющего совета (отпуск, болезнь, командировка и иные случаи) его обязанности исполняет член Управляющего совета, назначенный приказом Председателя Управляющего совета, а при отсутствии такого приказа </w:t>
         </w:r>
@@ -2661,7 +2625,7 @@
         </w:rPr>
         <w:t xml:space="preserve">9. ВОЗНАГРАЖДЕНИЕ И РАСХОДЫ ЧЛЕНОВ </w:t>
       </w:r>
-      <w:ins w:id="178" w:author="Проект новой редакции" w:date="2026-10-23T13:54:00Z">
+      <w:ins w:id="177" w:author="Проект новой редакции" w:date="2026-10-29T11:52:00Z">
         <w:r>
           <w:rPr>
             <w:b/>
@@ -2672,7 +2636,7 @@
           <w:t>СОВЕТОВ</w:t>
         </w:r>
       </w:ins>
-      <w:del w:id="179" w:author="Проект новой редакции" w:date="2026-10-23T13:54:00Z">
+      <w:del w:id="178" w:author="Проект новой редакции" w:date="2026-10-29T11:52:00Z">
         <w:r>
           <w:rPr>
             <w:b/>
@@ -2692,7 +2656,7 @@
       <w:r>
         <w:t>Члены</w:t>
       </w:r>
-      <w:del w:id="180" w:author="Проект новой редакции" w:date="2026-10-23T13:54:00Z">
+      <w:del w:id="179" w:author="Проект новой редакции" w:date="2026-10-29T11:52:00Z">
         <w:r>
           <w:delText xml:space="preserve"> Попечительского совета и</w:delText>
         </w:r>
@@ -2700,7 +2664,7 @@
       <w:r>
         <w:t xml:space="preserve"> Управляющего совета получают оклады и вознаграждение с одобрения Верховного попечителя</w:t>
       </w:r>
-      <w:ins w:id="181" w:author="Проект новой редакции" w:date="2026-10-23T13:54:00Z">
+      <w:ins w:id="180" w:author="Проект новой редакции" w:date="2026-10-29T11:52:00Z">
         <w:r>
           <w:t xml:space="preserve"> в соответствии с подпунктом (ж) раздела 3.5</w:t>
         </w:r>
@@ -2708,12 +2672,12 @@
       <w:r>
         <w:t xml:space="preserve">, за исключением случая, предусмотренного разделом </w:t>
       </w:r>
-      <w:ins w:id="182" w:author="Проект новой редакции" w:date="2026-10-23T13:54:00Z">
+      <w:ins w:id="181" w:author="Проект новой редакции" w:date="2026-10-29T11:52:00Z">
         <w:r>
           <w:t>7</w:t>
         </w:r>
       </w:ins>
-      <w:del w:id="183" w:author="Проект новой редакции" w:date="2026-10-23T13:54:00Z">
+      <w:del w:id="182" w:author="Проект новой редакции" w:date="2026-10-29T11:52:00Z">
         <w:r>
           <w:delText>6</w:delText>
         </w:r>
@@ -2721,12 +2685,15 @@
       <w:r>
         <w:t>.2, оформленного в письменном виде соответствующим решением</w:t>
       </w:r>
-      <w:ins w:id="184" w:author="Проект новой редакции" w:date="2026-10-23T13:54:00Z">
-        <w:r>
-          <w:t>. Вознаграждение членов Попечительского совета определяется в соответствии с пунктами 3.7 и 3.8. Членам Попечительского и Управляющего советов</w:t>
-        </w:r>
-      </w:ins>
-      <w:del w:id="185" w:author="Проект новой редакции" w:date="2026-10-23T13:54:00Z">
+      <w:ins w:id="183" w:author="Проект новой редакции" w:date="2026-10-29T11:52:00Z">
+        <w:r>
+          <w:t>. Премии Заместителям Главного исполнительного директора – членам Управляющего совета назначаются приказом Председателя Управляющего совета в пределах условий премирования, утвержденных Верховным попечителем, и утвержденного бюджета Фонда; премии Председателю Управляющего совета назначаются Верховным попечителем. Вознаграждение членов Попечительского совета</w:t>
+        </w:r>
+        <w:r>
+          <w:t xml:space="preserve"> определяется в соответствии с пунктами 3.7 и 3.8. Членам Попечительского и Управляющего советов</w:t>
+        </w:r>
+      </w:ins>
+      <w:del w:id="184" w:author="Проект новой редакции" w:date="2026-10-29T11:52:00Z">
         <w:r>
           <w:delText>, и им</w:delText>
         </w:r>
@@ -2818,7 +2785,7 @@
       <w:r>
         <w:t>11.1. С учетом положений настоящего Положения члены Управляющего совета вправе самостоятельно регулировать порядок своей работы по своему усмотрению. Заседание не может состояться при отсутствии кворума (2/3 членов Управляющего совета).</w:t>
       </w:r>
-      <w:del w:id="186" w:author="Проект новой редакции" w:date="2026-10-23T13:54:00Z">
+      <w:del w:id="185" w:author="Проект новой редакции" w:date="2026-10-29T11:52:00Z">
         <w:r>
           <w:delText xml:space="preserve"> Кворум составляет большинство лиц, имеющих право голоса.</w:delText>
         </w:r>
@@ -2973,7 +2940,7 @@
       <w:r>
         <w:t>14.1. Средства и Имущество Фонда находятся под контролем Управляющего совета. Управляющий совет вправе</w:t>
       </w:r>
-      <w:del w:id="187" w:author="Проект новой редакции" w:date="2026-10-23T13:54:00Z">
+      <w:del w:id="186" w:author="Проект новой редакции" w:date="2026-10-29T11:52:00Z">
         <w:r>
           <w:delText>, с одобрения Верховного попечителя</w:delText>
         </w:r>
@@ -2990,7 +2957,7 @@
       <w:r>
         <w:t>а) определять порядок применения и использования имущества Фонда;</w:t>
       </w:r>
-      <w:ins w:id="188" w:author="Проект новой редакции" w:date="2026-10-23T13:54:00Z">
+      <w:ins w:id="187" w:author="Проект новой редакции" w:date="2026-10-29T11:52:00Z">
         <w:r>
           <w:t xml:space="preserve"> решения о приобретении, распоряжении и использовании основных средств Фонда стоимостью свыше восьмитысячекратного размера месячного расчетного показателя, установленного на соответствующий финансовый год, принимаются Управляющим советом с уведомлением Верховного попечителя в порядке пункта 3.11;</w:t>
         </w:r>
@@ -3001,29 +2968,37 @@
         <w:spacing w:after="160"/>
         <w:ind w:firstLine="567"/>
       </w:pPr>
-      <w:ins w:id="189" w:author="Проект новой редакции" w:date="2026-10-23T13:54:00Z">
+      <w:ins w:id="188" w:author="Проект новой редакции" w:date="2026-10-29T11:52:00Z">
         <w:r>
           <w:t>б) с одобрения Верховного попечителя</w:t>
         </w:r>
       </w:ins>
-      <w:del w:id="190" w:author="Проект новой редакции" w:date="2026-10-23T13:54:00Z">
+      <w:del w:id="189" w:author="Проект новой редакции" w:date="2026-10-29T11:52:00Z">
         <w:r>
           <w:delText>б)</w:delText>
         </w:r>
       </w:del>
       <w:r>
-        <w:t xml:space="preserve"> определять, распределяется ли чистый доход от Средств Фонда ежегодно в целях достижения целей и функций Фонда, включая премии членам Управляющего совета.</w:t>
-      </w:r>
-    </w:p>
-    <w:p>
-      <w:pPr>
-        <w:spacing w:after="160"/>
-        <w:ind w:firstLine="567"/>
-        <w:rPr>
-          <w:ins w:id="191" w:author="Проект новой редакции" w:date="2026-10-23T13:54:00Z"/>
-        </w:rPr>
-      </w:pPr>
-      <w:ins w:id="192" w:author="Проект новой редакции" w:date="2026-10-23T13:54:00Z">
+        <w:t xml:space="preserve"> определять, распределяется ли чистый доход от Средств Фонда ежегодно в целях достижения целей и функций Фонда</w:t>
+      </w:r>
+      <w:del w:id="190" w:author="Проект новой редакции" w:date="2026-10-29T11:52:00Z">
+        <w:r>
+          <w:delText>, включая премии членам Управляющего совета</w:delText>
+        </w:r>
+      </w:del>
+      <w:r>
+        <w:t>.</w:t>
+      </w:r>
+    </w:p>
+    <w:p>
+      <w:pPr>
+        <w:spacing w:after="160"/>
+        <w:ind w:firstLine="567"/>
+        <w:rPr>
+          <w:ins w:id="191" w:author="Проект новой редакции" w:date="2026-10-29T11:52:00Z"/>
+        </w:rPr>
+      </w:pPr>
+      <w:ins w:id="192" w:author="Проект новой редакции" w:date="2026-10-29T11:52:00Z">
         <w:r>
           <w:t>Расходы на операционную деятельность Фонда, а также приобретение, распоряжение и использование основных средств стоимостью до размера, указанного в подпункте а) настоящего пункта, в пределах утвержденного бюджета Фонда производятся по решению Председателя Управляющего совета без согласования с Верховным попечителем.</w:t>
         </w:r>
@@ -3196,7 +3171,7 @@
       <w:r>
         <w:t xml:space="preserve">1. </w:t>
       </w:r>
-      <w:ins w:id="193" w:author="Проект новой редакции" w:date="2026-10-23T13:54:00Z">
+      <w:ins w:id="193" w:author="Проект новой редакции" w:date="2026-10-29T11:52:00Z">
         <w:r>
           <w:t xml:space="preserve">Частная компания «Climate Action Company Limited» </w:t>
         </w:r>
@@ -3204,7 +3179,7 @@
           <w:t>в лице Директора, Главного исполнительного директора и Уполномоченного лица Е. Н. Қаражана</w:t>
         </w:r>
       </w:ins>
-      <w:del w:id="194" w:author="Проект новой редакции" w:date="2026-10-23T13:54:00Z">
+      <w:del w:id="194" w:author="Проект новой редакции" w:date="2026-10-29T11:52:00Z">
         <w:r>
           <w:delText>Нуралин Рамазан</w:delText>
         </w:r>
@@ -3280,7 +3255,7 @@
       <w:r>
         <w:t xml:space="preserve">1. </w:t>
       </w:r>
-      <w:ins w:id="195" w:author="Проект новой редакции" w:date="2026-10-23T13:54:00Z">
+      <w:ins w:id="195" w:author="Проект новой редакции" w:date="2026-10-29T11:52:00Z">
         <w:r>
           <w:t xml:space="preserve">Верховный попечитель </w:t>
         </w:r>
@@ -3291,7 +3266,7 @@
           <w:t xml:space="preserve"> Е. Нысанбаев</w:t>
         </w:r>
       </w:ins>
-      <w:del w:id="196" w:author="Проект новой редакции" w:date="2026-10-23T13:54:00Z">
+      <w:del w:id="196" w:author="Проект новой редакции" w:date="2026-10-29T11:52:00Z">
         <w:r>
           <w:delText>Аманбаев Кайсар</w:delText>
         </w:r>
@@ -3367,7 +3342,7 @@
       <w:r>
         <w:t xml:space="preserve">1. </w:t>
       </w:r>
-      <w:ins w:id="197" w:author="Проект новой редакции" w:date="2026-10-23T13:54:00Z">
+      <w:ins w:id="197" w:author="Проект новой редакции" w:date="2026-10-29T11:52:00Z">
         <w:r>
           <w:t>Главный исполнительный директор</w:t>
         </w:r>
@@ -3381,7 +3356,7 @@
           <w:t xml:space="preserve"> Е. Н. Қаражан</w:t>
         </w:r>
       </w:ins>
-      <w:del w:id="198" w:author="Проект новой редакции" w:date="2026-10-23T13:54:00Z">
+      <w:del w:id="198" w:author="Проект новой редакции" w:date="2026-10-29T11:52:00Z">
         <w:r>
           <w:delText>Джангарашев Ролан</w:delText>
         </w:r>
@@ -3397,12 +3372,12 @@
       <w:r>
         <w:t xml:space="preserve">2. </w:t>
       </w:r>
-      <w:ins w:id="199" w:author="Проект новой редакции" w:date="2026-10-23T13:54:00Z">
+      <w:ins w:id="199" w:author="Проект новой редакции" w:date="2026-10-29T11:52:00Z">
         <w:r>
           <w:t>Заместитель Главного исполнительного директора по административным вопросам – М. Темирбеков</w:t>
         </w:r>
       </w:ins>
-      <w:del w:id="200" w:author="Проект новой редакции" w:date="2026-10-23T13:54:00Z">
+      <w:del w:id="200" w:author="Проект новой редакции" w:date="2026-10-29T11:52:00Z">
         <w:r>
           <w:delText>Бейсенгазин Куаныш</w:delText>
         </w:r>
@@ -4114,7 +4089,7 @@
     <w:hidden/>
     <w:uiPriority w:val="99"/>
     <w:semiHidden/>
-    <w:rsid w:val="004F4DA4"/>
+    <w:rsid w:val="00F91A49"/>
   </w:style>
 </w:styles>
 </file>

--- a/Устав/_документы/С выделением — Положение ЦАКФ.docx
+++ b/Устав/_документы/С выделением — Положение ЦАКФ.docx
@@ -8,7 +8,7 @@
       </w:pPr>
       <w:bookmarkStart w:id="0" w:name="_GoBack"/>
       <w:bookmarkEnd w:id="0"/>
-      <w:ins w:id="1" w:author="Проект новой редакции" w:date="2026-10-29T11:52:00Z">
+      <w:ins w:id="1" w:author="Проект новой редакции" w:date="2026-10-29T12:18:00Z">
         <w:r>
           <w:rPr>
             <w:b/>
@@ -59,7 +59,7 @@
         </w:rPr>
         <w:t>УТВЕРЖДЕНО: Решением № 2 от «24» марта 2024 года</w:t>
       </w:r>
-      <w:ins w:id="2" w:author="Проект новой редакции" w:date="2026-10-29T11:52:00Z">
+      <w:ins w:id="2" w:author="Проект новой редакции" w:date="2026-10-29T12:18:00Z">
         <w:r>
           <w:rPr>
             <w:b/>
@@ -95,12 +95,12 @@
       <w:r>
         <w:t>Дата утверждения</w:t>
       </w:r>
-      <w:ins w:id="3" w:author="Проект новой редакции" w:date="2026-10-29T11:52:00Z">
+      <w:ins w:id="3" w:author="Проект новой редакции" w:date="2026-10-29T12:18:00Z">
         <w:r>
           <w:t xml:space="preserve"> новой редакции: «___» __________ 2026</w:t>
         </w:r>
       </w:ins>
-      <w:del w:id="4" w:author="Проект новой редакции" w:date="2026-10-29T11:52:00Z">
+      <w:del w:id="4" w:author="Проект новой редакции" w:date="2026-10-29T12:18:00Z">
         <w:r>
           <w:delText>: 24 марта 2024</w:delText>
         </w:r>
@@ -113,12 +113,12 @@
       <w:pPr>
         <w:spacing w:after="160"/>
       </w:pPr>
-      <w:ins w:id="5" w:author="Проект новой редакции" w:date="2026-10-29T11:52:00Z">
+      <w:ins w:id="5" w:author="Проект новой редакции" w:date="2026-10-29T12:18:00Z">
         <w:r>
           <w:t>Первоначальная редакция утверждена</w:t>
         </w:r>
       </w:ins>
-      <w:del w:id="6" w:author="Проект новой редакции" w:date="2026-10-29T11:52:00Z">
+      <w:del w:id="6" w:author="Проект новой редакции" w:date="2026-10-29T12:18:00Z">
         <w:r>
           <w:delText>Утверждено</w:delText>
         </w:r>
@@ -201,12 +201,12 @@
       <w:r>
         <w:t xml:space="preserve">4. ЗАСЕДАНИЯ ПОПЕЧИТЕЛЬСКОГО СОВЕТА ............................. </w:t>
       </w:r>
-      <w:ins w:id="7" w:author="Проект новой редакции" w:date="2026-10-29T11:52:00Z">
+      <w:ins w:id="7" w:author="Проект новой редакции" w:date="2026-10-29T12:18:00Z">
         <w:r>
           <w:t>6</w:t>
         </w:r>
       </w:ins>
-      <w:del w:id="8" w:author="Проект новой редакции" w:date="2026-10-29T11:52:00Z">
+      <w:del w:id="8" w:author="Проект новой редакции" w:date="2026-10-29T12:18:00Z">
         <w:r>
           <w:delText>5</w:delText>
         </w:r>
@@ -220,12 +220,12 @@
       <w:r>
         <w:t xml:space="preserve">5. НАЗНАЧЕНИЕ И ПРЕКРАЩЕНИЕ ПОЛНОМОЧИЙ ЧЛЕНОВ ПОПЕЧИТЕЛЬСКОГО СОВЕТА .................................................... </w:t>
       </w:r>
-      <w:ins w:id="9" w:author="Проект новой редакции" w:date="2026-10-29T11:52:00Z">
+      <w:ins w:id="9" w:author="Проект новой редакции" w:date="2026-10-29T12:18:00Z">
         <w:r>
           <w:t>7</w:t>
         </w:r>
       </w:ins>
-      <w:del w:id="10" w:author="Проект новой редакции" w:date="2026-10-29T11:52:00Z">
+      <w:del w:id="10" w:author="Проект новой редакции" w:date="2026-10-29T12:18:00Z">
         <w:r>
           <w:delText>6</w:delText>
         </w:r>
@@ -239,12 +239,12 @@
       <w:r>
         <w:t xml:space="preserve">6. УПРАВЛЯЮЩИЙ СОВЕТ .............................................................. </w:t>
       </w:r>
-      <w:ins w:id="11" w:author="Проект новой редакции" w:date="2026-10-29T11:52:00Z">
+      <w:ins w:id="11" w:author="Проект новой редакции" w:date="2026-10-29T12:18:00Z">
         <w:r>
           <w:t>7</w:t>
         </w:r>
       </w:ins>
-      <w:del w:id="12" w:author="Проект новой редакции" w:date="2026-10-29T11:52:00Z">
+      <w:del w:id="12" w:author="Проект новой редакции" w:date="2026-10-29T12:18:00Z">
         <w:r>
           <w:delText>6</w:delText>
         </w:r>
@@ -258,12 +258,12 @@
       <w:r>
         <w:t xml:space="preserve">7. НАЗНАЧЕНИЕ И ПРЕКРАЩЕНИЕ ПОЛНОМОЧИЙ ЧЛЕНОВ СОВЕТА ......................................................................................... </w:t>
       </w:r>
-      <w:ins w:id="13" w:author="Проект новой редакции" w:date="2026-10-29T11:52:00Z">
+      <w:ins w:id="13" w:author="Проект новой редакции" w:date="2026-10-29T12:18:00Z">
         <w:r>
           <w:t>8</w:t>
         </w:r>
       </w:ins>
-      <w:del w:id="14" w:author="Проект новой редакции" w:date="2026-10-29T11:52:00Z">
+      <w:del w:id="14" w:author="Проект новой редакции" w:date="2026-10-29T12:18:00Z">
         <w:r>
           <w:delText>7</w:delText>
         </w:r>
@@ -274,13 +274,13 @@
         <w:spacing w:after="100"/>
         <w:ind w:left="567"/>
         <w:rPr>
-          <w:del w:id="15" w:author="Проект новой редакции" w:date="2026-10-29T11:52:00Z"/>
+          <w:del w:id="15" w:author="Проект новой редакции" w:date="2026-10-29T12:18:00Z"/>
         </w:rPr>
       </w:pPr>
       <w:r>
         <w:t xml:space="preserve">8. ПОЛНОМОЧИЯ И ФУНКЦИИ УПРАВЛЯЮЩЕГО СОВЕТА ....... </w:t>
       </w:r>
-      <w:del w:id="16" w:author="Проект новой редакции" w:date="2026-10-29T11:52:00Z">
+      <w:del w:id="16" w:author="Проект новой редакции" w:date="2026-10-29T12:18:00Z">
         <w:r>
           <w:delText>8</w:delText>
         </w:r>
@@ -291,7 +291,7 @@
         <w:spacing w:after="100"/>
         <w:ind w:left="567"/>
         <w:rPr>
-          <w:ins w:id="17" w:author="Проект новой редакции" w:date="2026-10-29T11:52:00Z"/>
+          <w:ins w:id="17" w:author="Проект новой редакции" w:date="2026-10-29T12:18:00Z"/>
         </w:rPr>
       </w:pPr>
       <w:r>
@@ -303,7 +303,7 @@
         <w:spacing w:after="100"/>
         <w:ind w:left="567"/>
       </w:pPr>
-      <w:ins w:id="18" w:author="Проект новой редакции" w:date="2026-10-29T11:52:00Z">
+      <w:ins w:id="18" w:author="Проект новой редакции" w:date="2026-10-29T12:18:00Z">
         <w:r>
           <w:t>9</w:t>
         </w:r>
@@ -311,12 +311,12 @@
       <w:r>
         <w:t xml:space="preserve">. ВОЗНАГРАЖДЕНИЕ И РАСХОДЫ ЧЛЕНОВ </w:t>
       </w:r>
-      <w:ins w:id="19" w:author="Проект новой редакции" w:date="2026-10-29T11:52:00Z">
+      <w:ins w:id="19" w:author="Проект новой редакции" w:date="2026-10-29T12:18:00Z">
         <w:r>
           <w:t>СОВЕТОВ .............</w:t>
         </w:r>
       </w:ins>
-      <w:del w:id="20" w:author="Проект новой редакции" w:date="2026-10-29T11:52:00Z">
+      <w:del w:id="20" w:author="Проект новой редакции" w:date="2026-10-29T12:18:00Z">
         <w:r>
           <w:delText>СОВЕТА ...............</w:delText>
         </w:r>
@@ -333,12 +333,12 @@
       <w:r>
         <w:t xml:space="preserve">10. ЗАСЕДАНИЯ УПРАВЛЯЮЩЕГО СОВЕТА ................................. </w:t>
       </w:r>
-      <w:ins w:id="21" w:author="Проект новой редакции" w:date="2026-10-29T11:52:00Z">
+      <w:ins w:id="21" w:author="Проект новой редакции" w:date="2026-10-29T12:18:00Z">
         <w:r>
           <w:t>10</w:t>
         </w:r>
       </w:ins>
-      <w:del w:id="22" w:author="Проект новой редакции" w:date="2026-10-29T11:52:00Z">
+      <w:del w:id="22" w:author="Проект новой редакции" w:date="2026-10-29T12:18:00Z">
         <w:r>
           <w:delText>9</w:delText>
         </w:r>
@@ -352,12 +352,12 @@
       <w:r>
         <w:t xml:space="preserve">11. ПОРЯДОК РАБОТЫ СОВЕТА ....................................................... </w:t>
       </w:r>
-      <w:ins w:id="23" w:author="Проект новой редакции" w:date="2026-10-29T11:52:00Z">
+      <w:ins w:id="23" w:author="Проект новой редакции" w:date="2026-10-29T12:18:00Z">
         <w:r>
           <w:t>11</w:t>
         </w:r>
       </w:ins>
-      <w:del w:id="24" w:author="Проект новой редакции" w:date="2026-10-29T11:52:00Z">
+      <w:del w:id="24" w:author="Проект новой редакции" w:date="2026-10-29T12:18:00Z">
         <w:r>
           <w:delText>10</w:delText>
         </w:r>
@@ -380,12 +380,12 @@
       <w:r>
         <w:t xml:space="preserve">13. СЕКРЕТАРЬ .................................................................................. </w:t>
       </w:r>
-      <w:ins w:id="25" w:author="Проект новой редакции" w:date="2026-10-29T11:52:00Z">
+      <w:ins w:id="25" w:author="Проект новой редакции" w:date="2026-10-29T12:18:00Z">
         <w:r>
           <w:t>12</w:t>
         </w:r>
       </w:ins>
-      <w:del w:id="26" w:author="Проект новой редакции" w:date="2026-10-29T11:52:00Z">
+      <w:del w:id="26" w:author="Проект новой редакции" w:date="2026-10-29T12:18:00Z">
         <w:r>
           <w:delText>11</w:delText>
         </w:r>
@@ -399,12 +399,12 @@
       <w:r>
         <w:t xml:space="preserve">14. ИМУЩЕСТВО И ДОХОД ФОНДА ................................................ </w:t>
       </w:r>
-      <w:ins w:id="27" w:author="Проект новой редакции" w:date="2026-10-29T11:52:00Z">
+      <w:ins w:id="27" w:author="Проект новой редакции" w:date="2026-10-29T12:18:00Z">
         <w:r>
           <w:t>12</w:t>
         </w:r>
       </w:ins>
-      <w:del w:id="28" w:author="Проект новой редакции" w:date="2026-10-29T11:52:00Z">
+      <w:del w:id="28" w:author="Проект новой редакции" w:date="2026-10-29T12:18:00Z">
         <w:r>
           <w:delText>11</w:delText>
         </w:r>
@@ -418,12 +418,12 @@
       <w:r>
         <w:t xml:space="preserve">15. ВНЕСЕНИЕ ИЗМЕНЕНИЙ </w:t>
       </w:r>
-      <w:ins w:id="29" w:author="Проект новой редакции" w:date="2026-10-29T11:52:00Z">
+      <w:ins w:id="29" w:author="Проект новой редакции" w:date="2026-10-29T12:18:00Z">
         <w:r>
           <w:t>В НАСТОЯЩЕЕ ПОЛОЖЕНИЕ ..............</w:t>
         </w:r>
       </w:ins>
-      <w:del w:id="30" w:author="Проект новой редакции" w:date="2026-10-29T11:52:00Z">
+      <w:del w:id="30" w:author="Проект новой редакции" w:date="2026-10-29T12:18:00Z">
         <w:r>
           <w:delText>И ОТМЕНА ........................................</w:delText>
         </w:r>
@@ -446,10 +446,10 @@
         <w:spacing w:after="100"/>
         <w:ind w:left="567"/>
         <w:rPr>
-          <w:ins w:id="31" w:author="Проект новой редакции" w:date="2026-10-29T11:52:00Z"/>
-        </w:rPr>
-      </w:pPr>
-      <w:ins w:id="32" w:author="Проект новой редакции" w:date="2026-10-29T11:52:00Z">
+          <w:ins w:id="31" w:author="Проект новой редакции" w:date="2026-10-29T12:18:00Z"/>
+        </w:rPr>
+      </w:pPr>
+      <w:ins w:id="32" w:author="Проект новой редакции" w:date="2026-10-29T12:18:00Z">
         <w:r>
           <w:t>ПРИЛОЖЕНИЯ 1–3 ...................................................................... 14</w:t>
         </w:r>
@@ -490,12 +490,12 @@
         <w:spacing w:after="160"/>
         <w:ind w:firstLine="567"/>
       </w:pPr>
-      <w:ins w:id="33" w:author="Проект новой редакции" w:date="2026-10-29T11:52:00Z">
+      <w:ins w:id="33" w:author="Проект новой редакции" w:date="2026-10-29T12:18:00Z">
         <w:r>
           <w:t>1) «ЦАКФ», «Проектный офис для Центральной Азии по изменению климата и зеленой энергетике» либо</w:t>
         </w:r>
       </w:ins>
-      <w:del w:id="34" w:author="Проект новой редакции" w:date="2026-10-29T11:52:00Z">
+      <w:del w:id="34" w:author="Проект новой редакции" w:date="2026-10-29T12:18:00Z">
         <w:r>
           <w:delText>1)</w:delText>
         </w:r>
@@ -554,7 +554,7 @@
       <w:r>
         <w:t xml:space="preserve">6) «Попечительский совет» означает высший орган управления Фонда, </w:t>
       </w:r>
-      <w:ins w:id="35" w:author="Проект новой редакции" w:date="2026-10-29T11:52:00Z">
+      <w:ins w:id="35" w:author="Проект новой редакции" w:date="2026-10-29T12:18:00Z">
         <w:r>
           <w:t xml:space="preserve">возглавляемый Верховным попечителем и </w:t>
         </w:r>
@@ -562,7 +562,7 @@
       <w:r>
         <w:t>состоящий из</w:t>
       </w:r>
-      <w:del w:id="36" w:author="Проект новой редакции" w:date="2026-10-29T11:52:00Z">
+      <w:del w:id="36" w:author="Проект новой редакции" w:date="2026-10-29T12:18:00Z">
         <w:r>
           <w:delText xml:space="preserve"> Верховного попечителя и</w:delText>
         </w:r>
@@ -579,12 +579,12 @@
       <w:r>
         <w:t>7) «Верховный попечитель» означает физическое лицо, назначенное Учредителем</w:t>
       </w:r>
-      <w:ins w:id="37" w:author="Проект новой редакции" w:date="2026-10-29T11:52:00Z">
+      <w:ins w:id="37" w:author="Проект новой редакции" w:date="2026-10-29T12:18:00Z">
         <w:r>
           <w:t>, являющееся высшим должностным лицом Фонда и осуществляющее свои функции в соответствии с</w:t>
         </w:r>
       </w:ins>
-      <w:del w:id="38" w:author="Проект новой редакции" w:date="2026-10-29T11:52:00Z">
+      <w:del w:id="38" w:author="Проект новой редакции" w:date="2026-10-29T12:18:00Z">
         <w:r>
           <w:delText xml:space="preserve"> для целей, предусмотренных</w:delText>
         </w:r>
@@ -601,12 +601,12 @@
       <w:r>
         <w:t xml:space="preserve">8) «Попечитель» означает физическое лицо, назначенное </w:t>
       </w:r>
-      <w:ins w:id="39" w:author="Проект новой редакции" w:date="2026-10-29T11:52:00Z">
+      <w:ins w:id="39" w:author="Проект новой редакции" w:date="2026-10-29T12:18:00Z">
         <w:r>
           <w:t>Верховным попечителем</w:t>
         </w:r>
       </w:ins>
-      <w:del w:id="40" w:author="Проект новой редакции" w:date="2026-10-29T11:52:00Z">
+      <w:del w:id="40" w:author="Проект новой редакции" w:date="2026-10-29T12:18:00Z">
         <w:r>
           <w:delText>Учредителем</w:delText>
         </w:r>
@@ -719,12 +719,12 @@
       <w:r>
         <w:t>19) «Контрибьютор» означает юридическое и/или физическое лицо, вносящее в Фонд пожертвования, гранты, имущество и иные средства, которые являются законными, «чистыми», свободными от каких-либо залогов и обременений</w:t>
       </w:r>
-      <w:ins w:id="41" w:author="Проект новой редакции" w:date="2026-10-29T11:52:00Z">
+      <w:ins w:id="41" w:author="Проект новой редакции" w:date="2026-10-29T12:18:00Z">
         <w:r>
           <w:t>;</w:t>
         </w:r>
       </w:ins>
-      <w:del w:id="42" w:author="Проект новой редакции" w:date="2026-10-29T11:52:00Z">
+      <w:del w:id="42" w:author="Проект новой редакции" w:date="2026-10-29T12:18:00Z">
         <w:r>
           <w:delText>.</w:delText>
         </w:r>
@@ -735,10 +735,10 @@
         <w:spacing w:after="160"/>
         <w:ind w:firstLine="567"/>
         <w:rPr>
-          <w:ins w:id="43" w:author="Проект новой редакции" w:date="2026-10-29T11:52:00Z"/>
-        </w:rPr>
-      </w:pPr>
-      <w:ins w:id="44" w:author="Проект новой редакции" w:date="2026-10-29T11:52:00Z">
+          <w:ins w:id="43" w:author="Проект новой редакции" w:date="2026-10-29T12:18:00Z"/>
+        </w:rPr>
+      </w:pPr>
+      <w:ins w:id="44" w:author="Проект новой редакции" w:date="2026-10-29T12:18:00Z">
         <w:r>
           <w:t>20) «Основные средства» означает имущество Фонда, используемое в его деятельности более одного года и учитываемое в качестве основных средств в соответствии с Международными стандартами финансовой отчетности.</w:t>
         </w:r>
@@ -827,12 +827,12 @@
       <w:r>
         <w:t>а) полномочие назначать и переназначать Верховного попечителя</w:t>
       </w:r>
-      <w:ins w:id="45" w:author="Проект новой редакции" w:date="2026-10-29T11:52:00Z">
+      <w:ins w:id="45" w:author="Проект новой редакции" w:date="2026-10-29T12:18:00Z">
         <w:r>
           <w:t>; Попечители</w:t>
         </w:r>
       </w:ins>
-      <w:del w:id="46" w:author="Проект новой редакции" w:date="2026-10-29T11:52:00Z">
+      <w:del w:id="46" w:author="Проект новой редакции" w:date="2026-10-29T12:18:00Z">
         <w:r>
           <w:delText xml:space="preserve"> и Попечителей</w:delText>
         </w:r>
@@ -840,7 +840,7 @@
       <w:r>
         <w:t xml:space="preserve"> Попечительского совета</w:t>
       </w:r>
-      <w:ins w:id="47" w:author="Проект новой редакции" w:date="2026-10-29T11:52:00Z">
+      <w:ins w:id="47" w:author="Проект новой редакции" w:date="2026-10-29T12:18:00Z">
         <w:r>
           <w:t xml:space="preserve"> назначаются Верховным попечителем</w:t>
         </w:r>
@@ -857,12 +857,12 @@
       <w:r>
         <w:t xml:space="preserve">б) полномочие отстранять Верховного попечителя </w:t>
       </w:r>
-      <w:ins w:id="48" w:author="Проект новой редакции" w:date="2026-10-29T11:52:00Z">
+      <w:ins w:id="48" w:author="Проект новой редакции" w:date="2026-10-29T12:18:00Z">
         <w:r>
           <w:t>с одновременным назначением нового Верховного попечителя</w:t>
         </w:r>
       </w:ins>
-      <w:del w:id="49" w:author="Проект новой редакции" w:date="2026-10-29T11:52:00Z">
+      <w:del w:id="49" w:author="Проект новой редакции" w:date="2026-10-29T12:18:00Z">
         <w:r>
           <w:delText>и Попечителей Попечительского совета в случае существенного нарушения положений раздела 3 настоящего Положения</w:delText>
         </w:r>
@@ -921,12 +921,12 @@
       <w:r>
         <w:t>3.1. Попечительский совет является высшим органом управления Фонда и</w:t>
       </w:r>
-      <w:ins w:id="50" w:author="Проект новой редакции" w:date="2026-10-29T11:52:00Z">
+      <w:ins w:id="50" w:author="Проект новой редакции" w:date="2026-10-29T12:18:00Z">
         <w:r>
           <w:t xml:space="preserve"> возглавляется Верховным попечителем. При отсутствии Попечителей полномочия</w:t>
         </w:r>
       </w:ins>
-      <w:del w:id="51" w:author="Проект новой редакции" w:date="2026-10-29T11:52:00Z">
+      <w:del w:id="51" w:author="Проект новой редакции" w:date="2026-10-29T12:18:00Z">
         <w:r>
           <w:delText>, действуя индивидуально в лице Верховного попечителя либо коллегиально в качестве</w:delText>
         </w:r>
@@ -934,12 +934,12 @@
       <w:r>
         <w:t xml:space="preserve"> Попечительского совета</w:t>
       </w:r>
-      <w:ins w:id="52" w:author="Проект новой редакции" w:date="2026-10-29T11:52:00Z">
+      <w:ins w:id="52" w:author="Проект новой редакции" w:date="2026-10-29T12:18:00Z">
         <w:r>
           <w:t xml:space="preserve"> осуществляются Верховным попечителем единолично. Попечительский совет</w:t>
         </w:r>
       </w:ins>
-      <w:del w:id="53" w:author="Проект новой редакции" w:date="2026-10-29T11:52:00Z">
+      <w:del w:id="53" w:author="Проект новой редакции" w:date="2026-10-29T12:18:00Z">
         <w:r>
           <w:delText>,</w:delText>
         </w:r>
@@ -965,7 +965,7 @@
       <w:r>
         <w:t>б) обязан соблюдать положения Устава, Положения и Регламента</w:t>
       </w:r>
-      <w:ins w:id="54" w:author="Проект новой редакции" w:date="2026-10-29T11:52:00Z">
+      <w:ins w:id="54" w:author="Проект новой редакции" w:date="2026-10-29T12:18:00Z">
         <w:r>
           <w:t xml:space="preserve"> фондов МФЦА</w:t>
         </w:r>
@@ -1033,15 +1033,15 @@
         <w:spacing w:after="160"/>
         <w:ind w:firstLine="567"/>
         <w:rPr>
-          <w:del w:id="55" w:author="Проект новой редакции" w:date="2026-10-29T11:52:00Z"/>
-        </w:rPr>
-      </w:pPr>
-      <w:ins w:id="56" w:author="Проект новой редакции" w:date="2026-10-29T11:52:00Z">
+          <w:del w:id="55" w:author="Проект новой редакции" w:date="2026-10-29T12:18:00Z"/>
+        </w:rPr>
+      </w:pPr>
+      <w:ins w:id="56" w:author="Проект новой редакции" w:date="2026-10-29T12:18:00Z">
         <w:r>
           <w:t>а</w:t>
         </w:r>
       </w:ins>
-      <w:del w:id="57" w:author="Проект новой редакции" w:date="2026-10-29T11:52:00Z">
+      <w:del w:id="57" w:author="Проект новой редакции" w:date="2026-10-29T12:18:00Z">
         <w:r>
           <w:delText>а) определяет и утверждает стратегии развития Фонда;</w:delText>
         </w:r>
@@ -1052,10 +1052,10 @@
         <w:spacing w:after="160"/>
         <w:ind w:firstLine="567"/>
         <w:rPr>
-          <w:del w:id="58" w:author="Проект новой редакции" w:date="2026-10-29T11:52:00Z"/>
-        </w:rPr>
-      </w:pPr>
-      <w:del w:id="59" w:author="Проект новой редакции" w:date="2026-10-29T11:52:00Z">
+          <w:del w:id="58" w:author="Проект новой редакции" w:date="2026-10-29T12:18:00Z"/>
+        </w:rPr>
+      </w:pPr>
+      <w:del w:id="59" w:author="Проект новой редакции" w:date="2026-10-29T12:18:00Z">
         <w:r>
           <w:delText>б) определяет официальные оклады и условия вознаграждения и премирования членов Попечительского и Управляющего советов по предложению Управляющего совета;</w:delText>
         </w:r>
@@ -1066,10 +1066,10 @@
         <w:spacing w:after="160"/>
         <w:ind w:firstLine="567"/>
         <w:rPr>
-          <w:del w:id="60" w:author="Проект новой редакции" w:date="2026-10-29T11:52:00Z"/>
-        </w:rPr>
-      </w:pPr>
-      <w:del w:id="61" w:author="Проект новой редакции" w:date="2026-10-29T11:52:00Z">
+          <w:del w:id="60" w:author="Проект новой редакции" w:date="2026-10-29T12:18:00Z"/>
+        </w:rPr>
+      </w:pPr>
+      <w:del w:id="61" w:author="Проект новой редакции" w:date="2026-10-29T12:18:00Z">
         <w:r>
           <w:delText>в) утверждает получение, распоряжение и использование имущества Фонда в целях достижения целей Фонда и для его операционной деятельности;</w:delText>
         </w:r>
@@ -1080,7 +1080,7 @@
         <w:spacing w:after="160"/>
         <w:ind w:firstLine="567"/>
       </w:pPr>
-      <w:del w:id="62" w:author="Проект новой редакции" w:date="2026-10-29T11:52:00Z">
+      <w:del w:id="62" w:author="Проект новой редакции" w:date="2026-10-29T12:18:00Z">
         <w:r>
           <w:delText>г</w:delText>
         </w:r>
@@ -1094,12 +1094,12 @@
         <w:spacing w:after="160"/>
         <w:ind w:firstLine="567"/>
       </w:pPr>
-      <w:ins w:id="63" w:author="Проект новой редакции" w:date="2026-10-29T11:52:00Z">
+      <w:ins w:id="63" w:author="Проект новой редакции" w:date="2026-10-29T12:18:00Z">
         <w:r>
           <w:t>б</w:t>
         </w:r>
       </w:ins>
-      <w:del w:id="64" w:author="Проект новой редакции" w:date="2026-10-29T11:52:00Z">
+      <w:del w:id="64" w:author="Проект новой редакции" w:date="2026-10-29T12:18:00Z">
         <w:r>
           <w:delText>д</w:delText>
         </w:r>
@@ -1113,12 +1113,12 @@
         <w:spacing w:after="160"/>
         <w:ind w:firstLine="567"/>
       </w:pPr>
-      <w:ins w:id="65" w:author="Проект новой редакции" w:date="2026-10-29T11:52:00Z">
+      <w:ins w:id="65" w:author="Проект новой редакции" w:date="2026-10-29T12:18:00Z">
         <w:r>
           <w:t>в</w:t>
         </w:r>
       </w:ins>
-      <w:del w:id="66" w:author="Проект новой редакции" w:date="2026-10-29T11:52:00Z">
+      <w:del w:id="66" w:author="Проект новой редакции" w:date="2026-10-29T12:18:00Z">
         <w:r>
           <w:delText>е</w:delText>
         </w:r>
@@ -1132,10 +1132,10 @@
         <w:spacing w:after="160"/>
         <w:ind w:firstLine="567"/>
         <w:rPr>
-          <w:ins w:id="67" w:author="Проект новой редакции" w:date="2026-10-29T11:52:00Z"/>
-        </w:rPr>
-      </w:pPr>
-      <w:ins w:id="68" w:author="Проект новой редакции" w:date="2026-10-29T11:52:00Z">
+          <w:ins w:id="67" w:author="Проект новой редакции" w:date="2026-10-29T12:18:00Z"/>
+        </w:rPr>
+      </w:pPr>
+      <w:ins w:id="68" w:author="Проект новой редакции" w:date="2026-10-29T12:18:00Z">
         <w:r>
           <w:t>Утверждение бюджета и политик Фонда, решения о приобретении, распоряжении и использовании основных средств Фонда, а также расходы на операционную деятельность Фонда одобрения Попечительского совета не требуют и осуществляются в порядке пунктов 3.11, 8.4, 8.7 и 14.1.</w:t>
         </w:r>
@@ -1200,10 +1200,10 @@
         <w:spacing w:after="160"/>
         <w:ind w:firstLine="567"/>
         <w:rPr>
-          <w:ins w:id="69" w:author="Проект новой редакции" w:date="2026-10-29T11:52:00Z"/>
-        </w:rPr>
-      </w:pPr>
-      <w:ins w:id="70" w:author="Проект новой редакции" w:date="2026-10-29T11:52:00Z">
+          <w:ins w:id="69" w:author="Проект новой редакции" w:date="2026-10-29T12:18:00Z"/>
+        </w:rPr>
+      </w:pPr>
+      <w:ins w:id="70" w:author="Проект новой редакции" w:date="2026-10-29T12:18:00Z">
         <w:r>
           <w:t>б) получать уведомления об утверждении и изменении бюджета и политик Фонда, а также о решениях, указанных в подпункте а) пункта 14.1, и возражать против них в порядке пункта 3.11;</w:t>
         </w:r>
@@ -1214,10 +1214,10 @@
         <w:spacing w:after="160"/>
         <w:ind w:firstLine="567"/>
         <w:rPr>
-          <w:del w:id="71" w:author="Проект новой редакции" w:date="2026-10-29T11:52:00Z"/>
-        </w:rPr>
-      </w:pPr>
-      <w:del w:id="72" w:author="Проект новой редакции" w:date="2026-10-29T11:52:00Z">
+          <w:del w:id="71" w:author="Проект новой редакции" w:date="2026-10-29T12:18:00Z"/>
+        </w:rPr>
+      </w:pPr>
+      <w:del w:id="72" w:author="Проект новой редакции" w:date="2026-10-29T12:18:00Z">
         <w:r>
           <w:delText>б) утверждать Средства Фонда по предложению Управляющего совета и с учетом приоритетных направлений, определенных Попечительским советом;</w:delText>
         </w:r>
@@ -1240,12 +1240,12 @@
       <w:r>
         <w:t>г) принимать решение о созыве ежегодных заседаний Попечительского совета</w:t>
       </w:r>
-      <w:ins w:id="73" w:author="Проект новой редакции" w:date="2026-10-29T11:52:00Z">
+      <w:ins w:id="73" w:author="Проект новой редакции" w:date="2026-10-29T12:18:00Z">
         <w:r>
           <w:t>;</w:t>
         </w:r>
       </w:ins>
-      <w:del w:id="74" w:author="Проект новой редакции" w:date="2026-10-29T11:52:00Z">
+      <w:del w:id="74" w:author="Проект новой редакции" w:date="2026-10-29T12:18:00Z">
         <w:r>
           <w:delText xml:space="preserve"> и/или Управляющего совета;</w:delText>
         </w:r>
@@ -1256,13 +1256,13 @@
         <w:spacing w:after="160"/>
         <w:ind w:firstLine="567"/>
         <w:rPr>
-          <w:ins w:id="75" w:author="Проект новой редакции" w:date="2026-10-29T11:52:00Z"/>
+          <w:ins w:id="75" w:author="Проект новой редакции" w:date="2026-10-29T12:18:00Z"/>
         </w:rPr>
       </w:pPr>
       <w:r>
         <w:t>д) осуществлять контроль за эффективностью практик корпоративного управления в Фонде</w:t>
       </w:r>
-      <w:ins w:id="76" w:author="Проект новой редакции" w:date="2026-10-29T11:52:00Z">
+      <w:ins w:id="76" w:author="Проект новой редакции" w:date="2026-10-29T12:18:00Z">
         <w:r>
           <w:t>;</w:t>
         </w:r>
@@ -1273,10 +1273,10 @@
         <w:spacing w:after="160"/>
         <w:ind w:firstLine="567"/>
         <w:rPr>
-          <w:ins w:id="77" w:author="Проект новой редакции" w:date="2026-10-29T11:52:00Z"/>
-        </w:rPr>
-      </w:pPr>
-      <w:ins w:id="78" w:author="Проект новой редакции" w:date="2026-10-29T11:52:00Z">
+          <w:ins w:id="77" w:author="Проект новой редакции" w:date="2026-10-29T12:18:00Z"/>
+        </w:rPr>
+      </w:pPr>
+      <w:ins w:id="78" w:author="Проект новой редакции" w:date="2026-10-29T12:18:00Z">
         <w:r>
           <w:t>е) определять и утверждать стратегии развития Фонда;</w:t>
         </w:r>
@@ -1287,10 +1287,10 @@
         <w:spacing w:after="160"/>
         <w:ind w:firstLine="567"/>
         <w:rPr>
-          <w:ins w:id="79" w:author="Проект новой редакции" w:date="2026-10-29T11:52:00Z"/>
-        </w:rPr>
-      </w:pPr>
-      <w:ins w:id="80" w:author="Проект новой редакции" w:date="2026-10-29T11:52:00Z">
+          <w:ins w:id="79" w:author="Проект новой редакции" w:date="2026-10-29T12:18:00Z"/>
+        </w:rPr>
+      </w:pPr>
+      <w:ins w:id="80" w:author="Проект новой редакции" w:date="2026-10-29T12:18:00Z">
         <w:r>
           <w:t>ж) определять оклады членов Управляющего совета и условия их вознаграждения и премирования (критерии и предельные размеры премий) по предложению Управляющего совета;</w:t>
         </w:r>
@@ -1301,10 +1301,10 @@
         <w:spacing w:after="160"/>
         <w:ind w:firstLine="567"/>
         <w:rPr>
-          <w:ins w:id="81" w:author="Проект новой редакции" w:date="2026-10-29T11:52:00Z"/>
-        </w:rPr>
-      </w:pPr>
-      <w:ins w:id="82" w:author="Проект новой редакции" w:date="2026-10-29T11:52:00Z">
+          <w:ins w:id="81" w:author="Проект новой редакции" w:date="2026-10-29T12:18:00Z"/>
+        </w:rPr>
+      </w:pPr>
+      <w:ins w:id="82" w:author="Проект новой редакции" w:date="2026-10-29T12:18:00Z">
         <w:r>
           <w:t>з) назначать и отстранять Попечителей Попечительского совета.</w:t>
         </w:r>
@@ -1315,10 +1315,10 @@
         <w:spacing w:after="160"/>
         <w:ind w:firstLine="567"/>
         <w:rPr>
-          <w:ins w:id="83" w:author="Проект новой редакции" w:date="2026-10-29T11:52:00Z"/>
-        </w:rPr>
-      </w:pPr>
-      <w:ins w:id="84" w:author="Проект новой редакции" w:date="2026-10-29T11:52:00Z">
+          <w:ins w:id="83" w:author="Проект новой редакции" w:date="2026-10-29T12:18:00Z"/>
+        </w:rPr>
+      </w:pPr>
+      <w:ins w:id="84" w:author="Проект новой редакции" w:date="2026-10-29T12:18:00Z">
         <w:r>
           <w:t>3.6. Деятельность Попечительского совета обеспечивается за счет средств Фонда.</w:t>
         </w:r>
@@ -1329,10 +1329,10 @@
         <w:spacing w:after="160"/>
         <w:ind w:firstLine="567"/>
         <w:rPr>
-          <w:ins w:id="85" w:author="Проект новой редакции" w:date="2026-10-29T11:52:00Z"/>
-        </w:rPr>
-      </w:pPr>
-      <w:ins w:id="86" w:author="Проект новой редакции" w:date="2026-10-29T11:52:00Z">
+          <w:ins w:id="85" w:author="Проект новой редакции" w:date="2026-10-29T12:18:00Z"/>
+        </w:rPr>
+      </w:pPr>
+      <w:ins w:id="86" w:author="Проект новой редакции" w:date="2026-10-29T12:18:00Z">
         <w:r>
           <w:t xml:space="preserve">3.7. Оклады, вознаграждение и премии Верховного попечителя и Попечителей определяются коллегиально Попечительским советом и утверждаются на его заседании, а при отсутствии Попечителей </w:t>
         </w:r>
@@ -1349,10 +1349,10 @@
         <w:spacing w:after="160"/>
         <w:ind w:firstLine="567"/>
         <w:rPr>
-          <w:ins w:id="87" w:author="Проект новой редакции" w:date="2026-10-29T11:52:00Z"/>
-        </w:rPr>
-      </w:pPr>
-      <w:ins w:id="88" w:author="Проект новой редакции" w:date="2026-10-29T11:52:00Z">
+          <w:ins w:id="87" w:author="Проект новой редакции" w:date="2026-10-29T12:18:00Z"/>
+        </w:rPr>
+      </w:pPr>
+      <w:ins w:id="88" w:author="Проект новой редакции" w:date="2026-10-29T12:18:00Z">
         <w:r>
           <w:t>3.8. Пункт 3.7 не распространяется на Верховного попечителя и Попечителей, являющихся политическими или государственными служащими.</w:t>
         </w:r>
@@ -1363,10 +1363,10 @@
         <w:spacing w:after="160"/>
         <w:ind w:firstLine="567"/>
         <w:rPr>
-          <w:ins w:id="89" w:author="Проект новой редакции" w:date="2026-10-29T11:52:00Z"/>
-        </w:rPr>
-      </w:pPr>
-      <w:ins w:id="90" w:author="Проект новой редакции" w:date="2026-10-29T11:52:00Z">
+          <w:ins w:id="89" w:author="Проект новой редакции" w:date="2026-10-29T12:18:00Z"/>
+        </w:rPr>
+      </w:pPr>
+      <w:ins w:id="90" w:author="Проект новой редакции" w:date="2026-10-29T12:18:00Z">
         <w:r>
           <w:t>3.9. Попечительский совет по решению Верховного попечителя может иметь секретаря и (или) рабочий орган, обеспечивающий его деятельность.</w:t>
         </w:r>
@@ -1377,10 +1377,10 @@
         <w:spacing w:after="160"/>
         <w:ind w:firstLine="567"/>
         <w:rPr>
-          <w:ins w:id="91" w:author="Проект новой редакции" w:date="2026-10-29T11:52:00Z"/>
-        </w:rPr>
-      </w:pPr>
-      <w:ins w:id="92" w:author="Проект новой редакции" w:date="2026-10-29T11:52:00Z">
+          <w:ins w:id="91" w:author="Проект новой редакции" w:date="2026-10-29T12:18:00Z"/>
+        </w:rPr>
+      </w:pPr>
+      <w:ins w:id="92" w:author="Проект новой редакции" w:date="2026-10-29T12:18:00Z">
         <w:r>
           <w:t>3.10. Вопросы, требующие одобрения, утверждения или согласования Верховного попечителя (Попечительского совета), вносятся Управляющим советом в письменной форме, в том числе по электронной почте, с приложением необходимых материалов. Если в течение 10 (десяти) рабочих дней со дня получения материалов Верховный попечитель (Попечительский совет) не сообщил Управляющему совету о своем решении или о продлении срока рассмотрения, вопрос считается одобренным (утвержденным, согласованным). Срок рассмотрения может быть однократно продлен не более чем на 10 (десять) рабочих дней с письменным уведомлением Управляющего совета. Настоящий пункт не применяется к согласию на внесение изменений в Устав и Положение (подпункт в) пункта 2.1, раздел 15) и к назначению и отстранению членов Управляющего совета (подпункт а) пункта 3.5).</w:t>
         </w:r>
@@ -1391,10 +1391,10 @@
         <w:spacing w:after="160"/>
         <w:ind w:firstLine="567"/>
         <w:rPr>
-          <w:ins w:id="93" w:author="Проект новой редакции" w:date="2026-10-29T11:52:00Z"/>
-        </w:rPr>
-      </w:pPr>
-      <w:ins w:id="94" w:author="Проект новой редакции" w:date="2026-10-29T11:52:00Z">
+          <w:ins w:id="93" w:author="Проект новой редакции" w:date="2026-10-29T12:18:00Z"/>
+        </w:rPr>
+      </w:pPr>
+      <w:ins w:id="94" w:author="Проект новой редакции" w:date="2026-10-29T12:18:00Z">
         <w:r>
           <w:t>3.11. Об утверждении и изменении бюджета и политик Фонда, а также о решениях, указанных в подпункте а) пункта 14.1, Управляющий совет уведомляет Верховного попечителя в течение 5 (пяти) рабочих дней со дня принятия решения с приложением утвержденного документа. Верховный попечитель вправе в течение 10 (десяти) рабочих дней со дня получения уведомления направить Управляющему совету мотивированное письменное возражение. Решение исполняется по истечении указанного срока, если возражение не направлено, либо ранее – при письменном подтверждении Верховного попечителя. При направлении возражения Управляющий совет повторно рассматривает вопрос с учетом возражения и уведомляет Верховного попечителя о принятом решении в том же порядке.</w:t>
         </w:r>
@@ -1405,7 +1405,7 @@
         <w:spacing w:after="160"/>
         <w:ind w:firstLine="567"/>
       </w:pPr>
-      <w:ins w:id="95" w:author="Проект новой редакции" w:date="2026-10-29T11:52:00Z">
+      <w:ins w:id="95" w:author="Проект новой редакции" w:date="2026-10-29T12:18:00Z">
         <w:r>
           <w:t>3.12. На период временного отсутствия Верховный попечитель вправе письменно поручить рассмотрение вопросов, указанных в пунктах 3.10 и 3.11, одному из Попечителей. При вакансии должности Верховного попечителя материалы и уведомления, указанные в пунктах 3.10 и 3.11, направляются Попечительскому совету, а при отсутствии Попечителей – Учредителю; сроки и последствия их нерассмотрения определяются пунктами 3.10 и 3.11</w:t>
         </w:r>
@@ -1560,7 +1560,7 @@
       <w:r>
         <w:t>а) в связи с истечением срока назначения Попечителя</w:t>
       </w:r>
-      <w:ins w:id="96" w:author="Проект новой редакции" w:date="2026-10-29T11:52:00Z">
+      <w:ins w:id="96" w:author="Проект новой редакции" w:date="2026-10-29T12:18:00Z">
         <w:r>
           <w:t>, в том числе Верховного попечителя</w:t>
         </w:r>
@@ -1577,7 +1577,7 @@
       <w:r>
         <w:t xml:space="preserve">б) в соответствии с подпунктом (б) раздела 2.1 </w:t>
       </w:r>
-      <w:ins w:id="97" w:author="Проект новой редакции" w:date="2026-10-29T11:52:00Z">
+      <w:ins w:id="97" w:author="Проект новой редакции" w:date="2026-10-29T12:18:00Z">
         <w:r>
           <w:t xml:space="preserve">(Верховный попечитель) либо подпунктом (з) раздела 3.5 (Попечитель) </w:t>
         </w:r>
@@ -1594,7 +1594,7 @@
       <w:r>
         <w:t xml:space="preserve">в) вследствие письменной отставки </w:t>
       </w:r>
-      <w:ins w:id="98" w:author="Проект новой редакции" w:date="2026-10-29T11:52:00Z">
+      <w:ins w:id="98" w:author="Проект новой редакции" w:date="2026-10-29T12:18:00Z">
         <w:r>
           <w:t xml:space="preserve">Верховного попечителя </w:t>
         </w:r>
@@ -1605,7 +1605,7 @@
           <w:t xml:space="preserve"> </w:t>
         </w:r>
       </w:ins>
-      <w:del w:id="99" w:author="Проект новой редакции" w:date="2026-10-29T11:52:00Z">
+      <w:del w:id="99" w:author="Проект новой редакции" w:date="2026-10-29T12:18:00Z">
         <w:r>
           <w:delText xml:space="preserve">Попечителя </w:delText>
         </w:r>
@@ -1613,7 +1613,7 @@
       <w:r>
         <w:t>путем направления уведомления Учредителю</w:t>
       </w:r>
-      <w:ins w:id="100" w:author="Проект новой редакции" w:date="2026-10-29T11:52:00Z">
+      <w:ins w:id="100" w:author="Проект новой редакции" w:date="2026-10-29T12:18:00Z">
         <w:r>
           <w:t xml:space="preserve">, Попечителя </w:t>
         </w:r>
@@ -1627,12 +1627,12 @@
       <w:r>
         <w:t xml:space="preserve"> при условии, что </w:t>
       </w:r>
-      <w:ins w:id="101" w:author="Проект новой редакции" w:date="2026-10-29T11:52:00Z">
+      <w:ins w:id="101" w:author="Проект новой редакции" w:date="2026-10-29T12:18:00Z">
         <w:r>
           <w:t>замещающее лицо</w:t>
         </w:r>
       </w:ins>
-      <w:del w:id="102" w:author="Проект новой редакции" w:date="2026-10-29T11:52:00Z">
+      <w:del w:id="102" w:author="Проект новой редакции" w:date="2026-10-29T12:18:00Z">
         <w:r>
           <w:delText>замещающий Попечитель</w:delText>
         </w:r>
@@ -1640,12 +1640,12 @@
       <w:r>
         <w:t xml:space="preserve"> будет </w:t>
       </w:r>
-      <w:ins w:id="103" w:author="Проект новой редакции" w:date="2026-10-29T11:52:00Z">
+      <w:ins w:id="103" w:author="Проект новой редакции" w:date="2026-10-29T12:18:00Z">
         <w:r>
           <w:t>назначено</w:t>
         </w:r>
       </w:ins>
-      <w:del w:id="104" w:author="Проект новой редакции" w:date="2026-10-29T11:52:00Z">
+      <w:del w:id="104" w:author="Проект новой редакции" w:date="2026-10-29T12:18:00Z">
         <w:r>
           <w:delText>назначен</w:delText>
         </w:r>
@@ -1680,12 +1680,12 @@
       <w:r>
         <w:t xml:space="preserve">5.3. </w:t>
       </w:r>
-      <w:ins w:id="105" w:author="Проект новой редакции" w:date="2026-10-29T11:52:00Z">
+      <w:ins w:id="105" w:author="Проект новой редакции" w:date="2026-10-29T12:18:00Z">
         <w:r>
           <w:t>Верховный попечитель</w:t>
         </w:r>
       </w:ins>
-      <w:del w:id="106" w:author="Проект новой редакции" w:date="2026-10-29T11:52:00Z">
+      <w:del w:id="106" w:author="Проект новой редакции" w:date="2026-10-29T12:18:00Z">
         <w:r>
           <w:delText>Член Попечительского совета</w:delText>
         </w:r>
@@ -1693,7 +1693,7 @@
       <w:r>
         <w:t xml:space="preserve"> может быть автоматически переназначен на новый срок при наличии письменного одобрения Учредителя</w:t>
       </w:r>
-      <w:ins w:id="107" w:author="Проект новой редакции" w:date="2026-10-29T11:52:00Z">
+      <w:ins w:id="107" w:author="Проект новой редакции" w:date="2026-10-29T12:18:00Z">
         <w:r>
           <w:t xml:space="preserve">, Попечитель </w:t>
         </w:r>
@@ -1731,10 +1731,10 @@
         <w:spacing w:after="160"/>
         <w:ind w:firstLine="567"/>
         <w:rPr>
-          <w:ins w:id="108" w:author="Проект новой редакции" w:date="2026-10-29T11:52:00Z"/>
-        </w:rPr>
-      </w:pPr>
-      <w:ins w:id="109" w:author="Проект новой редакции" w:date="2026-10-29T11:52:00Z">
+          <w:ins w:id="108" w:author="Проект новой редакции" w:date="2026-10-29T12:18:00Z"/>
+        </w:rPr>
+      </w:pPr>
+      <w:ins w:id="109" w:author="Проект новой редакции" w:date="2026-10-29T12:18:00Z">
         <w:r>
           <w:t>5.6. Освобождение Верховного попечителя от полномочий не прекращает полномочий Попечителей. До назначения нового Верховного попечителя Попечительский совет действует коллегиально под председательством Попечителя, избранного его членами; исключительные полномочия Верховного попечителя, предусмотренные подпунктами а), е) и з) пункта 3.5, не осуществляются, по остальным вопросам применяется пункт 3.12.</w:t>
         </w:r>
@@ -1760,18 +1760,18 @@
         <w:spacing w:after="160"/>
         <w:ind w:firstLine="567"/>
         <w:rPr>
-          <w:del w:id="110" w:author="Проект новой редакции" w:date="2026-10-29T11:52:00Z"/>
+          <w:del w:id="110" w:author="Проект новой редакции" w:date="2026-10-29T12:18:00Z"/>
         </w:rPr>
       </w:pPr>
       <w:r>
         <w:t xml:space="preserve">6.1. Управляющий совет </w:t>
       </w:r>
-      <w:ins w:id="111" w:author="Проект новой редакции" w:date="2026-10-29T11:52:00Z">
+      <w:ins w:id="111" w:author="Проект новой редакции" w:date="2026-10-29T12:18:00Z">
         <w:r>
           <w:t>состоит</w:t>
         </w:r>
       </w:ins>
-      <w:del w:id="112" w:author="Проект новой редакции" w:date="2026-10-29T11:52:00Z">
+      <w:del w:id="112" w:author="Проект новой редакции" w:date="2026-10-29T12:18:00Z">
         <w:r>
           <w:delText>должен включать</w:delText>
         </w:r>
@@ -1779,12 +1779,12 @@
       <w:r>
         <w:t xml:space="preserve"> не менее</w:t>
       </w:r>
-      <w:ins w:id="113" w:author="Проект новой редакции" w:date="2026-10-29T11:52:00Z">
+      <w:ins w:id="113" w:author="Проект новой редакции" w:date="2026-10-29T12:18:00Z">
         <w:r>
           <w:t xml:space="preserve"> чем из двух членов:</w:t>
         </w:r>
       </w:ins>
-      <w:del w:id="114" w:author="Проект новой редакции" w:date="2026-10-29T11:52:00Z">
+      <w:del w:id="114" w:author="Проект новой редакции" w:date="2026-10-29T12:18:00Z">
         <w:r>
           <w:delText>:</w:delText>
         </w:r>
@@ -1795,10 +1795,10 @@
         <w:spacing w:after="160"/>
         <w:ind w:firstLine="567"/>
         <w:rPr>
-          <w:del w:id="115" w:author="Проект новой редакции" w:date="2026-10-29T11:52:00Z"/>
-        </w:rPr>
-      </w:pPr>
-      <w:del w:id="116" w:author="Проект новой редакции" w:date="2026-10-29T11:52:00Z">
+          <w:del w:id="115" w:author="Проект новой редакции" w:date="2026-10-29T12:18:00Z"/>
+        </w:rPr>
+      </w:pPr>
+      <w:del w:id="116" w:author="Проект новой редакции" w:date="2026-10-29T12:18:00Z">
         <w:r>
           <w:delText>а)</w:delText>
         </w:r>
@@ -1806,7 +1806,7 @@
       <w:r>
         <w:t xml:space="preserve"> Председателя Управляющего совета в должности Главного </w:t>
       </w:r>
-      <w:del w:id="117" w:author="Проект новой редакции" w:date="2026-10-29T11:52:00Z">
+      <w:del w:id="117" w:author="Проект новой редакции" w:date="2026-10-29T12:18:00Z">
         <w:r>
           <w:delText xml:space="preserve">Главного </w:delText>
         </w:r>
@@ -1814,12 +1814,12 @@
       <w:r>
         <w:t xml:space="preserve">исполнительного директора </w:t>
       </w:r>
-      <w:ins w:id="118" w:author="Проект новой редакции" w:date="2026-10-29T11:52:00Z">
+      <w:ins w:id="118" w:author="Проект новой редакции" w:date="2026-10-29T12:18:00Z">
         <w:r>
           <w:t>и членов Управляющего совета</w:t>
         </w:r>
       </w:ins>
-      <w:del w:id="119" w:author="Проект новой редакции" w:date="2026-10-29T11:52:00Z">
+      <w:del w:id="119" w:author="Проект новой редакции" w:date="2026-10-29T12:18:00Z">
         <w:r>
           <w:delText>(CEO);</w:delText>
         </w:r>
@@ -1830,10 +1830,10 @@
         <w:spacing w:after="160"/>
         <w:ind w:firstLine="567"/>
         <w:rPr>
-          <w:del w:id="120" w:author="Проект новой редакции" w:date="2026-10-29T11:52:00Z"/>
-        </w:rPr>
-      </w:pPr>
-      <w:del w:id="121" w:author="Проект новой редакции" w:date="2026-10-29T11:52:00Z">
+          <w:del w:id="120" w:author="Проект новой редакции" w:date="2026-10-29T12:18:00Z"/>
+        </w:rPr>
+      </w:pPr>
+      <w:del w:id="121" w:author="Проект новой редакции" w:date="2026-10-29T12:18:00Z">
         <w:r>
           <w:delText>б) Члена Совета</w:delText>
         </w:r>
@@ -1841,7 +1841,7 @@
       <w:r>
         <w:t xml:space="preserve"> в должности </w:t>
       </w:r>
-      <w:ins w:id="122" w:author="Проект новой редакции" w:date="2026-10-29T11:52:00Z">
+      <w:ins w:id="122" w:author="Проект новой редакции" w:date="2026-10-29T12:18:00Z">
         <w:r>
           <w:t xml:space="preserve">Заместителей </w:t>
         </w:r>
@@ -1849,12 +1849,12 @@
       <w:r>
         <w:t xml:space="preserve">Главного </w:t>
       </w:r>
-      <w:ins w:id="123" w:author="Проект новой редакции" w:date="2026-10-29T11:52:00Z">
+      <w:ins w:id="123" w:author="Проект новой редакции" w:date="2026-10-29T12:18:00Z">
         <w:r>
           <w:t>исполнительного</w:t>
         </w:r>
       </w:ins>
-      <w:del w:id="124" w:author="Проект новой редакции" w:date="2026-10-29T11:52:00Z">
+      <w:del w:id="124" w:author="Проект новой редакции" w:date="2026-10-29T12:18:00Z">
         <w:r>
           <w:delText>юрисконсульта (Chief Legal Officer);</w:delText>
         </w:r>
@@ -1865,7 +1865,7 @@
         <w:spacing w:after="160"/>
         <w:ind w:firstLine="567"/>
       </w:pPr>
-      <w:del w:id="125" w:author="Проект новой редакции" w:date="2026-10-29T11:52:00Z">
+      <w:del w:id="125" w:author="Проект новой редакции" w:date="2026-10-29T12:18:00Z">
         <w:r>
           <w:delText>в) Члена Совета в должности Главного финансового</w:delText>
         </w:r>
@@ -1873,12 +1873,12 @@
       <w:r>
         <w:t xml:space="preserve"> директора</w:t>
       </w:r>
-      <w:ins w:id="126" w:author="Проект новой редакции" w:date="2026-10-29T11:52:00Z">
+      <w:ins w:id="126" w:author="Проект новой редакции" w:date="2026-10-29T12:18:00Z">
         <w:r>
           <w:t>. Вакантная должность Заместителя Главного исполнительного директора не препятствует деятельности Управляющего совета при наличии в его составе не менее двух членов.</w:t>
         </w:r>
       </w:ins>
-      <w:del w:id="127" w:author="Проект новой редакции" w:date="2026-10-29T11:52:00Z">
+      <w:del w:id="127" w:author="Проект новой редакции" w:date="2026-10-29T12:18:00Z">
         <w:r>
           <w:delText xml:space="preserve"> (Chief Financial Officer);</w:delText>
         </w:r>
@@ -1889,10 +1889,10 @@
         <w:spacing w:after="160"/>
         <w:ind w:firstLine="567"/>
         <w:rPr>
-          <w:del w:id="128" w:author="Проект новой редакции" w:date="2026-10-29T11:52:00Z"/>
-        </w:rPr>
-      </w:pPr>
-      <w:del w:id="129" w:author="Проект новой редакции" w:date="2026-10-29T11:52:00Z">
+          <w:del w:id="128" w:author="Проект новой редакции" w:date="2026-10-29T12:18:00Z"/>
+        </w:rPr>
+      </w:pPr>
+      <w:del w:id="129" w:author="Проект новой редакции" w:date="2026-10-29T12:18:00Z">
         <w:r>
           <w:delText>г) Члена Совета в должности Руководителя проектного офиса (Head of Project Office).</w:delText>
         </w:r>
@@ -1921,12 +1921,12 @@
       <w:r>
         <w:t xml:space="preserve">7.1. В соответствии с </w:t>
       </w:r>
-      <w:ins w:id="130" w:author="Проект новой редакции" w:date="2026-10-29T11:52:00Z">
+      <w:ins w:id="130" w:author="Проект новой редакции" w:date="2026-10-29T12:18:00Z">
         <w:r>
           <w:t>подпунктом (а) раздела 3.</w:t>
         </w:r>
       </w:ins>
-      <w:del w:id="131" w:author="Проект новой редакции" w:date="2026-10-29T11:52:00Z">
+      <w:del w:id="131" w:author="Проект новой редакции" w:date="2026-10-29T12:18:00Z">
         <w:r>
           <w:delText xml:space="preserve">разделом </w:delText>
         </w:r>
@@ -1934,7 +1934,7 @@
       <w:r>
         <w:t>5</w:t>
       </w:r>
-      <w:del w:id="132" w:author="Проект новой редакции" w:date="2026-10-29T11:52:00Z">
+      <w:del w:id="132" w:author="Проект новой редакции" w:date="2026-10-29T12:18:00Z">
         <w:r>
           <w:delText>.1</w:delText>
         </w:r>
@@ -1963,12 +1963,12 @@
       <w:r>
         <w:t xml:space="preserve"> на срок «</w:t>
       </w:r>
-      <w:ins w:id="133" w:author="Проект новой редакции" w:date="2026-10-29T11:52:00Z">
+      <w:ins w:id="133" w:author="Проект новой редакции" w:date="2026-10-29T12:18:00Z">
         <w:r>
           <w:t>4» года</w:t>
         </w:r>
       </w:ins>
-      <w:del w:id="134" w:author="Проект новой редакции" w:date="2026-10-29T11:52:00Z">
+      <w:del w:id="134" w:author="Проект новой редакции" w:date="2026-10-29T12:18:00Z">
         <w:r>
           <w:delText>5» лет</w:delText>
         </w:r>
@@ -1982,18 +1982,18 @@
         <w:spacing w:after="160"/>
         <w:ind w:firstLine="567"/>
         <w:rPr>
-          <w:del w:id="135" w:author="Проект новой редакции" w:date="2026-10-29T11:52:00Z"/>
+          <w:del w:id="135" w:author="Проект новой редакции" w:date="2026-10-29T12:18:00Z"/>
         </w:rPr>
       </w:pPr>
       <w:r>
         <w:t xml:space="preserve">б) </w:t>
       </w:r>
-      <w:ins w:id="136" w:author="Проект новой редакции" w:date="2026-10-29T11:52:00Z">
+      <w:ins w:id="136" w:author="Проект новой редакции" w:date="2026-10-29T12:18:00Z">
         <w:r>
           <w:t>Члены</w:t>
         </w:r>
       </w:ins>
-      <w:del w:id="137" w:author="Проект новой редакции" w:date="2026-10-29T11:52:00Z">
+      <w:del w:id="137" w:author="Проект новой редакции" w:date="2026-10-29T12:18:00Z">
         <w:r>
           <w:delText>Член</w:delText>
         </w:r>
@@ -2001,7 +2001,7 @@
       <w:r>
         <w:t xml:space="preserve"> Совета в должности </w:t>
       </w:r>
-      <w:ins w:id="138" w:author="Проект новой редакции" w:date="2026-10-29T11:52:00Z">
+      <w:ins w:id="138" w:author="Проект новой редакции" w:date="2026-10-29T12:18:00Z">
         <w:r>
           <w:t xml:space="preserve">Заместителей </w:t>
         </w:r>
@@ -2009,12 +2009,12 @@
       <w:r>
         <w:t xml:space="preserve">Главного </w:t>
       </w:r>
-      <w:ins w:id="139" w:author="Проект новой редакции" w:date="2026-10-29T11:52:00Z">
+      <w:ins w:id="139" w:author="Проект новой редакции" w:date="2026-10-29T12:18:00Z">
         <w:r>
           <w:t>исполнительного</w:t>
         </w:r>
       </w:ins>
-      <w:del w:id="140" w:author="Проект новой редакции" w:date="2026-10-29T11:52:00Z">
+      <w:del w:id="140" w:author="Проект новой редакции" w:date="2026-10-29T12:18:00Z">
         <w:r>
           <w:delText xml:space="preserve">юрисконсульта </w:delText>
         </w:r>
@@ -2031,10 +2031,10 @@
         <w:spacing w:after="160"/>
         <w:ind w:firstLine="567"/>
         <w:rPr>
-          <w:del w:id="141" w:author="Проект новой редакции" w:date="2026-10-29T11:52:00Z"/>
-        </w:rPr>
-      </w:pPr>
-      <w:del w:id="142" w:author="Проект новой редакции" w:date="2026-10-29T11:52:00Z">
+          <w:del w:id="141" w:author="Проект новой редакции" w:date="2026-10-29T12:18:00Z"/>
+        </w:rPr>
+      </w:pPr>
+      <w:del w:id="142" w:author="Проект новой редакции" w:date="2026-10-29T12:18:00Z">
         <w:r>
           <w:delText>в) Член Совета в должности Главного финансового</w:delText>
         </w:r>
@@ -2048,12 +2048,12 @@
       <w:r>
         <w:t xml:space="preserve"> на срок «</w:t>
       </w:r>
-      <w:ins w:id="143" w:author="Проект новой редакции" w:date="2026-10-29T11:52:00Z">
+      <w:ins w:id="143" w:author="Проект новой редакции" w:date="2026-10-29T12:18:00Z">
         <w:r>
           <w:t>2</w:t>
         </w:r>
       </w:ins>
-      <w:del w:id="144" w:author="Проект новой редакции" w:date="2026-10-29T11:52:00Z">
+      <w:del w:id="144" w:author="Проект новой редакции" w:date="2026-10-29T12:18:00Z">
         <w:r>
           <w:delText>4» года с даты назначения и письменного согласия;</w:delText>
         </w:r>
@@ -2064,7 +2064,7 @@
         <w:spacing w:after="160"/>
         <w:ind w:firstLine="567"/>
       </w:pPr>
-      <w:del w:id="145" w:author="Проект новой редакции" w:date="2026-10-29T11:52:00Z">
+      <w:del w:id="145" w:author="Проект новой редакции" w:date="2026-10-29T12:18:00Z">
         <w:r>
           <w:delText xml:space="preserve">г) Член Совета в должности Руководителя проектного офиса </w:delText>
         </w:r>
@@ -2159,12 +2159,12 @@
       <w:r>
         <w:t xml:space="preserve">г) вследствие отстранения в соответствии с подпунктом (а) раздела 3.5 Верховным попечителем либо в соответствии с разделом 7.2 Председателем Управляющего совета в случае существенного нарушения положений раздела </w:t>
       </w:r>
-      <w:ins w:id="146" w:author="Проект новой редакции" w:date="2026-10-29T11:52:00Z">
+      <w:ins w:id="146" w:author="Проект новой редакции" w:date="2026-10-29T12:18:00Z">
         <w:r>
           <w:t>8</w:t>
         </w:r>
       </w:ins>
-      <w:del w:id="147" w:author="Проект новой редакции" w:date="2026-10-29T11:52:00Z">
+      <w:del w:id="147" w:author="Проект новой редакции" w:date="2026-10-29T12:18:00Z">
         <w:r>
           <w:delText>7</w:delText>
         </w:r>
@@ -2181,7 +2181,7 @@
       <w:r>
         <w:t>д) вследствие отставки члена Совета путем направления уведомления Верховному попечителю или Председателю Управляющего совета</w:t>
       </w:r>
-      <w:del w:id="148" w:author="Проект новой редакции" w:date="2026-10-29T11:52:00Z">
+      <w:del w:id="148" w:author="Проект новой редакции" w:date="2026-10-29T12:18:00Z">
         <w:r>
           <w:delText xml:space="preserve"> при условии, что замещающий член Совета будет назначен на его место в Управляющем совете с даты такой отставки</w:delText>
         </w:r>
@@ -2222,10 +2222,10 @@
         <w:spacing w:after="160"/>
         <w:ind w:firstLine="567"/>
         <w:rPr>
-          <w:ins w:id="149" w:author="Проект новой редакции" w:date="2026-10-29T11:52:00Z"/>
-        </w:rPr>
-      </w:pPr>
-      <w:ins w:id="150" w:author="Проект новой редакции" w:date="2026-10-29T11:52:00Z">
+          <w:ins w:id="149" w:author="Проект новой редакции" w:date="2026-10-29T12:18:00Z"/>
+        </w:rPr>
+      </w:pPr>
+      <w:ins w:id="150" w:author="Проект новой редакции" w:date="2026-10-29T12:18:00Z">
         <w:r>
           <w:t>7.8. Если число членов Управляющего совета становится менее двух, Председатель Управляющего совета (при его отсутствии – оставшийся член Совета) в течение 30 (тридцати) дней вносит Верховному попечителю предложение о назначении нового члена Управляющего совета.</w:t>
         </w:r>
@@ -2281,7 +2281,7 @@
       <w:r>
         <w:t>б) обязаны соблюдать положения Регламента</w:t>
       </w:r>
-      <w:ins w:id="151" w:author="Проект новой редакции" w:date="2026-10-29T11:52:00Z">
+      <w:ins w:id="151" w:author="Проект новой редакции" w:date="2026-10-29T12:18:00Z">
         <w:r>
           <w:t xml:space="preserve"> фондов МФЦА</w:t>
         </w:r>
@@ -2367,12 +2367,12 @@
         <w:spacing w:after="100"/>
         <w:ind w:left="867"/>
       </w:pPr>
-      <w:ins w:id="152" w:author="Проект новой редакции" w:date="2026-10-29T11:52:00Z">
+      <w:ins w:id="152" w:author="Проект новой редакции" w:date="2026-10-29T12:18:00Z">
         <w:r>
           <w:t>(iii) утверждать штатное расписание работников Фонда,</w:t>
         </w:r>
       </w:ins>
-      <w:del w:id="153" w:author="Проект новой редакции" w:date="2026-10-29T11:52:00Z">
+      <w:del w:id="153" w:author="Проект новой редакции" w:date="2026-10-29T12:18:00Z">
         <w:r>
           <w:delText>(iii)</w:delText>
         </w:r>
@@ -2380,7 +2380,7 @@
       <w:r>
         <w:t xml:space="preserve"> нанимать всех работников, консультантов, необходимых Фонду, определять их оклады, льготы, вознаграждения</w:t>
       </w:r>
-      <w:ins w:id="154" w:author="Проект новой редакции" w:date="2026-10-29T11:52:00Z">
+      <w:ins w:id="154" w:author="Проект новой редакции" w:date="2026-10-29T12:18:00Z">
         <w:r>
           <w:t>, премии</w:t>
         </w:r>
@@ -2388,7 +2388,7 @@
       <w:r>
         <w:t xml:space="preserve"> и условия трудоустройства, а также право прекращать их услуги</w:t>
       </w:r>
-      <w:ins w:id="155" w:author="Проект новой редакции" w:date="2026-10-29T11:52:00Z">
+      <w:ins w:id="155" w:author="Проект новой редакции" w:date="2026-10-29T12:18:00Z">
         <w:r>
           <w:t>. Указанные решения в отношении работников, не являющихся членами Управляющего совета, принимаются Председателем Управляющего совета единолично в пределах утвержденного бюджета Фонда и не требуют одобрения Верховного попечителя или Попечительского совета</w:t>
         </w:r>
@@ -2402,13 +2402,13 @@
         <w:spacing w:after="100"/>
         <w:ind w:left="867"/>
         <w:rPr>
-          <w:ins w:id="156" w:author="Проект новой редакции" w:date="2026-10-29T11:52:00Z"/>
+          <w:ins w:id="156" w:author="Проект новой редакции" w:date="2026-10-29T12:18:00Z"/>
         </w:rPr>
       </w:pPr>
       <w:r>
         <w:t xml:space="preserve">(iv) подписывать </w:t>
       </w:r>
-      <w:ins w:id="157" w:author="Проект новой редакции" w:date="2026-10-29T11:52:00Z">
+      <w:ins w:id="157" w:author="Проект новой редакции" w:date="2026-10-29T12:18:00Z">
         <w:r>
           <w:t>трудовые договоры с Верховным попечителем и Попечителями Попечительского совета;</w:t>
         </w:r>
@@ -2419,7 +2419,7 @@
         <w:spacing w:after="100"/>
         <w:ind w:left="867"/>
       </w:pPr>
-      <w:ins w:id="158" w:author="Проект новой редакции" w:date="2026-10-29T11:52:00Z">
+      <w:ins w:id="158" w:author="Проект новой редакции" w:date="2026-10-29T12:18:00Z">
         <w:r>
           <w:t xml:space="preserve">(v) подписывать </w:t>
         </w:r>
@@ -2436,12 +2436,12 @@
       <w:r>
         <w:t>(</w:t>
       </w:r>
-      <w:ins w:id="159" w:author="Проект новой редакции" w:date="2026-10-29T11:52:00Z">
+      <w:ins w:id="159" w:author="Проект новой редакции" w:date="2026-10-29T12:18:00Z">
         <w:r>
           <w:t>vi</w:t>
         </w:r>
       </w:ins>
-      <w:del w:id="160" w:author="Проект новой редакции" w:date="2026-10-29T11:52:00Z">
+      <w:del w:id="160" w:author="Проект новой редакции" w:date="2026-10-29T12:18:00Z">
         <w:r>
           <w:delText>v</w:delText>
         </w:r>
@@ -2458,12 +2458,12 @@
       <w:r>
         <w:t>(</w:t>
       </w:r>
-      <w:ins w:id="161" w:author="Проект новой редакции" w:date="2026-10-29T11:52:00Z">
+      <w:ins w:id="161" w:author="Проект новой редакции" w:date="2026-10-29T12:18:00Z">
         <w:r>
           <w:t>vii</w:t>
         </w:r>
       </w:ins>
-      <w:del w:id="162" w:author="Проект новой редакции" w:date="2026-10-29T11:52:00Z">
+      <w:del w:id="162" w:author="Проект новой редакции" w:date="2026-10-29T12:18:00Z">
         <w:r>
           <w:delText>vi</w:delText>
         </w:r>
@@ -2480,7 +2480,7 @@
       <w:r>
         <w:t xml:space="preserve">8.4. </w:t>
       </w:r>
-      <w:del w:id="163" w:author="Проект новой редакции" w:date="2026-10-29T11:52:00Z">
+      <w:del w:id="163" w:author="Проект новой редакции" w:date="2026-10-29T12:18:00Z">
         <w:r>
           <w:delText xml:space="preserve">В соответствии с подпунктами (б) и (е) раздела 3.3 </w:delText>
         </w:r>
@@ -2488,12 +2488,12 @@
       <w:r>
         <w:t xml:space="preserve">Управляющий совет </w:t>
       </w:r>
-      <w:ins w:id="164" w:author="Проект новой редакции" w:date="2026-10-29T11:52:00Z">
+      <w:ins w:id="164" w:author="Проект новой редакции" w:date="2026-10-29T12:18:00Z">
         <w:r>
           <w:t>утверждает бюджет</w:t>
         </w:r>
       </w:ins>
-      <w:del w:id="165" w:author="Проект новой редакции" w:date="2026-10-29T11:52:00Z">
+      <w:del w:id="165" w:author="Проект новой редакции" w:date="2026-10-29T12:18:00Z">
         <w:r>
           <w:delText>предлагает Верховному попечителю на утверждение Средства</w:delText>
         </w:r>
@@ -2501,12 +2501,12 @@
       <w:r>
         <w:t xml:space="preserve"> Фонда, </w:t>
       </w:r>
-      <w:ins w:id="166" w:author="Проект новой редакции" w:date="2026-10-29T11:52:00Z">
+      <w:ins w:id="166" w:author="Проект новой редакции" w:date="2026-10-29T12:18:00Z">
         <w:r>
           <w:t>необходимый</w:t>
         </w:r>
       </w:ins>
-      <w:del w:id="167" w:author="Проект новой редакции" w:date="2026-10-29T11:52:00Z">
+      <w:del w:id="167" w:author="Проект новой редакции" w:date="2026-10-29T12:18:00Z">
         <w:r>
           <w:delText>необходимые</w:delText>
         </w:r>
@@ -2514,12 +2514,12 @@
       <w:r>
         <w:t xml:space="preserve"> для его деятельности и достижения его целей, </w:t>
       </w:r>
-      <w:ins w:id="168" w:author="Проект новой редакции" w:date="2026-10-29T11:52:00Z">
+      <w:ins w:id="168" w:author="Проект новой редакции" w:date="2026-10-29T12:18:00Z">
         <w:r>
           <w:t>с учетом приоритетных направлений, определенных Попечительским советом, и уведомляет Верховного попечителя в порядке пункта 3.11. До вступления в силу бюджета Фонда на очередной финансовый год расходы осуществляются в пределах бюджета предыдущего года. Оклады</w:t>
         </w:r>
       </w:ins>
-      <w:del w:id="169" w:author="Проект новой редакции" w:date="2026-10-29T11:52:00Z">
+      <w:del w:id="169" w:author="Проект новой редакции" w:date="2026-10-29T12:18:00Z">
         <w:r>
           <w:delText>а также оклады</w:delText>
         </w:r>
@@ -2527,7 +2527,7 @@
       <w:r>
         <w:t xml:space="preserve"> членов Управляющего совета</w:t>
       </w:r>
-      <w:ins w:id="170" w:author="Проект новой редакции" w:date="2026-10-29T11:52:00Z">
+      <w:ins w:id="170" w:author="Проект новой редакции" w:date="2026-10-29T12:18:00Z">
         <w:r>
           <w:t xml:space="preserve"> Управляющий совет предлагает Верховному попечителю на утверждение в соответствии с подпунктом (ж) раздела 3.5</w:t>
         </w:r>
@@ -2559,10 +2559,10 @@
         <w:spacing w:after="160"/>
         <w:ind w:firstLine="567"/>
         <w:rPr>
-          <w:ins w:id="171" w:author="Проект новой редакции" w:date="2026-10-29T11:52:00Z"/>
-        </w:rPr>
-      </w:pPr>
-      <w:ins w:id="172" w:author="Проект новой редакции" w:date="2026-10-29T11:52:00Z">
+          <w:ins w:id="171" w:author="Проект новой редакции" w:date="2026-10-29T12:18:00Z"/>
+        </w:rPr>
+      </w:pPr>
+      <w:ins w:id="172" w:author="Проект новой редакции" w:date="2026-10-29T12:18:00Z">
         <w:r>
           <w:t>8.7. Управляющий совет утверждает политики, правила, порядки, инструкции и иные внутренние документы Фонда, за исключением стратегии развития Фонда, утверждаемой Верховным попечителем в соответствии с подпунктом (е) пункта 3.5. Об утверждении и изменении политик Фонда Управляющий совет уведомляет Верховного попечителя в порядке пункта 3.11.</w:t>
         </w:r>
@@ -2573,10 +2573,10 @@
         <w:spacing w:after="160"/>
         <w:ind w:firstLine="567"/>
         <w:rPr>
-          <w:ins w:id="173" w:author="Проект новой редакции" w:date="2026-10-29T11:52:00Z"/>
-        </w:rPr>
-      </w:pPr>
-      <w:ins w:id="174" w:author="Проект новой редакции" w:date="2026-10-29T11:52:00Z">
+          <w:ins w:id="173" w:author="Проект новой редакции" w:date="2026-10-29T12:18:00Z"/>
+        </w:rPr>
+      </w:pPr>
+      <w:ins w:id="174" w:author="Проект новой редакции" w:date="2026-10-29T12:18:00Z">
         <w:r>
           <w:t>8.8. Управляющий совет принимает решения о включении в структуру Фонда подразделений и консультативно-совещательных органов, в том числе Учебного центра и Экспертного совета, и утверждает положения о них.</w:t>
         </w:r>
@@ -2587,10 +2587,10 @@
         <w:spacing w:after="160"/>
         <w:ind w:firstLine="567"/>
         <w:rPr>
-          <w:ins w:id="175" w:author="Проект новой редакции" w:date="2026-10-29T11:52:00Z"/>
-        </w:rPr>
-      </w:pPr>
-      <w:ins w:id="176" w:author="Проект новой редакции" w:date="2026-10-29T11:52:00Z">
+          <w:ins w:id="175" w:author="Проект новой редакции" w:date="2026-10-29T12:18:00Z"/>
+        </w:rPr>
+      </w:pPr>
+      <w:ins w:id="176" w:author="Проект новой редакции" w:date="2026-10-29T12:18:00Z">
         <w:r>
           <w:t xml:space="preserve">8.9. В период временного отсутствия Председателя Управляющего совета (отпуск, болезнь, командировка и иные случаи) его обязанности исполняет член Управляющего совета, назначенный приказом Председателя Управляющего совета, а при отсутствии такого приказа </w:t>
         </w:r>
@@ -2625,7 +2625,7 @@
         </w:rPr>
         <w:t xml:space="preserve">9. ВОЗНАГРАЖДЕНИЕ И РАСХОДЫ ЧЛЕНОВ </w:t>
       </w:r>
-      <w:ins w:id="177" w:author="Проект новой редакции" w:date="2026-10-29T11:52:00Z">
+      <w:ins w:id="177" w:author="Проект новой редакции" w:date="2026-10-29T12:18:00Z">
         <w:r>
           <w:rPr>
             <w:b/>
@@ -2636,7 +2636,7 @@
           <w:t>СОВЕТОВ</w:t>
         </w:r>
       </w:ins>
-      <w:del w:id="178" w:author="Проект новой редакции" w:date="2026-10-29T11:52:00Z">
+      <w:del w:id="178" w:author="Проект новой редакции" w:date="2026-10-29T12:18:00Z">
         <w:r>
           <w:rPr>
             <w:b/>
@@ -2656,7 +2656,7 @@
       <w:r>
         <w:t>Члены</w:t>
       </w:r>
-      <w:del w:id="179" w:author="Проект новой редакции" w:date="2026-10-29T11:52:00Z">
+      <w:del w:id="179" w:author="Проект новой редакции" w:date="2026-10-29T12:18:00Z">
         <w:r>
           <w:delText xml:space="preserve"> Попечительского совета и</w:delText>
         </w:r>
@@ -2664,7 +2664,7 @@
       <w:r>
         <w:t xml:space="preserve"> Управляющего совета получают оклады и вознаграждение с одобрения Верховного попечителя</w:t>
       </w:r>
-      <w:ins w:id="180" w:author="Проект новой редакции" w:date="2026-10-29T11:52:00Z">
+      <w:ins w:id="180" w:author="Проект новой редакции" w:date="2026-10-29T12:18:00Z">
         <w:r>
           <w:t xml:space="preserve"> в соответствии с подпунктом (ж) раздела 3.5</w:t>
         </w:r>
@@ -2672,12 +2672,12 @@
       <w:r>
         <w:t xml:space="preserve">, за исключением случая, предусмотренного разделом </w:t>
       </w:r>
-      <w:ins w:id="181" w:author="Проект новой редакции" w:date="2026-10-29T11:52:00Z">
+      <w:ins w:id="181" w:author="Проект новой редакции" w:date="2026-10-29T12:18:00Z">
         <w:r>
           <w:t>7</w:t>
         </w:r>
       </w:ins>
-      <w:del w:id="182" w:author="Проект новой редакции" w:date="2026-10-29T11:52:00Z">
+      <w:del w:id="182" w:author="Проект новой редакции" w:date="2026-10-29T12:18:00Z">
         <w:r>
           <w:delText>6</w:delText>
         </w:r>
@@ -2685,7 +2685,7 @@
       <w:r>
         <w:t>.2, оформленного в письменном виде соответствующим решением</w:t>
       </w:r>
-      <w:ins w:id="183" w:author="Проект новой редакции" w:date="2026-10-29T11:52:00Z">
+      <w:ins w:id="183" w:author="Проект новой редакции" w:date="2026-10-29T12:18:00Z">
         <w:r>
           <w:t>. Премии Заместителям Главного исполнительного директора – членам Управляющего совета назначаются приказом Председателя Управляющего совета в пределах условий премирования, утвержденных Верховным попечителем, и утвержденного бюджета Фонда; премии Председателю Управляющего совета назначаются Верховным попечителем. Вознаграждение членов Попечительского совета</w:t>
         </w:r>
@@ -2693,7 +2693,7 @@
           <w:t xml:space="preserve"> определяется в соответствии с пунктами 3.7 и 3.8. Членам Попечительского и Управляющего советов</w:t>
         </w:r>
       </w:ins>
-      <w:del w:id="184" w:author="Проект новой редакции" w:date="2026-10-29T11:52:00Z">
+      <w:del w:id="184" w:author="Проект новой редакции" w:date="2026-10-29T12:18:00Z">
         <w:r>
           <w:delText>, и им</w:delText>
         </w:r>
@@ -2785,7 +2785,7 @@
       <w:r>
         <w:t>11.1. С учетом положений настоящего Положения члены Управляющего совета вправе самостоятельно регулировать порядок своей работы по своему усмотрению. Заседание не может состояться при отсутствии кворума (2/3 членов Управляющего совета).</w:t>
       </w:r>
-      <w:del w:id="185" w:author="Проект новой редакции" w:date="2026-10-29T11:52:00Z">
+      <w:del w:id="185" w:author="Проект новой редакции" w:date="2026-10-29T12:18:00Z">
         <w:r>
           <w:delText xml:space="preserve"> Кворум составляет большинство лиц, имеющих право голоса.</w:delText>
         </w:r>
@@ -2940,7 +2940,7 @@
       <w:r>
         <w:t>14.1. Средства и Имущество Фонда находятся под контролем Управляющего совета. Управляющий совет вправе</w:t>
       </w:r>
-      <w:del w:id="186" w:author="Проект новой редакции" w:date="2026-10-29T11:52:00Z">
+      <w:del w:id="186" w:author="Проект новой редакции" w:date="2026-10-29T12:18:00Z">
         <w:r>
           <w:delText>, с одобрения Верховного попечителя</w:delText>
         </w:r>
@@ -2957,7 +2957,7 @@
       <w:r>
         <w:t>а) определять порядок применения и использования имущества Фонда;</w:t>
       </w:r>
-      <w:ins w:id="187" w:author="Проект новой редакции" w:date="2026-10-29T11:52:00Z">
+      <w:ins w:id="187" w:author="Проект новой редакции" w:date="2026-10-29T12:18:00Z">
         <w:r>
           <w:t xml:space="preserve"> решения о приобретении, распоряжении и использовании основных средств Фонда стоимостью свыше восьмитысячекратного размера месячного расчетного показателя, установленного на соответствующий финансовый год, принимаются Управляющим советом с уведомлением Верховного попечителя в порядке пункта 3.11;</w:t>
         </w:r>
@@ -2968,12 +2968,12 @@
         <w:spacing w:after="160"/>
         <w:ind w:firstLine="567"/>
       </w:pPr>
-      <w:ins w:id="188" w:author="Проект новой редакции" w:date="2026-10-29T11:52:00Z">
+      <w:ins w:id="188" w:author="Проект новой редакции" w:date="2026-10-29T12:18:00Z">
         <w:r>
           <w:t>б) с одобрения Верховного попечителя</w:t>
         </w:r>
       </w:ins>
-      <w:del w:id="189" w:author="Проект новой редакции" w:date="2026-10-29T11:52:00Z">
+      <w:del w:id="189" w:author="Проект новой редакции" w:date="2026-10-29T12:18:00Z">
         <w:r>
           <w:delText>б)</w:delText>
         </w:r>
@@ -2981,7 +2981,7 @@
       <w:r>
         <w:t xml:space="preserve"> определять, распределяется ли чистый доход от Средств Фонда ежегодно в целях достижения целей и функций Фонда</w:t>
       </w:r>
-      <w:del w:id="190" w:author="Проект новой редакции" w:date="2026-10-29T11:52:00Z">
+      <w:del w:id="190" w:author="Проект новой редакции" w:date="2026-10-29T12:18:00Z">
         <w:r>
           <w:delText>, включая премии членам Управляющего совета</w:delText>
         </w:r>
@@ -2995,10 +2995,10 @@
         <w:spacing w:after="160"/>
         <w:ind w:firstLine="567"/>
         <w:rPr>
-          <w:ins w:id="191" w:author="Проект новой редакции" w:date="2026-10-29T11:52:00Z"/>
-        </w:rPr>
-      </w:pPr>
-      <w:ins w:id="192" w:author="Проект новой редакции" w:date="2026-10-29T11:52:00Z">
+          <w:ins w:id="191" w:author="Проект новой редакции" w:date="2026-10-29T12:18:00Z"/>
+        </w:rPr>
+      </w:pPr>
+      <w:ins w:id="192" w:author="Проект новой редакции" w:date="2026-10-29T12:18:00Z">
         <w:r>
           <w:t>Расходы на операционную деятельность Фонда, а также приобретение, распоряжение и использование основных средств стоимостью до размера, указанного в подпункте а) настоящего пункта, в пределах утвержденного бюджета Фонда производятся по решению Председателя Управляющего совета без согласования с Верховным попечителем.</w:t>
         </w:r>
@@ -3171,7 +3171,7 @@
       <w:r>
         <w:t xml:space="preserve">1. </w:t>
       </w:r>
-      <w:ins w:id="193" w:author="Проект новой редакции" w:date="2026-10-29T11:52:00Z">
+      <w:ins w:id="193" w:author="Проект новой редакции" w:date="2026-10-29T12:18:00Z">
         <w:r>
           <w:t xml:space="preserve">Частная компания «Climate Action Company Limited» </w:t>
         </w:r>
@@ -3179,7 +3179,7 @@
           <w:t>в лице Директора, Главного исполнительного директора и Уполномоченного лица Е. Н. Қаражана</w:t>
         </w:r>
       </w:ins>
-      <w:del w:id="194" w:author="Проект новой редакции" w:date="2026-10-29T11:52:00Z">
+      <w:del w:id="194" w:author="Проект новой редакции" w:date="2026-10-29T12:18:00Z">
         <w:r>
           <w:delText>Нуралин Рамазан</w:delText>
         </w:r>
@@ -3255,7 +3255,7 @@
       <w:r>
         <w:t xml:space="preserve">1. </w:t>
       </w:r>
-      <w:ins w:id="195" w:author="Проект новой редакции" w:date="2026-10-29T11:52:00Z">
+      <w:ins w:id="195" w:author="Проект новой редакции" w:date="2026-10-29T12:18:00Z">
         <w:r>
           <w:t xml:space="preserve">Верховный попечитель </w:t>
         </w:r>
@@ -3266,7 +3266,7 @@
           <w:t xml:space="preserve"> Е. Нысанбаев</w:t>
         </w:r>
       </w:ins>
-      <w:del w:id="196" w:author="Проект новой редакции" w:date="2026-10-29T11:52:00Z">
+      <w:del w:id="196" w:author="Проект новой редакции" w:date="2026-10-29T12:18:00Z">
         <w:r>
           <w:delText>Аманбаев Кайсар</w:delText>
         </w:r>
@@ -3342,7 +3342,7 @@
       <w:r>
         <w:t xml:space="preserve">1. </w:t>
       </w:r>
-      <w:ins w:id="197" w:author="Проект новой редакции" w:date="2026-10-29T11:52:00Z">
+      <w:ins w:id="197" w:author="Проект новой редакции" w:date="2026-10-29T12:18:00Z">
         <w:r>
           <w:t>Главный исполнительный директор</w:t>
         </w:r>
@@ -3356,7 +3356,7 @@
           <w:t xml:space="preserve"> Е. Н. Қаражан</w:t>
         </w:r>
       </w:ins>
-      <w:del w:id="198" w:author="Проект новой редакции" w:date="2026-10-29T11:52:00Z">
+      <w:del w:id="198" w:author="Проект новой редакции" w:date="2026-10-29T12:18:00Z">
         <w:r>
           <w:delText>Джангарашев Ролан</w:delText>
         </w:r>
@@ -3372,12 +3372,12 @@
       <w:r>
         <w:t xml:space="preserve">2. </w:t>
       </w:r>
-      <w:ins w:id="199" w:author="Проект новой редакции" w:date="2026-10-29T11:52:00Z">
+      <w:ins w:id="199" w:author="Проект новой редакции" w:date="2026-10-29T12:18:00Z">
         <w:r>
           <w:t>Заместитель Главного исполнительного директора по административным вопросам – М. Темирбеков</w:t>
         </w:r>
       </w:ins>
-      <w:del w:id="200" w:author="Проект новой редакции" w:date="2026-10-29T11:52:00Z">
+      <w:del w:id="200" w:author="Проект новой редакции" w:date="2026-10-29T12:18:00Z">
         <w:r>
           <w:delText>Бейсенгазин Куаныш</w:delText>
         </w:r>
@@ -4089,7 +4089,34 @@
     <w:hidden/>
     <w:uiPriority w:val="99"/>
     <w:semiHidden/>
-    <w:rsid w:val="00F91A49"/>
+    <w:rsid w:val="00223963"/>
+  </w:style>
+  <w:style w:type="paragraph" w:styleId="ad">
+    <w:name w:val="Balloon Text"/>
+    <w:basedOn w:val="a"/>
+    <w:link w:val="ae"/>
+    <w:uiPriority w:val="99"/>
+    <w:semiHidden/>
+    <w:unhideWhenUsed/>
+    <w:rsid w:val="00223963"/>
+    <w:rPr>
+      <w:rFonts w:ascii="Segoe UI" w:hAnsi="Segoe UI" w:cs="Segoe UI"/>
+      <w:sz w:val="18"/>
+      <w:szCs w:val="18"/>
+    </w:rPr>
+  </w:style>
+  <w:style w:type="character" w:customStyle="1" w:styleId="ae">
+    <w:name w:val="Текст выноски Знак"/>
+    <w:basedOn w:val="a0"/>
+    <w:link w:val="ad"/>
+    <w:uiPriority w:val="99"/>
+    <w:semiHidden/>
+    <w:rsid w:val="00223963"/>
+    <w:rPr>
+      <w:rFonts w:ascii="Segoe UI" w:hAnsi="Segoe UI" w:cs="Segoe UI"/>
+      <w:sz w:val="18"/>
+      <w:szCs w:val="18"/>
+    </w:rPr>
   </w:style>
 </w:styles>
 </file>
